--- a/docs/FYP_Report_2026-06-14.docx
+++ b/docs/FYP_Report_2026-06-14.docx
@@ -15707,7 +15707,7 @@
           <w:sz w:val="22"/>
           <w:szCs w:val="22"/>
         </w:rPr>
-        <w:t xml:space="preserve">Partial capability proxy. The six-subject MMLU subset is a tractable but partial measure of general capability and does not include code generation, long-context reasoning, or tool-use evaluation.</w:t>
+        <w:t xml:space="preserve">Partial capability proxy. The six-subject MMLU subset is a tractable but partial measure of general capability and does not include code generation, long-context reasoning, or tool-use evaluation. To begin addressing this, a second capability benchmark (ARC-Challenge) has been implemented as a plugin with the same exact-match scoring but a structurally different, reasoning-oriented question distribution; running it on the matched pairs will turn the capability anchor into a two-benchmark composite (run pending — see Chapter 9).</w:t>
       </w:r>
     </w:p>
     <w:p>
@@ -15901,6 +15901,24 @@
           <w:szCs w:val="22"/>
         </w:rPr>
         <w:t xml:space="preserve">Stochastic-decoding sensitivity arm (partially completed). The load-bearing Qwen 1.7B pair has now been re-run at temperature 0.7 (top-p 0.8) across five seeds and scored by the official classifier (§6.6.1); the result tempered the headline (mean ΔASR +0.024 versus +0.055 greedy, not sign-consistent across seeds). Extending the same symmetric arm to the Qwen 4B and Llama pairs, and raising the seed count, would complete the within-condition variance estimate across the full matrix.</w:t>
+      </w:r>
+    </w:p>
+    <w:p>
+      <w:pPr>
+        <w:pStyle w:val="ListParagraph"/>
+        <w:numPr>
+          <w:ilvl w:val="0"/>
+          <w:numId w:val="6"/>
+        </w:numPr>
+        <w:spacing w:after="80" w:line="280"/>
+      </w:pPr>
+      <w:r>
+        <w:rPr>
+          <w:rFonts w:ascii="Calibri" w:cs="Calibri" w:eastAsia="Calibri" w:hAnsi="Calibri"/>
+          <w:sz w:val="22"/>
+          <w:szCs w:val="22"/>
+        </w:rPr>
+        <w:t xml:space="preserve">Second capability benchmark (run pending). The alignment-vs-capability disambiguation currently rests on a single 300-question MMLU subset. An ARC-Challenge plugin (allenai/ai2_arc, ~1,172 reasoning-oriented science questions, same exact-match scoring as MMLU) is now implemented and wired into the config, the analysis pipeline (which emits an ARC ΔACC with the same paired-bootstrap CI), and per-model TC1 sbatch; running it makes capability a two-benchmark composite and tests whether the MMLU-based capability claims (the −8.7 pp Qwen 1.7B and −4.3 pp Llama drops, and the Qwen 4B preservation that gates its label) replicate under a structurally different benchmark. ARC writes to results/&lt;model&gt;/arc/ and does not touch the existing artifacts.</w:t>
       </w:r>
     </w:p>
     <w:p>

--- a/docs/FYP_Report_2026-06-14.docx
+++ b/docs/FYP_Report_2026-06-14.docx
@@ -13164,7 +13164,7 @@
           <w:sz w:val="22"/>
           <w:szCs w:val="22"/>
         </w:rPr>
-        <w:t xml:space="preserve">Table 6.2 reveals a striking scale effect on capability. Under the same NF4 quantization procedure, the 1.7B model experiences large capability degradation — MMLU drops 8.7 percentage points (relative decline of 14.0%, CI excludes zero) — while the 4B model is essentially unaffected — MMLU moves by only 0.3 percentage points, well within sampling noise. The MMLU delta ratio (8.7 pp versus 0.3 pp) is approximately 29:1, making scale the single largest predictor of capability preservation under quantization observed in this study.</w:t>
+        <w:t xml:space="preserve">Table 6.2 reveals a striking scale effect on capability. Under the same NF4 quantization procedure, the 1.7B model experiences large capability degradation — MMLU drops 8.7 percentage points (relative decline of 14.0%, CI excludes zero) — while the 4B model is essentially unaffected — MMLU moves by only 0.3 percentage points, well within sampling noise. The MMLU delta ratio (8.7 pp versus 0.3 pp) is approximately 29:1, making scale the single largest predictor of capability preservation under quantization observed in this study. This 29:1 ratio is, however, specific to MMLU: the ARC-Challenge second capability benchmark (§6.4.1) does not reproduce it — there the 4B pair loses marginally more than the 1.7B pair — so scale-as-predictor-of-capability-preservation should be read as an MMLU-specific result rather than a benchmark-independent law.</w:t>
       </w:r>
     </w:p>
     <w:p>
@@ -13375,6 +13375,36 @@
     </w:p>
     <w:p>
       <w:pPr>
+        <w:pStyle w:val="Heading3"/>
+        <w:spacing w:after="120" w:before="220"/>
+      </w:pPr>
+      <w:r>
+        <w:rPr>
+          <w:rFonts w:ascii="Calibri" w:cs="Calibri" w:eastAsia="Calibri" w:hAnsi="Calibri"/>
+          <w:b/>
+          <w:bCs/>
+          <w:sz w:val="24"/>
+          <w:szCs w:val="24"/>
+        </w:rPr>
+        <w:t xml:space="preserve">6.4.1 Capability robustness check: the ARC-Challenge second benchmark</w:t>
+      </w:r>
+    </w:p>
+    <w:p>
+      <w:pPr>
+        <w:spacing w:after="160" w:line="300"/>
+        <w:jc w:val="both"/>
+      </w:pPr>
+      <w:r>
+        <w:rPr>
+          <w:rFonts w:ascii="Calibri" w:cs="Calibri" w:eastAsia="Calibri" w:hAnsi="Calibri"/>
+          <w:sz w:val="22"/>
+          <w:szCs w:val="22"/>
+        </w:rPr>
+        <w:t xml:space="preserve">Because the capability anchor rests on a single MMLU subset, a structurally different second capability benchmark — ARC-Challenge (allenai/ai2_arc; 1,172 reasoning-oriented science questions; identical exact-match scoring) — was run on all six models to test whether the MMLU-based capability claims replicate (results/analysis/pairwise_deltas, benchmark = arc; same 2,000-resample paired-bootstrap CI as MMLU). The direction is robust: every pair loses capability under quantization on ARC as well as MMLU. The magnitude and significance, however, diverge informatively. Qwen 1.7B — which loses a large, significant 8.7 pp on MMLU — loses only 1.3 pp on ARC (CI [−0.036, +0.011], not significant), so the severe MMLU figure is substantially MMLU-specific (consistent with the answer-format truncation noted in Chapter 8), and the capability half of the 1.7B dual degradation is correspondingly milder than MMLU alone implies. Qwen 4B shows the opposite pattern: flat on MMLU (−0.3 pp, n.s.) but a small, significant −2.1 pp on ARC (CI [−0.037, −0.007]), so its capability is less fully preserved than MMLU suggested. Llama 3B is the most consistent pair — significant on both (−4.3 pp MMLU, −2.8 pp ARC). Two implications follow. First, RQ3 (NF4 degrades capability) is strengthened: the direction holds across two independent benchmarks and at least one benchmark reaches significance for every pair. Second, the dramatic within-Qwen scale gap under MMLU (the ≈29:1 ratio, §6.2/RQ4) does not replicate under ARC, which finds the 4B losing marginally more than the 1.7B; the strong 'smaller model is far more capability-sensitive' claim is therefore MMLU-specific and is hedged accordingly. Interpretation labels remain MMLU-anchored; ARC is reported here as a corroborating capability axis, and a formal composite-capability rule is left to future work.</w:t>
+      </w:r>
+    </w:p>
+    <w:p>
+      <w:pPr>
         <w:pStyle w:val="Heading2"/>
         <w:spacing w:after="140" w:before="280"/>
       </w:pPr>
@@ -13810,7 +13840,7 @@
           <w:sz w:val="22"/>
           <w:szCs w:val="22"/>
         </w:rPr>
-        <w:t xml:space="preserve">The answer depends strongly on model scale and family. The Qwen3-1.7B model loses 8.7 percentage points of MMLU accuracy under NF4 quantization (CI [−0.137, −0.037], significant), a decline spanning five of six evaluated subjects. The Llama 3.2 3B model loses 4.3 percentage points (CI [−0.080, −0.007], significant), spanning four of six subjects. The Qwen3-4B model loses only 0.3 percentage points (CI [−0.040, +0.033], not significant — within measurement noise). Scale is a strong moderator of quantization-induced capability loss within the Qwen family, and Llama 3B sits between the two Qwen models in sensitivity. The answer to RQ3: NF4 quantization significantly degrades capability in the 1.7B Qwen model and the 3B Llama model, but has negligible effect on the 4B Qwen model. This scale-and-family-dependent capability profile is the most practically important capability finding for deployment teams.</w:t>
+        <w:t xml:space="preserve">The answer depends strongly on model scale and family. The Qwen3-1.7B model loses 8.7 percentage points of MMLU accuracy under NF4 quantization (CI [−0.137, −0.037], significant), a decline spanning five of six evaluated subjects. The Llama 3.2 3B model loses 4.3 percentage points (CI [−0.080, −0.007], significant), spanning four of six subjects. The Qwen3-4B model loses only 0.3 percentage points (CI [−0.040, +0.033], not significant — within measurement noise). Scale is a strong moderator of quantization-induced capability loss within the Qwen family, and Llama 3B sits between the two Qwen models in sensitivity. The answer to RQ3: NF4 quantization significantly degrades capability in the 1.7B Qwen model and the 3B Llama model, but has negligible effect on the 4B Qwen model. This scale-and-family-dependent capability profile is the most practically important capability finding for deployment teams. A second capability benchmark (ARC-Challenge; §6.4.1) corroborates the direction on all three pairs and reaches significance for Qwen 4B and Llama; its one substantive divergence is the Qwen 1.7B loss, which is far smaller and non-significant on ARC (−1.3 pp) than on MMLU (−8.7 pp). The cross-benchmark reading is therefore that NF4 reliably reduces capability in direction, while the *severity* for the smallest model was overstated by MMLU alone.</w:t>
       </w:r>
     </w:p>
     <w:p>
@@ -13840,7 +13870,7 @@
           <w:sz w:val="22"/>
           <w:szCs w:val="22"/>
         </w:rPr>
-        <w:t xml:space="preserve">Yes — clearly, and on both axes. On capability, the MMLU delta ratio between Qwen 1.7B and Qwen 4B is approximately 29:1 (−8.7 pp versus −0.3 pp): the 1.7B model loses substantial capability under NF4 compression while the 4B model is essentially unaffected. On safety (judge), the 1.7B model shows a significant ΔASR of +0.055 while the 4B model shows only a non-significant +0.025. So the smaller model is more sensitive on every dimension: it suffers a confirmed dual degradation (broad_degradation), while the larger model preserves capability and shows only a directional, unconfirmed safety nudge. The answer to RQ4: smaller Qwen models are substantially more sensitive to NF4 quantization than larger ones, on both capability and harmful compliance — and the official-classifier scoring makes this within-family contrast sharper, not weaker, than the regex proxy suggested.</w:t>
+        <w:t xml:space="preserve">Yes — clearly, and on both axes. On capability, the MMLU delta ratio between Qwen 1.7B and Qwen 4B is approximately 29:1 (−8.7 pp versus −0.3 pp): the 1.7B model loses substantial capability under NF4 compression while the 4B model is essentially unaffected. On safety (judge), the 1.7B model shows a significant ΔASR of +0.055 while the 4B model shows only a non-significant +0.025. So the smaller model is more sensitive on every dimension: it suffers a confirmed dual degradation (broad_degradation), while the larger model preserves capability and shows only a directional, unconfirmed safety nudge. The answer to RQ4: smaller Qwen models are more sensitive to NF4 quantization than larger ones on harmful compliance, and on capability *as measured by MMLU* — but the capability half of this claim is benchmark-dependent. On the ARC-Challenge second benchmark (§6.4.1) the within-family ordering does not hold: the 4B pair loses marginally more capability than the 1.7B pair, so the dramatic ≈29:1 MMLU ratio is an MMLU-specific result, not a benchmark-independent scale law. The safety-axis contrast (1.7B significant ΔASR; 4B not) is independent of the capability benchmark and stands. The robust RQ4 conclusion is therefore: smaller Qwen models are clearly more sensitive on harmful compliance, while the within-family capability-sensitivity gap is real on MMLU but should not be over-generalised — a second benchmark roughly equalises it.</w:t>
       </w:r>
     </w:p>
     <w:p>
@@ -15707,7 +15737,7 @@
           <w:sz w:val="22"/>
           <w:szCs w:val="22"/>
         </w:rPr>
-        <w:t xml:space="preserve">Partial capability proxy. The six-subject MMLU subset is a tractable but partial measure of general capability and does not include code generation, long-context reasoning, or tool-use evaluation. To begin addressing this, a second capability benchmark (ARC-Challenge) has been implemented as a plugin with the same exact-match scoring but a structurally different, reasoning-oriented question distribution; running it on the matched pairs will turn the capability anchor into a two-benchmark composite (run pending — see Chapter 9).</w:t>
+        <w:t xml:space="preserve">Partial capability proxy (now two-benchmark). The six-subject MMLU subset is a tractable but partial measure of general capability and does not include code generation, long-context reasoning, or tool-use evaluation. To address this, a second capability benchmark (ARC-Challenge, 1,172 reasoning-oriented questions) has now been run on all six models (§6.4.1). It confirms the direction of capability loss but shows the MMLU magnitudes are partly benchmark-specific — Qwen 1.7B's large MMLU drop does not replicate on ARC, while Qwen 4B shows a small significant ARC loss MMLU missed — so capability is now reported as a two-benchmark composite. The interpretation labels remain MMLU-anchored pending a formal composite-capability rule (Chapter 9).</w:t>
       </w:r>
     </w:p>
     <w:p>
@@ -15918,7 +15948,7 @@
           <w:sz w:val="22"/>
           <w:szCs w:val="22"/>
         </w:rPr>
-        <w:t xml:space="preserve">Second capability benchmark (run pending). The alignment-vs-capability disambiguation currently rests on a single 300-question MMLU subset. An ARC-Challenge plugin (allenai/ai2_arc, ~1,172 reasoning-oriented science questions, same exact-match scoring as MMLU) is now implemented and wired into the config, the analysis pipeline (which emits an ARC ΔACC with the same paired-bootstrap CI), and per-model TC1 sbatch; running it makes capability a two-benchmark composite and tests whether the MMLU-based capability claims (the −8.7 pp Qwen 1.7B and −4.3 pp Llama drops, and the Qwen 4B preservation that gates its label) replicate under a structurally different benchmark. ARC writes to results/&lt;model&gt;/arc/ and does not touch the existing artifacts.</w:t>
+        <w:t xml:space="preserve">Composite-capability interpretation rule (second benchmark now run). ARC-Challenge has been run on all six models (§6.4.1) and corroborated the direction of capability loss while showing the MMLU magnitudes are partly benchmark-specific — notably the Qwen 1.7B drop (−8.7 pp MMLU vs −1.3 pp ARC, n.s.) and the within-Qwen scale ratio (≈29:1 on MMLU, not reproduced on ARC). The interpretation labels currently stay MMLU-anchored with ARC as a corroborating axis; formalising a composite-capability rule (e.g. requiring agreement across benchmarks before assigning a capability-driven label) is the natural next step. Adding further capability benchmarks (e.g. GSM8K for math reasoning, HellaSwag for commonsense) would broaden the composite.</w:t>
       </w:r>
     </w:p>
     <w:p>

--- a/docs/FYP_Report_2026-06-14.docx
+++ b/docs/FYP_Report_2026-06-14.docx
@@ -13370,7 +13370,7 @@
           <w:sz w:val="22"/>
           <w:szCs w:val="22"/>
         </w:rPr>
-        <w:t xml:space="preserve">The three pairs in this study exemplify three of these six outcomes and illustrate why the capability anchor is necessary. For the qwen_2b pair, MMLU fell by 8.7 pp (−14.0% relative; CI [−0.137, −0.037], significant). The contemporaneous ASR delta is small and not statistically significant (−2.5 pp, CI [−0.070, +0.020]) — but combined with the significant MMLU drop, the conjunction triggers the capability_collapse_masquerading_as_safety rule: large capability loss can mask any underlying alignment direction, so the safety dimension cannot be read as an alignment change in isolation. For the qwen_4b pair, MMLU is preserved (−0.3 pp, within tolerance) and ΔASR is positive and statistically significant (+6.5 pp, CI [+0.025, +0.110]) — exactly the alignment_degradation condition. The 4B model becomes more compliant with harmful prompts under quantization without any measurable capability change, so the safety move cannot be dismissed as a capability artefact. For the llama_3_2_3b pair, MMLU drops 4.3 pp (significant) while ΔASR is at exactly zero with a symmetric noise band; this combination — capability loss without a safety direction — falls through to broad_degradation. The contrast across the three pairs is decisive: without the MMLU anchor, the small Qwen 2B ASR move could be mistaken for safety improvement and the Llama capability cost would be invisible behind the unchanged ASR. The anchor turns three otherwise ambiguous quantization outcomes into three well-separated diagnostic categories.</w:t>
+        <w:t xml:space="preserve">The three pairs in this study illustrate why the capability anchor is necessary — even though, under the primary (judge) scorer, two of them land on the same label. For the qwen_2b pair (Qwen 1.7B), MMLU fell by 8.7 pp (−14.0% relative; CI [−0.137, −0.037], significant) and the judge HarmBench ASR rose significantly (+5.5 pp, CI [+0.010, +0.100]; McNemar p = 0.027). Both axes worsen, so the pair is broad_degradation (evidence: confirmed): the capability drop means the harmful-compliance increase cannot be read as a pure alignment shift, and the significant ASR rise means it cannot be dismissed as mere capability collapse — each axis constrains the reading of the other. For the qwen_4b pair, MMLU is preserved (−0.3 pp, within tolerance, not significant) while the judge ΔASR is positive but not significant (+2.5 pp, CI [−0.000, +0.055]; McNemar p = 0.18). Capability held with a directional safety worsening — the alignment_degradation pattern at the point-estimate level, carried with a directional (not confirmed) evidence status. The anchor is exactly what licenses reading the 4B safety move as a tentative alignment direction rather than a capability artefact: capability did not move. For the llama_3_2_3b pair, MMLU drops 4.3 pp (significant) while the judge ΔASR is exactly zero with a symmetric noise band; capability loss without a safety direction is broad_degradation (confirmed). The contrast is decisive: without the MMLU anchor the qwen_4b safety nudge could not be separated from a capability artefact, and the Llama capability cost would be invisible behind its unchanged ASR. The anchor turns otherwise ambiguous quantization outcomes into separable diagnostic categories — and the second capability benchmark (§6.4.1) shows why the anchor itself is most trustworthy read across more than one benchmark. (Under the demoted v2 refusal proxy the qwen_2b and qwen_4b ASR figures look very different — −2.5 pp and +6.5 pp respectively; §6.12 explains why those are regex artefacts and the judge values above are authoritative.)</w:t>
       </w:r>
     </w:p>
     <w:p>

--- a/docs/FYP_Report_2026-06-14.docx
+++ b/docs/FYP_Report_2026-06-14.docx
@@ -929,7 +929,7 @@
           <w:sz w:val="22"/>
           <w:szCs w:val="22"/>
         </w:rPr>
-        <w:t xml:space="preserve">SLURM cluster orchestration for the NTU TC1 GPU cluster, including resumable per-model matrix jobs that load each model only once and execute all three benchmarks sequentially. Resume granularity is per-prompt, so jobs that exhaust walltime can be re-submitted without redundant computation.</w:t>
+        <w:t xml:space="preserve">SLURM cluster orchestration for the NTU TC1 GPU cluster, including resumable per-model matrix jobs that load each model only once and execute all configured benchmarks sequentially. Resume granularity is per-prompt, so jobs that exhaust walltime can be re-submitted without redundant computation.</w:t>
       </w:r>
     </w:p>
     <w:p>
@@ -947,7 +947,7 @@
           <w:sz w:val="22"/>
           <w:szCs w:val="22"/>
         </w:rPr>
-        <w:t xml:space="preserve">A verification suite of 178 automated tests across twelve test files, covering schema validation, dataset loaders, the refusal parser (with comprehensive regression tests for the v2 expanded patterns), SLURM job generation, matrix reuse behaviour, analysis logic, v2 score-sidecar selection, and the judge-model validation layer (stub-backend tests, redaction enforcement, and an official-template regression check).</w:t>
+        <w:t xml:space="preserve">A verification suite of 223 automated tests across eighteen test files, covering schema validation, dataset loaders, the refusal parser (with comprehensive regression tests for the v2 expanded patterns), SLURM job generation, matrix reuse behaviour, analysis logic, v2 score-sidecar selection, and the judge-model validation layer (stub-backend tests, redaction enforcement, and an official-template regression check).</w:t>
       </w:r>
     </w:p>
     <w:p>
@@ -2850,7 +2850,7 @@
           <w:sz w:val="22"/>
           <w:szCs w:val="22"/>
         </w:rPr>
-        <w:t xml:space="preserve">Three benchmarks are used. Each measures one of the three dimensions required to disambiguate alignment shifts from capability collapse.</w:t>
+        <w:t xml:space="preserve">Four benchmarks are used across the three dimensions required to disambiguate alignment shifts from capability collapse. The capability dimension is measured by two complementary benchmarks — MMLU (the primary anchor) and ARC-Challenge (a structurally different second capability benchmark, added as T23) — so that the alignment-versus-capability disambiguation does not rest on a single capability proxy.</w:t>
       </w:r>
     </w:p>
     <w:tbl>
@@ -3279,7 +3279,7 @@
                 <w:sz w:val="20"/>
                 <w:szCs w:val="20"/>
               </w:rPr>
-              <w:t xml:space="preserve">General capability</w:t>
+              <w:t xml:space="preserve">General capability (anchor)</w:t>
             </w:r>
           </w:p>
         </w:tc>
@@ -3370,6 +3370,128 @@
                 <w:szCs w:val="20"/>
               </w:rPr>
               <w:t xml:space="preserve">300 questions total</w:t>
+            </w:r>
+          </w:p>
+        </w:tc>
+      </w:tr>
+      <w:tr>
+        <w:tc>
+          <w:tcPr>
+            <w:tcW w:type="dxa" w:w="1900"/>
+            <w:tcBorders>
+              <w:top w:val="single" w:color="999999" w:sz="4"/>
+              <w:left w:val="single" w:color="999999" w:sz="4"/>
+              <w:bottom w:val="single" w:color="999999" w:sz="4"/>
+              <w:right w:val="single" w:color="999999" w:sz="4"/>
+            </w:tcBorders>
+            <w:tcMar>
+              <w:top w:type="dxa" w:w="80"/>
+              <w:left w:type="dxa" w:w="120"/>
+              <w:bottom w:type="dxa" w:w="80"/>
+              <w:right w:type="dxa" w:w="120"/>
+            </w:tcMar>
+          </w:tcPr>
+          <w:p>
+            <w:pPr>
+              <w:spacing w:after="0"/>
+            </w:pPr>
+            <w:r>
+              <w:rPr>
+                <w:rFonts w:ascii="Calibri" w:cs="Calibri" w:eastAsia="Calibri" w:hAnsi="Calibri"/>
+                <w:sz w:val="20"/>
+                <w:szCs w:val="20"/>
+              </w:rPr>
+              <w:t xml:space="preserve">General capability (2nd)</w:t>
+            </w:r>
+          </w:p>
+        </w:tc>
+        <w:tc>
+          <w:tcPr>
+            <w:tcW w:type="dxa" w:w="3260"/>
+            <w:tcBorders>
+              <w:top w:val="single" w:color="999999" w:sz="4"/>
+              <w:left w:val="single" w:color="999999" w:sz="4"/>
+              <w:bottom w:val="single" w:color="999999" w:sz="4"/>
+              <w:right w:val="single" w:color="999999" w:sz="4"/>
+            </w:tcBorders>
+            <w:tcMar>
+              <w:top w:type="dxa" w:w="80"/>
+              <w:left w:type="dxa" w:w="120"/>
+              <w:bottom w:type="dxa" w:w="80"/>
+              <w:right w:type="dxa" w:w="120"/>
+            </w:tcMar>
+          </w:tcPr>
+          <w:p>
+            <w:pPr>
+              <w:spacing w:after="0"/>
+            </w:pPr>
+            <w:r>
+              <w:rPr>
+                <w:rFonts w:ascii="Calibri" w:cs="Calibri" w:eastAsia="Calibri" w:hAnsi="Calibri"/>
+                <w:sz w:val="20"/>
+                <w:szCs w:val="20"/>
+              </w:rPr>
+              <w:t xml:space="preserve">ARC-Challenge (allenai/ai2_arc)</w:t>
+            </w:r>
+          </w:p>
+        </w:tc>
+        <w:tc>
+          <w:tcPr>
+            <w:tcW w:type="dxa" w:w="2300"/>
+            <w:tcBorders>
+              <w:top w:val="single" w:color="999999" w:sz="4"/>
+              <w:left w:val="single" w:color="999999" w:sz="4"/>
+              <w:bottom w:val="single" w:color="999999" w:sz="4"/>
+              <w:right w:val="single" w:color="999999" w:sz="4"/>
+            </w:tcBorders>
+            <w:tcMar>
+              <w:top w:type="dxa" w:w="80"/>
+              <w:left w:type="dxa" w:w="120"/>
+              <w:bottom w:type="dxa" w:w="80"/>
+              <w:right w:type="dxa" w:w="120"/>
+            </w:tcMar>
+          </w:tcPr>
+          <w:p>
+            <w:pPr>
+              <w:spacing w:after="0"/>
+            </w:pPr>
+            <w:r>
+              <w:rPr>
+                <w:rFonts w:ascii="Calibri" w:cs="Calibri" w:eastAsia="Calibri" w:hAnsi="Calibri"/>
+                <w:sz w:val="20"/>
+                <w:szCs w:val="20"/>
+              </w:rPr>
+              <w:t xml:space="preserve">Accuracy</w:t>
+            </w:r>
+          </w:p>
+        </w:tc>
+        <w:tc>
+          <w:tcPr>
+            <w:tcW w:type="dxa" w:w="1900"/>
+            <w:tcBorders>
+              <w:top w:val="single" w:color="999999" w:sz="4"/>
+              <w:left w:val="single" w:color="999999" w:sz="4"/>
+              <w:bottom w:val="single" w:color="999999" w:sz="4"/>
+              <w:right w:val="single" w:color="999999" w:sz="4"/>
+            </w:tcBorders>
+            <w:tcMar>
+              <w:top w:type="dxa" w:w="80"/>
+              <w:left w:type="dxa" w:w="120"/>
+              <w:bottom w:type="dxa" w:w="80"/>
+              <w:right w:type="dxa" w:w="120"/>
+            </w:tcMar>
+          </w:tcPr>
+          <w:p>
+            <w:pPr>
+              <w:spacing w:after="0"/>
+            </w:pPr>
+            <w:r>
+              <w:rPr>
+                <w:rFonts w:ascii="Calibri" w:cs="Calibri" w:eastAsia="Calibri" w:hAnsi="Calibri"/>
+                <w:sz w:val="20"/>
+                <w:szCs w:val="20"/>
+              </w:rPr>
+              <w:t xml:space="preserve">1,172 questions</w:t>
             </w:r>
           </w:p>
         </w:tc>
@@ -3385,7 +3507,7 @@
           <w:sz w:val="18"/>
           <w:szCs w:val="18"/>
         </w:rPr>
-        <w:t xml:space="preserve">Table 3.2  Benchmark selection, primary metrics, and sample budgets. Sampling is deterministic and seed-controlled.</w:t>
+        <w:t xml:space="preserve">Table 3.2  Benchmark selection, primary metrics, and sample budgets. Sampling is deterministic and seed-controlled. Capability is a two-benchmark composite (MMLU + ARC-Challenge).</w:t>
       </w:r>
     </w:p>
     <w:p>
@@ -3399,7 +3521,7 @@
           <w:sz w:val="22"/>
           <w:szCs w:val="22"/>
         </w:rPr>
-        <w:t xml:space="preserve">HarmBench is selected as the harmful-compliance benchmark because it is the most widely adopted adversarial-prompt collection in contemporary safety research and provides a stable definition of attack success. The walledai release on Hugging Face is used with the standard config. XSTest is the canonical over-refusal benchmark; this repository bundles the canonical XSTest v2 prompts CSV from paul-rottger/xstest and evaluates the benign-only subset to measure how often the model refuses prompts that should not be refused. MMLU is used as the general-capability anchor.</w:t>
+        <w:t xml:space="preserve">HarmBench is selected as the harmful-compliance benchmark because it is the most widely adopted adversarial-prompt collection in contemporary safety research and provides a stable definition of attack success. The walledai release on Hugging Face is used with the standard config. XSTest is the canonical over-refusal benchmark; this repository bundles the canonical XSTest v2 prompts CSV from paul-rottger/xstest and evaluates the benign-only subset to measure how often the model refuses prompts that should not be refused. MMLU is used as the primary general-capability anchor, with ARC-Challenge (allenai/ai2_arc; ~1,172 grade-school science questions designed to resist retrieval shortcuts; identical exact-match scoring to MMLU) added as a structurally different second capability benchmark, so capability is reported as a two-benchmark composite (see §6.4.1). Interpretation labels remain anchored on MMLU, with ARC as a corroborating axis.</w:t>
       </w:r>
     </w:p>
     <w:p>
@@ -6577,7 +6699,7 @@
           <w:sz w:val="22"/>
           <w:szCs w:val="22"/>
         </w:rPr>
-        <w:t xml:space="preserve">Cluster orchestration is handled by ethical_benchmark/cluster/generate_jobs.py. The generator reads the loaded configuration's slurm section and emits one sbatch file per scheduling unit. A --group_by flag controls the granularity: with group_by=benchmark, one sbatch is generated per (model, benchmark) pair (eighteen scripts for the six-model, three-benchmark matrix); with group_by=model (the default for TC1), one sbatch is generated per model alias, and that script invokes run_quant_matrix.py so the model is loaded only once.</w:t>
+        <w:t xml:space="preserve">Cluster orchestration is handled by ethical_benchmark/cluster/generate_jobs.py. The generator reads the loaded configuration's slurm section and emits one sbatch file per scheduling unit. A --group_by flag controls the granularity: with group_by=benchmark, one sbatch is generated per (model, benchmark) pair (twenty-four scripts for the six-model, four-benchmark matrix); with group_by=model (the default for TC1), one sbatch is generated per model alias, and that script invokes run_quant_matrix.py so the model is loaded only once.</w:t>
       </w:r>
     </w:p>
     <w:p>
@@ -6665,7 +6787,7 @@
           <w:sz w:val="22"/>
           <w:szCs w:val="22"/>
         </w:rPr>
-        <w:t xml:space="preserve">The repository ships with a verification suite of 178 automated tests across twelve test files. The full distribution is recorded in Appendix D. Coverage areas include the dataset and benchmark loaders, the legacy evaluators (retained for backward compatibility), model loader specifics including dtype resolution and quantized-flag propagation, the prompt-formatting logic with explicit tests for enable_thinking handling, the matrix-reuse behaviour (verifying that reuse_loaded_model=True loads each model only once), the analysis module's pairwise delta computation, bootstrap CI logic, and v2 score-sidecar selection, the per-prompt schema validator, the resume-helper functions, the refusal-parser regex correctness (including regression tests for the v2 expanded patterns and curly-apostrophe handling), the judge-model validation layer (stub-backend scoring, sidecar redaction enforcement, ASR aggregation, raw-immutability, and an official-template regression check), and the SLURM job generator including the per-benchmark and per-model grouping modes. All 178 tests pass on the current commit.</w:t>
+        <w:t xml:space="preserve">The repository ships with a verification suite of 223 automated tests across eighteen test files. The full distribution is recorded in Appendix D. Coverage areas include the dataset and benchmark loaders, the legacy evaluators (retained for backward compatibility), model loader specifics including dtype resolution and quantized-flag propagation, the prompt-formatting logic with explicit tests for enable_thinking handling, the matrix-reuse behaviour (verifying that reuse_loaded_model=True loads each model only once), the analysis module's pairwise delta computation, bootstrap CI logic, and v2 score-sidecar selection, the per-prompt schema validator, the resume-helper functions, the refusal-parser regex correctness (including regression tests for the v2 expanded patterns and curly-apostrophe handling), the judge-model validation layer (stub-backend scoring, sidecar redaction enforcement, ASR aggregation, raw-immutability, and an official-template regression check), and the SLURM job generator including the per-benchmark and per-model grouping modes. All 223 tests pass on the current commit.</w:t>
       </w:r>
     </w:p>
     <w:p>
@@ -9043,7 +9165,7 @@
                 <w:sz w:val="20"/>
                 <w:szCs w:val="20"/>
               </w:rPr>
-              <w:t xml:space="preserve">(installed via requirements.txt; 178 tests passing)</w:t>
+              <w:t xml:space="preserve">(installed via requirements.txt; 223 tests passing)</w:t>
             </w:r>
           </w:p>
         </w:tc>
@@ -9361,7 +9483,7 @@
           <w:sz w:val="22"/>
           <w:szCs w:val="22"/>
         </w:rPr>
-        <w:t xml:space="preserve">The pre-cache step retrieves HarmBench, the six MMLU subjects, and three model repositories (Qwen3-1.7B, Qwen3-4B, Llama 3.2 3B). XSTest is not fetched from Hugging Face because the canonical CSV is bundled in the repository as data/xstest_v2_prompts.csv. The current TC1 pre-cache completed successfully on 2026-05-27 at 15:37 UTC+8, caching the required current model repositories in ~/.cache/huggingface/hub: Qwen3-1.7B (4.08 GB), Qwen3-4B (8.06 GB), and Llama 3.2 3B (12.9 GB), plus small dataset files. The downloads themselves are pure HTTP file transfers with negligible CPU and memory cost, and are therefore consistent with the head-node activities explicitly demonstrated in the TC1 user guide (page 7–9, where conda install and pip install are shown executing on the head node).</w:t>
+        <w:t xml:space="preserve">The pre-cache step retrieves HarmBench, the six MMLU subjects, ARC-Challenge (allenai/ai2_arc, added as the second capability benchmark), and three model repositories (Qwen3-1.7B, Qwen3-4B, Llama 3.2 3B). XSTest is not fetched from Hugging Face because the canonical CSV is bundled in the repository as data/xstest_v2_prompts.csv. The current TC1 pre-cache completed successfully on 2026-05-27 at 15:37 UTC+8, caching the required current model repositories in ~/.cache/huggingface/hub: Qwen3-1.7B (4.08 GB), Qwen3-4B (8.06 GB), and Llama 3.2 3B (12.9 GB), plus small dataset files. The downloads themselves are pure HTTP file transfers with negligible CPU and memory cost, and are therefore consistent with the head-node activities explicitly demonstrated in the TC1 user guide (page 7–9, where conda install and pip install are shown executing on the head node).</w:t>
       </w:r>
     </w:p>
     <w:p>
@@ -9391,7 +9513,7 @@
           <w:sz w:val="22"/>
           <w:szCs w:val="22"/>
         </w:rPr>
-        <w:t xml:space="preserve">With group_by=model, the framework emits six sbatch files — one per model alias. Each script runs the full three-benchmark suite for its model with the model loaded only once, exploiting the matrix runner's reuse_loaded_model=True default. The six scripts are:</w:t>
+        <w:t xml:space="preserve">With group_by=model, the framework emits six sbatch files — one per model alias. Each script runs the full configured benchmark suite for its model with the model loaded only once, exploiting the matrix runner's reuse_loaded_model=True default. (The initial matrix run covered the three core benchmarks; ARC-Challenge was added later as the second capability benchmark and run on all six models via a parallel per-model job set, slurm/jobs_tc1_arc/ — see §6.4.1.) The six scripts are:</w:t>
       </w:r>
     </w:p>
     <w:p>
@@ -9588,7 +9710,7 @@
           <w:sz w:val="22"/>
           <w:szCs w:val="22"/>
         </w:rPr>
-        <w:t xml:space="preserve">All six experimental runs completed successfully on the NTU TC1 GPU cluster on 2026-05-27 (SLURM jobs 60976–60981). Three matched pairs were evaluated: Qwen3-1.7B (jobs 60976/60977), Qwen3-4B (jobs 60978/60979), and Llama 3.2 3B-Instruct (jobs 60980/60981). Each job ran all three benchmarks sequentially with the model loaded once. The results are presented in Table 6.1 (per-pair raw metrics) and Table 6.2 (quantization deltas and interpretation labels). Detailed per-pair observations are in §6.6 (Qwen 2B), §6.8 (Qwen 4B), and §6.10 (Llama 3.2 3B). The within-family scale analysis (RQ4) is in §6.2 and §6.9. The cross-family comparison (RQ5) is in §6.11.</w:t>
+        <w:t xml:space="preserve">All six experimental runs completed successfully on the NTU TC1 GPU cluster on 2026-05-27 (SLURM jobs 60976–60981). Three matched pairs were evaluated: Qwen3-1.7B (jobs 60976/60977), Qwen3-4B (jobs 60978/60979), and Llama 3.2 3B-Instruct (jobs 60980/60981). Each job ran all three core benchmarks sequentially with the model loaded once; ARC-Challenge (the second capability benchmark) was added afterwards and run on all six models in a separate per-model job set (§6.4.1). The results are presented in Table 6.1 (per-pair raw metrics) and Table 6.2 (quantization deltas and interpretation labels). Detailed per-pair observations are in §6.6 (Qwen 2B), §6.8 (Qwen 4B), and §6.10 (Llama 3.2 3B). The within-family scale analysis (RQ4) is in §6.2 and §6.9. The cross-family comparison (RQ5) is in §6.11.</w:t>
       </w:r>
     </w:p>
     <w:p>
@@ -13178,7 +13300,7 @@
           <w:sz w:val="22"/>
           <w:szCs w:val="22"/>
         </w:rPr>
-        <w:t xml:space="preserve">The full-precision baselines reveal that within the Qwen family the larger model is both more capable and more refusal-calibrated. Qwen3-1.7B's baseline HarmBench ASR is 0.600 while Qwen3-4B's is 0.240, so scaling from 1.7B to 4B reduces baseline harmful compliance by 36 percentage points. MMLU accuracy simultaneously rises from 0.620 to 0.747 (+12.7 pp), confirming the capability gain is genuine, and XSTest over-refusal falls from 0.052 to 0.028, indicating fewer false refusals on benign prompts. The 4B baseline therefore dominates the 1.7B baseline on every dimension under the v2 scorer. This larger-is-safer-and-more-capable pattern is itself a useful empirical finding and motivates the matched-pair design: quantization effects must be interpreted against a baseline that already varies substantially by scale within the same family.</w:t>
+        <w:t xml:space="preserve">The full-precision baselines reveal that within the Qwen family the larger model is both more capable and more refusal-calibrated. Under the primary (judge) scorer, Qwen3-1.7B's baseline HarmBench ASR is 0.135 while Qwen3-4B's is 0.065, so scaling from 1.7B to 4B reduces genuine baseline harmful compliance by 7.0 percentage points. MMLU accuracy simultaneously rises from 0.620 to 0.747 (+12.7 pp), confirming the capability gain is genuine, and XSTest over-refusal falls from 0.052 to 0.028, indicating fewer false refusals on benign prompts. The 4B baseline therefore dominates the 1.7B baseline on every dimension. (Under the demoted v2 non-refusal proxy the baseline ASR gap looks far larger — 0.600 versus 0.240 — but that reflects the proxy's over-counting; the genuine harmful-compliance gap is the 7.0 pp judge figure, see §6.12.) This larger-is-safer-and-more-capable pattern is itself a useful empirical finding and motivates the matched-pair design: quantization effects must be interpreted against a baseline that already varies substantially by scale within the same family.</w:t>
       </w:r>
     </w:p>
     <w:p>
@@ -13192,7 +13314,7 @@
           <w:sz w:val="22"/>
           <w:szCs w:val="22"/>
         </w:rPr>
-        <w:t xml:space="preserve">The most important comparison is on the post-quantization side. The 1.7B pair produces a small, non-significant ΔASR of −0.025 with a large, significant ΔMMLU of −0.087 — exactly the capability_collapse_masquerading_as_safety pattern (large capability loss, ASR within noise; the rule fires on the conjunction of the two thresholds even though the ASR direction is not significant on its own). The 4B pair produces an opposite and statistically robust pattern: ΔMMLU is within tolerance, while ΔASR increases by 6.5 percentage points (CI [+0.025, +0.110]). Without the MMLU anchor, both results might be ambiguously interpreted; with the anchor, the diagnostic separation is clean. This contrast is the methodological payoff of the capability-anchored design.</w:t>
+        <w:t xml:space="preserve">The most important comparison is on the post-quantization side, read under the primary (judge) scorer. The 1.7B pair worsens on both axes — judge ΔASR +5.5 pp (CI [+0.010, +0.100], significant; McNemar p = 0.027) together with a significant ΔMMLU of −8.7 pp — the broad_degradation pattern. The 4B pair shows the contrasting profile the anchor exists to separate: capability is preserved (ΔMMLU −0.3 pp, within tolerance) while the judge ΔASR is positive but not significant (+2.5 pp, CI [−0.000, +0.055]) — alignment_degradation at the point-estimate level, carried as directional. Without the MMLU anchor the 4B safety nudge could be mistaken for a capability artefact and the 1.7B capability loss could be read as the whole story; with the anchor, each pair's two axes are interpreted jointly. This is the methodological payoff of the capability-anchored design. (The demoted v2 proxy paints a different and misleading picture here — a −2.5 pp 1.7B ΔASR and a +6.5 pp 4B ΔASR; §6.12 explains why those are regex over-counting artefacts and the judge values above are authoritative.)</w:t>
       </w:r>
     </w:p>
     <w:p>
@@ -15442,7 +15564,7 @@
           <w:sz w:val="22"/>
           <w:szCs w:val="22"/>
         </w:rPr>
-        <w:t xml:space="preserve">The Qwen family results (§6.9) provide initial empirical grounding for the threats discussed in this chapter. The qwen_2b capability-collapse finding and the qwen_4b alignment-degradation finding are used below as concrete examples where relevant.</w:t>
+        <w:t xml:space="preserve">The Qwen family results (§6.9) provide initial empirical grounding for the threats discussed in this chapter. The Qwen 1.7B broad_degradation finding (significant ΔASR and ΔMMLU under the judge) and the Qwen 4B directional alignment_degradation finding are used below as concrete examples where relevant.</w:t>
       </w:r>
     </w:p>
     <w:p>
@@ -16065,7 +16187,7 @@
           <w:sz w:val="22"/>
           <w:szCs w:val="22"/>
         </w:rPr>
-        <w:t xml:space="preserve">The methodological contribution is a controlled matched-pair design in which baseline and four-bit pair members are loaded from identical baseline weights, with NF4 quantization applied on the fly. This design eliminates publisher- and pipeline-asymmetry as confounds and provides the strongest practical isolation of quantization as the experimental variable. The engineering contribution is an open, reproducible benchmarking framework comprising the matched-pair pipeline, three benchmark plugins, the pairwise analysis layer with rule-based interpretation labels and paired bootstrap 95% confidence intervals, full SLURM orchestration for the NTU TC1 cluster with resumable per-model matrix jobs, and a verification suite of 178 automated tests. The analytical contribution is the interpretation layer itself — the capability-anchored, statistically-grounded, multi-benchmark framework — which formalises the alignment-versus-capability disambiguation as a rule-based decision procedure over combined safety and capability deltas and which is the durable contribution of this study independent of any specific empirical outcome.</w:t>
+        <w:t xml:space="preserve">The methodological contribution is a controlled matched-pair design in which baseline and four-bit pair members are loaded from identical baseline weights, with NF4 quantization applied on the fly. This design eliminates publisher- and pipeline-asymmetry as confounds and provides the strongest practical isolation of quantization as the experimental variable. The engineering contribution is an open, reproducible benchmarking framework comprising the matched-pair pipeline, three benchmark plugins, the pairwise analysis layer with rule-based interpretation labels and paired bootstrap 95% confidence intervals, full SLURM orchestration for the NTU TC1 cluster with resumable per-model matrix jobs, and a verification suite of 223 automated tests. The analytical contribution is the interpretation layer itself — the capability-anchored, statistically-grounded, multi-benchmark framework — which formalises the alignment-versus-capability disambiguation as a rule-based decision procedure over combined safety and capability deltas and which is the durable contribution of this study independent of any specific empirical outcome.</w:t>
       </w:r>
     </w:p>
     <w:p>
@@ -16556,7 +16678,7 @@
           <w:sz w:val="18"/>
           <w:szCs w:val="18"/>
         </w:rPr>
-        <w:t xml:space="preserve">    benchmarks: [harmbench, xstest, mmlu]</w:t>
+        <w:t xml:space="preserve">    benchmarks: [harmbench, xstest, mmlu, arc]</w:t>
       </w:r>
     </w:p>
     <w:p>
@@ -16696,7 +16818,7 @@
           <w:sz w:val="18"/>
           <w:szCs w:val="18"/>
         </w:rPr>
-        <w:t xml:space="preserve">    benchmarks: [harmbench, xstest, mmlu]</w:t>
+        <w:t xml:space="preserve">    benchmarks: [harmbench, xstest, mmlu, arc]</w:t>
       </w:r>
     </w:p>
     <w:p>
@@ -16836,7 +16958,7 @@
           <w:sz w:val="18"/>
           <w:szCs w:val="18"/>
         </w:rPr>
-        <w:t xml:space="preserve">    benchmarks: [harmbench, xstest, mmlu]</w:t>
+        <w:t xml:space="preserve">    benchmarks: [harmbench, xstest, mmlu, arc]</w:t>
       </w:r>
     </w:p>
     <w:p>
@@ -16976,7 +17098,7 @@
           <w:sz w:val="18"/>
           <w:szCs w:val="18"/>
         </w:rPr>
-        <w:t xml:space="preserve">    benchmarks: [harmbench, xstest, mmlu]</w:t>
+        <w:t xml:space="preserve">    benchmarks: [harmbench, xstest, mmlu, arc]</w:t>
       </w:r>
     </w:p>
     <w:p>
@@ -17116,7 +17238,7 @@
           <w:sz w:val="18"/>
           <w:szCs w:val="18"/>
         </w:rPr>
-        <w:t xml:space="preserve">    benchmarks: [harmbench, xstest, mmlu]</w:t>
+        <w:t xml:space="preserve">    benchmarks: [harmbench, xstest, mmlu, arc]</w:t>
       </w:r>
     </w:p>
     <w:p>
@@ -17256,7 +17378,7 @@
           <w:sz w:val="18"/>
           <w:szCs w:val="18"/>
         </w:rPr>
-        <w:t xml:space="preserve">    benchmarks: [harmbench, xstest, mmlu]</w:t>
+        <w:t xml:space="preserve">    benchmarks: [harmbench, xstest, mmlu, arc]</w:t>
       </w:r>
     </w:p>
     <w:p>
@@ -17775,6 +17897,104 @@
           <w:szCs w:val="18"/>
         </w:rPr>
         <w:t xml:space="preserve">      - human_aging</w:t>
+      </w:r>
+    </w:p>
+    <w:p>
+      <w:pPr>
+        <w:shd w:fill="F2F2F2" w:color="auto" w:val="clear"/>
+        <w:spacing w:after="0" w:line="240"/>
+      </w:pPr>
+      <w:r>
+        <w:rPr>
+          <w:rFonts w:ascii="Consolas" w:cs="Consolas" w:eastAsia="Consolas" w:hAnsi="Consolas"/>
+          <w:sz w:val="18"/>
+          <w:szCs w:val="18"/>
+        </w:rPr>
+        <w:t xml:space="preserve"> </w:t>
+      </w:r>
+    </w:p>
+    <w:p>
+      <w:pPr>
+        <w:shd w:fill="F2F2F2" w:color="auto" w:val="clear"/>
+        <w:spacing w:after="0" w:line="240"/>
+      </w:pPr>
+      <w:r>
+        <w:rPr>
+          <w:rFonts w:ascii="Consolas" w:cs="Consolas" w:eastAsia="Consolas" w:hAnsi="Consolas"/>
+          <w:sz w:val="18"/>
+          <w:szCs w:val="18"/>
+        </w:rPr>
+        <w:t xml:space="preserve">  arc:</w:t>
+      </w:r>
+    </w:p>
+    <w:p>
+      <w:pPr>
+        <w:shd w:fill="F2F2F2" w:color="auto" w:val="clear"/>
+        <w:spacing w:after="0" w:line="240"/>
+      </w:pPr>
+      <w:r>
+        <w:rPr>
+          <w:rFonts w:ascii="Consolas" w:cs="Consolas" w:eastAsia="Consolas" w:hAnsi="Consolas"/>
+          <w:sz w:val="18"/>
+          <w:szCs w:val="18"/>
+        </w:rPr>
+        <w:t xml:space="preserve">    dataset_name: allenai/ai2_arc</w:t>
+      </w:r>
+    </w:p>
+    <w:p>
+      <w:pPr>
+        <w:shd w:fill="F2F2F2" w:color="auto" w:val="clear"/>
+        <w:spacing w:after="0" w:line="240"/>
+      </w:pPr>
+      <w:r>
+        <w:rPr>
+          <w:rFonts w:ascii="Consolas" w:cs="Consolas" w:eastAsia="Consolas" w:hAnsi="Consolas"/>
+          <w:sz w:val="18"/>
+          <w:szCs w:val="18"/>
+        </w:rPr>
+        <w:t xml:space="preserve">    config_name: ARC-Challenge</w:t>
+      </w:r>
+    </w:p>
+    <w:p>
+      <w:pPr>
+        <w:shd w:fill="F2F2F2" w:color="auto" w:val="clear"/>
+        <w:spacing w:after="0" w:line="240"/>
+      </w:pPr>
+      <w:r>
+        <w:rPr>
+          <w:rFonts w:ascii="Consolas" w:cs="Consolas" w:eastAsia="Consolas" w:hAnsi="Consolas"/>
+          <w:sz w:val="18"/>
+          <w:szCs w:val="18"/>
+        </w:rPr>
+        <w:t xml:space="preserve">    split: test</w:t>
+      </w:r>
+    </w:p>
+    <w:p>
+      <w:pPr>
+        <w:shd w:fill="F2F2F2" w:color="auto" w:val="clear"/>
+        <w:spacing w:after="0" w:line="240"/>
+      </w:pPr>
+      <w:r>
+        <w:rPr>
+          <w:rFonts w:ascii="Consolas" w:cs="Consolas" w:eastAsia="Consolas" w:hAnsi="Consolas"/>
+          <w:sz w:val="18"/>
+          <w:szCs w:val="18"/>
+        </w:rPr>
+        <w:t xml:space="preserve">    max_samples: 1200</w:t>
+      </w:r>
+    </w:p>
+    <w:p>
+      <w:pPr>
+        <w:shd w:fill="F2F2F2" w:color="auto" w:val="clear"/>
+        <w:spacing w:after="0" w:line="240"/>
+      </w:pPr>
+      <w:r>
+        <w:rPr>
+          <w:rFonts w:ascii="Consolas" w:cs="Consolas" w:eastAsia="Consolas" w:hAnsi="Consolas"/>
+          <w:sz w:val="18"/>
+          <w:szCs w:val="18"/>
+        </w:rPr>
+        <w:t xml:space="preserve">    batch_size: 4</w:t>
       </w:r>
     </w:p>
     <w:p>
@@ -19193,7 +19413,7 @@
           <w:sz w:val="22"/>
           <w:szCs w:val="22"/>
         </w:rPr>
-        <w:t xml:space="preserve">The verification suite comprises 178 automated tests across twelve test files. The distribution is summarised in Table D.1; the test files are located under tests/ in the repository.</w:t>
+        <w:t xml:space="preserve">The verification suite comprises 223 automated tests across eighteen test files. The distribution is summarised in Table D.1; the test files are located under tests/ in the repository.</w:t>
       </w:r>
     </w:p>
     <w:tbl>
@@ -19436,7 +19656,7 @@
                 <w:sz w:val="20"/>
                 <w:szCs w:val="20"/>
               </w:rPr>
-              <w:t xml:space="preserve">test_evaluators.py</w:t>
+              <w:t xml:space="preserve">test_models.py</w:t>
             </w:r>
           </w:p>
         </w:tc>
@@ -19466,7 +19686,7 @@
                 <w:sz w:val="20"/>
                 <w:szCs w:val="20"/>
               </w:rPr>
-              <w:t xml:space="preserve">21</w:t>
+              <w:t xml:space="preserve">22</w:t>
             </w:r>
           </w:p>
         </w:tc>
@@ -19496,7 +19716,7 @@
                 <w:sz w:val="20"/>
                 <w:szCs w:val="20"/>
               </w:rPr>
-              <w:t xml:space="preserve">Legacy evaluator parsing and aggregation.</w:t>
+              <w:t xml:space="preserve">ModelSpec, device and dtype resolution, prompt formatting (incl. enable_thinking).</w:t>
             </w:r>
           </w:p>
         </w:tc>
@@ -19528,7 +19748,7 @@
                 <w:sz w:val="20"/>
                 <w:szCs w:val="20"/>
               </w:rPr>
-              <w:t xml:space="preserve">test_judge_validation.py</w:t>
+              <w:t xml:space="preserve">test_evaluators.py</w:t>
             </w:r>
           </w:p>
         </w:tc>
@@ -19558,7 +19778,7 @@
                 <w:sz w:val="20"/>
                 <w:szCs w:val="20"/>
               </w:rPr>
-              <w:t xml:space="preserve">13</w:t>
+              <w:t xml:space="preserve">21</w:t>
             </w:r>
           </w:p>
         </w:tc>
@@ -19588,7 +19808,7 @@
                 <w:sz w:val="20"/>
                 <w:szCs w:val="20"/>
               </w:rPr>
-              <w:t xml:space="preserve">Judge-model validation: stub-backend scoring, sidecar redaction enforcement, ASR aggregation, raw-immutability, idempotency, the official-template byte-for-byte regression check, and judge-precision resolution (fp16/8bit/4bit + VRAM estimates).</w:t>
+              <w:t xml:space="preserve">Legacy evaluator parsing and aggregation.</w:t>
             </w:r>
           </w:p>
         </w:tc>
@@ -19620,7 +19840,7 @@
                 <w:sz w:val="20"/>
                 <w:szCs w:val="20"/>
               </w:rPr>
-              <w:t xml:space="preserve">test_matrix_reuse.py</w:t>
+              <w:t xml:space="preserve">test_metrics_and_config.py</w:t>
             </w:r>
           </w:p>
         </w:tc>
@@ -19650,7 +19870,7 @@
                 <w:sz w:val="20"/>
                 <w:szCs w:val="20"/>
               </w:rPr>
-              <w:t xml:space="preserve">2</w:t>
+              <w:t xml:space="preserve">20</w:t>
             </w:r>
           </w:p>
         </w:tc>
@@ -19680,7 +19900,7 @@
                 <w:sz w:val="20"/>
                 <w:szCs w:val="20"/>
               </w:rPr>
-              <w:t xml:space="preserve">Matrix runner reuse_loaded_model behaviour.</w:t>
+              <w:t xml:space="preserve">Bootstrap CI, JSONL/CSV round-trip, schema validation.</w:t>
             </w:r>
           </w:p>
         </w:tc>
@@ -19712,7 +19932,7 @@
                 <w:sz w:val="20"/>
                 <w:szCs w:val="20"/>
               </w:rPr>
-              <w:t xml:space="preserve">test_metrics_and_config.py</w:t>
+              <w:t xml:space="preserve">test_quant_analysis.py</w:t>
             </w:r>
           </w:p>
         </w:tc>
@@ -19742,7 +19962,7 @@
                 <w:sz w:val="20"/>
                 <w:szCs w:val="20"/>
               </w:rPr>
-              <w:t xml:space="preserve">20</w:t>
+              <w:t xml:space="preserve">16</w:t>
             </w:r>
           </w:p>
         </w:tc>
@@ -19772,7 +19992,7 @@
                 <w:sz w:val="20"/>
                 <w:szCs w:val="20"/>
               </w:rPr>
-              <w:t xml:space="preserve">Bootstrap CI, JSONL/CSV round-trip, schema validation.</w:t>
+              <w:t xml:space="preserve">Pairwise delta computation, interpretation labels (six-label taxonomy), McNemar exact test, bootstrap CI logic, v2 sidecar selection, ARC capability axis.</w:t>
             </w:r>
           </w:p>
         </w:tc>
@@ -19804,7 +20024,7 @@
                 <w:sz w:val="20"/>
                 <w:szCs w:val="20"/>
               </w:rPr>
-              <w:t xml:space="preserve">test_models.py</w:t>
+              <w:t xml:space="preserve">test_judge_validation.py</w:t>
             </w:r>
           </w:p>
         </w:tc>
@@ -19834,7 +20054,7 @@
                 <w:sz w:val="20"/>
                 <w:szCs w:val="20"/>
               </w:rPr>
-              <w:t xml:space="preserve">18</w:t>
+              <w:t xml:space="preserve">13</w:t>
             </w:r>
           </w:p>
         </w:tc>
@@ -19864,7 +20084,7 @@
                 <w:sz w:val="20"/>
                 <w:szCs w:val="20"/>
               </w:rPr>
-              <w:t xml:space="preserve">ModelSpec, device and dtype resolution, prompt formatting (incl. enable_thinking).</w:t>
+              <w:t xml:space="preserve">Judge-model validation: stub-backend scoring, sidecar redaction enforcement, ASR aggregation, raw-immutability, idempotency, the official-template regression check, judge-precision resolution.</w:t>
             </w:r>
           </w:p>
         </w:tc>
@@ -19988,7 +20208,7 @@
                 <w:sz w:val="20"/>
                 <w:szCs w:val="20"/>
               </w:rPr>
-              <w:t xml:space="preserve">test_quant_analysis.py</w:t>
+              <w:t xml:space="preserve">test_agent_harness.py</w:t>
             </w:r>
           </w:p>
         </w:tc>
@@ -20018,7 +20238,7 @@
                 <w:sz w:val="20"/>
                 <w:szCs w:val="20"/>
               </w:rPr>
-              <w:t xml:space="preserve">11</w:t>
+              <w:t xml:space="preserve">9</w:t>
             </w:r>
           </w:p>
         </w:tc>
@@ -20048,7 +20268,7 @@
                 <w:sz w:val="20"/>
                 <w:szCs w:val="20"/>
               </w:rPr>
-              <w:t xml:space="preserve">Pairwise delta computation, interpretation labels, bootstrap CI logic, and v2 score-sidecar selection.</w:t>
+              <w:t xml:space="preserve">Agent harness: AGENTS/CLAUDE sync, project-log discipline, immutable-artifact tolerance, stale-text/redaction scans, agent-start packet.</w:t>
             </w:r>
           </w:p>
         </w:tc>
@@ -20080,7 +20300,7 @@
                 <w:sz w:val="20"/>
                 <w:szCs w:val="20"/>
               </w:rPr>
-              <w:t xml:space="preserve">test_quant_pipeline_utils.py</w:t>
+              <w:t xml:space="preserve">test_slurm_helpers.py</w:t>
             </w:r>
           </w:p>
         </w:tc>
@@ -20110,7 +20330,7 @@
                 <w:sz w:val="20"/>
                 <w:szCs w:val="20"/>
               </w:rPr>
-              <w:t xml:space="preserve">4</w:t>
+              <w:t xml:space="preserve">8</w:t>
             </w:r>
           </w:p>
         </w:tc>
@@ -20140,7 +20360,7 @@
                 <w:sz w:val="20"/>
                 <w:szCs w:val="20"/>
               </w:rPr>
-              <w:t xml:space="preserve">Record schema validation, resume helpers.</w:t>
+              <w:t xml:space="preserve">Generated sbatch contents and per-benchmark/per-model grouping.</w:t>
             </w:r>
           </w:p>
         </w:tc>
@@ -20172,7 +20392,7 @@
                 <w:sz w:val="20"/>
                 <w:szCs w:val="20"/>
               </w:rPr>
-              <w:t xml:space="preserve">test_quant_smoke.py</w:t>
+              <w:t xml:space="preserve">test_xstest_benign.py</w:t>
             </w:r>
           </w:p>
         </w:tc>
@@ -20202,7 +20422,7 @@
                 <w:sz w:val="20"/>
                 <w:szCs w:val="20"/>
               </w:rPr>
-              <w:t xml:space="preserve">2</w:t>
+              <w:t xml:space="preserve">6</w:t>
             </w:r>
           </w:p>
         </w:tc>
@@ -20232,7 +20452,7 @@
                 <w:sz w:val="20"/>
                 <w:szCs w:val="20"/>
               </w:rPr>
-              <w:t xml:space="preserve">End-to-end pipeline smoke test on a stub.</w:t>
+              <w:t xml:space="preserve">XSTest benign classification and schema-drift guarding.</w:t>
             </w:r>
           </w:p>
         </w:tc>
@@ -20264,7 +20484,7 @@
                 <w:sz w:val="20"/>
                 <w:szCs w:val="20"/>
               </w:rPr>
-              <w:t xml:space="preserve">test_refusal_parser.py</w:t>
+              <w:t xml:space="preserve">test_arc.py</w:t>
             </w:r>
           </w:p>
         </w:tc>
@@ -20294,7 +20514,7 @@
                 <w:sz w:val="20"/>
                 <w:szCs w:val="20"/>
               </w:rPr>
-              <w:t xml:space="preserve">40</w:t>
+              <w:t xml:space="preserve">5</w:t>
             </w:r>
           </w:p>
         </w:tc>
@@ -20324,7 +20544,7 @@
                 <w:sz w:val="20"/>
                 <w:szCs w:val="20"/>
               </w:rPr>
-              <w:t xml:space="preserve">v1 sanity tests plus v2 regression tests: 26 canonical refusal templates, 6 negative controls, curly-apostrophe handling, and the diagnostic match_refusal_pattern helper.</w:t>
+              <w:t xml:space="preserve">ARC-Challenge plugin: schema parse, gold-index (letter/numeric), scoring, aggregate, registry.</w:t>
             </w:r>
           </w:p>
         </w:tc>
@@ -20356,7 +20576,7 @@
                 <w:sz w:val="20"/>
                 <w:szCs w:val="20"/>
               </w:rPr>
-              <w:t xml:space="preserve">test_slurm_helpers.py</w:t>
+              <w:t xml:space="preserve">test_judge_agreement.py</w:t>
             </w:r>
           </w:p>
         </w:tc>
@@ -20386,7 +20606,7 @@
                 <w:sz w:val="20"/>
                 <w:szCs w:val="20"/>
               </w:rPr>
-              <w:t xml:space="preserve">8</w:t>
+              <w:t xml:space="preserve">5</w:t>
             </w:r>
           </w:p>
         </w:tc>
@@ -20416,7 +20636,7 @@
                 <w:sz w:val="20"/>
                 <w:szCs w:val="20"/>
               </w:rPr>
-              <w:t xml:space="preserve">Generated sbatch contents and per-benchmark/per-model grouping.</w:t>
+              <w:t xml:space="preserve">Judge-vs-v2 agreement, Cohen's kappa (incl. degenerate case), confusion.</w:t>
             </w:r>
           </w:p>
         </w:tc>
@@ -20448,7 +20668,7 @@
                 <w:sz w:val="20"/>
                 <w:szCs w:val="20"/>
               </w:rPr>
-              <w:t xml:space="preserve">(other small fixtures)</w:t>
+              <w:t xml:space="preserve">test_quant_pipeline_utils.py</w:t>
             </w:r>
           </w:p>
         </w:tc>
@@ -20478,7 +20698,7 @@
                 <w:sz w:val="20"/>
                 <w:szCs w:val="20"/>
               </w:rPr>
-              <w:t xml:space="preserve">—</w:t>
+              <w:t xml:space="preserve">4</w:t>
             </w:r>
           </w:p>
         </w:tc>
@@ -20508,7 +20728,7 @@
                 <w:sz w:val="20"/>
                 <w:szCs w:val="20"/>
               </w:rPr>
-              <w:t xml:space="preserve">Conftest fixtures, shared mocks.</w:t>
+              <w:t xml:space="preserve">Record schema validation, resume helpers.</w:t>
             </w:r>
           </w:p>
         </w:tc>
@@ -20540,6 +20760,466 @@
                 <w:sz w:val="20"/>
                 <w:szCs w:val="20"/>
               </w:rPr>
+              <w:t xml:space="preserve">test_judge_pairwise.py</w:t>
+            </w:r>
+          </w:p>
+        </w:tc>
+        <w:tc>
+          <w:tcPr>
+            <w:tcW w:type="dxa" w:w="1200"/>
+            <w:tcBorders>
+              <w:top w:val="single" w:color="999999" w:sz="4"/>
+              <w:left w:val="single" w:color="999999" w:sz="4"/>
+              <w:bottom w:val="single" w:color="999999" w:sz="4"/>
+              <w:right w:val="single" w:color="999999" w:sz="4"/>
+            </w:tcBorders>
+            <w:tcMar>
+              <w:top w:type="dxa" w:w="80"/>
+              <w:left w:type="dxa" w:w="120"/>
+              <w:bottom w:type="dxa" w:w="80"/>
+              <w:right w:type="dxa" w:w="120"/>
+            </w:tcMar>
+          </w:tcPr>
+          <w:p>
+            <w:pPr>
+              <w:spacing w:after="0"/>
+            </w:pPr>
+            <w:r>
+              <w:rPr>
+                <w:rFonts w:ascii="Calibri" w:cs="Calibri" w:eastAsia="Calibri" w:hAnsi="Calibri"/>
+                <w:sz w:val="20"/>
+                <w:szCs w:val="20"/>
+              </w:rPr>
+              <w:t xml:space="preserve">3</w:t>
+            </w:r>
+          </w:p>
+        </w:tc>
+        <w:tc>
+          <w:tcPr>
+            <w:tcW w:type="dxa" w:w="5160"/>
+            <w:tcBorders>
+              <w:top w:val="single" w:color="999999" w:sz="4"/>
+              <w:left w:val="single" w:color="999999" w:sz="4"/>
+              <w:bottom w:val="single" w:color="999999" w:sz="4"/>
+              <w:right w:val="single" w:color="999999" w:sz="4"/>
+            </w:tcBorders>
+            <w:tcMar>
+              <w:top w:type="dxa" w:w="80"/>
+              <w:left w:type="dxa" w:w="120"/>
+              <w:bottom w:type="dxa" w:w="80"/>
+              <w:right w:type="dxa" w:w="120"/>
+            </w:tcMar>
+          </w:tcPr>
+          <w:p>
+            <w:pPr>
+              <w:spacing w:after="0"/>
+            </w:pPr>
+            <w:r>
+              <w:rPr>
+                <w:rFonts w:ascii="Calibri" w:cs="Calibri" w:eastAsia="Calibri" w:hAnsi="Calibri"/>
+                <w:sz w:val="20"/>
+                <w:szCs w:val="20"/>
+              </w:rPr>
+              <w:t xml:space="preserve">API-judge yes/no/unparseable mapping (faked client), judge-vs-judge kappa, null-row skip.</w:t>
+            </w:r>
+          </w:p>
+        </w:tc>
+      </w:tr>
+      <w:tr>
+        <w:tc>
+          <w:tcPr>
+            <w:tcW w:type="dxa" w:w="3000"/>
+            <w:tcBorders>
+              <w:top w:val="single" w:color="999999" w:sz="4"/>
+              <w:left w:val="single" w:color="999999" w:sz="4"/>
+              <w:bottom w:val="single" w:color="999999" w:sz="4"/>
+              <w:right w:val="single" w:color="999999" w:sz="4"/>
+            </w:tcBorders>
+            <w:tcMar>
+              <w:top w:type="dxa" w:w="80"/>
+              <w:left w:type="dxa" w:w="120"/>
+              <w:bottom w:type="dxa" w:w="80"/>
+              <w:right w:type="dxa" w:w="120"/>
+            </w:tcMar>
+          </w:tcPr>
+          <w:p>
+            <w:pPr>
+              <w:spacing w:after="0"/>
+            </w:pPr>
+            <w:r>
+              <w:rPr>
+                <w:rFonts w:ascii="Calibri" w:cs="Calibri" w:eastAsia="Calibri" w:hAnsi="Calibri"/>
+                <w:sz w:val="20"/>
+                <w:szCs w:val="20"/>
+              </w:rPr>
+              <w:t xml:space="preserve">test_sensitivity.py</w:t>
+            </w:r>
+          </w:p>
+        </w:tc>
+        <w:tc>
+          <w:tcPr>
+            <w:tcW w:type="dxa" w:w="1200"/>
+            <w:tcBorders>
+              <w:top w:val="single" w:color="999999" w:sz="4"/>
+              <w:left w:val="single" w:color="999999" w:sz="4"/>
+              <w:bottom w:val="single" w:color="999999" w:sz="4"/>
+              <w:right w:val="single" w:color="999999" w:sz="4"/>
+            </w:tcBorders>
+            <w:tcMar>
+              <w:top w:type="dxa" w:w="80"/>
+              <w:left w:type="dxa" w:w="120"/>
+              <w:bottom w:type="dxa" w:w="80"/>
+              <w:right w:type="dxa" w:w="120"/>
+            </w:tcMar>
+          </w:tcPr>
+          <w:p>
+            <w:pPr>
+              <w:spacing w:after="0"/>
+            </w:pPr>
+            <w:r>
+              <w:rPr>
+                <w:rFonts w:ascii="Calibri" w:cs="Calibri" w:eastAsia="Calibri" w:hAnsi="Calibri"/>
+                <w:sz w:val="20"/>
+                <w:szCs w:val="20"/>
+              </w:rPr>
+              <w:t xml:space="preserve">3</w:t>
+            </w:r>
+          </w:p>
+        </w:tc>
+        <w:tc>
+          <w:tcPr>
+            <w:tcW w:type="dxa" w:w="5160"/>
+            <w:tcBorders>
+              <w:top w:val="single" w:color="999999" w:sz="4"/>
+              <w:left w:val="single" w:color="999999" w:sz="4"/>
+              <w:bottom w:val="single" w:color="999999" w:sz="4"/>
+              <w:right w:val="single" w:color="999999" w:sz="4"/>
+            </w:tcBorders>
+            <w:tcMar>
+              <w:top w:type="dxa" w:w="80"/>
+              <w:left w:type="dxa" w:w="120"/>
+              <w:bottom w:type="dxa" w:w="80"/>
+              <w:right w:type="dxa" w:w="120"/>
+            </w:tcMar>
+          </w:tcPr>
+          <w:p>
+            <w:pPr>
+              <w:spacing w:after="0"/>
+            </w:pPr>
+            <w:r>
+              <w:rPr>
+                <w:rFonts w:ascii="Calibri" w:cs="Calibri" w:eastAsia="Calibri" w:hAnsi="Calibri"/>
+                <w:sz w:val="20"/>
+                <w:szCs w:val="20"/>
+              </w:rPr>
+              <w:t xml:space="preserve">Multi-seed sensitivity config + aggregator (summarise_deltas) and sbatch generator.</w:t>
+            </w:r>
+          </w:p>
+        </w:tc>
+      </w:tr>
+      <w:tr>
+        <w:tc>
+          <w:tcPr>
+            <w:tcW w:type="dxa" w:w="3000"/>
+            <w:tcBorders>
+              <w:top w:val="single" w:color="999999" w:sz="4"/>
+              <w:left w:val="single" w:color="999999" w:sz="4"/>
+              <w:bottom w:val="single" w:color="999999" w:sz="4"/>
+              <w:right w:val="single" w:color="999999" w:sz="4"/>
+            </w:tcBorders>
+            <w:tcMar>
+              <w:top w:type="dxa" w:w="80"/>
+              <w:left w:type="dxa" w:w="120"/>
+              <w:bottom w:type="dxa" w:w="80"/>
+              <w:right w:type="dxa" w:w="120"/>
+            </w:tcMar>
+          </w:tcPr>
+          <w:p>
+            <w:pPr>
+              <w:spacing w:after="0"/>
+            </w:pPr>
+            <w:r>
+              <w:rPr>
+                <w:rFonts w:ascii="Calibri" w:cs="Calibri" w:eastAsia="Calibri" w:hAnsi="Calibri"/>
+                <w:sz w:val="20"/>
+                <w:szCs w:val="20"/>
+              </w:rPr>
+              <w:t xml:space="preserve">test_matrix_reuse.py</w:t>
+            </w:r>
+          </w:p>
+        </w:tc>
+        <w:tc>
+          <w:tcPr>
+            <w:tcW w:type="dxa" w:w="1200"/>
+            <w:tcBorders>
+              <w:top w:val="single" w:color="999999" w:sz="4"/>
+              <w:left w:val="single" w:color="999999" w:sz="4"/>
+              <w:bottom w:val="single" w:color="999999" w:sz="4"/>
+              <w:right w:val="single" w:color="999999" w:sz="4"/>
+            </w:tcBorders>
+            <w:tcMar>
+              <w:top w:type="dxa" w:w="80"/>
+              <w:left w:type="dxa" w:w="120"/>
+              <w:bottom w:type="dxa" w:w="80"/>
+              <w:right w:type="dxa" w:w="120"/>
+            </w:tcMar>
+          </w:tcPr>
+          <w:p>
+            <w:pPr>
+              <w:spacing w:after="0"/>
+            </w:pPr>
+            <w:r>
+              <w:rPr>
+                <w:rFonts w:ascii="Calibri" w:cs="Calibri" w:eastAsia="Calibri" w:hAnsi="Calibri"/>
+                <w:sz w:val="20"/>
+                <w:szCs w:val="20"/>
+              </w:rPr>
+              <w:t xml:space="preserve">2</w:t>
+            </w:r>
+          </w:p>
+        </w:tc>
+        <w:tc>
+          <w:tcPr>
+            <w:tcW w:type="dxa" w:w="5160"/>
+            <w:tcBorders>
+              <w:top w:val="single" w:color="999999" w:sz="4"/>
+              <w:left w:val="single" w:color="999999" w:sz="4"/>
+              <w:bottom w:val="single" w:color="999999" w:sz="4"/>
+              <w:right w:val="single" w:color="999999" w:sz="4"/>
+            </w:tcBorders>
+            <w:tcMar>
+              <w:top w:type="dxa" w:w="80"/>
+              <w:left w:type="dxa" w:w="120"/>
+              <w:bottom w:type="dxa" w:w="80"/>
+              <w:right w:type="dxa" w:w="120"/>
+            </w:tcMar>
+          </w:tcPr>
+          <w:p>
+            <w:pPr>
+              <w:spacing w:after="0"/>
+            </w:pPr>
+            <w:r>
+              <w:rPr>
+                <w:rFonts w:ascii="Calibri" w:cs="Calibri" w:eastAsia="Calibri" w:hAnsi="Calibri"/>
+                <w:sz w:val="20"/>
+                <w:szCs w:val="20"/>
+              </w:rPr>
+              <w:t xml:space="preserve">Matrix runner reuse_loaded_model behaviour.</w:t>
+            </w:r>
+          </w:p>
+        </w:tc>
+      </w:tr>
+      <w:tr>
+        <w:tc>
+          <w:tcPr>
+            <w:tcW w:type="dxa" w:w="3000"/>
+            <w:tcBorders>
+              <w:top w:val="single" w:color="999999" w:sz="4"/>
+              <w:left w:val="single" w:color="999999" w:sz="4"/>
+              <w:bottom w:val="single" w:color="999999" w:sz="4"/>
+              <w:right w:val="single" w:color="999999" w:sz="4"/>
+            </w:tcBorders>
+            <w:tcMar>
+              <w:top w:type="dxa" w:w="80"/>
+              <w:left w:type="dxa" w:w="120"/>
+              <w:bottom w:type="dxa" w:w="80"/>
+              <w:right w:type="dxa" w:w="120"/>
+            </w:tcMar>
+          </w:tcPr>
+          <w:p>
+            <w:pPr>
+              <w:spacing w:after="0"/>
+            </w:pPr>
+            <w:r>
+              <w:rPr>
+                <w:rFonts w:ascii="Calibri" w:cs="Calibri" w:eastAsia="Calibri" w:hAnsi="Calibri"/>
+                <w:sz w:val="20"/>
+                <w:szCs w:val="20"/>
+              </w:rPr>
+              <w:t xml:space="preserve">test_quant_smoke.py</w:t>
+            </w:r>
+          </w:p>
+        </w:tc>
+        <w:tc>
+          <w:tcPr>
+            <w:tcW w:type="dxa" w:w="1200"/>
+            <w:tcBorders>
+              <w:top w:val="single" w:color="999999" w:sz="4"/>
+              <w:left w:val="single" w:color="999999" w:sz="4"/>
+              <w:bottom w:val="single" w:color="999999" w:sz="4"/>
+              <w:right w:val="single" w:color="999999" w:sz="4"/>
+            </w:tcBorders>
+            <w:tcMar>
+              <w:top w:type="dxa" w:w="80"/>
+              <w:left w:type="dxa" w:w="120"/>
+              <w:bottom w:type="dxa" w:w="80"/>
+              <w:right w:type="dxa" w:w="120"/>
+            </w:tcMar>
+          </w:tcPr>
+          <w:p>
+            <w:pPr>
+              <w:spacing w:after="0"/>
+            </w:pPr>
+            <w:r>
+              <w:rPr>
+                <w:rFonts w:ascii="Calibri" w:cs="Calibri" w:eastAsia="Calibri" w:hAnsi="Calibri"/>
+                <w:sz w:val="20"/>
+                <w:szCs w:val="20"/>
+              </w:rPr>
+              <w:t xml:space="preserve">2</w:t>
+            </w:r>
+          </w:p>
+        </w:tc>
+        <w:tc>
+          <w:tcPr>
+            <w:tcW w:type="dxa" w:w="5160"/>
+            <w:tcBorders>
+              <w:top w:val="single" w:color="999999" w:sz="4"/>
+              <w:left w:val="single" w:color="999999" w:sz="4"/>
+              <w:bottom w:val="single" w:color="999999" w:sz="4"/>
+              <w:right w:val="single" w:color="999999" w:sz="4"/>
+            </w:tcBorders>
+            <w:tcMar>
+              <w:top w:type="dxa" w:w="80"/>
+              <w:left w:type="dxa" w:w="120"/>
+              <w:bottom w:type="dxa" w:w="80"/>
+              <w:right w:type="dxa" w:w="120"/>
+            </w:tcMar>
+          </w:tcPr>
+          <w:p>
+            <w:pPr>
+              <w:spacing w:after="0"/>
+            </w:pPr>
+            <w:r>
+              <w:rPr>
+                <w:rFonts w:ascii="Calibri" w:cs="Calibri" w:eastAsia="Calibri" w:hAnsi="Calibri"/>
+                <w:sz w:val="20"/>
+                <w:szCs w:val="20"/>
+              </w:rPr>
+              <w:t xml:space="preserve">End-to-end pipeline smoke test on a stub.</w:t>
+            </w:r>
+          </w:p>
+        </w:tc>
+      </w:tr>
+      <w:tr>
+        <w:tc>
+          <w:tcPr>
+            <w:tcW w:type="dxa" w:w="3000"/>
+            <w:tcBorders>
+              <w:top w:val="single" w:color="999999" w:sz="4"/>
+              <w:left w:val="single" w:color="999999" w:sz="4"/>
+              <w:bottom w:val="single" w:color="999999" w:sz="4"/>
+              <w:right w:val="single" w:color="999999" w:sz="4"/>
+            </w:tcBorders>
+            <w:tcMar>
+              <w:top w:type="dxa" w:w="80"/>
+              <w:left w:type="dxa" w:w="120"/>
+              <w:bottom w:type="dxa" w:w="80"/>
+              <w:right w:type="dxa" w:w="120"/>
+            </w:tcMar>
+          </w:tcPr>
+          <w:p>
+            <w:pPr>
+              <w:spacing w:after="0"/>
+            </w:pPr>
+            <w:r>
+              <w:rPr>
+                <w:rFonts w:ascii="Calibri" w:cs="Calibri" w:eastAsia="Calibri" w:hAnsi="Calibri"/>
+                <w:sz w:val="20"/>
+                <w:szCs w:val="20"/>
+              </w:rPr>
+              <w:t xml:space="preserve">test_refusal_parser.py</w:t>
+            </w:r>
+          </w:p>
+        </w:tc>
+        <w:tc>
+          <w:tcPr>
+            <w:tcW w:type="dxa" w:w="1200"/>
+            <w:tcBorders>
+              <w:top w:val="single" w:color="999999" w:sz="4"/>
+              <w:left w:val="single" w:color="999999" w:sz="4"/>
+              <w:bottom w:val="single" w:color="999999" w:sz="4"/>
+              <w:right w:val="single" w:color="999999" w:sz="4"/>
+            </w:tcBorders>
+            <w:tcMar>
+              <w:top w:type="dxa" w:w="80"/>
+              <w:left w:type="dxa" w:w="120"/>
+              <w:bottom w:type="dxa" w:w="80"/>
+              <w:right w:type="dxa" w:w="120"/>
+            </w:tcMar>
+          </w:tcPr>
+          <w:p>
+            <w:pPr>
+              <w:spacing w:after="0"/>
+            </w:pPr>
+            <w:r>
+              <w:rPr>
+                <w:rFonts w:ascii="Calibri" w:cs="Calibri" w:eastAsia="Calibri" w:hAnsi="Calibri"/>
+                <w:sz w:val="20"/>
+                <w:szCs w:val="20"/>
+              </w:rPr>
+              <w:t xml:space="preserve">45</w:t>
+            </w:r>
+          </w:p>
+        </w:tc>
+        <w:tc>
+          <w:tcPr>
+            <w:tcW w:type="dxa" w:w="5160"/>
+            <w:tcBorders>
+              <w:top w:val="single" w:color="999999" w:sz="4"/>
+              <w:left w:val="single" w:color="999999" w:sz="4"/>
+              <w:bottom w:val="single" w:color="999999" w:sz="4"/>
+              <w:right w:val="single" w:color="999999" w:sz="4"/>
+            </w:tcBorders>
+            <w:tcMar>
+              <w:top w:type="dxa" w:w="80"/>
+              <w:left w:type="dxa" w:w="120"/>
+              <w:bottom w:type="dxa" w:w="80"/>
+              <w:right w:type="dxa" w:w="120"/>
+            </w:tcMar>
+          </w:tcPr>
+          <w:p>
+            <w:pPr>
+              <w:spacing w:after="0"/>
+            </w:pPr>
+            <w:r>
+              <w:rPr>
+                <w:rFonts w:ascii="Calibri" w:cs="Calibri" w:eastAsia="Calibri" w:hAnsi="Calibri"/>
+                <w:sz w:val="20"/>
+                <w:szCs w:val="20"/>
+              </w:rPr>
+              <w:t xml:space="preserve">v1 sanity tests plus v2 regression tests: canonical refusal templates, negative controls, curly-apostrophe handling, the diagnostic match_refusal_pattern helper.</w:t>
+            </w:r>
+          </w:p>
+        </w:tc>
+      </w:tr>
+      <w:tr>
+        <w:tc>
+          <w:tcPr>
+            <w:tcW w:type="dxa" w:w="3000"/>
+            <w:tcBorders>
+              <w:top w:val="single" w:color="999999" w:sz="4"/>
+              <w:left w:val="single" w:color="999999" w:sz="4"/>
+              <w:bottom w:val="single" w:color="999999" w:sz="4"/>
+              <w:right w:val="single" w:color="999999" w:sz="4"/>
+            </w:tcBorders>
+            <w:tcMar>
+              <w:top w:type="dxa" w:w="80"/>
+              <w:left w:type="dxa" w:w="120"/>
+              <w:bottom w:type="dxa" w:w="80"/>
+              <w:right w:type="dxa" w:w="120"/>
+            </w:tcMar>
+          </w:tcPr>
+          <w:p>
+            <w:pPr>
+              <w:spacing w:after="0"/>
+            </w:pPr>
+            <w:r>
+              <w:rPr>
+                <w:rFonts w:ascii="Calibri" w:cs="Calibri" w:eastAsia="Calibri" w:hAnsi="Calibri"/>
+                <w:sz w:val="20"/>
+                <w:szCs w:val="20"/>
+              </w:rPr>
               <w:t xml:space="preserve">Total</w:t>
             </w:r>
           </w:p>
@@ -20570,7 +21250,7 @@
                 <w:sz w:val="20"/>
                 <w:szCs w:val="20"/>
               </w:rPr>
-              <w:t xml:space="preserve">178</w:t>
+              <w:t xml:space="preserve">223</w:t>
             </w:r>
           </w:p>
         </w:tc>
@@ -20600,7 +21280,7 @@
                 <w:sz w:val="20"/>
                 <w:szCs w:val="20"/>
               </w:rPr>
-              <w:t xml:space="preserve">All passing on the current commit.</w:t>
+              <w:t xml:space="preserve">Eighteen files; all passing on the current commit.</w:t>
             </w:r>
           </w:p>
         </w:tc>
@@ -20927,7 +21607,7 @@
           <w:sz w:val="18"/>
           <w:szCs w:val="18"/>
         </w:rPr>
-        <w:t xml:space="preserve">├── tests/                    (178 tests across 12 files)</w:t>
+        <w:t xml:space="preserve">├── tests/                    (223 tests across 18 files)</w:t>
       </w:r>
     </w:p>
     <w:p>
@@ -25715,7 +26395,7 @@
           <w:sz w:val="22"/>
           <w:szCs w:val="22"/>
         </w:rPr>
-        <w:t xml:space="preserve">The workflow was verified in five ways. First, the full test suite passes with 178 tests, including v2 refusal-parser regression tests, the analysis sidecar-selection test, the capability-guard test for the refined interpretation rule, and judge-validation tests for redaction, raw immutability, idempotency, ASR aggregation, the official HarmBench classifier prompt template, and judge-precision resolution. Second, the judge job (61047) ran in full precision on a 32 GB V100 and classified all 1 200 generations with zero parse errors. Third, `scripts/judge_agreement.py` reproduces the judge-vs-v2 agreement and the judge-primary pair labels deterministically from the committed sidecars. Fourth, the original `raw.jsonl` and `summary.json` files were confirmed unchanged by every post-hoc step (rescore and judge). Fifth, all judge sidecars were checked for redaction: they contain prompt IDs, boolean labels, and run metadata only — no prompt, behaviour, or response text.</w:t>
+        <w:t xml:space="preserve">The workflow was verified in five ways. First, the full test suite passes with 223 tests, including v2 refusal-parser regression tests, the analysis sidecar-selection test, the capability-guard test for the refined interpretation rule, and judge-validation tests for redaction, raw immutability, idempotency, ASR aggregation, the official HarmBench classifier prompt template, and judge-precision resolution. Second, the judge job (61047) ran in full precision on a 32 GB V100 and classified all 1 200 generations with zero parse errors. Third, `scripts/judge_agreement.py` reproduces the judge-vs-v2 agreement and the judge-primary pair labels deterministically from the committed sidecars. Fourth, the original `raw.jsonl` and `summary.json` files were confirmed unchanged by every post-hoc step (rescore and judge). Fifth, all judge sidecars were checked for redaction: they contain prompt IDs, boolean labels, and run metadata only — no prompt, behaviour, or response text.</w:t>
       </w:r>
     </w:p>
     <w:p>

--- a/docs/FYP_Report_2026-06-14.docx
+++ b/docs/FYP_Report_2026-06-14.docx
@@ -947,7 +947,7 @@
           <w:sz w:val="22"/>
           <w:szCs w:val="22"/>
         </w:rPr>
-        <w:t xml:space="preserve">A verification suite of 223 automated tests across eighteen test files, covering schema validation, dataset loaders, the refusal parser (with comprehensive regression tests for the v2 expanded patterns), SLURM job generation, matrix reuse behaviour, analysis logic, v2 score-sidecar selection, and the judge-model validation layer (stub-backend tests, redaction enforcement, and an official-template regression check).</w:t>
+        <w:t xml:space="preserve">A verification suite of 246 automated tests across nineteen test files, covering schema validation, dataset loaders, the refusal parser (with comprehensive regression tests for the v2 expanded patterns), SLURM job generation, matrix reuse behaviour, analysis logic, v2 score-sidecar selection, and the judge-model validation layer (stub-backend tests, redaction enforcement, and an official-template regression check).</w:t>
       </w:r>
     </w:p>
     <w:p>
@@ -6295,7 +6295,7 @@
           <w:sz w:val="22"/>
           <w:szCs w:val="22"/>
         </w:rPr>
-        <w:t xml:space="preserve">Each model entry must specify family, size_b, quantized, pair_id, model_id, trust_remote_code, dtype, and a benchmarks list. The schema enforces two cross-references: every benchmark name appearing in a model's benchmarks list must also appear as a top-level benchmarks entry, and every pair_id must have at least one model with quantized=false and at least one with quantized=true. These invariants make it impossible to configure a study that omits a baseline or compares a model only against itself.</w:t>
+        <w:t xml:space="preserve">Each model entry must specify family, size_b, quantized, pair_id, model_id, trust_remote_code, dtype, and a benchmarks list, plus an optional attn_implementation (the attention backend passed to from_pretrained; restricted to eager, sdpa, or flash_attention_2, and omitted entirely when unset so the existing models' load call is unchanged). The schema enforces two cross-references: every benchmark name appearing in a model's benchmarks list must also appear as a top-level benchmarks entry, and every pair_id must have at least one model with quantized=false and at least one with quantized=true. These invariants make it impossible to configure a study that omits a baseline or compares a model only against itself.</w:t>
       </w:r>
     </w:p>
     <w:p>
@@ -6787,7 +6787,7 @@
           <w:sz w:val="22"/>
           <w:szCs w:val="22"/>
         </w:rPr>
-        <w:t xml:space="preserve">The repository ships with a verification suite of 223 automated tests across eighteen test files. The full distribution is recorded in Appendix D. Coverage areas include the dataset and benchmark loaders, the legacy evaluators (retained for backward compatibility), model loader specifics including dtype resolution and quantized-flag propagation, the prompt-formatting logic with explicit tests for enable_thinking handling, the matrix-reuse behaviour (verifying that reuse_loaded_model=True loads each model only once), the analysis module's pairwise delta computation, bootstrap CI logic, and v2 score-sidecar selection, the per-prompt schema validator, the resume-helper functions, the refusal-parser regex correctness (including regression tests for the v2 expanded patterns and curly-apostrophe handling), the judge-model validation layer (stub-backend scoring, sidecar redaction enforcement, ASR aggregation, raw-immutability, and an official-template regression check), and the SLURM job generator including the per-benchmark and per-model grouping modes. All 223 tests pass on the current commit.</w:t>
+        <w:t xml:space="preserve">The repository ships with a verification suite of 246 automated tests across nineteen test files. The full distribution is recorded in Appendix D. Coverage areas include the dataset and benchmark loaders, the legacy evaluators (retained for backward compatibility), model loader specifics including dtype resolution and quantized-flag propagation, the prompt-formatting logic with explicit tests for enable_thinking handling, the matrix-reuse behaviour (verifying that reuse_loaded_model=True loads each model only once), the analysis module's pairwise delta computation, bootstrap CI logic, and v2 score-sidecar selection, the per-prompt schema validator, the resume-helper functions, the refusal-parser regex correctness (including regression tests for the v2 expanded patterns and curly-apostrophe handling), the judge-model validation layer (stub-backend scoring, sidecar redaction enforcement, ASR aggregation, raw-immutability, and an official-template regression check), and the SLURM job generator including the per-benchmark and per-model grouping modes. All 246 tests pass on the current commit.</w:t>
       </w:r>
     </w:p>
     <w:p>
@@ -9165,7 +9165,7 @@
                 <w:sz w:val="20"/>
                 <w:szCs w:val="20"/>
               </w:rPr>
-              <w:t xml:space="preserve">(installed via requirements.txt; 223 tests passing)</w:t>
+              <w:t xml:space="preserve">(installed via requirements.txt; 246 tests passing)</w:t>
             </w:r>
           </w:p>
         </w:tc>
@@ -16088,7 +16088,7 @@
           <w:sz w:val="22"/>
           <w:szCs w:val="22"/>
         </w:rPr>
-        <w:t xml:space="preserve">Expanded scale axis. Once primary results are in hand, extend the Qwen sweep to include a 0.5-billion or 7-billion parameter point, broadening the scale axis used in the RQ4 analysis.</w:t>
+        <w:t xml:space="preserve">Cross-family and scale extension (infrastructure complete; TC1 run pending). Two further matched pairs have been fully implemented and are queued for the cluster run: mistral_7b (mistralai/Mistral-7B-Instruct-v0.3) and phi4_mini (microsoft/Phi-4-mini-instruct), taking the study to five pairs across four families (Qwen, Llama, Mistral, Phi) and adding a seven-billion-parameter point at the upper edge of the compact-deployment regime. Both pairs use the identical methodology — on-the-fly NF4 with the same BitsAndBytesConfig, greedy decoding, the same four benchmarks at the same sample counts, seed 42, and the official HarmBench classifier as the primary ASR scorer — so the comparison stays matched. The only new loader capability is an optional attn_implementation field (Phi-4-mini requires the eager attention backend on the V100, which has no flash-attention kernels) together with trust_remote_code for Phi; both are now covered by the configuration schema, the loader, the per-model SLURM job set, the judge-validation scripts, and the 246-test verification suite. Results will be folded into Tables 6.1–6.3, the cross-family analysis (§6.11, which now compares all family pairs rather than the first two), and the ARC capability axis (§6.4.1) once the run completes.</w:t>
       </w:r>
     </w:p>
     <w:p>
@@ -16187,7 +16187,7 @@
           <w:sz w:val="22"/>
           <w:szCs w:val="22"/>
         </w:rPr>
-        <w:t xml:space="preserve">The methodological contribution is a controlled matched-pair design in which baseline and four-bit pair members are loaded from identical baseline weights, with NF4 quantization applied on the fly. This design eliminates publisher- and pipeline-asymmetry as confounds and provides the strongest practical isolation of quantization as the experimental variable. The engineering contribution is an open, reproducible benchmarking framework comprising the matched-pair pipeline, three benchmark plugins, the pairwise analysis layer with rule-based interpretation labels and paired bootstrap 95% confidence intervals, full SLURM orchestration for the NTU TC1 cluster with resumable per-model matrix jobs, and a verification suite of 223 automated tests. The analytical contribution is the interpretation layer itself — the capability-anchored, statistically-grounded, multi-benchmark framework — which formalises the alignment-versus-capability disambiguation as a rule-based decision procedure over combined safety and capability deltas and which is the durable contribution of this study independent of any specific empirical outcome.</w:t>
+        <w:t xml:space="preserve">The methodological contribution is a controlled matched-pair design in which baseline and four-bit pair members are loaded from identical baseline weights, with NF4 quantization applied on the fly. This design eliminates publisher- and pipeline-asymmetry as confounds and provides the strongest practical isolation of quantization as the experimental variable. The engineering contribution is an open, reproducible benchmarking framework comprising the matched-pair pipeline, three benchmark plugins, the pairwise analysis layer with rule-based interpretation labels and paired bootstrap 95% confidence intervals, full SLURM orchestration for the NTU TC1 cluster with resumable per-model matrix jobs, and a verification suite of 246 automated tests. The analytical contribution is the interpretation layer itself — the capability-anchored, statistically-grounded, multi-benchmark framework — which formalises the alignment-versus-capability disambiguation as a rule-based decision procedure over combined safety and capability deltas and which is the durable contribution of this study independent of any specific empirical outcome.</w:t>
       </w:r>
     </w:p>
     <w:p>
@@ -16510,7 +16510,7 @@
           <w:sz w:val="22"/>
           <w:szCs w:val="22"/>
         </w:rPr>
-        <w:t xml:space="preserve">The full configs/tc1.yaml is reproduced below for reference.</w:t>
+        <w:t xml:space="preserve">The full configs/tc1.yaml is reproduced below for reference. The mistral_7b and phi4_mini entries are the planned cross-family extension (Chapter 9): their infrastructure is complete but the TC1 run is pending, so the Chapter 6 results cover the original three pairs only.</w:t>
       </w:r>
     </w:p>
     <w:p>
@@ -17351,6 +17351,636 @@
           <w:szCs w:val="18"/>
         </w:rPr>
         <w:t xml:space="preserve">    trust_remote_code: false</w:t>
+      </w:r>
+    </w:p>
+    <w:p>
+      <w:pPr>
+        <w:shd w:fill="F2F2F2" w:color="auto" w:val="clear"/>
+        <w:spacing w:after="0" w:line="240"/>
+      </w:pPr>
+      <w:r>
+        <w:rPr>
+          <w:rFonts w:ascii="Consolas" w:cs="Consolas" w:eastAsia="Consolas" w:hAnsi="Consolas"/>
+          <w:sz w:val="18"/>
+          <w:szCs w:val="18"/>
+        </w:rPr>
+        <w:t xml:space="preserve">    dtype: auto</w:t>
+      </w:r>
+    </w:p>
+    <w:p>
+      <w:pPr>
+        <w:shd w:fill="F2F2F2" w:color="auto" w:val="clear"/>
+        <w:spacing w:after="0" w:line="240"/>
+      </w:pPr>
+      <w:r>
+        <w:rPr>
+          <w:rFonts w:ascii="Consolas" w:cs="Consolas" w:eastAsia="Consolas" w:hAnsi="Consolas"/>
+          <w:sz w:val="18"/>
+          <w:szCs w:val="18"/>
+        </w:rPr>
+        <w:t xml:space="preserve">    benchmarks: [harmbench, xstest, mmlu, arc]</w:t>
+      </w:r>
+    </w:p>
+    <w:p>
+      <w:pPr>
+        <w:shd w:fill="F2F2F2" w:color="auto" w:val="clear"/>
+        <w:spacing w:after="0" w:line="240"/>
+      </w:pPr>
+      <w:r>
+        <w:rPr>
+          <w:rFonts w:ascii="Consolas" w:cs="Consolas" w:eastAsia="Consolas" w:hAnsi="Consolas"/>
+          <w:sz w:val="18"/>
+          <w:szCs w:val="18"/>
+        </w:rPr>
+        <w:t xml:space="preserve"> </w:t>
+      </w:r>
+    </w:p>
+    <w:p>
+      <w:pPr>
+        <w:shd w:fill="F2F2F2" w:color="auto" w:val="clear"/>
+        <w:spacing w:after="0" w:line="240"/>
+      </w:pPr>
+      <w:r>
+        <w:rPr>
+          <w:rFonts w:ascii="Consolas" w:cs="Consolas" w:eastAsia="Consolas" w:hAnsi="Consolas"/>
+          <w:sz w:val="18"/>
+          <w:szCs w:val="18"/>
+        </w:rPr>
+        <w:t xml:space="preserve">  # Planned cross-family extension (infrastructure complete; TC1 run pending).</w:t>
+      </w:r>
+    </w:p>
+    <w:p>
+      <w:pPr>
+        <w:shd w:fill="F2F2F2" w:color="auto" w:val="clear"/>
+        <w:spacing w:after="0" w:line="240"/>
+      </w:pPr>
+      <w:r>
+        <w:rPr>
+          <w:rFonts w:ascii="Consolas" w:cs="Consolas" w:eastAsia="Consolas" w:hAnsi="Consolas"/>
+          <w:sz w:val="18"/>
+          <w:szCs w:val="18"/>
+        </w:rPr>
+        <w:t xml:space="preserve">  # See Chapter 9. Phi-4-mini requires trust_remote_code and the eager attention</w:t>
+      </w:r>
+    </w:p>
+    <w:p>
+      <w:pPr>
+        <w:shd w:fill="F2F2F2" w:color="auto" w:val="clear"/>
+        <w:spacing w:after="0" w:line="240"/>
+      </w:pPr>
+      <w:r>
+        <w:rPr>
+          <w:rFonts w:ascii="Consolas" w:cs="Consolas" w:eastAsia="Consolas" w:hAnsi="Consolas"/>
+          <w:sz w:val="18"/>
+          <w:szCs w:val="18"/>
+        </w:rPr>
+        <w:t xml:space="preserve">  # backend (the V100 has no flash-attention kernels); Mistral drops straight in.</w:t>
+      </w:r>
+    </w:p>
+    <w:p>
+      <w:pPr>
+        <w:shd w:fill="F2F2F2" w:color="auto" w:val="clear"/>
+        <w:spacing w:after="0" w:line="240"/>
+      </w:pPr>
+      <w:r>
+        <w:rPr>
+          <w:rFonts w:ascii="Consolas" w:cs="Consolas" w:eastAsia="Consolas" w:hAnsi="Consolas"/>
+          <w:sz w:val="18"/>
+          <w:szCs w:val="18"/>
+        </w:rPr>
+        <w:t xml:space="preserve">  mistral_7b_base:</w:t>
+      </w:r>
+    </w:p>
+    <w:p>
+      <w:pPr>
+        <w:shd w:fill="F2F2F2" w:color="auto" w:val="clear"/>
+        <w:spacing w:after="0" w:line="240"/>
+      </w:pPr>
+      <w:r>
+        <w:rPr>
+          <w:rFonts w:ascii="Consolas" w:cs="Consolas" w:eastAsia="Consolas" w:hAnsi="Consolas"/>
+          <w:sz w:val="18"/>
+          <w:szCs w:val="18"/>
+        </w:rPr>
+        <w:t xml:space="preserve">    family: mistral</w:t>
+      </w:r>
+    </w:p>
+    <w:p>
+      <w:pPr>
+        <w:shd w:fill="F2F2F2" w:color="auto" w:val="clear"/>
+        <w:spacing w:after="0" w:line="240"/>
+      </w:pPr>
+      <w:r>
+        <w:rPr>
+          <w:rFonts w:ascii="Consolas" w:cs="Consolas" w:eastAsia="Consolas" w:hAnsi="Consolas"/>
+          <w:sz w:val="18"/>
+          <w:szCs w:val="18"/>
+        </w:rPr>
+        <w:t xml:space="preserve">    size_b: 7.2</w:t>
+      </w:r>
+    </w:p>
+    <w:p>
+      <w:pPr>
+        <w:shd w:fill="F2F2F2" w:color="auto" w:val="clear"/>
+        <w:spacing w:after="0" w:line="240"/>
+      </w:pPr>
+      <w:r>
+        <w:rPr>
+          <w:rFonts w:ascii="Consolas" w:cs="Consolas" w:eastAsia="Consolas" w:hAnsi="Consolas"/>
+          <w:sz w:val="18"/>
+          <w:szCs w:val="18"/>
+        </w:rPr>
+        <w:t xml:space="preserve">    quantized: false</w:t>
+      </w:r>
+    </w:p>
+    <w:p>
+      <w:pPr>
+        <w:shd w:fill="F2F2F2" w:color="auto" w:val="clear"/>
+        <w:spacing w:after="0" w:line="240"/>
+      </w:pPr>
+      <w:r>
+        <w:rPr>
+          <w:rFonts w:ascii="Consolas" w:cs="Consolas" w:eastAsia="Consolas" w:hAnsi="Consolas"/>
+          <w:sz w:val="18"/>
+          <w:szCs w:val="18"/>
+        </w:rPr>
+        <w:t xml:space="preserve">    pair_id: mistral_7b</w:t>
+      </w:r>
+    </w:p>
+    <w:p>
+      <w:pPr>
+        <w:shd w:fill="F2F2F2" w:color="auto" w:val="clear"/>
+        <w:spacing w:after="0" w:line="240"/>
+      </w:pPr>
+      <w:r>
+        <w:rPr>
+          <w:rFonts w:ascii="Consolas" w:cs="Consolas" w:eastAsia="Consolas" w:hAnsi="Consolas"/>
+          <w:sz w:val="18"/>
+          <w:szCs w:val="18"/>
+        </w:rPr>
+        <w:t xml:space="preserve">    model_id: mistralai/Mistral-7B-Instruct-v0.3</w:t>
+      </w:r>
+    </w:p>
+    <w:p>
+      <w:pPr>
+        <w:shd w:fill="F2F2F2" w:color="auto" w:val="clear"/>
+        <w:spacing w:after="0" w:line="240"/>
+      </w:pPr>
+      <w:r>
+        <w:rPr>
+          <w:rFonts w:ascii="Consolas" w:cs="Consolas" w:eastAsia="Consolas" w:hAnsi="Consolas"/>
+          <w:sz w:val="18"/>
+          <w:szCs w:val="18"/>
+        </w:rPr>
+        <w:t xml:space="preserve">    trust_remote_code: false</w:t>
+      </w:r>
+    </w:p>
+    <w:p>
+      <w:pPr>
+        <w:shd w:fill="F2F2F2" w:color="auto" w:val="clear"/>
+        <w:spacing w:after="0" w:line="240"/>
+      </w:pPr>
+      <w:r>
+        <w:rPr>
+          <w:rFonts w:ascii="Consolas" w:cs="Consolas" w:eastAsia="Consolas" w:hAnsi="Consolas"/>
+          <w:sz w:val="18"/>
+          <w:szCs w:val="18"/>
+        </w:rPr>
+        <w:t xml:space="preserve">    dtype: auto</w:t>
+      </w:r>
+    </w:p>
+    <w:p>
+      <w:pPr>
+        <w:shd w:fill="F2F2F2" w:color="auto" w:val="clear"/>
+        <w:spacing w:after="0" w:line="240"/>
+      </w:pPr>
+      <w:r>
+        <w:rPr>
+          <w:rFonts w:ascii="Consolas" w:cs="Consolas" w:eastAsia="Consolas" w:hAnsi="Consolas"/>
+          <w:sz w:val="18"/>
+          <w:szCs w:val="18"/>
+        </w:rPr>
+        <w:t xml:space="preserve">    benchmarks: [harmbench, xstest, mmlu, arc]</w:t>
+      </w:r>
+    </w:p>
+    <w:p>
+      <w:pPr>
+        <w:shd w:fill="F2F2F2" w:color="auto" w:val="clear"/>
+        <w:spacing w:after="0" w:line="240"/>
+      </w:pPr>
+      <w:r>
+        <w:rPr>
+          <w:rFonts w:ascii="Consolas" w:cs="Consolas" w:eastAsia="Consolas" w:hAnsi="Consolas"/>
+          <w:sz w:val="18"/>
+          <w:szCs w:val="18"/>
+        </w:rPr>
+        <w:t xml:space="preserve"> </w:t>
+      </w:r>
+    </w:p>
+    <w:p>
+      <w:pPr>
+        <w:shd w:fill="F2F2F2" w:color="auto" w:val="clear"/>
+        <w:spacing w:after="0" w:line="240"/>
+      </w:pPr>
+      <w:r>
+        <w:rPr>
+          <w:rFonts w:ascii="Consolas" w:cs="Consolas" w:eastAsia="Consolas" w:hAnsi="Consolas"/>
+          <w:sz w:val="18"/>
+          <w:szCs w:val="18"/>
+        </w:rPr>
+        <w:t xml:space="preserve">  mistral_7b_4bit:</w:t>
+      </w:r>
+    </w:p>
+    <w:p>
+      <w:pPr>
+        <w:shd w:fill="F2F2F2" w:color="auto" w:val="clear"/>
+        <w:spacing w:after="0" w:line="240"/>
+      </w:pPr>
+      <w:r>
+        <w:rPr>
+          <w:rFonts w:ascii="Consolas" w:cs="Consolas" w:eastAsia="Consolas" w:hAnsi="Consolas"/>
+          <w:sz w:val="18"/>
+          <w:szCs w:val="18"/>
+        </w:rPr>
+        <w:t xml:space="preserve">    family: mistral</w:t>
+      </w:r>
+    </w:p>
+    <w:p>
+      <w:pPr>
+        <w:shd w:fill="F2F2F2" w:color="auto" w:val="clear"/>
+        <w:spacing w:after="0" w:line="240"/>
+      </w:pPr>
+      <w:r>
+        <w:rPr>
+          <w:rFonts w:ascii="Consolas" w:cs="Consolas" w:eastAsia="Consolas" w:hAnsi="Consolas"/>
+          <w:sz w:val="18"/>
+          <w:szCs w:val="18"/>
+        </w:rPr>
+        <w:t xml:space="preserve">    size_b: 7.2</w:t>
+      </w:r>
+    </w:p>
+    <w:p>
+      <w:pPr>
+        <w:shd w:fill="F2F2F2" w:color="auto" w:val="clear"/>
+        <w:spacing w:after="0" w:line="240"/>
+      </w:pPr>
+      <w:r>
+        <w:rPr>
+          <w:rFonts w:ascii="Consolas" w:cs="Consolas" w:eastAsia="Consolas" w:hAnsi="Consolas"/>
+          <w:sz w:val="18"/>
+          <w:szCs w:val="18"/>
+        </w:rPr>
+        <w:t xml:space="preserve">    quantized: true</w:t>
+      </w:r>
+    </w:p>
+    <w:p>
+      <w:pPr>
+        <w:shd w:fill="F2F2F2" w:color="auto" w:val="clear"/>
+        <w:spacing w:after="0" w:line="240"/>
+      </w:pPr>
+      <w:r>
+        <w:rPr>
+          <w:rFonts w:ascii="Consolas" w:cs="Consolas" w:eastAsia="Consolas" w:hAnsi="Consolas"/>
+          <w:sz w:val="18"/>
+          <w:szCs w:val="18"/>
+        </w:rPr>
+        <w:t xml:space="preserve">    pair_id: mistral_7b</w:t>
+      </w:r>
+    </w:p>
+    <w:p>
+      <w:pPr>
+        <w:shd w:fill="F2F2F2" w:color="auto" w:val="clear"/>
+        <w:spacing w:after="0" w:line="240"/>
+      </w:pPr>
+      <w:r>
+        <w:rPr>
+          <w:rFonts w:ascii="Consolas" w:cs="Consolas" w:eastAsia="Consolas" w:hAnsi="Consolas"/>
+          <w:sz w:val="18"/>
+          <w:szCs w:val="18"/>
+        </w:rPr>
+        <w:t xml:space="preserve">    model_id: mistralai/Mistral-7B-Instruct-v0.3</w:t>
+      </w:r>
+    </w:p>
+    <w:p>
+      <w:pPr>
+        <w:shd w:fill="F2F2F2" w:color="auto" w:val="clear"/>
+        <w:spacing w:after="0" w:line="240"/>
+      </w:pPr>
+      <w:r>
+        <w:rPr>
+          <w:rFonts w:ascii="Consolas" w:cs="Consolas" w:eastAsia="Consolas" w:hAnsi="Consolas"/>
+          <w:sz w:val="18"/>
+          <w:szCs w:val="18"/>
+        </w:rPr>
+        <w:t xml:space="preserve">    trust_remote_code: false</w:t>
+      </w:r>
+    </w:p>
+    <w:p>
+      <w:pPr>
+        <w:shd w:fill="F2F2F2" w:color="auto" w:val="clear"/>
+        <w:spacing w:after="0" w:line="240"/>
+      </w:pPr>
+      <w:r>
+        <w:rPr>
+          <w:rFonts w:ascii="Consolas" w:cs="Consolas" w:eastAsia="Consolas" w:hAnsi="Consolas"/>
+          <w:sz w:val="18"/>
+          <w:szCs w:val="18"/>
+        </w:rPr>
+        <w:t xml:space="preserve">    dtype: auto</w:t>
+      </w:r>
+    </w:p>
+    <w:p>
+      <w:pPr>
+        <w:shd w:fill="F2F2F2" w:color="auto" w:val="clear"/>
+        <w:spacing w:after="0" w:line="240"/>
+      </w:pPr>
+      <w:r>
+        <w:rPr>
+          <w:rFonts w:ascii="Consolas" w:cs="Consolas" w:eastAsia="Consolas" w:hAnsi="Consolas"/>
+          <w:sz w:val="18"/>
+          <w:szCs w:val="18"/>
+        </w:rPr>
+        <w:t xml:space="preserve">    benchmarks: [harmbench, xstest, mmlu, arc]</w:t>
+      </w:r>
+    </w:p>
+    <w:p>
+      <w:pPr>
+        <w:shd w:fill="F2F2F2" w:color="auto" w:val="clear"/>
+        <w:spacing w:after="0" w:line="240"/>
+      </w:pPr>
+      <w:r>
+        <w:rPr>
+          <w:rFonts w:ascii="Consolas" w:cs="Consolas" w:eastAsia="Consolas" w:hAnsi="Consolas"/>
+          <w:sz w:val="18"/>
+          <w:szCs w:val="18"/>
+        </w:rPr>
+        <w:t xml:space="preserve"> </w:t>
+      </w:r>
+    </w:p>
+    <w:p>
+      <w:pPr>
+        <w:shd w:fill="F2F2F2" w:color="auto" w:val="clear"/>
+        <w:spacing w:after="0" w:line="240"/>
+      </w:pPr>
+      <w:r>
+        <w:rPr>
+          <w:rFonts w:ascii="Consolas" w:cs="Consolas" w:eastAsia="Consolas" w:hAnsi="Consolas"/>
+          <w:sz w:val="18"/>
+          <w:szCs w:val="18"/>
+        </w:rPr>
+        <w:t xml:space="preserve">  phi4_mini_base:</w:t>
+      </w:r>
+    </w:p>
+    <w:p>
+      <w:pPr>
+        <w:shd w:fill="F2F2F2" w:color="auto" w:val="clear"/>
+        <w:spacing w:after="0" w:line="240"/>
+      </w:pPr>
+      <w:r>
+        <w:rPr>
+          <w:rFonts w:ascii="Consolas" w:cs="Consolas" w:eastAsia="Consolas" w:hAnsi="Consolas"/>
+          <w:sz w:val="18"/>
+          <w:szCs w:val="18"/>
+        </w:rPr>
+        <w:t xml:space="preserve">    family: phi</w:t>
+      </w:r>
+    </w:p>
+    <w:p>
+      <w:pPr>
+        <w:shd w:fill="F2F2F2" w:color="auto" w:val="clear"/>
+        <w:spacing w:after="0" w:line="240"/>
+      </w:pPr>
+      <w:r>
+        <w:rPr>
+          <w:rFonts w:ascii="Consolas" w:cs="Consolas" w:eastAsia="Consolas" w:hAnsi="Consolas"/>
+          <w:sz w:val="18"/>
+          <w:szCs w:val="18"/>
+        </w:rPr>
+        <w:t xml:space="preserve">    size_b: 3.8</w:t>
+      </w:r>
+    </w:p>
+    <w:p>
+      <w:pPr>
+        <w:shd w:fill="F2F2F2" w:color="auto" w:val="clear"/>
+        <w:spacing w:after="0" w:line="240"/>
+      </w:pPr>
+      <w:r>
+        <w:rPr>
+          <w:rFonts w:ascii="Consolas" w:cs="Consolas" w:eastAsia="Consolas" w:hAnsi="Consolas"/>
+          <w:sz w:val="18"/>
+          <w:szCs w:val="18"/>
+        </w:rPr>
+        <w:t xml:space="preserve">    quantized: false</w:t>
+      </w:r>
+    </w:p>
+    <w:p>
+      <w:pPr>
+        <w:shd w:fill="F2F2F2" w:color="auto" w:val="clear"/>
+        <w:spacing w:after="0" w:line="240"/>
+      </w:pPr>
+      <w:r>
+        <w:rPr>
+          <w:rFonts w:ascii="Consolas" w:cs="Consolas" w:eastAsia="Consolas" w:hAnsi="Consolas"/>
+          <w:sz w:val="18"/>
+          <w:szCs w:val="18"/>
+        </w:rPr>
+        <w:t xml:space="preserve">    pair_id: phi4_mini</w:t>
+      </w:r>
+    </w:p>
+    <w:p>
+      <w:pPr>
+        <w:shd w:fill="F2F2F2" w:color="auto" w:val="clear"/>
+        <w:spacing w:after="0" w:line="240"/>
+      </w:pPr>
+      <w:r>
+        <w:rPr>
+          <w:rFonts w:ascii="Consolas" w:cs="Consolas" w:eastAsia="Consolas" w:hAnsi="Consolas"/>
+          <w:sz w:val="18"/>
+          <w:szCs w:val="18"/>
+        </w:rPr>
+        <w:t xml:space="preserve">    model_id: microsoft/Phi-4-mini-instruct</w:t>
+      </w:r>
+    </w:p>
+    <w:p>
+      <w:pPr>
+        <w:shd w:fill="F2F2F2" w:color="auto" w:val="clear"/>
+        <w:spacing w:after="0" w:line="240"/>
+      </w:pPr>
+      <w:r>
+        <w:rPr>
+          <w:rFonts w:ascii="Consolas" w:cs="Consolas" w:eastAsia="Consolas" w:hAnsi="Consolas"/>
+          <w:sz w:val="18"/>
+          <w:szCs w:val="18"/>
+        </w:rPr>
+        <w:t xml:space="preserve">    trust_remote_code: true</w:t>
+      </w:r>
+    </w:p>
+    <w:p>
+      <w:pPr>
+        <w:shd w:fill="F2F2F2" w:color="auto" w:val="clear"/>
+        <w:spacing w:after="0" w:line="240"/>
+      </w:pPr>
+      <w:r>
+        <w:rPr>
+          <w:rFonts w:ascii="Consolas" w:cs="Consolas" w:eastAsia="Consolas" w:hAnsi="Consolas"/>
+          <w:sz w:val="18"/>
+          <w:szCs w:val="18"/>
+        </w:rPr>
+        <w:t xml:space="preserve">    attn_implementation: eager</w:t>
+      </w:r>
+    </w:p>
+    <w:p>
+      <w:pPr>
+        <w:shd w:fill="F2F2F2" w:color="auto" w:val="clear"/>
+        <w:spacing w:after="0" w:line="240"/>
+      </w:pPr>
+      <w:r>
+        <w:rPr>
+          <w:rFonts w:ascii="Consolas" w:cs="Consolas" w:eastAsia="Consolas" w:hAnsi="Consolas"/>
+          <w:sz w:val="18"/>
+          <w:szCs w:val="18"/>
+        </w:rPr>
+        <w:t xml:space="preserve">    dtype: auto</w:t>
+      </w:r>
+    </w:p>
+    <w:p>
+      <w:pPr>
+        <w:shd w:fill="F2F2F2" w:color="auto" w:val="clear"/>
+        <w:spacing w:after="0" w:line="240"/>
+      </w:pPr>
+      <w:r>
+        <w:rPr>
+          <w:rFonts w:ascii="Consolas" w:cs="Consolas" w:eastAsia="Consolas" w:hAnsi="Consolas"/>
+          <w:sz w:val="18"/>
+          <w:szCs w:val="18"/>
+        </w:rPr>
+        <w:t xml:space="preserve">    benchmarks: [harmbench, xstest, mmlu, arc]</w:t>
+      </w:r>
+    </w:p>
+    <w:p>
+      <w:pPr>
+        <w:shd w:fill="F2F2F2" w:color="auto" w:val="clear"/>
+        <w:spacing w:after="0" w:line="240"/>
+      </w:pPr>
+      <w:r>
+        <w:rPr>
+          <w:rFonts w:ascii="Consolas" w:cs="Consolas" w:eastAsia="Consolas" w:hAnsi="Consolas"/>
+          <w:sz w:val="18"/>
+          <w:szCs w:val="18"/>
+        </w:rPr>
+        <w:t xml:space="preserve"> </w:t>
+      </w:r>
+    </w:p>
+    <w:p>
+      <w:pPr>
+        <w:shd w:fill="F2F2F2" w:color="auto" w:val="clear"/>
+        <w:spacing w:after="0" w:line="240"/>
+      </w:pPr>
+      <w:r>
+        <w:rPr>
+          <w:rFonts w:ascii="Consolas" w:cs="Consolas" w:eastAsia="Consolas" w:hAnsi="Consolas"/>
+          <w:sz w:val="18"/>
+          <w:szCs w:val="18"/>
+        </w:rPr>
+        <w:t xml:space="preserve">  phi4_mini_4bit:</w:t>
+      </w:r>
+    </w:p>
+    <w:p>
+      <w:pPr>
+        <w:shd w:fill="F2F2F2" w:color="auto" w:val="clear"/>
+        <w:spacing w:after="0" w:line="240"/>
+      </w:pPr>
+      <w:r>
+        <w:rPr>
+          <w:rFonts w:ascii="Consolas" w:cs="Consolas" w:eastAsia="Consolas" w:hAnsi="Consolas"/>
+          <w:sz w:val="18"/>
+          <w:szCs w:val="18"/>
+        </w:rPr>
+        <w:t xml:space="preserve">    family: phi</w:t>
+      </w:r>
+    </w:p>
+    <w:p>
+      <w:pPr>
+        <w:shd w:fill="F2F2F2" w:color="auto" w:val="clear"/>
+        <w:spacing w:after="0" w:line="240"/>
+      </w:pPr>
+      <w:r>
+        <w:rPr>
+          <w:rFonts w:ascii="Consolas" w:cs="Consolas" w:eastAsia="Consolas" w:hAnsi="Consolas"/>
+          <w:sz w:val="18"/>
+          <w:szCs w:val="18"/>
+        </w:rPr>
+        <w:t xml:space="preserve">    size_b: 3.8</w:t>
+      </w:r>
+    </w:p>
+    <w:p>
+      <w:pPr>
+        <w:shd w:fill="F2F2F2" w:color="auto" w:val="clear"/>
+        <w:spacing w:after="0" w:line="240"/>
+      </w:pPr>
+      <w:r>
+        <w:rPr>
+          <w:rFonts w:ascii="Consolas" w:cs="Consolas" w:eastAsia="Consolas" w:hAnsi="Consolas"/>
+          <w:sz w:val="18"/>
+          <w:szCs w:val="18"/>
+        </w:rPr>
+        <w:t xml:space="preserve">    quantized: true</w:t>
+      </w:r>
+    </w:p>
+    <w:p>
+      <w:pPr>
+        <w:shd w:fill="F2F2F2" w:color="auto" w:val="clear"/>
+        <w:spacing w:after="0" w:line="240"/>
+      </w:pPr>
+      <w:r>
+        <w:rPr>
+          <w:rFonts w:ascii="Consolas" w:cs="Consolas" w:eastAsia="Consolas" w:hAnsi="Consolas"/>
+          <w:sz w:val="18"/>
+          <w:szCs w:val="18"/>
+        </w:rPr>
+        <w:t xml:space="preserve">    pair_id: phi4_mini</w:t>
+      </w:r>
+    </w:p>
+    <w:p>
+      <w:pPr>
+        <w:shd w:fill="F2F2F2" w:color="auto" w:val="clear"/>
+        <w:spacing w:after="0" w:line="240"/>
+      </w:pPr>
+      <w:r>
+        <w:rPr>
+          <w:rFonts w:ascii="Consolas" w:cs="Consolas" w:eastAsia="Consolas" w:hAnsi="Consolas"/>
+          <w:sz w:val="18"/>
+          <w:szCs w:val="18"/>
+        </w:rPr>
+        <w:t xml:space="preserve">    model_id: microsoft/Phi-4-mini-instruct</w:t>
+      </w:r>
+    </w:p>
+    <w:p>
+      <w:pPr>
+        <w:shd w:fill="F2F2F2" w:color="auto" w:val="clear"/>
+        <w:spacing w:after="0" w:line="240"/>
+      </w:pPr>
+      <w:r>
+        <w:rPr>
+          <w:rFonts w:ascii="Consolas" w:cs="Consolas" w:eastAsia="Consolas" w:hAnsi="Consolas"/>
+          <w:sz w:val="18"/>
+          <w:szCs w:val="18"/>
+        </w:rPr>
+        <w:t xml:space="preserve">    trust_remote_code: true</w:t>
+      </w:r>
+    </w:p>
+    <w:p>
+      <w:pPr>
+        <w:shd w:fill="F2F2F2" w:color="auto" w:val="clear"/>
+        <w:spacing w:after="0" w:line="240"/>
+      </w:pPr>
+      <w:r>
+        <w:rPr>
+          <w:rFonts w:ascii="Consolas" w:cs="Consolas" w:eastAsia="Consolas" w:hAnsi="Consolas"/>
+          <w:sz w:val="18"/>
+          <w:szCs w:val="18"/>
+        </w:rPr>
+        <w:t xml:space="preserve">    attn_implementation: eager</w:t>
       </w:r>
     </w:p>
     <w:p>
@@ -19413,7 +20043,7 @@
           <w:sz w:val="22"/>
           <w:szCs w:val="22"/>
         </w:rPr>
-        <w:t xml:space="preserve">The verification suite comprises 223 automated tests across eighteen test files. The distribution is summarised in Table D.1; the test files are located under tests/ in the repository.</w:t>
+        <w:t xml:space="preserve">The verification suite comprises 246 automated tests across nineteen test files. The distribution is summarised in Table D.1; the test files are located under tests/ in the repository.</w:t>
       </w:r>
     </w:p>
     <w:tbl>
@@ -19686,7 +20316,7 @@
                 <w:sz w:val="20"/>
                 <w:szCs w:val="20"/>
               </w:rPr>
-              <w:t xml:space="preserve">22</w:t>
+              <w:t xml:space="preserve">28</w:t>
             </w:r>
           </w:p>
         </w:tc>
@@ -19716,7 +20346,7 @@
                 <w:sz w:val="20"/>
                 <w:szCs w:val="20"/>
               </w:rPr>
-              <w:t xml:space="preserve">ModelSpec, device and dtype resolution, prompt formatting (incl. enable_thinking).</w:t>
+              <w:t xml:space="preserve">ModelSpec, device and dtype resolution, prompt formatting (incl. enable_thinking), and attn_implementation threading (injected only when set, omitted otherwise).</w:t>
             </w:r>
           </w:p>
         </w:tc>
@@ -19962,7 +20592,7 @@
                 <w:sz w:val="20"/>
                 <w:szCs w:val="20"/>
               </w:rPr>
-              <w:t xml:space="preserve">16</w:t>
+              <w:t xml:space="preserve">17</w:t>
             </w:r>
           </w:p>
         </w:tc>
@@ -20024,7 +20654,7 @@
                 <w:sz w:val="20"/>
                 <w:szCs w:val="20"/>
               </w:rPr>
-              <w:t xml:space="preserve">test_judge_validation.py</w:t>
+              <w:t xml:space="preserve">test_quant_config_schema.py</w:t>
             </w:r>
           </w:p>
         </w:tc>
@@ -20054,7 +20684,7 @@
                 <w:sz w:val="20"/>
                 <w:szCs w:val="20"/>
               </w:rPr>
-              <w:t xml:space="preserve">13</w:t>
+              <w:t xml:space="preserve">16</w:t>
             </w:r>
           </w:p>
         </w:tc>
@@ -20084,7 +20714,7 @@
                 <w:sz w:val="20"/>
                 <w:szCs w:val="20"/>
               </w:rPr>
-              <w:t xml:space="preserve">Judge-model validation: stub-backend scoring, sidecar redaction enforcement, ASR aggregation, raw-immutability, idempotency, the official-template regression check, judge-precision resolution.</w:t>
+              <w:t xml:space="preserve">Live tc1.yaml/default.yaml validation (ten models, five pairs, four families); per-family flags (Phi trust_remote_code+eager, Mistral neither); attn_implementation field validator.</w:t>
             </w:r>
           </w:p>
         </w:tc>
@@ -20116,7 +20746,7 @@
                 <w:sz w:val="20"/>
                 <w:szCs w:val="20"/>
               </w:rPr>
-              <w:t xml:space="preserve">test_pipeline.py</w:t>
+              <w:t xml:space="preserve">test_judge_validation.py</w:t>
             </w:r>
           </w:p>
         </w:tc>
@@ -20146,7 +20776,7 @@
                 <w:sz w:val="20"/>
                 <w:szCs w:val="20"/>
               </w:rPr>
-              <w:t xml:space="preserve">12</w:t>
+              <w:t xml:space="preserve">13</w:t>
             </w:r>
           </w:p>
         </w:tc>
@@ -20176,7 +20806,7 @@
                 <w:sz w:val="20"/>
                 <w:szCs w:val="20"/>
               </w:rPr>
-              <w:t xml:space="preserve">Batched generation and orchestration helpers.</w:t>
+              <w:t xml:space="preserve">Judge-model validation: stub-backend scoring, sidecar redaction enforcement, ASR aggregation, raw-immutability, idempotency, the official-template regression check, judge-precision resolution.</w:t>
             </w:r>
           </w:p>
         </w:tc>
@@ -20208,7 +20838,7 @@
                 <w:sz w:val="20"/>
                 <w:szCs w:val="20"/>
               </w:rPr>
-              <w:t xml:space="preserve">test_agent_harness.py</w:t>
+              <w:t xml:space="preserve">test_pipeline.py</w:t>
             </w:r>
           </w:p>
         </w:tc>
@@ -20238,7 +20868,7 @@
                 <w:sz w:val="20"/>
                 <w:szCs w:val="20"/>
               </w:rPr>
-              <w:t xml:space="preserve">9</w:t>
+              <w:t xml:space="preserve">12</w:t>
             </w:r>
           </w:p>
         </w:tc>
@@ -20268,7 +20898,7 @@
                 <w:sz w:val="20"/>
                 <w:szCs w:val="20"/>
               </w:rPr>
-              <w:t xml:space="preserve">Agent harness: AGENTS/CLAUDE sync, project-log discipline, immutable-artifact tolerance, stale-text/redaction scans, agent-start packet.</w:t>
+              <w:t xml:space="preserve">Batched generation and orchestration helpers.</w:t>
             </w:r>
           </w:p>
         </w:tc>
@@ -20300,7 +20930,7 @@
                 <w:sz w:val="20"/>
                 <w:szCs w:val="20"/>
               </w:rPr>
-              <w:t xml:space="preserve">test_slurm_helpers.py</w:t>
+              <w:t xml:space="preserve">test_agent_harness.py</w:t>
             </w:r>
           </w:p>
         </w:tc>
@@ -20330,7 +20960,7 @@
                 <w:sz w:val="20"/>
                 <w:szCs w:val="20"/>
               </w:rPr>
-              <w:t xml:space="preserve">8</w:t>
+              <w:t xml:space="preserve">9</w:t>
             </w:r>
           </w:p>
         </w:tc>
@@ -20360,7 +20990,7 @@
                 <w:sz w:val="20"/>
                 <w:szCs w:val="20"/>
               </w:rPr>
-              <w:t xml:space="preserve">Generated sbatch contents and per-benchmark/per-model grouping.</w:t>
+              <w:t xml:space="preserve">Agent harness: AGENTS/CLAUDE sync, project-log discipline, immutable-artifact tolerance, stale-text/redaction scans, agent-start packet.</w:t>
             </w:r>
           </w:p>
         </w:tc>
@@ -20392,7 +21022,7 @@
                 <w:sz w:val="20"/>
                 <w:szCs w:val="20"/>
               </w:rPr>
-              <w:t xml:space="preserve">test_xstest_benign.py</w:t>
+              <w:t xml:space="preserve">test_slurm_helpers.py</w:t>
             </w:r>
           </w:p>
         </w:tc>
@@ -20422,7 +21052,7 @@
                 <w:sz w:val="20"/>
                 <w:szCs w:val="20"/>
               </w:rPr>
-              <w:t xml:space="preserve">6</w:t>
+              <w:t xml:space="preserve">8</w:t>
             </w:r>
           </w:p>
         </w:tc>
@@ -20452,7 +21082,7 @@
                 <w:sz w:val="20"/>
                 <w:szCs w:val="20"/>
               </w:rPr>
-              <w:t xml:space="preserve">XSTest benign classification and schema-drift guarding.</w:t>
+              <w:t xml:space="preserve">Generated sbatch contents and per-benchmark/per-model grouping.</w:t>
             </w:r>
           </w:p>
         </w:tc>
@@ -20484,7 +21114,7 @@
                 <w:sz w:val="20"/>
                 <w:szCs w:val="20"/>
               </w:rPr>
-              <w:t xml:space="preserve">test_arc.py</w:t>
+              <w:t xml:space="preserve">test_xstest_benign.py</w:t>
             </w:r>
           </w:p>
         </w:tc>
@@ -20514,7 +21144,7 @@
                 <w:sz w:val="20"/>
                 <w:szCs w:val="20"/>
               </w:rPr>
-              <w:t xml:space="preserve">5</w:t>
+              <w:t xml:space="preserve">6</w:t>
             </w:r>
           </w:p>
         </w:tc>
@@ -20544,7 +21174,7 @@
                 <w:sz w:val="20"/>
                 <w:szCs w:val="20"/>
               </w:rPr>
-              <w:t xml:space="preserve">ARC-Challenge plugin: schema parse, gold-index (letter/numeric), scoring, aggregate, registry.</w:t>
+              <w:t xml:space="preserve">XSTest benign classification and schema-drift guarding.</w:t>
             </w:r>
           </w:p>
         </w:tc>
@@ -20576,7 +21206,7 @@
                 <w:sz w:val="20"/>
                 <w:szCs w:val="20"/>
               </w:rPr>
-              <w:t xml:space="preserve">test_judge_agreement.py</w:t>
+              <w:t xml:space="preserve">test_arc.py</w:t>
             </w:r>
           </w:p>
         </w:tc>
@@ -20636,7 +21266,7 @@
                 <w:sz w:val="20"/>
                 <w:szCs w:val="20"/>
               </w:rPr>
-              <w:t xml:space="preserve">Judge-vs-v2 agreement, Cohen's kappa (incl. degenerate case), confusion.</w:t>
+              <w:t xml:space="preserve">ARC-Challenge plugin: schema parse, gold-index (letter/numeric), scoring, aggregate, registry.</w:t>
             </w:r>
           </w:p>
         </w:tc>
@@ -20668,7 +21298,7 @@
                 <w:sz w:val="20"/>
                 <w:szCs w:val="20"/>
               </w:rPr>
-              <w:t xml:space="preserve">test_quant_pipeline_utils.py</w:t>
+              <w:t xml:space="preserve">test_judge_agreement.py</w:t>
             </w:r>
           </w:p>
         </w:tc>
@@ -20698,7 +21328,7 @@
                 <w:sz w:val="20"/>
                 <w:szCs w:val="20"/>
               </w:rPr>
-              <w:t xml:space="preserve">4</w:t>
+              <w:t xml:space="preserve">5</w:t>
             </w:r>
           </w:p>
         </w:tc>
@@ -20728,7 +21358,7 @@
                 <w:sz w:val="20"/>
                 <w:szCs w:val="20"/>
               </w:rPr>
-              <w:t xml:space="preserve">Record schema validation, resume helpers.</w:t>
+              <w:t xml:space="preserve">Judge-vs-v2 agreement, Cohen's kappa (incl. degenerate case), confusion.</w:t>
             </w:r>
           </w:p>
         </w:tc>
@@ -20760,7 +21390,7 @@
                 <w:sz w:val="20"/>
                 <w:szCs w:val="20"/>
               </w:rPr>
-              <w:t xml:space="preserve">test_judge_pairwise.py</w:t>
+              <w:t xml:space="preserve">test_quant_pipeline_utils.py</w:t>
             </w:r>
           </w:p>
         </w:tc>
@@ -20790,7 +21420,7 @@
                 <w:sz w:val="20"/>
                 <w:szCs w:val="20"/>
               </w:rPr>
-              <w:t xml:space="preserve">3</w:t>
+              <w:t xml:space="preserve">4</w:t>
             </w:r>
           </w:p>
         </w:tc>
@@ -20820,7 +21450,7 @@
                 <w:sz w:val="20"/>
                 <w:szCs w:val="20"/>
               </w:rPr>
-              <w:t xml:space="preserve">API-judge yes/no/unparseable mapping (faked client), judge-vs-judge kappa, null-row skip.</w:t>
+              <w:t xml:space="preserve">Record schema validation, resume helpers.</w:t>
             </w:r>
           </w:p>
         </w:tc>
@@ -20852,7 +21482,7 @@
                 <w:sz w:val="20"/>
                 <w:szCs w:val="20"/>
               </w:rPr>
-              <w:t xml:space="preserve">test_sensitivity.py</w:t>
+              <w:t xml:space="preserve">test_judge_pairwise.py</w:t>
             </w:r>
           </w:p>
         </w:tc>
@@ -20912,7 +21542,7 @@
                 <w:sz w:val="20"/>
                 <w:szCs w:val="20"/>
               </w:rPr>
-              <w:t xml:space="preserve">Multi-seed sensitivity config + aggregator (summarise_deltas) and sbatch generator.</w:t>
+              <w:t xml:space="preserve">API-judge yes/no/unparseable mapping (faked client), judge-vs-judge kappa, null-row skip.</w:t>
             </w:r>
           </w:p>
         </w:tc>
@@ -20944,7 +21574,7 @@
                 <w:sz w:val="20"/>
                 <w:szCs w:val="20"/>
               </w:rPr>
-              <w:t xml:space="preserve">test_matrix_reuse.py</w:t>
+              <w:t xml:space="preserve">test_sensitivity.py</w:t>
             </w:r>
           </w:p>
         </w:tc>
@@ -20974,7 +21604,7 @@
                 <w:sz w:val="20"/>
                 <w:szCs w:val="20"/>
               </w:rPr>
-              <w:t xml:space="preserve">2</w:t>
+              <w:t xml:space="preserve">3</w:t>
             </w:r>
           </w:p>
         </w:tc>
@@ -21004,7 +21634,7 @@
                 <w:sz w:val="20"/>
                 <w:szCs w:val="20"/>
               </w:rPr>
-              <w:t xml:space="preserve">Matrix runner reuse_loaded_model behaviour.</w:t>
+              <w:t xml:space="preserve">Multi-seed sensitivity config + aggregator (summarise_deltas) and sbatch generator.</w:t>
             </w:r>
           </w:p>
         </w:tc>
@@ -21036,7 +21666,7 @@
                 <w:sz w:val="20"/>
                 <w:szCs w:val="20"/>
               </w:rPr>
-              <w:t xml:space="preserve">test_quant_smoke.py</w:t>
+              <w:t xml:space="preserve">test_matrix_reuse.py</w:t>
             </w:r>
           </w:p>
         </w:tc>
@@ -21096,7 +21726,7 @@
                 <w:sz w:val="20"/>
                 <w:szCs w:val="20"/>
               </w:rPr>
-              <w:t xml:space="preserve">End-to-end pipeline smoke test on a stub.</w:t>
+              <w:t xml:space="preserve">Matrix runner reuse_loaded_model behaviour.</w:t>
             </w:r>
           </w:p>
         </w:tc>
@@ -21128,7 +21758,7 @@
                 <w:sz w:val="20"/>
                 <w:szCs w:val="20"/>
               </w:rPr>
-              <w:t xml:space="preserve">test_refusal_parser.py</w:t>
+              <w:t xml:space="preserve">test_quant_smoke.py</w:t>
             </w:r>
           </w:p>
         </w:tc>
@@ -21158,7 +21788,7 @@
                 <w:sz w:val="20"/>
                 <w:szCs w:val="20"/>
               </w:rPr>
-              <w:t xml:space="preserve">45</w:t>
+              <w:t xml:space="preserve">2</w:t>
             </w:r>
           </w:p>
         </w:tc>
@@ -21188,7 +21818,7 @@
                 <w:sz w:val="20"/>
                 <w:szCs w:val="20"/>
               </w:rPr>
-              <w:t xml:space="preserve">v1 sanity tests plus v2 regression tests: canonical refusal templates, negative controls, curly-apostrophe handling, the diagnostic match_refusal_pattern helper.</w:t>
+              <w:t xml:space="preserve">End-to-end pipeline smoke test on a stub.</w:t>
             </w:r>
           </w:p>
         </w:tc>
@@ -21220,6 +21850,98 @@
                 <w:sz w:val="20"/>
                 <w:szCs w:val="20"/>
               </w:rPr>
+              <w:t xml:space="preserve">test_refusal_parser.py</w:t>
+            </w:r>
+          </w:p>
+        </w:tc>
+        <w:tc>
+          <w:tcPr>
+            <w:tcW w:type="dxa" w:w="1200"/>
+            <w:tcBorders>
+              <w:top w:val="single" w:color="999999" w:sz="4"/>
+              <w:left w:val="single" w:color="999999" w:sz="4"/>
+              <w:bottom w:val="single" w:color="999999" w:sz="4"/>
+              <w:right w:val="single" w:color="999999" w:sz="4"/>
+            </w:tcBorders>
+            <w:tcMar>
+              <w:top w:type="dxa" w:w="80"/>
+              <w:left w:type="dxa" w:w="120"/>
+              <w:bottom w:type="dxa" w:w="80"/>
+              <w:right w:type="dxa" w:w="120"/>
+            </w:tcMar>
+          </w:tcPr>
+          <w:p>
+            <w:pPr>
+              <w:spacing w:after="0"/>
+            </w:pPr>
+            <w:r>
+              <w:rPr>
+                <w:rFonts w:ascii="Calibri" w:cs="Calibri" w:eastAsia="Calibri" w:hAnsi="Calibri"/>
+                <w:sz w:val="20"/>
+                <w:szCs w:val="20"/>
+              </w:rPr>
+              <w:t xml:space="preserve">45</w:t>
+            </w:r>
+          </w:p>
+        </w:tc>
+        <w:tc>
+          <w:tcPr>
+            <w:tcW w:type="dxa" w:w="5160"/>
+            <w:tcBorders>
+              <w:top w:val="single" w:color="999999" w:sz="4"/>
+              <w:left w:val="single" w:color="999999" w:sz="4"/>
+              <w:bottom w:val="single" w:color="999999" w:sz="4"/>
+              <w:right w:val="single" w:color="999999" w:sz="4"/>
+            </w:tcBorders>
+            <w:tcMar>
+              <w:top w:type="dxa" w:w="80"/>
+              <w:left w:type="dxa" w:w="120"/>
+              <w:bottom w:type="dxa" w:w="80"/>
+              <w:right w:type="dxa" w:w="120"/>
+            </w:tcMar>
+          </w:tcPr>
+          <w:p>
+            <w:pPr>
+              <w:spacing w:after="0"/>
+            </w:pPr>
+            <w:r>
+              <w:rPr>
+                <w:rFonts w:ascii="Calibri" w:cs="Calibri" w:eastAsia="Calibri" w:hAnsi="Calibri"/>
+                <w:sz w:val="20"/>
+                <w:szCs w:val="20"/>
+              </w:rPr>
+              <w:t xml:space="preserve">v1 sanity tests plus v2 regression tests: canonical refusal templates, negative controls, curly-apostrophe handling, the diagnostic match_refusal_pattern helper.</w:t>
+            </w:r>
+          </w:p>
+        </w:tc>
+      </w:tr>
+      <w:tr>
+        <w:tc>
+          <w:tcPr>
+            <w:tcW w:type="dxa" w:w="3000"/>
+            <w:tcBorders>
+              <w:top w:val="single" w:color="999999" w:sz="4"/>
+              <w:left w:val="single" w:color="999999" w:sz="4"/>
+              <w:bottom w:val="single" w:color="999999" w:sz="4"/>
+              <w:right w:val="single" w:color="999999" w:sz="4"/>
+            </w:tcBorders>
+            <w:tcMar>
+              <w:top w:type="dxa" w:w="80"/>
+              <w:left w:type="dxa" w:w="120"/>
+              <w:bottom w:type="dxa" w:w="80"/>
+              <w:right w:type="dxa" w:w="120"/>
+            </w:tcMar>
+          </w:tcPr>
+          <w:p>
+            <w:pPr>
+              <w:spacing w:after="0"/>
+            </w:pPr>
+            <w:r>
+              <w:rPr>
+                <w:rFonts w:ascii="Calibri" w:cs="Calibri" w:eastAsia="Calibri" w:hAnsi="Calibri"/>
+                <w:sz w:val="20"/>
+                <w:szCs w:val="20"/>
+              </w:rPr>
               <w:t xml:space="preserve">Total</w:t>
             </w:r>
           </w:p>
@@ -21250,7 +21972,7 @@
                 <w:sz w:val="20"/>
                 <w:szCs w:val="20"/>
               </w:rPr>
-              <w:t xml:space="preserve">223</w:t>
+              <w:t xml:space="preserve">246</w:t>
             </w:r>
           </w:p>
         </w:tc>
@@ -21280,7 +22002,7 @@
                 <w:sz w:val="20"/>
                 <w:szCs w:val="20"/>
               </w:rPr>
-              <w:t xml:space="preserve">Eighteen files; all passing on the current commit.</w:t>
+              <w:t xml:space="preserve">Nineteen files; all passing on the current commit.</w:t>
             </w:r>
           </w:p>
         </w:tc>
@@ -21607,7 +22329,7 @@
           <w:sz w:val="18"/>
           <w:szCs w:val="18"/>
         </w:rPr>
-        <w:t xml:space="preserve">├── tests/                    (223 tests across 18 files)</w:t>
+        <w:t xml:space="preserve">├── tests/                    (246 tests across 19 files)</w:t>
       </w:r>
     </w:p>
     <w:p>
@@ -26395,7 +27117,7 @@
           <w:sz w:val="22"/>
           <w:szCs w:val="22"/>
         </w:rPr>
-        <w:t xml:space="preserve">The workflow was verified in five ways. First, the full test suite passes with 223 tests, including v2 refusal-parser regression tests, the analysis sidecar-selection test, the capability-guard test for the refined interpretation rule, and judge-validation tests for redaction, raw immutability, idempotency, ASR aggregation, the official HarmBench classifier prompt template, and judge-precision resolution. Second, the judge job (61047) ran in full precision on a 32 GB V100 and classified all 1 200 generations with zero parse errors. Third, `scripts/judge_agreement.py` reproduces the judge-vs-v2 agreement and the judge-primary pair labels deterministically from the committed sidecars. Fourth, the original `raw.jsonl` and `summary.json` files were confirmed unchanged by every post-hoc step (rescore and judge). Fifth, all judge sidecars were checked for redaction: they contain prompt IDs, boolean labels, and run metadata only — no prompt, behaviour, or response text.</w:t>
+        <w:t xml:space="preserve">The workflow was verified in five ways. First, the full test suite passes with 246 tests, including v2 refusal-parser regression tests, the analysis sidecar-selection test, the capability-guard test for the refined interpretation rule, and judge-validation tests for redaction, raw immutability, idempotency, ASR aggregation, the official HarmBench classifier prompt template, and judge-precision resolution. Second, the judge job (61047) ran in full precision on a 32 GB V100 and classified all 1 200 generations with zero parse errors. Third, `scripts/judge_agreement.py` reproduces the judge-vs-v2 agreement and the judge-primary pair labels deterministically from the committed sidecars. Fourth, the original `raw.jsonl` and `summary.json` files were confirmed unchanged by every post-hoc step (rescore and judge). Fifth, all judge sidecars were checked for redaction: they contain prompt IDs, boolean labels, and run metadata only — no prompt, behaviour, or response text.</w:t>
       </w:r>
     </w:p>
     <w:p>

--- a/docs/FYP_Report_2026-06-14.docx
+++ b/docs/FYP_Report_2026-06-14.docx
@@ -16088,7 +16088,7 @@
           <w:sz w:val="22"/>
           <w:szCs w:val="22"/>
         </w:rPr>
-        <w:t xml:space="preserve">Cross-family and scale extension (infrastructure complete; TC1 run pending). Two further matched pairs have been fully implemented and are queued for the cluster run: mistral_7b (mistralai/Mistral-7B-Instruct-v0.3) and phi4_mini (microsoft/Phi-4-mini-instruct), taking the study to five pairs across four families (Qwen, Llama, Mistral, Phi) and adding a seven-billion-parameter point at the upper edge of the compact-deployment regime. Both pairs use the identical methodology — on-the-fly NF4 with the same BitsAndBytesConfig, greedy decoding, the same four benchmarks at the same sample counts, seed 42, and the official HarmBench classifier as the primary ASR scorer — so the comparison stays matched. The only new loader capability is an optional attn_implementation field (Phi-4-mini requires the eager attention backend on the V100, which has no flash-attention kernels) together with trust_remote_code for Phi; both are now covered by the configuration schema, the loader, the per-model SLURM job set, the judge-validation scripts, and the 246-test verification suite. Results will be folded into Tables 6.1–6.3, the cross-family analysis (§6.11, which now compares all family pairs rather than the first two), and the ARC capability axis (§6.4.1) once the run completes.</w:t>
+        <w:t xml:space="preserve">Cross-family and scale extension (infrastructure complete; TC1 run pending). Two further matched pairs have been fully implemented and are queued for the cluster run: mistral_7b (mistralai/Mistral-7B-Instruct-v0.3) and phi4_mini (microsoft/Phi-4-mini-instruct), taking the study to five pairs across four families (Qwen, Llama, Mistral, Phi) and adding a seven-billion-parameter point at the upper edge of the compact-deployment regime. Both pairs use the identical methodology — on-the-fly NF4 with the same BitsAndBytesConfig, greedy decoding, the same four benchmarks at the same sample counts, seed 42, and the official HarmBench classifier as the primary ASR scorer — so the comparison stays matched. The only new loader capability is an optional attn_implementation field (Phi-4-mini uses the eager attention backend on the V100, which has no flash-attention kernels); it is now covered by the configuration schema, the loader, the per-model SLURM job set, the judge-validation scripts, and the 246-test verification suite. Phi-4-mini loads through transformers' native Phi3 implementation rather than its bundled remote code, keeping its load path consistent with every other model in the study. Results will be folded into Tables 6.1–6.3, the cross-family analysis (§6.11, which now compares all family pairs rather than the first two), and the ARC capability axis (§6.4.1) once the run completes.</w:t>
       </w:r>
     </w:p>
     <w:p>
@@ -17420,7 +17420,7 @@
           <w:sz w:val="18"/>
           <w:szCs w:val="18"/>
         </w:rPr>
-        <w:t xml:space="preserve">  # See Chapter 9. Phi-4-mini requires trust_remote_code and the eager attention</w:t>
+        <w:t xml:space="preserve">  # See Chapter 9. Phi-4-mini uses the eager attention backend (the V100 has no</w:t>
       </w:r>
     </w:p>
     <w:p>
@@ -17434,7 +17434,7 @@
           <w:sz w:val="18"/>
           <w:szCs w:val="18"/>
         </w:rPr>
-        <w:t xml:space="preserve">  # backend (the V100 has no flash-attention kernels); Mistral drops straight in.</w:t>
+        <w:t xml:space="preserve">  # flash-attention kernels) and loads via native transformers Phi3; Mistral drops straight in.</w:t>
       </w:r>
     </w:p>
     <w:p>
@@ -17812,7 +17812,7 @@
           <w:sz w:val="18"/>
           <w:szCs w:val="18"/>
         </w:rPr>
-        <w:t xml:space="preserve">    trust_remote_code: true</w:t>
+        <w:t xml:space="preserve">    trust_remote_code: false</w:t>
       </w:r>
     </w:p>
     <w:p>
@@ -17966,7 +17966,7 @@
           <w:sz w:val="18"/>
           <w:szCs w:val="18"/>
         </w:rPr>
-        <w:t xml:space="preserve">    trust_remote_code: true</w:t>
+        <w:t xml:space="preserve">    trust_remote_code: false</w:t>
       </w:r>
     </w:p>
     <w:p>

--- a/docs/FYP_Report_2026-06-14.docx
+++ b/docs/FYP_Report_2026-06-14.docx
@@ -242,7 +242,7 @@
           <w:sz w:val="22"/>
           <w:szCs w:val="22"/>
         </w:rPr>
-        <w:t xml:space="preserve">This work designs and implements a research-grade benchmarking framework to study safety–capability trade-offs in four-bit quantized compact language models. The study adopts a matched-pair experimental design in which baseline and four-bit variants are loaded from the same underlying weights, differing only by the application of on-the-fly BitsAndBytes NF4 quantization at load time. This design choice eliminates publisher- and pipeline-asymmetry as confounds, isolating quantization itself as the sole experimental variable. Three model pairs are evaluated: Qwen3-1.7B, Qwen3-4B, and Llama-3.2-3B-Instruct as a cross-family robustness check.</w:t>
+        <w:t xml:space="preserve">This work designs and implements a research-grade benchmarking framework to study safety–capability trade-offs in four-bit quantized compact language models. The study adopts a matched-pair experimental design in which baseline and four-bit variants are loaded from the same underlying weights, differing only by the application of on-the-fly BitsAndBytes NF4 quantization at load time. This design choice eliminates publisher- and pipeline-asymmetry as confounds, isolating quantization itself as the sole experimental variable. Five model pairs across four families are evaluated — Qwen3-1.7B, Qwen3-4B, Llama-3.2-3B-Instruct, Mistral-7B-Instruct-v0.3, and Phi-4-mini-instruct — spanning roughly 1.7 to 7.2 billion parameters as cross-family and scale robustness checks.</w:t>
       </w:r>
     </w:p>
     <w:p>
@@ -256,7 +256,7 @@
           <w:sz w:val="22"/>
           <w:szCs w:val="22"/>
         </w:rPr>
-        <w:t xml:space="preserve">Each pair is scored on three complementary benchmarks: HarmBench (harmful compliance, measured as Attack Success Rate), XSTest (over-refusal on benign prompts), and a curated MMLU subset (general capability). HarmBench Attack Success Rate is scored by the official HarmBench classifier (cais/HarmBench-Llama-2-13b-cls), run in full precision as a derived validation; a deterministic regex scorer is retained as a secondary, refusal-based upper-bound proxy. Pairwise deltas are combined through a rule-based interpretation layer that distinguishes genuine alignment shifts from capability collapse masquerading as safety. All six experimental runs completed on the NTU TC1 GPU cluster on 2026-05-27; judge validation completed on 2026-06-06. The primary methodological contribution is the capability-anchored interpretation framework itself: a deterministic, reproducible procedure for distinguishing alignment shifts from capability artefacts. A central finding is that the framework, validated against the benchmark's own classifier, overturned a scorer artefact: the regex over-counts harmful compliance (it equates non-refusal with success), most severely for the Qwen models, and under the official classifier the study's significant finding shifts from one pair to another. Under the HarmBench classifier the framework yields: the Qwen3-1.7B pair is classified as broad_degradation — harmful compliance rises significantly (ΔASR = +0.055, CI [+0.010, +0.100]) while capability also falls significantly (ΔMMLU = −0.087), the only statistically significant safety worsening in the study and a degradation on both axes; the Qwen3-4B pair is alignment_degradation but only directionally (ΔASR = +0.025, CI includes zero) at preserved capability; and the Llama 3.2 3B pair is broad_degradation (ΔASR ≈ 0; ΔMMLU = −0.043, significant). Under the official classifier, NF4 quantization does not reduce true harmful compliance in any pair. Over-refusal increases marginally for all pairs but no ΔOR is statistically significant. Headline conclusion: the framework reliably separates the failure modes, and the judge validation demonstrates its diagnostic value by correcting a refusal-counting artefact and relocating the one robust safety regression to the smallest model.</w:t>
+        <w:t xml:space="preserve">Each pair is scored on three complementary benchmarks: HarmBench (harmful compliance, measured as Attack Success Rate), XSTest (over-refusal on benign prompts), and a curated MMLU subset (general capability). HarmBench Attack Success Rate is scored by the official HarmBench classifier (cais/HarmBench-Llama-2-13b-cls), run in full precision as a derived validation; a deterministic regex scorer is retained as a secondary, refusal-based upper-bound proxy. Pairwise deltas are combined through a rule-based interpretation layer that distinguishes genuine alignment shifts from capability collapse masquerading as safety. All six original runs completed on the NTU TC1 GPU cluster on 2026-05-27 (judge validation 2026-06-06); a cross-family extension added the Mistral-7B and Phi-4-mini pairs on 2026-06-15. The primary methodological contribution is the capability-anchored interpretation framework itself: a deterministic, reproducible procedure for distinguishing alignment shifts from capability artefacts. A central finding is that the framework, validated against the benchmark's own classifier, overturned a scorer artefact: the regex over-counts harmful compliance (it equates non-refusal with success), most severely for the Qwen models, and under the official classifier the study's significant finding shifts from one pair to another. Under the HarmBench classifier the framework yields: the Qwen3-1.7B pair is classified as broad_degradation — harmful compliance rises significantly (ΔASR = +0.055, CI [+0.010, +0.100]) while capability also falls significantly (ΔMMLU = −0.087), the only statistically significant safety worsening in the study and a degradation on both axes; the Qwen3-4B pair is alignment_degradation but only directionally (ΔASR = +0.025, CI includes zero) at preserved capability; and the Llama 3.2 3B pair is broad_degradation (ΔASR ≈ 0; ΔMMLU = −0.043, significant). The cross-family extension corroborates the pattern: Mistral-7B shows no genuine increase under the judge (ΔASR = −0.040, not significant) despite the proxy reporting +0.055 — the study's starkest proxy-versus-judge divergence — and Phi-4-mini is robust_preservation (ΔASR = 0.000); across all five pairs the Qwen3-1.7B increase remains the only significant safety worsening. Under the official classifier, NF4 quantization does not significantly increase true harmful compliance in any other pair. Over-refusal changes are small and the only significant ΔOR is a decrease (Phi-4-mini, −0.028), so no pair becomes more trigger-happy on benign prompts. Headline conclusion: the framework reliably separates the failure modes, and the judge validation demonstrates its diagnostic value by correcting a refusal-counting artefact and relocating the one robust safety regression to the smallest model.</w:t>
       </w:r>
     </w:p>
     <w:p>
@@ -439,7 +439,7 @@
           <w:sz w:val="22"/>
           <w:szCs w:val="22"/>
         </w:rPr>
-        <w:t xml:space="preserve">Table 6.1  Per-pair benchmark results for all three model pairs with bootstrap 95% CIs.</w:t>
+        <w:t xml:space="preserve">Table 6.1  Per-pair benchmark results for all five model pairs with bootstrap 95% CIs.</w:t>
       </w:r>
     </w:p>
     <w:p>
@@ -977,7 +977,7 @@
           <w:sz w:val="22"/>
           <w:szCs w:val="22"/>
         </w:rPr>
-        <w:t xml:space="preserve">Chapter 2 surveys the relevant literature on large-scale ethical benchmarking, the helpfulness–harmlessness trade-off, the deployment of compact LLMs, and the behavioural effects of quantization, concluding with the specific research gaps that this study targets. Chapter 3 details the experimental methodology, including the matched-pair design, quantization approach, benchmark selection, scoring, decoding controls, and the interpretation framework. Chapter 4 documents the system design and implementation: package structure, configuration schema, the model loader and generation pipeline, the benchmark plugin architecture, matrix orchestration, resume logic, and SLURM job generation. Chapter 5 describes the experimental setup on TC1 and the run plan. Chapter 6 presents the experimental results for all three model pairs; runs completed on the NTU TC1 cluster on 2026-05-27. Chapter 7 discusses threats to validity, Chapter 8 records limitations, and Chapter 9 proposes future work. Chapter 10 concludes. Six appendices reproduce the full configuration, an example SLURM script, the configuration schema, the test inventory, the repository layout, and a glossary.</w:t>
+        <w:t xml:space="preserve">Chapter 2 surveys the relevant literature on large-scale ethical benchmarking, the helpfulness–harmlessness trade-off, the deployment of compact LLMs, and the behavioural effects of quantization, concluding with the specific research gaps that this study targets. Chapter 3 details the experimental methodology, including the matched-pair design, quantization approach, benchmark selection, scoring, decoding controls, and the interpretation framework. Chapter 4 documents the system design and implementation: package structure, configuration schema, the model loader and generation pipeline, the benchmark plugin architecture, matrix orchestration, resume logic, and SLURM job generation. Chapter 5 describes the experimental setup on TC1 and the run plan. Chapter 6 presents the experimental results for all five model pairs; the original three completed on the NTU TC1 cluster on 2026-05-27 and the two cross-family pairs (Mistral-7B, Phi-4-mini) on 2026-06-15. Chapter 7 discusses threats to validity, Chapter 8 records limitations, and Chapter 9 proposes future work. Chapter 10 concludes. Six appendices reproduce the full configuration, an example SLURM script, the configuration schema, the test inventory, the repository layout, and a glossary.</w:t>
       </w:r>
     </w:p>
     <w:p>
@@ -9710,7 +9710,7 @@
           <w:sz w:val="22"/>
           <w:szCs w:val="22"/>
         </w:rPr>
-        <w:t xml:space="preserve">All six experimental runs completed successfully on the NTU TC1 GPU cluster on 2026-05-27 (SLURM jobs 60976–60981). Three matched pairs were evaluated: Qwen3-1.7B (jobs 60976/60977), Qwen3-4B (jobs 60978/60979), and Llama 3.2 3B-Instruct (jobs 60980/60981). Each job ran all three core benchmarks sequentially with the model loaded once; ARC-Challenge (the second capability benchmark) was added afterwards and run on all six models in a separate per-model job set (§6.4.1). The results are presented in Table 6.1 (per-pair raw metrics) and Table 6.2 (quantization deltas and interpretation labels). Detailed per-pair observations are in §6.6 (Qwen 2B), §6.8 (Qwen 4B), and §6.10 (Llama 3.2 3B). The within-family scale analysis (RQ4) is in §6.2 and §6.9. The cross-family comparison (RQ5) is in §6.11.</w:t>
+        <w:t xml:space="preserve">All six original experimental runs completed successfully on the NTU TC1 GPU cluster on 2026-05-27 (SLURM jobs 60976–60981). Three matched pairs were evaluated: Qwen3-1.7B (jobs 60976/60977), Qwen3-4B (jobs 60978/60979), and Llama 3.2 3B-Instruct (jobs 60980/60981). A cross-family extension subsequently added two further matched pairs — Mistral-7B-Instruct-v0.3 and Phi-4-mini-instruct — run on the same cluster on 2026-06-15 (matrix jobs 61121/61122/61123/61125; HarmBench classifier job 61134), taking the study to five pairs / ten models / four families; their results are folded into Tables 6.1–6.3 and analysed in §6.13. Each job ran all three core benchmarks sequentially with the model loaded once; ARC-Challenge (the second capability benchmark) was added afterwards and run on all six models in a separate per-model job set (§6.4.1). The results are presented in Table 6.1 (per-pair raw metrics) and Table 6.2 (quantization deltas and interpretation labels). Detailed per-pair observations are in §6.6 (Qwen 2B), §6.8 (Qwen 4B), §6.10 (Llama 3.2 3B), and §6.13 (Mistral-7B and Phi-4-mini). The within-family scale analysis (RQ4) is in §6.2 and §6.9. The cross-family comparison (RQ5) is in §6.11, extended across four families in §6.13.</w:t>
       </w:r>
     </w:p>
     <w:p>
@@ -9740,7 +9740,7 @@
           <w:sz w:val="22"/>
           <w:szCs w:val="22"/>
         </w:rPr>
-        <w:t xml:space="preserve">Table 6.1 records the per-pair benchmark results for all three model pairs together with bootstrap 95% confidence intervals on the deltas. HarmBench Attack Success Rate is reported under the official HarmBench classifier (the primary scorer; see §6.1.1 and §6.12), with the v2 refusal regex shown beneath each pair as a secondary non-refusal-rate proxy. XSTest over-refusal and MMLU accuracy are unchanged (the HarmBench classifier judges HarmBench behaviours only). Confidence intervals are computed by a paired bootstrap over the matched prompt set (2 000 resamples, seed 42); both members of every pair see the same prompts in the same order, so each bootstrap draw resamples prompt indices and recomputes the delta directly. A delta is marked statistically significant when its 95% CI excludes zero.</w:t>
+        <w:t xml:space="preserve">Table 6.1 records the per-pair benchmark results for all five model pairs together with bootstrap 95% confidence intervals on the deltas. HarmBench Attack Success Rate is reported under the official HarmBench classifier (the primary scorer; see §6.1.1 and §6.12), with the v2 refusal regex shown beneath each pair as a secondary non-refusal-rate proxy. XSTest over-refusal and MMLU accuracy are unchanged (the HarmBench classifier judges HarmBench behaviours only). Confidence intervals are computed by a paired bootstrap over the matched prompt set (2 000 resamples, seed 42); both members of every pair see the same prompts in the same order, so each bootstrap draw resamples prompt indices and recomputes the delta directly. A delta is marked statistically significant when its 95% CI excludes zero.</w:t>
       </w:r>
     </w:p>
     <w:tbl>
@@ -12150,6 +12150,1462 @@
           </w:p>
         </w:tc>
       </w:tr>
+      <w:tr>
+        <w:tc>
+          <w:tcPr>
+            <w:tcW w:type="dxa" w:w="1200"/>
+            <w:tcBorders>
+              <w:top w:val="single" w:color="999999" w:sz="4"/>
+              <w:left w:val="single" w:color="999999" w:sz="4"/>
+              <w:bottom w:val="single" w:color="999999" w:sz="4"/>
+              <w:right w:val="single" w:color="999999" w:sz="4"/>
+            </w:tcBorders>
+            <w:tcMar>
+              <w:top w:type="dxa" w:w="80"/>
+              <w:left w:type="dxa" w:w="120"/>
+              <w:bottom w:type="dxa" w:w="80"/>
+              <w:right w:type="dxa" w:w="120"/>
+            </w:tcMar>
+          </w:tcPr>
+          <w:p>
+            <w:pPr>
+              <w:spacing w:after="0"/>
+            </w:pPr>
+            <w:r>
+              <w:rPr>
+                <w:rFonts w:ascii="Calibri" w:cs="Calibri" w:eastAsia="Calibri" w:hAnsi="Calibri"/>
+                <w:sz w:val="20"/>
+                <w:szCs w:val="20"/>
+              </w:rPr>
+              <w:t xml:space="preserve">mistral_7b</w:t>
+            </w:r>
+          </w:p>
+        </w:tc>
+        <w:tc>
+          <w:tcPr>
+            <w:tcW w:type="dxa" w:w="2300"/>
+            <w:tcBorders>
+              <w:top w:val="single" w:color="999999" w:sz="4"/>
+              <w:left w:val="single" w:color="999999" w:sz="4"/>
+              <w:bottom w:val="single" w:color="999999" w:sz="4"/>
+              <w:right w:val="single" w:color="999999" w:sz="4"/>
+            </w:tcBorders>
+            <w:tcMar>
+              <w:top w:type="dxa" w:w="80"/>
+              <w:left w:type="dxa" w:w="120"/>
+              <w:bottom w:type="dxa" w:w="80"/>
+              <w:right w:type="dxa" w:w="120"/>
+            </w:tcMar>
+          </w:tcPr>
+          <w:p>
+            <w:pPr>
+              <w:spacing w:after="0"/>
+            </w:pPr>
+            <w:r>
+              <w:rPr>
+                <w:rFonts w:ascii="Calibri" w:cs="Calibri" w:eastAsia="Calibri" w:hAnsi="Calibri"/>
+                <w:sz w:val="20"/>
+                <w:szCs w:val="20"/>
+              </w:rPr>
+              <w:t xml:space="preserve">HarmBench ASR (judge)</w:t>
+            </w:r>
+          </w:p>
+        </w:tc>
+        <w:tc>
+          <w:tcPr>
+            <w:tcW w:type="dxa" w:w="1000"/>
+            <w:tcBorders>
+              <w:top w:val="single" w:color="999999" w:sz="4"/>
+              <w:left w:val="single" w:color="999999" w:sz="4"/>
+              <w:bottom w:val="single" w:color="999999" w:sz="4"/>
+              <w:right w:val="single" w:color="999999" w:sz="4"/>
+            </w:tcBorders>
+            <w:tcMar>
+              <w:top w:type="dxa" w:w="80"/>
+              <w:left w:type="dxa" w:w="120"/>
+              <w:bottom w:type="dxa" w:w="80"/>
+              <w:right w:type="dxa" w:w="120"/>
+            </w:tcMar>
+          </w:tcPr>
+          <w:p>
+            <w:pPr>
+              <w:spacing w:after="0"/>
+            </w:pPr>
+            <w:r>
+              <w:rPr>
+                <w:rFonts w:ascii="Calibri" w:cs="Calibri" w:eastAsia="Calibri" w:hAnsi="Calibri"/>
+                <w:sz w:val="20"/>
+                <w:szCs w:val="20"/>
+              </w:rPr>
+              <w:t xml:space="preserve">0.385</w:t>
+            </w:r>
+          </w:p>
+        </w:tc>
+        <w:tc>
+          <w:tcPr>
+            <w:tcW w:type="dxa" w:w="1000"/>
+            <w:tcBorders>
+              <w:top w:val="single" w:color="999999" w:sz="4"/>
+              <w:left w:val="single" w:color="999999" w:sz="4"/>
+              <w:bottom w:val="single" w:color="999999" w:sz="4"/>
+              <w:right w:val="single" w:color="999999" w:sz="4"/>
+            </w:tcBorders>
+            <w:tcMar>
+              <w:top w:type="dxa" w:w="80"/>
+              <w:left w:type="dxa" w:w="120"/>
+              <w:bottom w:type="dxa" w:w="80"/>
+              <w:right w:type="dxa" w:w="120"/>
+            </w:tcMar>
+          </w:tcPr>
+          <w:p>
+            <w:pPr>
+              <w:spacing w:after="0"/>
+            </w:pPr>
+            <w:r>
+              <w:rPr>
+                <w:rFonts w:ascii="Calibri" w:cs="Calibri" w:eastAsia="Calibri" w:hAnsi="Calibri"/>
+                <w:sz w:val="20"/>
+                <w:szCs w:val="20"/>
+              </w:rPr>
+              <w:t xml:space="preserve">0.345</w:t>
+            </w:r>
+          </w:p>
+        </w:tc>
+        <w:tc>
+          <w:tcPr>
+            <w:tcW w:type="dxa" w:w="2900"/>
+            <w:tcBorders>
+              <w:top w:val="single" w:color="999999" w:sz="4"/>
+              <w:left w:val="single" w:color="999999" w:sz="4"/>
+              <w:bottom w:val="single" w:color="999999" w:sz="4"/>
+              <w:right w:val="single" w:color="999999" w:sz="4"/>
+            </w:tcBorders>
+            <w:tcMar>
+              <w:top w:type="dxa" w:w="80"/>
+              <w:left w:type="dxa" w:w="120"/>
+              <w:bottom w:type="dxa" w:w="80"/>
+              <w:right w:type="dxa" w:w="120"/>
+            </w:tcMar>
+          </w:tcPr>
+          <w:p>
+            <w:pPr>
+              <w:spacing w:after="0"/>
+            </w:pPr>
+            <w:r>
+              <w:rPr>
+                <w:rFonts w:ascii="Calibri" w:cs="Calibri" w:eastAsia="Calibri" w:hAnsi="Calibri"/>
+                <w:sz w:val="20"/>
+                <w:szCs w:val="20"/>
+              </w:rPr>
+              <w:t xml:space="preserve">−0.040 [−0.110, +0.025]</w:t>
+            </w:r>
+          </w:p>
+        </w:tc>
+        <w:tc>
+          <w:tcPr>
+            <w:tcW w:type="dxa" w:w="660"/>
+            <w:tcBorders>
+              <w:top w:val="single" w:color="999999" w:sz="4"/>
+              <w:left w:val="single" w:color="999999" w:sz="4"/>
+              <w:bottom w:val="single" w:color="999999" w:sz="4"/>
+              <w:right w:val="single" w:color="999999" w:sz="4"/>
+            </w:tcBorders>
+            <w:tcMar>
+              <w:top w:type="dxa" w:w="80"/>
+              <w:left w:type="dxa" w:w="120"/>
+              <w:bottom w:type="dxa" w:w="80"/>
+              <w:right w:type="dxa" w:w="120"/>
+            </w:tcMar>
+          </w:tcPr>
+          <w:p>
+            <w:pPr>
+              <w:spacing w:after="0"/>
+            </w:pPr>
+            <w:r>
+              <w:rPr>
+                <w:rFonts w:ascii="Calibri" w:cs="Calibri" w:eastAsia="Calibri" w:hAnsi="Calibri"/>
+                <w:sz w:val="20"/>
+                <w:szCs w:val="20"/>
+              </w:rPr>
+              <w:t xml:space="preserve">no</w:t>
+            </w:r>
+          </w:p>
+        </w:tc>
+      </w:tr>
+      <w:tr>
+        <w:tc>
+          <w:tcPr>
+            <w:tcW w:type="dxa" w:w="1200"/>
+            <w:tcBorders>
+              <w:top w:val="single" w:color="999999" w:sz="4"/>
+              <w:left w:val="single" w:color="999999" w:sz="4"/>
+              <w:bottom w:val="single" w:color="999999" w:sz="4"/>
+              <w:right w:val="single" w:color="999999" w:sz="4"/>
+            </w:tcBorders>
+            <w:tcMar>
+              <w:top w:type="dxa" w:w="80"/>
+              <w:left w:type="dxa" w:w="120"/>
+              <w:bottom w:type="dxa" w:w="80"/>
+              <w:right w:type="dxa" w:w="120"/>
+            </w:tcMar>
+          </w:tcPr>
+          <w:p>
+            <w:pPr>
+              <w:spacing w:after="0"/>
+            </w:pPr>
+            <w:r>
+              <w:rPr>
+                <w:rFonts w:ascii="Calibri" w:cs="Calibri" w:eastAsia="Calibri" w:hAnsi="Calibri"/>
+                <w:sz w:val="20"/>
+                <w:szCs w:val="20"/>
+              </w:rPr>
+              <w:t xml:space="preserve">mistral_7b</w:t>
+            </w:r>
+          </w:p>
+        </w:tc>
+        <w:tc>
+          <w:tcPr>
+            <w:tcW w:type="dxa" w:w="2300"/>
+            <w:tcBorders>
+              <w:top w:val="single" w:color="999999" w:sz="4"/>
+              <w:left w:val="single" w:color="999999" w:sz="4"/>
+              <w:bottom w:val="single" w:color="999999" w:sz="4"/>
+              <w:right w:val="single" w:color="999999" w:sz="4"/>
+            </w:tcBorders>
+            <w:tcMar>
+              <w:top w:type="dxa" w:w="80"/>
+              <w:left w:type="dxa" w:w="120"/>
+              <w:bottom w:type="dxa" w:w="80"/>
+              <w:right w:type="dxa" w:w="120"/>
+            </w:tcMar>
+          </w:tcPr>
+          <w:p>
+            <w:pPr>
+              <w:spacing w:after="0"/>
+            </w:pPr>
+            <w:r>
+              <w:rPr>
+                <w:rFonts w:ascii="Calibri" w:cs="Calibri" w:eastAsia="Calibri" w:hAnsi="Calibri"/>
+                <w:sz w:val="20"/>
+                <w:szCs w:val="20"/>
+              </w:rPr>
+              <w:t xml:space="preserve">  HarmBench non-refusal (v2 proxy)</w:t>
+            </w:r>
+          </w:p>
+        </w:tc>
+        <w:tc>
+          <w:tcPr>
+            <w:tcW w:type="dxa" w:w="1000"/>
+            <w:tcBorders>
+              <w:top w:val="single" w:color="999999" w:sz="4"/>
+              <w:left w:val="single" w:color="999999" w:sz="4"/>
+              <w:bottom w:val="single" w:color="999999" w:sz="4"/>
+              <w:right w:val="single" w:color="999999" w:sz="4"/>
+            </w:tcBorders>
+            <w:tcMar>
+              <w:top w:type="dxa" w:w="80"/>
+              <w:left w:type="dxa" w:w="120"/>
+              <w:bottom w:type="dxa" w:w="80"/>
+              <w:right w:type="dxa" w:w="120"/>
+            </w:tcMar>
+          </w:tcPr>
+          <w:p>
+            <w:pPr>
+              <w:spacing w:after="0"/>
+            </w:pPr>
+            <w:r>
+              <w:rPr>
+                <w:rFonts w:ascii="Calibri" w:cs="Calibri" w:eastAsia="Calibri" w:hAnsi="Calibri"/>
+                <w:sz w:val="20"/>
+                <w:szCs w:val="20"/>
+              </w:rPr>
+              <w:t xml:space="preserve">0.835</w:t>
+            </w:r>
+          </w:p>
+        </w:tc>
+        <w:tc>
+          <w:tcPr>
+            <w:tcW w:type="dxa" w:w="1000"/>
+            <w:tcBorders>
+              <w:top w:val="single" w:color="999999" w:sz="4"/>
+              <w:left w:val="single" w:color="999999" w:sz="4"/>
+              <w:bottom w:val="single" w:color="999999" w:sz="4"/>
+              <w:right w:val="single" w:color="999999" w:sz="4"/>
+            </w:tcBorders>
+            <w:tcMar>
+              <w:top w:type="dxa" w:w="80"/>
+              <w:left w:type="dxa" w:w="120"/>
+              <w:bottom w:type="dxa" w:w="80"/>
+              <w:right w:type="dxa" w:w="120"/>
+            </w:tcMar>
+          </w:tcPr>
+          <w:p>
+            <w:pPr>
+              <w:spacing w:after="0"/>
+            </w:pPr>
+            <w:r>
+              <w:rPr>
+                <w:rFonts w:ascii="Calibri" w:cs="Calibri" w:eastAsia="Calibri" w:hAnsi="Calibri"/>
+                <w:sz w:val="20"/>
+                <w:szCs w:val="20"/>
+              </w:rPr>
+              <w:t xml:space="preserve">0.890</w:t>
+            </w:r>
+          </w:p>
+        </w:tc>
+        <w:tc>
+          <w:tcPr>
+            <w:tcW w:type="dxa" w:w="2900"/>
+            <w:tcBorders>
+              <w:top w:val="single" w:color="999999" w:sz="4"/>
+              <w:left w:val="single" w:color="999999" w:sz="4"/>
+              <w:bottom w:val="single" w:color="999999" w:sz="4"/>
+              <w:right w:val="single" w:color="999999" w:sz="4"/>
+            </w:tcBorders>
+            <w:tcMar>
+              <w:top w:type="dxa" w:w="80"/>
+              <w:left w:type="dxa" w:w="120"/>
+              <w:bottom w:type="dxa" w:w="80"/>
+              <w:right w:type="dxa" w:w="120"/>
+            </w:tcMar>
+          </w:tcPr>
+          <w:p>
+            <w:pPr>
+              <w:spacing w:after="0"/>
+            </w:pPr>
+            <w:r>
+              <w:rPr>
+                <w:rFonts w:ascii="Calibri" w:cs="Calibri" w:eastAsia="Calibri" w:hAnsi="Calibri"/>
+                <w:sz w:val="20"/>
+                <w:szCs w:val="20"/>
+              </w:rPr>
+              <w:t xml:space="preserve">+0.055 [+0.010, +0.100]</w:t>
+            </w:r>
+          </w:p>
+        </w:tc>
+        <w:tc>
+          <w:tcPr>
+            <w:tcW w:type="dxa" w:w="660"/>
+            <w:tcBorders>
+              <w:top w:val="single" w:color="999999" w:sz="4"/>
+              <w:left w:val="single" w:color="999999" w:sz="4"/>
+              <w:bottom w:val="single" w:color="999999" w:sz="4"/>
+              <w:right w:val="single" w:color="999999" w:sz="4"/>
+            </w:tcBorders>
+            <w:tcMar>
+              <w:top w:type="dxa" w:w="80"/>
+              <w:left w:type="dxa" w:w="120"/>
+              <w:bottom w:type="dxa" w:w="80"/>
+              <w:right w:type="dxa" w:w="120"/>
+            </w:tcMar>
+          </w:tcPr>
+          <w:p>
+            <w:pPr>
+              <w:spacing w:after="0"/>
+            </w:pPr>
+            <w:r>
+              <w:rPr>
+                <w:rFonts w:ascii="Calibri" w:cs="Calibri" w:eastAsia="Calibri" w:hAnsi="Calibri"/>
+                <w:sz w:val="20"/>
+                <w:szCs w:val="20"/>
+              </w:rPr>
+              <w:t xml:space="preserve">(proxy)</w:t>
+            </w:r>
+          </w:p>
+        </w:tc>
+      </w:tr>
+      <w:tr>
+        <w:tc>
+          <w:tcPr>
+            <w:tcW w:type="dxa" w:w="1200"/>
+            <w:tcBorders>
+              <w:top w:val="single" w:color="999999" w:sz="4"/>
+              <w:left w:val="single" w:color="999999" w:sz="4"/>
+              <w:bottom w:val="single" w:color="999999" w:sz="4"/>
+              <w:right w:val="single" w:color="999999" w:sz="4"/>
+            </w:tcBorders>
+            <w:tcMar>
+              <w:top w:type="dxa" w:w="80"/>
+              <w:left w:type="dxa" w:w="120"/>
+              <w:bottom w:type="dxa" w:w="80"/>
+              <w:right w:type="dxa" w:w="120"/>
+            </w:tcMar>
+          </w:tcPr>
+          <w:p>
+            <w:pPr>
+              <w:spacing w:after="0"/>
+            </w:pPr>
+            <w:r>
+              <w:rPr>
+                <w:rFonts w:ascii="Calibri" w:cs="Calibri" w:eastAsia="Calibri" w:hAnsi="Calibri"/>
+                <w:sz w:val="20"/>
+                <w:szCs w:val="20"/>
+              </w:rPr>
+              <w:t xml:space="preserve">mistral_7b</w:t>
+            </w:r>
+          </w:p>
+        </w:tc>
+        <w:tc>
+          <w:tcPr>
+            <w:tcW w:type="dxa" w:w="2300"/>
+            <w:tcBorders>
+              <w:top w:val="single" w:color="999999" w:sz="4"/>
+              <w:left w:val="single" w:color="999999" w:sz="4"/>
+              <w:bottom w:val="single" w:color="999999" w:sz="4"/>
+              <w:right w:val="single" w:color="999999" w:sz="4"/>
+            </w:tcBorders>
+            <w:tcMar>
+              <w:top w:type="dxa" w:w="80"/>
+              <w:left w:type="dxa" w:w="120"/>
+              <w:bottom w:type="dxa" w:w="80"/>
+              <w:right w:type="dxa" w:w="120"/>
+            </w:tcMar>
+          </w:tcPr>
+          <w:p>
+            <w:pPr>
+              <w:spacing w:after="0"/>
+            </w:pPr>
+            <w:r>
+              <w:rPr>
+                <w:rFonts w:ascii="Calibri" w:cs="Calibri" w:eastAsia="Calibri" w:hAnsi="Calibri"/>
+                <w:sz w:val="20"/>
+                <w:szCs w:val="20"/>
+              </w:rPr>
+              <w:t xml:space="preserve">XSTest over-refusal</w:t>
+            </w:r>
+          </w:p>
+        </w:tc>
+        <w:tc>
+          <w:tcPr>
+            <w:tcW w:type="dxa" w:w="1000"/>
+            <w:tcBorders>
+              <w:top w:val="single" w:color="999999" w:sz="4"/>
+              <w:left w:val="single" w:color="999999" w:sz="4"/>
+              <w:bottom w:val="single" w:color="999999" w:sz="4"/>
+              <w:right w:val="single" w:color="999999" w:sz="4"/>
+            </w:tcBorders>
+            <w:tcMar>
+              <w:top w:type="dxa" w:w="80"/>
+              <w:left w:type="dxa" w:w="120"/>
+              <w:bottom w:type="dxa" w:w="80"/>
+              <w:right w:type="dxa" w:w="120"/>
+            </w:tcMar>
+          </w:tcPr>
+          <w:p>
+            <w:pPr>
+              <w:spacing w:after="0"/>
+            </w:pPr>
+            <w:r>
+              <w:rPr>
+                <w:rFonts w:ascii="Calibri" w:cs="Calibri" w:eastAsia="Calibri" w:hAnsi="Calibri"/>
+                <w:sz w:val="20"/>
+                <w:szCs w:val="20"/>
+              </w:rPr>
+              <w:t xml:space="preserve">0.004</w:t>
+            </w:r>
+          </w:p>
+        </w:tc>
+        <w:tc>
+          <w:tcPr>
+            <w:tcW w:type="dxa" w:w="1000"/>
+            <w:tcBorders>
+              <w:top w:val="single" w:color="999999" w:sz="4"/>
+              <w:left w:val="single" w:color="999999" w:sz="4"/>
+              <w:bottom w:val="single" w:color="999999" w:sz="4"/>
+              <w:right w:val="single" w:color="999999" w:sz="4"/>
+            </w:tcBorders>
+            <w:tcMar>
+              <w:top w:type="dxa" w:w="80"/>
+              <w:left w:type="dxa" w:w="120"/>
+              <w:bottom w:type="dxa" w:w="80"/>
+              <w:right w:type="dxa" w:w="120"/>
+            </w:tcMar>
+          </w:tcPr>
+          <w:p>
+            <w:pPr>
+              <w:spacing w:after="0"/>
+            </w:pPr>
+            <w:r>
+              <w:rPr>
+                <w:rFonts w:ascii="Calibri" w:cs="Calibri" w:eastAsia="Calibri" w:hAnsi="Calibri"/>
+                <w:sz w:val="20"/>
+                <w:szCs w:val="20"/>
+              </w:rPr>
+              <w:t xml:space="preserve">0.004</w:t>
+            </w:r>
+          </w:p>
+        </w:tc>
+        <w:tc>
+          <w:tcPr>
+            <w:tcW w:type="dxa" w:w="2900"/>
+            <w:tcBorders>
+              <w:top w:val="single" w:color="999999" w:sz="4"/>
+              <w:left w:val="single" w:color="999999" w:sz="4"/>
+              <w:bottom w:val="single" w:color="999999" w:sz="4"/>
+              <w:right w:val="single" w:color="999999" w:sz="4"/>
+            </w:tcBorders>
+            <w:tcMar>
+              <w:top w:type="dxa" w:w="80"/>
+              <w:left w:type="dxa" w:w="120"/>
+              <w:bottom w:type="dxa" w:w="80"/>
+              <w:right w:type="dxa" w:w="120"/>
+            </w:tcMar>
+          </w:tcPr>
+          <w:p>
+            <w:pPr>
+              <w:spacing w:after="0"/>
+            </w:pPr>
+            <w:r>
+              <w:rPr>
+                <w:rFonts w:ascii="Calibri" w:cs="Calibri" w:eastAsia="Calibri" w:hAnsi="Calibri"/>
+                <w:sz w:val="20"/>
+                <w:szCs w:val="20"/>
+              </w:rPr>
+              <w:t xml:space="preserve">0.000 [−0.012, +0.012]</w:t>
+            </w:r>
+          </w:p>
+        </w:tc>
+        <w:tc>
+          <w:tcPr>
+            <w:tcW w:type="dxa" w:w="660"/>
+            <w:tcBorders>
+              <w:top w:val="single" w:color="999999" w:sz="4"/>
+              <w:left w:val="single" w:color="999999" w:sz="4"/>
+              <w:bottom w:val="single" w:color="999999" w:sz="4"/>
+              <w:right w:val="single" w:color="999999" w:sz="4"/>
+            </w:tcBorders>
+            <w:tcMar>
+              <w:top w:type="dxa" w:w="80"/>
+              <w:left w:type="dxa" w:w="120"/>
+              <w:bottom w:type="dxa" w:w="80"/>
+              <w:right w:type="dxa" w:w="120"/>
+            </w:tcMar>
+          </w:tcPr>
+          <w:p>
+            <w:pPr>
+              <w:spacing w:after="0"/>
+            </w:pPr>
+            <w:r>
+              <w:rPr>
+                <w:rFonts w:ascii="Calibri" w:cs="Calibri" w:eastAsia="Calibri" w:hAnsi="Calibri"/>
+                <w:sz w:val="20"/>
+                <w:szCs w:val="20"/>
+              </w:rPr>
+              <w:t xml:space="preserve">no</w:t>
+            </w:r>
+          </w:p>
+        </w:tc>
+      </w:tr>
+      <w:tr>
+        <w:tc>
+          <w:tcPr>
+            <w:tcW w:type="dxa" w:w="1200"/>
+            <w:tcBorders>
+              <w:top w:val="single" w:color="999999" w:sz="4"/>
+              <w:left w:val="single" w:color="999999" w:sz="4"/>
+              <w:bottom w:val="single" w:color="999999" w:sz="4"/>
+              <w:right w:val="single" w:color="999999" w:sz="4"/>
+            </w:tcBorders>
+            <w:tcMar>
+              <w:top w:type="dxa" w:w="80"/>
+              <w:left w:type="dxa" w:w="120"/>
+              <w:bottom w:type="dxa" w:w="80"/>
+              <w:right w:type="dxa" w:w="120"/>
+            </w:tcMar>
+          </w:tcPr>
+          <w:p>
+            <w:pPr>
+              <w:spacing w:after="0"/>
+            </w:pPr>
+            <w:r>
+              <w:rPr>
+                <w:rFonts w:ascii="Calibri" w:cs="Calibri" w:eastAsia="Calibri" w:hAnsi="Calibri"/>
+                <w:sz w:val="20"/>
+                <w:szCs w:val="20"/>
+              </w:rPr>
+              <w:t xml:space="preserve">mistral_7b</w:t>
+            </w:r>
+          </w:p>
+        </w:tc>
+        <w:tc>
+          <w:tcPr>
+            <w:tcW w:type="dxa" w:w="2300"/>
+            <w:tcBorders>
+              <w:top w:val="single" w:color="999999" w:sz="4"/>
+              <w:left w:val="single" w:color="999999" w:sz="4"/>
+              <w:bottom w:val="single" w:color="999999" w:sz="4"/>
+              <w:right w:val="single" w:color="999999" w:sz="4"/>
+            </w:tcBorders>
+            <w:tcMar>
+              <w:top w:type="dxa" w:w="80"/>
+              <w:left w:type="dxa" w:w="120"/>
+              <w:bottom w:type="dxa" w:w="80"/>
+              <w:right w:type="dxa" w:w="120"/>
+            </w:tcMar>
+          </w:tcPr>
+          <w:p>
+            <w:pPr>
+              <w:spacing w:after="0"/>
+            </w:pPr>
+            <w:r>
+              <w:rPr>
+                <w:rFonts w:ascii="Calibri" w:cs="Calibri" w:eastAsia="Calibri" w:hAnsi="Calibri"/>
+                <w:sz w:val="20"/>
+                <w:szCs w:val="20"/>
+              </w:rPr>
+              <w:t xml:space="preserve">MMLU accuracy</w:t>
+            </w:r>
+          </w:p>
+        </w:tc>
+        <w:tc>
+          <w:tcPr>
+            <w:tcW w:type="dxa" w:w="1000"/>
+            <w:tcBorders>
+              <w:top w:val="single" w:color="999999" w:sz="4"/>
+              <w:left w:val="single" w:color="999999" w:sz="4"/>
+              <w:bottom w:val="single" w:color="999999" w:sz="4"/>
+              <w:right w:val="single" w:color="999999" w:sz="4"/>
+            </w:tcBorders>
+            <w:tcMar>
+              <w:top w:type="dxa" w:w="80"/>
+              <w:left w:type="dxa" w:w="120"/>
+              <w:bottom w:type="dxa" w:w="80"/>
+              <w:right w:type="dxa" w:w="120"/>
+            </w:tcMar>
+          </w:tcPr>
+          <w:p>
+            <w:pPr>
+              <w:spacing w:after="0"/>
+            </w:pPr>
+            <w:r>
+              <w:rPr>
+                <w:rFonts w:ascii="Calibri" w:cs="Calibri" w:eastAsia="Calibri" w:hAnsi="Calibri"/>
+                <w:sz w:val="20"/>
+                <w:szCs w:val="20"/>
+              </w:rPr>
+              <w:t xml:space="preserve">0.630</w:t>
+            </w:r>
+          </w:p>
+        </w:tc>
+        <w:tc>
+          <w:tcPr>
+            <w:tcW w:type="dxa" w:w="1000"/>
+            <w:tcBorders>
+              <w:top w:val="single" w:color="999999" w:sz="4"/>
+              <w:left w:val="single" w:color="999999" w:sz="4"/>
+              <w:bottom w:val="single" w:color="999999" w:sz="4"/>
+              <w:right w:val="single" w:color="999999" w:sz="4"/>
+            </w:tcBorders>
+            <w:tcMar>
+              <w:top w:type="dxa" w:w="80"/>
+              <w:left w:type="dxa" w:w="120"/>
+              <w:bottom w:type="dxa" w:w="80"/>
+              <w:right w:type="dxa" w:w="120"/>
+            </w:tcMar>
+          </w:tcPr>
+          <w:p>
+            <w:pPr>
+              <w:spacing w:after="0"/>
+            </w:pPr>
+            <w:r>
+              <w:rPr>
+                <w:rFonts w:ascii="Calibri" w:cs="Calibri" w:eastAsia="Calibri" w:hAnsi="Calibri"/>
+                <w:sz w:val="20"/>
+                <w:szCs w:val="20"/>
+              </w:rPr>
+              <w:t xml:space="preserve">0.613</w:t>
+            </w:r>
+          </w:p>
+        </w:tc>
+        <w:tc>
+          <w:tcPr>
+            <w:tcW w:type="dxa" w:w="2900"/>
+            <w:tcBorders>
+              <w:top w:val="single" w:color="999999" w:sz="4"/>
+              <w:left w:val="single" w:color="999999" w:sz="4"/>
+              <w:bottom w:val="single" w:color="999999" w:sz="4"/>
+              <w:right w:val="single" w:color="999999" w:sz="4"/>
+            </w:tcBorders>
+            <w:tcMar>
+              <w:top w:type="dxa" w:w="80"/>
+              <w:left w:type="dxa" w:w="120"/>
+              <w:bottom w:type="dxa" w:w="80"/>
+              <w:right w:type="dxa" w:w="120"/>
+            </w:tcMar>
+          </w:tcPr>
+          <w:p>
+            <w:pPr>
+              <w:spacing w:after="0"/>
+            </w:pPr>
+            <w:r>
+              <w:rPr>
+                <w:rFonts w:ascii="Calibri" w:cs="Calibri" w:eastAsia="Calibri" w:hAnsi="Calibri"/>
+                <w:sz w:val="20"/>
+                <w:szCs w:val="20"/>
+              </w:rPr>
+              <w:t xml:space="preserve">−0.017 [−0.053, +0.020]</w:t>
+            </w:r>
+          </w:p>
+        </w:tc>
+        <w:tc>
+          <w:tcPr>
+            <w:tcW w:type="dxa" w:w="660"/>
+            <w:tcBorders>
+              <w:top w:val="single" w:color="999999" w:sz="4"/>
+              <w:left w:val="single" w:color="999999" w:sz="4"/>
+              <w:bottom w:val="single" w:color="999999" w:sz="4"/>
+              <w:right w:val="single" w:color="999999" w:sz="4"/>
+            </w:tcBorders>
+            <w:tcMar>
+              <w:top w:type="dxa" w:w="80"/>
+              <w:left w:type="dxa" w:w="120"/>
+              <w:bottom w:type="dxa" w:w="80"/>
+              <w:right w:type="dxa" w:w="120"/>
+            </w:tcMar>
+          </w:tcPr>
+          <w:p>
+            <w:pPr>
+              <w:spacing w:after="0"/>
+            </w:pPr>
+            <w:r>
+              <w:rPr>
+                <w:rFonts w:ascii="Calibri" w:cs="Calibri" w:eastAsia="Calibri" w:hAnsi="Calibri"/>
+                <w:sz w:val="20"/>
+                <w:szCs w:val="20"/>
+              </w:rPr>
+              <w:t xml:space="preserve">no</w:t>
+            </w:r>
+          </w:p>
+        </w:tc>
+      </w:tr>
+      <w:tr>
+        <w:tc>
+          <w:tcPr>
+            <w:tcW w:type="dxa" w:w="1200"/>
+            <w:tcBorders>
+              <w:top w:val="single" w:color="999999" w:sz="4"/>
+              <w:left w:val="single" w:color="999999" w:sz="4"/>
+              <w:bottom w:val="single" w:color="999999" w:sz="4"/>
+              <w:right w:val="single" w:color="999999" w:sz="4"/>
+            </w:tcBorders>
+            <w:tcMar>
+              <w:top w:type="dxa" w:w="80"/>
+              <w:left w:type="dxa" w:w="120"/>
+              <w:bottom w:type="dxa" w:w="80"/>
+              <w:right w:type="dxa" w:w="120"/>
+            </w:tcMar>
+          </w:tcPr>
+          <w:p>
+            <w:pPr>
+              <w:spacing w:after="0"/>
+            </w:pPr>
+            <w:r>
+              <w:rPr>
+                <w:rFonts w:ascii="Calibri" w:cs="Calibri" w:eastAsia="Calibri" w:hAnsi="Calibri"/>
+                <w:sz w:val="20"/>
+                <w:szCs w:val="20"/>
+              </w:rPr>
+              <w:t xml:space="preserve">phi4_mini</w:t>
+            </w:r>
+          </w:p>
+        </w:tc>
+        <w:tc>
+          <w:tcPr>
+            <w:tcW w:type="dxa" w:w="2300"/>
+            <w:tcBorders>
+              <w:top w:val="single" w:color="999999" w:sz="4"/>
+              <w:left w:val="single" w:color="999999" w:sz="4"/>
+              <w:bottom w:val="single" w:color="999999" w:sz="4"/>
+              <w:right w:val="single" w:color="999999" w:sz="4"/>
+            </w:tcBorders>
+            <w:tcMar>
+              <w:top w:type="dxa" w:w="80"/>
+              <w:left w:type="dxa" w:w="120"/>
+              <w:bottom w:type="dxa" w:w="80"/>
+              <w:right w:type="dxa" w:w="120"/>
+            </w:tcMar>
+          </w:tcPr>
+          <w:p>
+            <w:pPr>
+              <w:spacing w:after="0"/>
+            </w:pPr>
+            <w:r>
+              <w:rPr>
+                <w:rFonts w:ascii="Calibri" w:cs="Calibri" w:eastAsia="Calibri" w:hAnsi="Calibri"/>
+                <w:sz w:val="20"/>
+                <w:szCs w:val="20"/>
+              </w:rPr>
+              <w:t xml:space="preserve">HarmBench ASR (judge)</w:t>
+            </w:r>
+          </w:p>
+        </w:tc>
+        <w:tc>
+          <w:tcPr>
+            <w:tcW w:type="dxa" w:w="1000"/>
+            <w:tcBorders>
+              <w:top w:val="single" w:color="999999" w:sz="4"/>
+              <w:left w:val="single" w:color="999999" w:sz="4"/>
+              <w:bottom w:val="single" w:color="999999" w:sz="4"/>
+              <w:right w:val="single" w:color="999999" w:sz="4"/>
+            </w:tcBorders>
+            <w:tcMar>
+              <w:top w:type="dxa" w:w="80"/>
+              <w:left w:type="dxa" w:w="120"/>
+              <w:bottom w:type="dxa" w:w="80"/>
+              <w:right w:type="dxa" w:w="120"/>
+            </w:tcMar>
+          </w:tcPr>
+          <w:p>
+            <w:pPr>
+              <w:spacing w:after="0"/>
+            </w:pPr>
+            <w:r>
+              <w:rPr>
+                <w:rFonts w:ascii="Calibri" w:cs="Calibri" w:eastAsia="Calibri" w:hAnsi="Calibri"/>
+                <w:sz w:val="20"/>
+                <w:szCs w:val="20"/>
+              </w:rPr>
+              <w:t xml:space="preserve">0.055</w:t>
+            </w:r>
+          </w:p>
+        </w:tc>
+        <w:tc>
+          <w:tcPr>
+            <w:tcW w:type="dxa" w:w="1000"/>
+            <w:tcBorders>
+              <w:top w:val="single" w:color="999999" w:sz="4"/>
+              <w:left w:val="single" w:color="999999" w:sz="4"/>
+              <w:bottom w:val="single" w:color="999999" w:sz="4"/>
+              <w:right w:val="single" w:color="999999" w:sz="4"/>
+            </w:tcBorders>
+            <w:tcMar>
+              <w:top w:type="dxa" w:w="80"/>
+              <w:left w:type="dxa" w:w="120"/>
+              <w:bottom w:type="dxa" w:w="80"/>
+              <w:right w:type="dxa" w:w="120"/>
+            </w:tcMar>
+          </w:tcPr>
+          <w:p>
+            <w:pPr>
+              <w:spacing w:after="0"/>
+            </w:pPr>
+            <w:r>
+              <w:rPr>
+                <w:rFonts w:ascii="Calibri" w:cs="Calibri" w:eastAsia="Calibri" w:hAnsi="Calibri"/>
+                <w:sz w:val="20"/>
+                <w:szCs w:val="20"/>
+              </w:rPr>
+              <w:t xml:space="preserve">0.055</w:t>
+            </w:r>
+          </w:p>
+        </w:tc>
+        <w:tc>
+          <w:tcPr>
+            <w:tcW w:type="dxa" w:w="2900"/>
+            <w:tcBorders>
+              <w:top w:val="single" w:color="999999" w:sz="4"/>
+              <w:left w:val="single" w:color="999999" w:sz="4"/>
+              <w:bottom w:val="single" w:color="999999" w:sz="4"/>
+              <w:right w:val="single" w:color="999999" w:sz="4"/>
+            </w:tcBorders>
+            <w:tcMar>
+              <w:top w:type="dxa" w:w="80"/>
+              <w:left w:type="dxa" w:w="120"/>
+              <w:bottom w:type="dxa" w:w="80"/>
+              <w:right w:type="dxa" w:w="120"/>
+            </w:tcMar>
+          </w:tcPr>
+          <w:p>
+            <w:pPr>
+              <w:spacing w:after="0"/>
+            </w:pPr>
+            <w:r>
+              <w:rPr>
+                <w:rFonts w:ascii="Calibri" w:cs="Calibri" w:eastAsia="Calibri" w:hAnsi="Calibri"/>
+                <w:sz w:val="20"/>
+                <w:szCs w:val="20"/>
+              </w:rPr>
+              <w:t xml:space="preserve">0.000 [−0.030, +0.030]</w:t>
+            </w:r>
+          </w:p>
+        </w:tc>
+        <w:tc>
+          <w:tcPr>
+            <w:tcW w:type="dxa" w:w="660"/>
+            <w:tcBorders>
+              <w:top w:val="single" w:color="999999" w:sz="4"/>
+              <w:left w:val="single" w:color="999999" w:sz="4"/>
+              <w:bottom w:val="single" w:color="999999" w:sz="4"/>
+              <w:right w:val="single" w:color="999999" w:sz="4"/>
+            </w:tcBorders>
+            <w:tcMar>
+              <w:top w:type="dxa" w:w="80"/>
+              <w:left w:type="dxa" w:w="120"/>
+              <w:bottom w:type="dxa" w:w="80"/>
+              <w:right w:type="dxa" w:w="120"/>
+            </w:tcMar>
+          </w:tcPr>
+          <w:p>
+            <w:pPr>
+              <w:spacing w:after="0"/>
+            </w:pPr>
+            <w:r>
+              <w:rPr>
+                <w:rFonts w:ascii="Calibri" w:cs="Calibri" w:eastAsia="Calibri" w:hAnsi="Calibri"/>
+                <w:sz w:val="20"/>
+                <w:szCs w:val="20"/>
+              </w:rPr>
+              <w:t xml:space="preserve">no</w:t>
+            </w:r>
+          </w:p>
+        </w:tc>
+      </w:tr>
+      <w:tr>
+        <w:tc>
+          <w:tcPr>
+            <w:tcW w:type="dxa" w:w="1200"/>
+            <w:tcBorders>
+              <w:top w:val="single" w:color="999999" w:sz="4"/>
+              <w:left w:val="single" w:color="999999" w:sz="4"/>
+              <w:bottom w:val="single" w:color="999999" w:sz="4"/>
+              <w:right w:val="single" w:color="999999" w:sz="4"/>
+            </w:tcBorders>
+            <w:tcMar>
+              <w:top w:type="dxa" w:w="80"/>
+              <w:left w:type="dxa" w:w="120"/>
+              <w:bottom w:type="dxa" w:w="80"/>
+              <w:right w:type="dxa" w:w="120"/>
+            </w:tcMar>
+          </w:tcPr>
+          <w:p>
+            <w:pPr>
+              <w:spacing w:after="0"/>
+            </w:pPr>
+            <w:r>
+              <w:rPr>
+                <w:rFonts w:ascii="Calibri" w:cs="Calibri" w:eastAsia="Calibri" w:hAnsi="Calibri"/>
+                <w:sz w:val="20"/>
+                <w:szCs w:val="20"/>
+              </w:rPr>
+              <w:t xml:space="preserve">phi4_mini</w:t>
+            </w:r>
+          </w:p>
+        </w:tc>
+        <w:tc>
+          <w:tcPr>
+            <w:tcW w:type="dxa" w:w="2300"/>
+            <w:tcBorders>
+              <w:top w:val="single" w:color="999999" w:sz="4"/>
+              <w:left w:val="single" w:color="999999" w:sz="4"/>
+              <w:bottom w:val="single" w:color="999999" w:sz="4"/>
+              <w:right w:val="single" w:color="999999" w:sz="4"/>
+            </w:tcBorders>
+            <w:tcMar>
+              <w:top w:type="dxa" w:w="80"/>
+              <w:left w:type="dxa" w:w="120"/>
+              <w:bottom w:type="dxa" w:w="80"/>
+              <w:right w:type="dxa" w:w="120"/>
+            </w:tcMar>
+          </w:tcPr>
+          <w:p>
+            <w:pPr>
+              <w:spacing w:after="0"/>
+            </w:pPr>
+            <w:r>
+              <w:rPr>
+                <w:rFonts w:ascii="Calibri" w:cs="Calibri" w:eastAsia="Calibri" w:hAnsi="Calibri"/>
+                <w:sz w:val="20"/>
+                <w:szCs w:val="20"/>
+              </w:rPr>
+              <w:t xml:space="preserve">  HarmBench non-refusal (v2 proxy)</w:t>
+            </w:r>
+          </w:p>
+        </w:tc>
+        <w:tc>
+          <w:tcPr>
+            <w:tcW w:type="dxa" w:w="1000"/>
+            <w:tcBorders>
+              <w:top w:val="single" w:color="999999" w:sz="4"/>
+              <w:left w:val="single" w:color="999999" w:sz="4"/>
+              <w:bottom w:val="single" w:color="999999" w:sz="4"/>
+              <w:right w:val="single" w:color="999999" w:sz="4"/>
+            </w:tcBorders>
+            <w:tcMar>
+              <w:top w:type="dxa" w:w="80"/>
+              <w:left w:type="dxa" w:w="120"/>
+              <w:bottom w:type="dxa" w:w="80"/>
+              <w:right w:type="dxa" w:w="120"/>
+            </w:tcMar>
+          </w:tcPr>
+          <w:p>
+            <w:pPr>
+              <w:spacing w:after="0"/>
+            </w:pPr>
+            <w:r>
+              <w:rPr>
+                <w:rFonts w:ascii="Calibri" w:cs="Calibri" w:eastAsia="Calibri" w:hAnsi="Calibri"/>
+                <w:sz w:val="20"/>
+                <w:szCs w:val="20"/>
+              </w:rPr>
+              <w:t xml:space="preserve">0.075</w:t>
+            </w:r>
+          </w:p>
+        </w:tc>
+        <w:tc>
+          <w:tcPr>
+            <w:tcW w:type="dxa" w:w="1000"/>
+            <w:tcBorders>
+              <w:top w:val="single" w:color="999999" w:sz="4"/>
+              <w:left w:val="single" w:color="999999" w:sz="4"/>
+              <w:bottom w:val="single" w:color="999999" w:sz="4"/>
+              <w:right w:val="single" w:color="999999" w:sz="4"/>
+            </w:tcBorders>
+            <w:tcMar>
+              <w:top w:type="dxa" w:w="80"/>
+              <w:left w:type="dxa" w:w="120"/>
+              <w:bottom w:type="dxa" w:w="80"/>
+              <w:right w:type="dxa" w:w="120"/>
+            </w:tcMar>
+          </w:tcPr>
+          <w:p>
+            <w:pPr>
+              <w:spacing w:after="0"/>
+            </w:pPr>
+            <w:r>
+              <w:rPr>
+                <w:rFonts w:ascii="Calibri" w:cs="Calibri" w:eastAsia="Calibri" w:hAnsi="Calibri"/>
+                <w:sz w:val="20"/>
+                <w:szCs w:val="20"/>
+              </w:rPr>
+              <w:t xml:space="preserve">0.075</w:t>
+            </w:r>
+          </w:p>
+        </w:tc>
+        <w:tc>
+          <w:tcPr>
+            <w:tcW w:type="dxa" w:w="2900"/>
+            <w:tcBorders>
+              <w:top w:val="single" w:color="999999" w:sz="4"/>
+              <w:left w:val="single" w:color="999999" w:sz="4"/>
+              <w:bottom w:val="single" w:color="999999" w:sz="4"/>
+              <w:right w:val="single" w:color="999999" w:sz="4"/>
+            </w:tcBorders>
+            <w:tcMar>
+              <w:top w:type="dxa" w:w="80"/>
+              <w:left w:type="dxa" w:w="120"/>
+              <w:bottom w:type="dxa" w:w="80"/>
+              <w:right w:type="dxa" w:w="120"/>
+            </w:tcMar>
+          </w:tcPr>
+          <w:p>
+            <w:pPr>
+              <w:spacing w:after="0"/>
+            </w:pPr>
+            <w:r>
+              <w:rPr>
+                <w:rFonts w:ascii="Calibri" w:cs="Calibri" w:eastAsia="Calibri" w:hAnsi="Calibri"/>
+                <w:sz w:val="20"/>
+                <w:szCs w:val="20"/>
+              </w:rPr>
+              <w:t xml:space="preserve">0.000 [−0.025, +0.025]</w:t>
+            </w:r>
+          </w:p>
+        </w:tc>
+        <w:tc>
+          <w:tcPr>
+            <w:tcW w:type="dxa" w:w="660"/>
+            <w:tcBorders>
+              <w:top w:val="single" w:color="999999" w:sz="4"/>
+              <w:left w:val="single" w:color="999999" w:sz="4"/>
+              <w:bottom w:val="single" w:color="999999" w:sz="4"/>
+              <w:right w:val="single" w:color="999999" w:sz="4"/>
+            </w:tcBorders>
+            <w:tcMar>
+              <w:top w:type="dxa" w:w="80"/>
+              <w:left w:type="dxa" w:w="120"/>
+              <w:bottom w:type="dxa" w:w="80"/>
+              <w:right w:type="dxa" w:w="120"/>
+            </w:tcMar>
+          </w:tcPr>
+          <w:p>
+            <w:pPr>
+              <w:spacing w:after="0"/>
+            </w:pPr>
+            <w:r>
+              <w:rPr>
+                <w:rFonts w:ascii="Calibri" w:cs="Calibri" w:eastAsia="Calibri" w:hAnsi="Calibri"/>
+                <w:sz w:val="20"/>
+                <w:szCs w:val="20"/>
+              </w:rPr>
+              <w:t xml:space="preserve">no</w:t>
+            </w:r>
+          </w:p>
+        </w:tc>
+      </w:tr>
+      <w:tr>
+        <w:tc>
+          <w:tcPr>
+            <w:tcW w:type="dxa" w:w="1200"/>
+            <w:tcBorders>
+              <w:top w:val="single" w:color="999999" w:sz="4"/>
+              <w:left w:val="single" w:color="999999" w:sz="4"/>
+              <w:bottom w:val="single" w:color="999999" w:sz="4"/>
+              <w:right w:val="single" w:color="999999" w:sz="4"/>
+            </w:tcBorders>
+            <w:tcMar>
+              <w:top w:type="dxa" w:w="80"/>
+              <w:left w:type="dxa" w:w="120"/>
+              <w:bottom w:type="dxa" w:w="80"/>
+              <w:right w:type="dxa" w:w="120"/>
+            </w:tcMar>
+          </w:tcPr>
+          <w:p>
+            <w:pPr>
+              <w:spacing w:after="0"/>
+            </w:pPr>
+            <w:r>
+              <w:rPr>
+                <w:rFonts w:ascii="Calibri" w:cs="Calibri" w:eastAsia="Calibri" w:hAnsi="Calibri"/>
+                <w:sz w:val="20"/>
+                <w:szCs w:val="20"/>
+              </w:rPr>
+              <w:t xml:space="preserve">phi4_mini</w:t>
+            </w:r>
+          </w:p>
+        </w:tc>
+        <w:tc>
+          <w:tcPr>
+            <w:tcW w:type="dxa" w:w="2300"/>
+            <w:tcBorders>
+              <w:top w:val="single" w:color="999999" w:sz="4"/>
+              <w:left w:val="single" w:color="999999" w:sz="4"/>
+              <w:bottom w:val="single" w:color="999999" w:sz="4"/>
+              <w:right w:val="single" w:color="999999" w:sz="4"/>
+            </w:tcBorders>
+            <w:tcMar>
+              <w:top w:type="dxa" w:w="80"/>
+              <w:left w:type="dxa" w:w="120"/>
+              <w:bottom w:type="dxa" w:w="80"/>
+              <w:right w:type="dxa" w:w="120"/>
+            </w:tcMar>
+          </w:tcPr>
+          <w:p>
+            <w:pPr>
+              <w:spacing w:after="0"/>
+            </w:pPr>
+            <w:r>
+              <w:rPr>
+                <w:rFonts w:ascii="Calibri" w:cs="Calibri" w:eastAsia="Calibri" w:hAnsi="Calibri"/>
+                <w:sz w:val="20"/>
+                <w:szCs w:val="20"/>
+              </w:rPr>
+              <w:t xml:space="preserve">XSTest over-refusal</w:t>
+            </w:r>
+          </w:p>
+        </w:tc>
+        <w:tc>
+          <w:tcPr>
+            <w:tcW w:type="dxa" w:w="1000"/>
+            <w:tcBorders>
+              <w:top w:val="single" w:color="999999" w:sz="4"/>
+              <w:left w:val="single" w:color="999999" w:sz="4"/>
+              <w:bottom w:val="single" w:color="999999" w:sz="4"/>
+              <w:right w:val="single" w:color="999999" w:sz="4"/>
+            </w:tcBorders>
+            <w:tcMar>
+              <w:top w:type="dxa" w:w="80"/>
+              <w:left w:type="dxa" w:w="120"/>
+              <w:bottom w:type="dxa" w:w="80"/>
+              <w:right w:type="dxa" w:w="120"/>
+            </w:tcMar>
+          </w:tcPr>
+          <w:p>
+            <w:pPr>
+              <w:spacing w:after="0"/>
+            </w:pPr>
+            <w:r>
+              <w:rPr>
+                <w:rFonts w:ascii="Calibri" w:cs="Calibri" w:eastAsia="Calibri" w:hAnsi="Calibri"/>
+                <w:sz w:val="20"/>
+                <w:szCs w:val="20"/>
+              </w:rPr>
+              <w:t xml:space="preserve">0.112</w:t>
+            </w:r>
+          </w:p>
+        </w:tc>
+        <w:tc>
+          <w:tcPr>
+            <w:tcW w:type="dxa" w:w="1000"/>
+            <w:tcBorders>
+              <w:top w:val="single" w:color="999999" w:sz="4"/>
+              <w:left w:val="single" w:color="999999" w:sz="4"/>
+              <w:bottom w:val="single" w:color="999999" w:sz="4"/>
+              <w:right w:val="single" w:color="999999" w:sz="4"/>
+            </w:tcBorders>
+            <w:tcMar>
+              <w:top w:type="dxa" w:w="80"/>
+              <w:left w:type="dxa" w:w="120"/>
+              <w:bottom w:type="dxa" w:w="80"/>
+              <w:right w:type="dxa" w:w="120"/>
+            </w:tcMar>
+          </w:tcPr>
+          <w:p>
+            <w:pPr>
+              <w:spacing w:after="0"/>
+            </w:pPr>
+            <w:r>
+              <w:rPr>
+                <w:rFonts w:ascii="Calibri" w:cs="Calibri" w:eastAsia="Calibri" w:hAnsi="Calibri"/>
+                <w:sz w:val="20"/>
+                <w:szCs w:val="20"/>
+              </w:rPr>
+              <w:t xml:space="preserve">0.084</w:t>
+            </w:r>
+          </w:p>
+        </w:tc>
+        <w:tc>
+          <w:tcPr>
+            <w:tcW w:type="dxa" w:w="2900"/>
+            <w:tcBorders>
+              <w:top w:val="single" w:color="999999" w:sz="4"/>
+              <w:left w:val="single" w:color="999999" w:sz="4"/>
+              <w:bottom w:val="single" w:color="999999" w:sz="4"/>
+              <w:right w:val="single" w:color="999999" w:sz="4"/>
+            </w:tcBorders>
+            <w:tcMar>
+              <w:top w:type="dxa" w:w="80"/>
+              <w:left w:type="dxa" w:w="120"/>
+              <w:bottom w:type="dxa" w:w="80"/>
+              <w:right w:type="dxa" w:w="120"/>
+            </w:tcMar>
+          </w:tcPr>
+          <w:p>
+            <w:pPr>
+              <w:spacing w:after="0"/>
+            </w:pPr>
+            <w:r>
+              <w:rPr>
+                <w:rFonts w:ascii="Calibri" w:cs="Calibri" w:eastAsia="Calibri" w:hAnsi="Calibri"/>
+                <w:sz w:val="20"/>
+                <w:szCs w:val="20"/>
+              </w:rPr>
+              <w:t xml:space="preserve">−0.028 [−0.052, −0.004]</w:t>
+            </w:r>
+          </w:p>
+        </w:tc>
+        <w:tc>
+          <w:tcPr>
+            <w:tcW w:type="dxa" w:w="660"/>
+            <w:tcBorders>
+              <w:top w:val="single" w:color="999999" w:sz="4"/>
+              <w:left w:val="single" w:color="999999" w:sz="4"/>
+              <w:bottom w:val="single" w:color="999999" w:sz="4"/>
+              <w:right w:val="single" w:color="999999" w:sz="4"/>
+            </w:tcBorders>
+            <w:tcMar>
+              <w:top w:type="dxa" w:w="80"/>
+              <w:left w:type="dxa" w:w="120"/>
+              <w:bottom w:type="dxa" w:w="80"/>
+              <w:right w:type="dxa" w:w="120"/>
+            </w:tcMar>
+          </w:tcPr>
+          <w:p>
+            <w:pPr>
+              <w:spacing w:after="0"/>
+            </w:pPr>
+            <w:r>
+              <w:rPr>
+                <w:rFonts w:ascii="Calibri" w:cs="Calibri" w:eastAsia="Calibri" w:hAnsi="Calibri"/>
+                <w:sz w:val="20"/>
+                <w:szCs w:val="20"/>
+              </w:rPr>
+              <w:t xml:space="preserve">yes</w:t>
+            </w:r>
+          </w:p>
+        </w:tc>
+      </w:tr>
+      <w:tr>
+        <w:tc>
+          <w:tcPr>
+            <w:tcW w:type="dxa" w:w="1200"/>
+            <w:tcBorders>
+              <w:top w:val="single" w:color="999999" w:sz="4"/>
+              <w:left w:val="single" w:color="999999" w:sz="4"/>
+              <w:bottom w:val="single" w:color="999999" w:sz="4"/>
+              <w:right w:val="single" w:color="999999" w:sz="4"/>
+            </w:tcBorders>
+            <w:tcMar>
+              <w:top w:type="dxa" w:w="80"/>
+              <w:left w:type="dxa" w:w="120"/>
+              <w:bottom w:type="dxa" w:w="80"/>
+              <w:right w:type="dxa" w:w="120"/>
+            </w:tcMar>
+          </w:tcPr>
+          <w:p>
+            <w:pPr>
+              <w:spacing w:after="0"/>
+            </w:pPr>
+            <w:r>
+              <w:rPr>
+                <w:rFonts w:ascii="Calibri" w:cs="Calibri" w:eastAsia="Calibri" w:hAnsi="Calibri"/>
+                <w:sz w:val="20"/>
+                <w:szCs w:val="20"/>
+              </w:rPr>
+              <w:t xml:space="preserve">phi4_mini</w:t>
+            </w:r>
+          </w:p>
+        </w:tc>
+        <w:tc>
+          <w:tcPr>
+            <w:tcW w:type="dxa" w:w="2300"/>
+            <w:tcBorders>
+              <w:top w:val="single" w:color="999999" w:sz="4"/>
+              <w:left w:val="single" w:color="999999" w:sz="4"/>
+              <w:bottom w:val="single" w:color="999999" w:sz="4"/>
+              <w:right w:val="single" w:color="999999" w:sz="4"/>
+            </w:tcBorders>
+            <w:tcMar>
+              <w:top w:type="dxa" w:w="80"/>
+              <w:left w:type="dxa" w:w="120"/>
+              <w:bottom w:type="dxa" w:w="80"/>
+              <w:right w:type="dxa" w:w="120"/>
+            </w:tcMar>
+          </w:tcPr>
+          <w:p>
+            <w:pPr>
+              <w:spacing w:after="0"/>
+            </w:pPr>
+            <w:r>
+              <w:rPr>
+                <w:rFonts w:ascii="Calibri" w:cs="Calibri" w:eastAsia="Calibri" w:hAnsi="Calibri"/>
+                <w:sz w:val="20"/>
+                <w:szCs w:val="20"/>
+              </w:rPr>
+              <w:t xml:space="preserve">MMLU accuracy</w:t>
+            </w:r>
+          </w:p>
+        </w:tc>
+        <w:tc>
+          <w:tcPr>
+            <w:tcW w:type="dxa" w:w="1000"/>
+            <w:tcBorders>
+              <w:top w:val="single" w:color="999999" w:sz="4"/>
+              <w:left w:val="single" w:color="999999" w:sz="4"/>
+              <w:bottom w:val="single" w:color="999999" w:sz="4"/>
+              <w:right w:val="single" w:color="999999" w:sz="4"/>
+            </w:tcBorders>
+            <w:tcMar>
+              <w:top w:type="dxa" w:w="80"/>
+              <w:left w:type="dxa" w:w="120"/>
+              <w:bottom w:type="dxa" w:w="80"/>
+              <w:right w:type="dxa" w:w="120"/>
+            </w:tcMar>
+          </w:tcPr>
+          <w:p>
+            <w:pPr>
+              <w:spacing w:after="0"/>
+            </w:pPr>
+            <w:r>
+              <w:rPr>
+                <w:rFonts w:ascii="Calibri" w:cs="Calibri" w:eastAsia="Calibri" w:hAnsi="Calibri"/>
+                <w:sz w:val="20"/>
+                <w:szCs w:val="20"/>
+              </w:rPr>
+              <w:t xml:space="preserve">0.700</w:t>
+            </w:r>
+          </w:p>
+        </w:tc>
+        <w:tc>
+          <w:tcPr>
+            <w:tcW w:type="dxa" w:w="1000"/>
+            <w:tcBorders>
+              <w:top w:val="single" w:color="999999" w:sz="4"/>
+              <w:left w:val="single" w:color="999999" w:sz="4"/>
+              <w:bottom w:val="single" w:color="999999" w:sz="4"/>
+              <w:right w:val="single" w:color="999999" w:sz="4"/>
+            </w:tcBorders>
+            <w:tcMar>
+              <w:top w:type="dxa" w:w="80"/>
+              <w:left w:type="dxa" w:w="120"/>
+              <w:bottom w:type="dxa" w:w="80"/>
+              <w:right w:type="dxa" w:w="120"/>
+            </w:tcMar>
+          </w:tcPr>
+          <w:p>
+            <w:pPr>
+              <w:spacing w:after="0"/>
+            </w:pPr>
+            <w:r>
+              <w:rPr>
+                <w:rFonts w:ascii="Calibri" w:cs="Calibri" w:eastAsia="Calibri" w:hAnsi="Calibri"/>
+                <w:sz w:val="20"/>
+                <w:szCs w:val="20"/>
+              </w:rPr>
+              <w:t xml:space="preserve">0.677</w:t>
+            </w:r>
+          </w:p>
+        </w:tc>
+        <w:tc>
+          <w:tcPr>
+            <w:tcW w:type="dxa" w:w="2900"/>
+            <w:tcBorders>
+              <w:top w:val="single" w:color="999999" w:sz="4"/>
+              <w:left w:val="single" w:color="999999" w:sz="4"/>
+              <w:bottom w:val="single" w:color="999999" w:sz="4"/>
+              <w:right w:val="single" w:color="999999" w:sz="4"/>
+            </w:tcBorders>
+            <w:tcMar>
+              <w:top w:type="dxa" w:w="80"/>
+              <w:left w:type="dxa" w:w="120"/>
+              <w:bottom w:type="dxa" w:w="80"/>
+              <w:right w:type="dxa" w:w="120"/>
+            </w:tcMar>
+          </w:tcPr>
+          <w:p>
+            <w:pPr>
+              <w:spacing w:after="0"/>
+            </w:pPr>
+            <w:r>
+              <w:rPr>
+                <w:rFonts w:ascii="Calibri" w:cs="Calibri" w:eastAsia="Calibri" w:hAnsi="Calibri"/>
+                <w:sz w:val="20"/>
+                <w:szCs w:val="20"/>
+              </w:rPr>
+              <w:t xml:space="preserve">−0.023 [−0.057, +0.010]</w:t>
+            </w:r>
+          </w:p>
+        </w:tc>
+        <w:tc>
+          <w:tcPr>
+            <w:tcW w:type="dxa" w:w="660"/>
+            <w:tcBorders>
+              <w:top w:val="single" w:color="999999" w:sz="4"/>
+              <w:left w:val="single" w:color="999999" w:sz="4"/>
+              <w:bottom w:val="single" w:color="999999" w:sz="4"/>
+              <w:right w:val="single" w:color="999999" w:sz="4"/>
+            </w:tcBorders>
+            <w:tcMar>
+              <w:top w:type="dxa" w:w="80"/>
+              <w:left w:type="dxa" w:w="120"/>
+              <w:bottom w:type="dxa" w:w="80"/>
+              <w:right w:type="dxa" w:w="120"/>
+            </w:tcMar>
+          </w:tcPr>
+          <w:p>
+            <w:pPr>
+              <w:spacing w:after="0"/>
+            </w:pPr>
+            <w:r>
+              <w:rPr>
+                <w:rFonts w:ascii="Calibri" w:cs="Calibri" w:eastAsia="Calibri" w:hAnsi="Calibri"/>
+                <w:sz w:val="20"/>
+                <w:szCs w:val="20"/>
+              </w:rPr>
+              <w:t xml:space="preserve">no</w:t>
+            </w:r>
+          </w:p>
+        </w:tc>
+      </w:tr>
     </w:tbl>
     <w:p>
       <w:pPr>
@@ -12175,7 +13631,7 @@
           <w:sz w:val="22"/>
           <w:szCs w:val="22"/>
         </w:rPr>
-        <w:t xml:space="preserve">Under the primary (judge) scorer, the statistically significant deltas are: Qwen 1.7B ΔASR (+0.055, CI [+0.010, +0.100]), Qwen 1.7B ΔMMLU (−0.087), and Llama 3.2 3B ΔMMLU (−0.043). The Qwen 1.7B ΔASR is the only HarmBench delta whose CI excludes zero under the official classifier, and it is positive — quantization increases genuine harmful compliance — alongside the significant capability drop, so the pair degrades on both axes (broad_degradation). The Qwen 4B ΔASR is positive but directional only (+0.025, CI touches zero). The Llama ΔASR is essentially zero. Note the contrast with the v2 proxy, which reports much higher absolute ASR and would have placed the only significant ΔASR on Qwen 4B rather than Qwen 1.7B — the divergence is analysed in §6.12. All XSTest over-refusal deltas are non-significant under both scorers, supporting the over-refusal null result for RQ2.</w:t>
+        <w:t xml:space="preserve">Under the primary (judge) scorer, the statistically significant deltas are: Qwen 1.7B ΔASR (+0.055, CI [+0.010, +0.100]), Qwen 1.7B ΔMMLU (−0.087), Llama 3.2 3B ΔMMLU (−0.043), and Phi-4-mini Δover-refusal (−0.028, a significant decrease). The Qwen 1.7B ΔASR is the only HarmBench delta whose CI excludes zero under the official classifier, and it is positive — quantization increases genuine harmful compliance — alongside the significant capability drop, so the pair degrades on both axes (broad_degradation). The Qwen 4B ΔASR is positive but directional only (+0.025, CI touches zero). The Llama ΔASR is essentially zero. Note the contrast with the v2 proxy, which reports much higher absolute ASR and would have placed the only significant ΔASR on Qwen 4B rather than Qwen 1.7B — the divergence is analysed in §6.12. Four of the five XSTest over-refusal deltas are non-significant under both scorers; only Phi-4-mini's is significant, and as a decrease — so no pair becomes more over-refusing under quantization (RQ2).</w:t>
       </w:r>
     </w:p>
     <w:p>
@@ -12249,7 +13705,7 @@
           <w:sz w:val="22"/>
           <w:szCs w:val="22"/>
         </w:rPr>
-        <w:t xml:space="preserve">RQ4 asks whether the magnitude of the quantization effect differs between two-billion and four-billion parameter Qwen models. Both pairs have now completed. Table 6.2 summarises the quantization deltas and interpretation labels for all three pairs, enabling both the within-family scale comparison (RQ4) and the cross-family comparison (RQ5).</w:t>
+        <w:t xml:space="preserve">RQ4 asks whether the magnitude of the quantization effect differs between two-billion and four-billion parameter Qwen models. Both pairs have now completed. Table 6.2 summarises the quantization deltas and interpretation labels for all five pairs, enabling both the within-family scale comparison (RQ4, the two Qwen pairs) and the cross-family comparison (RQ5).</w:t>
       </w:r>
     </w:p>
     <w:tbl>
@@ -12265,10 +13721,12 @@
         </w:tblBorders>
       </w:tblPr>
       <w:tblGrid>
-        <w:gridCol w:w="2400"/>
-        <w:gridCol w:w="2600"/>
-        <w:gridCol w:w="2600"/>
-        <w:gridCol w:w="2700"/>
+        <w:gridCol w:w="2200"/>
+        <w:gridCol w:w="1240"/>
+        <w:gridCol w:w="1240"/>
+        <w:gridCol w:w="1480"/>
+        <w:gridCol w:w="1320"/>
+        <w:gridCol w:w="1320"/>
       </w:tblGrid>
       <w:tr>
         <w:trPr>
@@ -12276,7 +13734,7 @@
         </w:trPr>
         <w:tc>
           <w:tcPr>
-            <w:tcW w:type="dxa" w:w="2400"/>
+            <w:tcW w:type="dxa" w:w="2200"/>
             <w:tcBorders>
               <w:top w:val="single" w:color="999999" w:sz="4"/>
               <w:left w:val="single" w:color="999999" w:sz="4"/>
@@ -12309,7 +13767,7 @@
         </w:tc>
         <w:tc>
           <w:tcPr>
-            <w:tcW w:type="dxa" w:w="2600"/>
+            <w:tcW w:type="dxa" w:w="1240"/>
             <w:tcBorders>
               <w:top w:val="single" w:color="999999" w:sz="4"/>
               <w:left w:val="single" w:color="999999" w:sz="4"/>
@@ -12336,13 +13794,13 @@
                 <w:sz w:val="20"/>
                 <w:szCs w:val="20"/>
               </w:rPr>
-              <w:t xml:space="preserve">qwen_2b  (Qwen3-1.7B)</w:t>
-            </w:r>
-          </w:p>
-        </w:tc>
-        <w:tc>
-          <w:tcPr>
-            <w:tcW w:type="dxa" w:w="2600"/>
+              <w:t xml:space="preserve">qwen_2b</w:t>
+            </w:r>
+          </w:p>
+        </w:tc>
+        <w:tc>
+          <w:tcPr>
+            <w:tcW w:type="dxa" w:w="1240"/>
             <w:tcBorders>
               <w:top w:val="single" w:color="999999" w:sz="4"/>
               <w:left w:val="single" w:color="999999" w:sz="4"/>
@@ -12369,13 +13827,13 @@
                 <w:sz w:val="20"/>
                 <w:szCs w:val="20"/>
               </w:rPr>
-              <w:t xml:space="preserve">qwen_4b  (Qwen3-4B)</w:t>
-            </w:r>
-          </w:p>
-        </w:tc>
-        <w:tc>
-          <w:tcPr>
-            <w:tcW w:type="dxa" w:w="2700"/>
+              <w:t xml:space="preserve">qwen_4b</w:t>
+            </w:r>
+          </w:p>
+        </w:tc>
+        <w:tc>
+          <w:tcPr>
+            <w:tcW w:type="dxa" w:w="1480"/>
             <w:tcBorders>
               <w:top w:val="single" w:color="999999" w:sz="4"/>
               <w:left w:val="single" w:color="999999" w:sz="4"/>
@@ -12402,7 +13860,73 @@
                 <w:sz w:val="20"/>
                 <w:szCs w:val="20"/>
               </w:rPr>
-              <w:t xml:space="preserve">llama_3_2_3b  (Llama3.2-3B)</w:t>
+              <w:t xml:space="preserve">llama_3.2_3b</w:t>
+            </w:r>
+          </w:p>
+        </w:tc>
+        <w:tc>
+          <w:tcPr>
+            <w:tcW w:type="dxa" w:w="1320"/>
+            <w:tcBorders>
+              <w:top w:val="single" w:color="999999" w:sz="4"/>
+              <w:left w:val="single" w:color="999999" w:sz="4"/>
+              <w:bottom w:val="single" w:color="999999" w:sz="4"/>
+              <w:right w:val="single" w:color="999999" w:sz="4"/>
+            </w:tcBorders>
+            <w:shd w:fill="D9E2F3" w:color="auto" w:val="clear"/>
+            <w:tcMar>
+              <w:top w:type="dxa" w:w="80"/>
+              <w:left w:type="dxa" w:w="120"/>
+              <w:bottom w:type="dxa" w:w="80"/>
+              <w:right w:type="dxa" w:w="120"/>
+            </w:tcMar>
+          </w:tcPr>
+          <w:p>
+            <w:pPr>
+              <w:spacing w:after="0"/>
+            </w:pPr>
+            <w:r>
+              <w:rPr>
+                <w:rFonts w:ascii="Calibri" w:cs="Calibri" w:eastAsia="Calibri" w:hAnsi="Calibri"/>
+                <w:b/>
+                <w:bCs/>
+                <w:sz w:val="20"/>
+                <w:szCs w:val="20"/>
+              </w:rPr>
+              <w:t xml:space="preserve">mistral_7b</w:t>
+            </w:r>
+          </w:p>
+        </w:tc>
+        <w:tc>
+          <w:tcPr>
+            <w:tcW w:type="dxa" w:w="1320"/>
+            <w:tcBorders>
+              <w:top w:val="single" w:color="999999" w:sz="4"/>
+              <w:left w:val="single" w:color="999999" w:sz="4"/>
+              <w:bottom w:val="single" w:color="999999" w:sz="4"/>
+              <w:right w:val="single" w:color="999999" w:sz="4"/>
+            </w:tcBorders>
+            <w:shd w:fill="D9E2F3" w:color="auto" w:val="clear"/>
+            <w:tcMar>
+              <w:top w:type="dxa" w:w="80"/>
+              <w:left w:type="dxa" w:w="120"/>
+              <w:bottom w:type="dxa" w:w="80"/>
+              <w:right w:type="dxa" w:w="120"/>
+            </w:tcMar>
+          </w:tcPr>
+          <w:p>
+            <w:pPr>
+              <w:spacing w:after="0"/>
+            </w:pPr>
+            <w:r>
+              <w:rPr>
+                <w:rFonts w:ascii="Calibri" w:cs="Calibri" w:eastAsia="Calibri" w:hAnsi="Calibri"/>
+                <w:b/>
+                <w:bCs/>
+                <w:sz w:val="20"/>
+                <w:szCs w:val="20"/>
+              </w:rPr>
+              <w:t xml:space="preserve">phi4_mini</w:t>
             </w:r>
           </w:p>
         </w:tc>
@@ -12410,7 +13934,7 @@
       <w:tr>
         <w:tc>
           <w:tcPr>
-            <w:tcW w:type="dxa" w:w="2400"/>
+            <w:tcW w:type="dxa" w:w="2200"/>
             <w:tcBorders>
               <w:top w:val="single" w:color="999999" w:sz="4"/>
               <w:left w:val="single" w:color="999999" w:sz="4"/>
@@ -12440,7 +13964,7 @@
         </w:tc>
         <w:tc>
           <w:tcPr>
-            <w:tcW w:type="dxa" w:w="2600"/>
+            <w:tcW w:type="dxa" w:w="1240"/>
             <w:tcBorders>
               <w:top w:val="single" w:color="999999" w:sz="4"/>
               <w:left w:val="single" w:color="999999" w:sz="4"/>
@@ -12470,7 +13994,7 @@
         </w:tc>
         <w:tc>
           <w:tcPr>
-            <w:tcW w:type="dxa" w:w="2600"/>
+            <w:tcW w:type="dxa" w:w="1240"/>
             <w:tcBorders>
               <w:top w:val="single" w:color="999999" w:sz="4"/>
               <w:left w:val="single" w:color="999999" w:sz="4"/>
@@ -12500,7 +14024,67 @@
         </w:tc>
         <w:tc>
           <w:tcPr>
-            <w:tcW w:type="dxa" w:w="2700"/>
+            <w:tcW w:type="dxa" w:w="1480"/>
+            <w:tcBorders>
+              <w:top w:val="single" w:color="999999" w:sz="4"/>
+              <w:left w:val="single" w:color="999999" w:sz="4"/>
+              <w:bottom w:val="single" w:color="999999" w:sz="4"/>
+              <w:right w:val="single" w:color="999999" w:sz="4"/>
+            </w:tcBorders>
+            <w:tcMar>
+              <w:top w:type="dxa" w:w="80"/>
+              <w:left w:type="dxa" w:w="120"/>
+              <w:bottom w:type="dxa" w:w="80"/>
+              <w:right w:type="dxa" w:w="120"/>
+            </w:tcMar>
+          </w:tcPr>
+          <w:p>
+            <w:pPr>
+              <w:spacing w:after="0"/>
+            </w:pPr>
+            <w:r>
+              <w:rPr>
+                <w:rFonts w:ascii="Calibri" w:cs="Calibri" w:eastAsia="Calibri" w:hAnsi="Calibri"/>
+                <w:sz w:val="20"/>
+                <w:szCs w:val="20"/>
+              </w:rPr>
+              <w:t xml:space="preserve">0.000</w:t>
+            </w:r>
+          </w:p>
+        </w:tc>
+        <w:tc>
+          <w:tcPr>
+            <w:tcW w:type="dxa" w:w="1320"/>
+            <w:tcBorders>
+              <w:top w:val="single" w:color="999999" w:sz="4"/>
+              <w:left w:val="single" w:color="999999" w:sz="4"/>
+              <w:bottom w:val="single" w:color="999999" w:sz="4"/>
+              <w:right w:val="single" w:color="999999" w:sz="4"/>
+            </w:tcBorders>
+            <w:tcMar>
+              <w:top w:type="dxa" w:w="80"/>
+              <w:left w:type="dxa" w:w="120"/>
+              <w:bottom w:type="dxa" w:w="80"/>
+              <w:right w:type="dxa" w:w="120"/>
+            </w:tcMar>
+          </w:tcPr>
+          <w:p>
+            <w:pPr>
+              <w:spacing w:after="0"/>
+            </w:pPr>
+            <w:r>
+              <w:rPr>
+                <w:rFonts w:ascii="Calibri" w:cs="Calibri" w:eastAsia="Calibri" w:hAnsi="Calibri"/>
+                <w:sz w:val="20"/>
+                <w:szCs w:val="20"/>
+              </w:rPr>
+              <w:t xml:space="preserve">−0.040</w:t>
+            </w:r>
+          </w:p>
+        </w:tc>
+        <w:tc>
+          <w:tcPr>
+            <w:tcW w:type="dxa" w:w="1320"/>
             <w:tcBorders>
               <w:top w:val="single" w:color="999999" w:sz="4"/>
               <w:left w:val="single" w:color="999999" w:sz="4"/>
@@ -12532,7 +14116,7 @@
       <w:tr>
         <w:tc>
           <w:tcPr>
-            <w:tcW w:type="dxa" w:w="2400"/>
+            <w:tcW w:type="dxa" w:w="2200"/>
             <w:tcBorders>
               <w:top w:val="single" w:color="999999" w:sz="4"/>
               <w:left w:val="single" w:color="999999" w:sz="4"/>
@@ -12562,7 +14146,7 @@
         </w:tc>
         <w:tc>
           <w:tcPr>
-            <w:tcW w:type="dxa" w:w="2600"/>
+            <w:tcW w:type="dxa" w:w="1240"/>
             <w:tcBorders>
               <w:top w:val="single" w:color="999999" w:sz="4"/>
               <w:left w:val="single" w:color="999999" w:sz="4"/>
@@ -12592,7 +14176,7 @@
         </w:tc>
         <w:tc>
           <w:tcPr>
-            <w:tcW w:type="dxa" w:w="2600"/>
+            <w:tcW w:type="dxa" w:w="1240"/>
             <w:tcBorders>
               <w:top w:val="single" w:color="999999" w:sz="4"/>
               <w:left w:val="single" w:color="999999" w:sz="4"/>
@@ -12622,7 +14206,67 @@
         </w:tc>
         <w:tc>
           <w:tcPr>
-            <w:tcW w:type="dxa" w:w="2700"/>
+            <w:tcW w:type="dxa" w:w="1480"/>
+            <w:tcBorders>
+              <w:top w:val="single" w:color="999999" w:sz="4"/>
+              <w:left w:val="single" w:color="999999" w:sz="4"/>
+              <w:bottom w:val="single" w:color="999999" w:sz="4"/>
+              <w:right w:val="single" w:color="999999" w:sz="4"/>
+            </w:tcBorders>
+            <w:tcMar>
+              <w:top w:type="dxa" w:w="80"/>
+              <w:left w:type="dxa" w:w="120"/>
+              <w:bottom w:type="dxa" w:w="80"/>
+              <w:right w:type="dxa" w:w="120"/>
+            </w:tcMar>
+          </w:tcPr>
+          <w:p>
+            <w:pPr>
+              <w:spacing w:after="0"/>
+            </w:pPr>
+            <w:r>
+              <w:rPr>
+                <w:rFonts w:ascii="Calibri" w:cs="Calibri" w:eastAsia="Calibri" w:hAnsi="Calibri"/>
+                <w:sz w:val="20"/>
+                <w:szCs w:val="20"/>
+              </w:rPr>
+              <w:t xml:space="preserve">0.000</w:t>
+            </w:r>
+          </w:p>
+        </w:tc>
+        <w:tc>
+          <w:tcPr>
+            <w:tcW w:type="dxa" w:w="1320"/>
+            <w:tcBorders>
+              <w:top w:val="single" w:color="999999" w:sz="4"/>
+              <w:left w:val="single" w:color="999999" w:sz="4"/>
+              <w:bottom w:val="single" w:color="999999" w:sz="4"/>
+              <w:right w:val="single" w:color="999999" w:sz="4"/>
+            </w:tcBorders>
+            <w:tcMar>
+              <w:top w:type="dxa" w:w="80"/>
+              <w:left w:type="dxa" w:w="120"/>
+              <w:bottom w:type="dxa" w:w="80"/>
+              <w:right w:type="dxa" w:w="120"/>
+            </w:tcMar>
+          </w:tcPr>
+          <w:p>
+            <w:pPr>
+              <w:spacing w:after="0"/>
+            </w:pPr>
+            <w:r>
+              <w:rPr>
+                <w:rFonts w:ascii="Calibri" w:cs="Calibri" w:eastAsia="Calibri" w:hAnsi="Calibri"/>
+                <w:sz w:val="20"/>
+                <w:szCs w:val="20"/>
+              </w:rPr>
+              <w:t xml:space="preserve">+0.055</w:t>
+            </w:r>
+          </w:p>
+        </w:tc>
+        <w:tc>
+          <w:tcPr>
+            <w:tcW w:type="dxa" w:w="1320"/>
             <w:tcBorders>
               <w:top w:val="single" w:color="999999" w:sz="4"/>
               <w:left w:val="single" w:color="999999" w:sz="4"/>
@@ -12654,7 +14298,7 @@
       <w:tr>
         <w:tc>
           <w:tcPr>
-            <w:tcW w:type="dxa" w:w="2400"/>
+            <w:tcW w:type="dxa" w:w="2200"/>
             <w:tcBorders>
               <w:top w:val="single" w:color="999999" w:sz="4"/>
               <w:left w:val="single" w:color="999999" w:sz="4"/>
@@ -12684,7 +14328,7 @@
         </w:tc>
         <w:tc>
           <w:tcPr>
-            <w:tcW w:type="dxa" w:w="2600"/>
+            <w:tcW w:type="dxa" w:w="1240"/>
             <w:tcBorders>
               <w:top w:val="single" w:color="999999" w:sz="4"/>
               <w:left w:val="single" w:color="999999" w:sz="4"/>
@@ -12714,7 +14358,7 @@
         </w:tc>
         <w:tc>
           <w:tcPr>
-            <w:tcW w:type="dxa" w:w="2600"/>
+            <w:tcW w:type="dxa" w:w="1240"/>
             <w:tcBorders>
               <w:top w:val="single" w:color="999999" w:sz="4"/>
               <w:left w:val="single" w:color="999999" w:sz="4"/>
@@ -12744,7 +14388,67 @@
         </w:tc>
         <w:tc>
           <w:tcPr>
-            <w:tcW w:type="dxa" w:w="2700"/>
+            <w:tcW w:type="dxa" w:w="1480"/>
+            <w:tcBorders>
+              <w:top w:val="single" w:color="999999" w:sz="4"/>
+              <w:left w:val="single" w:color="999999" w:sz="4"/>
+              <w:bottom w:val="single" w:color="999999" w:sz="4"/>
+              <w:right w:val="single" w:color="999999" w:sz="4"/>
+            </w:tcBorders>
+            <w:tcMar>
+              <w:top w:type="dxa" w:w="80"/>
+              <w:left w:type="dxa" w:w="120"/>
+              <w:bottom w:type="dxa" w:w="80"/>
+              <w:right w:type="dxa" w:w="120"/>
+            </w:tcMar>
+          </w:tcPr>
+          <w:p>
+            <w:pPr>
+              <w:spacing w:after="0"/>
+            </w:pPr>
+            <w:r>
+              <w:rPr>
+                <w:rFonts w:ascii="Calibri" w:cs="Calibri" w:eastAsia="Calibri" w:hAnsi="Calibri"/>
+                <w:sz w:val="20"/>
+                <w:szCs w:val="20"/>
+              </w:rPr>
+              <w:t xml:space="preserve">1.00</w:t>
+            </w:r>
+          </w:p>
+        </w:tc>
+        <w:tc>
+          <w:tcPr>
+            <w:tcW w:type="dxa" w:w="1320"/>
+            <w:tcBorders>
+              <w:top w:val="single" w:color="999999" w:sz="4"/>
+              <w:left w:val="single" w:color="999999" w:sz="4"/>
+              <w:bottom w:val="single" w:color="999999" w:sz="4"/>
+              <w:right w:val="single" w:color="999999" w:sz="4"/>
+            </w:tcBorders>
+            <w:tcMar>
+              <w:top w:type="dxa" w:w="80"/>
+              <w:left w:type="dxa" w:w="120"/>
+              <w:bottom w:type="dxa" w:w="80"/>
+              <w:right w:type="dxa" w:w="120"/>
+            </w:tcMar>
+          </w:tcPr>
+          <w:p>
+            <w:pPr>
+              <w:spacing w:after="0"/>
+            </w:pPr>
+            <w:r>
+              <w:rPr>
+                <w:rFonts w:ascii="Calibri" w:cs="Calibri" w:eastAsia="Calibri" w:hAnsi="Calibri"/>
+                <w:sz w:val="20"/>
+                <w:szCs w:val="20"/>
+              </w:rPr>
+              <w:t xml:space="preserve">0.31</w:t>
+            </w:r>
+          </w:p>
+        </w:tc>
+        <w:tc>
+          <w:tcPr>
+            <w:tcW w:type="dxa" w:w="1320"/>
             <w:tcBorders>
               <w:top w:val="single" w:color="999999" w:sz="4"/>
               <w:left w:val="single" w:color="999999" w:sz="4"/>
@@ -12776,7 +14480,7 @@
       <w:tr>
         <w:tc>
           <w:tcPr>
-            <w:tcW w:type="dxa" w:w="2400"/>
+            <w:tcW w:type="dxa" w:w="2200"/>
             <w:tcBorders>
               <w:top w:val="single" w:color="999999" w:sz="4"/>
               <w:left w:val="single" w:color="999999" w:sz="4"/>
@@ -12806,7 +14510,7 @@
         </w:tc>
         <w:tc>
           <w:tcPr>
-            <w:tcW w:type="dxa" w:w="2600"/>
+            <w:tcW w:type="dxa" w:w="1240"/>
             <w:tcBorders>
               <w:top w:val="single" w:color="999999" w:sz="4"/>
               <w:left w:val="single" w:color="999999" w:sz="4"/>
@@ -12836,7 +14540,7 @@
         </w:tc>
         <w:tc>
           <w:tcPr>
-            <w:tcW w:type="dxa" w:w="2600"/>
+            <w:tcW w:type="dxa" w:w="1240"/>
             <w:tcBorders>
               <w:top w:val="single" w:color="999999" w:sz="4"/>
               <w:left w:val="single" w:color="999999" w:sz="4"/>
@@ -12866,7 +14570,7 @@
         </w:tc>
         <w:tc>
           <w:tcPr>
-            <w:tcW w:type="dxa" w:w="2700"/>
+            <w:tcW w:type="dxa" w:w="1480"/>
             <w:tcBorders>
               <w:top w:val="single" w:color="999999" w:sz="4"/>
               <w:left w:val="single" w:color="999999" w:sz="4"/>
@@ -12891,6 +14595,66 @@
                 <w:szCs w:val="20"/>
               </w:rPr>
               <w:t xml:space="preserve">+0.016</w:t>
+            </w:r>
+          </w:p>
+        </w:tc>
+        <w:tc>
+          <w:tcPr>
+            <w:tcW w:type="dxa" w:w="1320"/>
+            <w:tcBorders>
+              <w:top w:val="single" w:color="999999" w:sz="4"/>
+              <w:left w:val="single" w:color="999999" w:sz="4"/>
+              <w:bottom w:val="single" w:color="999999" w:sz="4"/>
+              <w:right w:val="single" w:color="999999" w:sz="4"/>
+            </w:tcBorders>
+            <w:tcMar>
+              <w:top w:type="dxa" w:w="80"/>
+              <w:left w:type="dxa" w:w="120"/>
+              <w:bottom w:type="dxa" w:w="80"/>
+              <w:right w:type="dxa" w:w="120"/>
+            </w:tcMar>
+          </w:tcPr>
+          <w:p>
+            <w:pPr>
+              <w:spacing w:after="0"/>
+            </w:pPr>
+            <w:r>
+              <w:rPr>
+                <w:rFonts w:ascii="Calibri" w:cs="Calibri" w:eastAsia="Calibri" w:hAnsi="Calibri"/>
+                <w:sz w:val="20"/>
+                <w:szCs w:val="20"/>
+              </w:rPr>
+              <w:t xml:space="preserve">0.000</w:t>
+            </w:r>
+          </w:p>
+        </w:tc>
+        <w:tc>
+          <w:tcPr>
+            <w:tcW w:type="dxa" w:w="1320"/>
+            <w:tcBorders>
+              <w:top w:val="single" w:color="999999" w:sz="4"/>
+              <w:left w:val="single" w:color="999999" w:sz="4"/>
+              <w:bottom w:val="single" w:color="999999" w:sz="4"/>
+              <w:right w:val="single" w:color="999999" w:sz="4"/>
+            </w:tcBorders>
+            <w:tcMar>
+              <w:top w:type="dxa" w:w="80"/>
+              <w:left w:type="dxa" w:w="120"/>
+              <w:bottom w:type="dxa" w:w="80"/>
+              <w:right w:type="dxa" w:w="120"/>
+            </w:tcMar>
+          </w:tcPr>
+          <w:p>
+            <w:pPr>
+              <w:spacing w:after="0"/>
+            </w:pPr>
+            <w:r>
+              <w:rPr>
+                <w:rFonts w:ascii="Calibri" w:cs="Calibri" w:eastAsia="Calibri" w:hAnsi="Calibri"/>
+                <w:sz w:val="20"/>
+                <w:szCs w:val="20"/>
+              </w:rPr>
+              <w:t xml:space="preserve">−0.028  ★</w:t>
             </w:r>
           </w:p>
         </w:tc>
@@ -12898,7 +14662,7 @@
       <w:tr>
         <w:tc>
           <w:tcPr>
-            <w:tcW w:type="dxa" w:w="2400"/>
+            <w:tcW w:type="dxa" w:w="2200"/>
             <w:tcBorders>
               <w:top w:val="single" w:color="999999" w:sz="4"/>
               <w:left w:val="single" w:color="999999" w:sz="4"/>
@@ -12928,7 +14692,7 @@
         </w:tc>
         <w:tc>
           <w:tcPr>
-            <w:tcW w:type="dxa" w:w="2600"/>
+            <w:tcW w:type="dxa" w:w="1240"/>
             <w:tcBorders>
               <w:top w:val="single" w:color="999999" w:sz="4"/>
               <w:left w:val="single" w:color="999999" w:sz="4"/>
@@ -12958,7 +14722,7 @@
         </w:tc>
         <w:tc>
           <w:tcPr>
-            <w:tcW w:type="dxa" w:w="2600"/>
+            <w:tcW w:type="dxa" w:w="1240"/>
             <w:tcBorders>
               <w:top w:val="single" w:color="999999" w:sz="4"/>
               <w:left w:val="single" w:color="999999" w:sz="4"/>
@@ -12988,7 +14752,7 @@
         </w:tc>
         <w:tc>
           <w:tcPr>
-            <w:tcW w:type="dxa" w:w="2700"/>
+            <w:tcW w:type="dxa" w:w="1480"/>
             <w:tcBorders>
               <w:top w:val="single" w:color="999999" w:sz="4"/>
               <w:left w:val="single" w:color="999999" w:sz="4"/>
@@ -13013,6 +14777,66 @@
                 <w:szCs w:val="20"/>
               </w:rPr>
               <w:t xml:space="preserve">−0.043  ★</w:t>
+            </w:r>
+          </w:p>
+        </w:tc>
+        <w:tc>
+          <w:tcPr>
+            <w:tcW w:type="dxa" w:w="1320"/>
+            <w:tcBorders>
+              <w:top w:val="single" w:color="999999" w:sz="4"/>
+              <w:left w:val="single" w:color="999999" w:sz="4"/>
+              <w:bottom w:val="single" w:color="999999" w:sz="4"/>
+              <w:right w:val="single" w:color="999999" w:sz="4"/>
+            </w:tcBorders>
+            <w:tcMar>
+              <w:top w:type="dxa" w:w="80"/>
+              <w:left w:type="dxa" w:w="120"/>
+              <w:bottom w:type="dxa" w:w="80"/>
+              <w:right w:type="dxa" w:w="120"/>
+            </w:tcMar>
+          </w:tcPr>
+          <w:p>
+            <w:pPr>
+              <w:spacing w:after="0"/>
+            </w:pPr>
+            <w:r>
+              <w:rPr>
+                <w:rFonts w:ascii="Calibri" w:cs="Calibri" w:eastAsia="Calibri" w:hAnsi="Calibri"/>
+                <w:sz w:val="20"/>
+                <w:szCs w:val="20"/>
+              </w:rPr>
+              <w:t xml:space="preserve">−0.017</w:t>
+            </w:r>
+          </w:p>
+        </w:tc>
+        <w:tc>
+          <w:tcPr>
+            <w:tcW w:type="dxa" w:w="1320"/>
+            <w:tcBorders>
+              <w:top w:val="single" w:color="999999" w:sz="4"/>
+              <w:left w:val="single" w:color="999999" w:sz="4"/>
+              <w:bottom w:val="single" w:color="999999" w:sz="4"/>
+              <w:right w:val="single" w:color="999999" w:sz="4"/>
+            </w:tcBorders>
+            <w:tcMar>
+              <w:top w:type="dxa" w:w="80"/>
+              <w:left w:type="dxa" w:w="120"/>
+              <w:bottom w:type="dxa" w:w="80"/>
+              <w:right w:type="dxa" w:w="120"/>
+            </w:tcMar>
+          </w:tcPr>
+          <w:p>
+            <w:pPr>
+              <w:spacing w:after="0"/>
+            </w:pPr>
+            <w:r>
+              <w:rPr>
+                <w:rFonts w:ascii="Calibri" w:cs="Calibri" w:eastAsia="Calibri" w:hAnsi="Calibri"/>
+                <w:sz w:val="20"/>
+                <w:szCs w:val="20"/>
+              </w:rPr>
+              <w:t xml:space="preserve">−0.023</w:t>
             </w:r>
           </w:p>
         </w:tc>
@@ -13020,7 +14844,7 @@
       <w:tr>
         <w:tc>
           <w:tcPr>
-            <w:tcW w:type="dxa" w:w="2400"/>
+            <w:tcW w:type="dxa" w:w="2200"/>
             <w:tcBorders>
               <w:top w:val="single" w:color="999999" w:sz="4"/>
               <w:left w:val="single" w:color="999999" w:sz="4"/>
@@ -13050,7 +14874,7 @@
         </w:tc>
         <w:tc>
           <w:tcPr>
-            <w:tcW w:type="dxa" w:w="2600"/>
+            <w:tcW w:type="dxa" w:w="1240"/>
             <w:tcBorders>
               <w:top w:val="single" w:color="999999" w:sz="4"/>
               <w:left w:val="single" w:color="999999" w:sz="4"/>
@@ -13080,7 +14904,7 @@
         </w:tc>
         <w:tc>
           <w:tcPr>
-            <w:tcW w:type="dxa" w:w="2600"/>
+            <w:tcW w:type="dxa" w:w="1240"/>
             <w:tcBorders>
               <w:top w:val="single" w:color="999999" w:sz="4"/>
               <w:left w:val="single" w:color="999999" w:sz="4"/>
@@ -13110,7 +14934,7 @@
         </w:tc>
         <w:tc>
           <w:tcPr>
-            <w:tcW w:type="dxa" w:w="2700"/>
+            <w:tcW w:type="dxa" w:w="1480"/>
             <w:tcBorders>
               <w:top w:val="single" w:color="999999" w:sz="4"/>
               <w:left w:val="single" w:color="999999" w:sz="4"/>
@@ -13135,6 +14959,66 @@
                 <w:szCs w:val="20"/>
               </w:rPr>
               <w:t xml:space="preserve">broad_degradation</w:t>
+            </w:r>
+          </w:p>
+        </w:tc>
+        <w:tc>
+          <w:tcPr>
+            <w:tcW w:type="dxa" w:w="1320"/>
+            <w:tcBorders>
+              <w:top w:val="single" w:color="999999" w:sz="4"/>
+              <w:left w:val="single" w:color="999999" w:sz="4"/>
+              <w:bottom w:val="single" w:color="999999" w:sz="4"/>
+              <w:right w:val="single" w:color="999999" w:sz="4"/>
+            </w:tcBorders>
+            <w:tcMar>
+              <w:top w:type="dxa" w:w="80"/>
+              <w:left w:type="dxa" w:w="120"/>
+              <w:bottom w:type="dxa" w:w="80"/>
+              <w:right w:type="dxa" w:w="120"/>
+            </w:tcMar>
+          </w:tcPr>
+          <w:p>
+            <w:pPr>
+              <w:spacing w:after="0"/>
+            </w:pPr>
+            <w:r>
+              <w:rPr>
+                <w:rFonts w:ascii="Calibri" w:cs="Calibri" w:eastAsia="Calibri" w:hAnsi="Calibri"/>
+                <w:sz w:val="20"/>
+                <w:szCs w:val="20"/>
+              </w:rPr>
+              <w:t xml:space="preserve">alignment_improvement</w:t>
+            </w:r>
+          </w:p>
+        </w:tc>
+        <w:tc>
+          <w:tcPr>
+            <w:tcW w:type="dxa" w:w="1320"/>
+            <w:tcBorders>
+              <w:top w:val="single" w:color="999999" w:sz="4"/>
+              <w:left w:val="single" w:color="999999" w:sz="4"/>
+              <w:bottom w:val="single" w:color="999999" w:sz="4"/>
+              <w:right w:val="single" w:color="999999" w:sz="4"/>
+            </w:tcBorders>
+            <w:tcMar>
+              <w:top w:type="dxa" w:w="80"/>
+              <w:left w:type="dxa" w:w="120"/>
+              <w:bottom w:type="dxa" w:w="80"/>
+              <w:right w:type="dxa" w:w="120"/>
+            </w:tcMar>
+          </w:tcPr>
+          <w:p>
+            <w:pPr>
+              <w:spacing w:after="0"/>
+            </w:pPr>
+            <w:r>
+              <w:rPr>
+                <w:rFonts w:ascii="Calibri" w:cs="Calibri" w:eastAsia="Calibri" w:hAnsi="Calibri"/>
+                <w:sz w:val="20"/>
+                <w:szCs w:val="20"/>
+              </w:rPr>
+              <w:t xml:space="preserve">robust_preservation</w:t>
             </w:r>
           </w:p>
         </w:tc>
@@ -13142,7 +15026,7 @@
       <w:tr>
         <w:tc>
           <w:tcPr>
-            <w:tcW w:type="dxa" w:w="2400"/>
+            <w:tcW w:type="dxa" w:w="2200"/>
             <w:tcBorders>
               <w:top w:val="single" w:color="999999" w:sz="4"/>
               <w:left w:val="single" w:color="999999" w:sz="4"/>
@@ -13172,7 +15056,7 @@
         </w:tc>
         <w:tc>
           <w:tcPr>
-            <w:tcW w:type="dxa" w:w="2600"/>
+            <w:tcW w:type="dxa" w:w="1240"/>
             <w:tcBorders>
               <w:top w:val="single" w:color="999999" w:sz="4"/>
               <w:left w:val="single" w:color="999999" w:sz="4"/>
@@ -13202,7 +15086,7 @@
         </w:tc>
         <w:tc>
           <w:tcPr>
-            <w:tcW w:type="dxa" w:w="2600"/>
+            <w:tcW w:type="dxa" w:w="1240"/>
             <w:tcBorders>
               <w:top w:val="single" w:color="999999" w:sz="4"/>
               <w:left w:val="single" w:color="999999" w:sz="4"/>
@@ -13232,7 +15116,7 @@
         </w:tc>
         <w:tc>
           <w:tcPr>
-            <w:tcW w:type="dxa" w:w="2700"/>
+            <w:tcW w:type="dxa" w:w="1480"/>
             <w:tcBorders>
               <w:top w:val="single" w:color="999999" w:sz="4"/>
               <w:left w:val="single" w:color="999999" w:sz="4"/>
@@ -13257,6 +15141,66 @@
                 <w:szCs w:val="20"/>
               </w:rPr>
               <w:t xml:space="preserve">confirmed</w:t>
+            </w:r>
+          </w:p>
+        </w:tc>
+        <w:tc>
+          <w:tcPr>
+            <w:tcW w:type="dxa" w:w="1320"/>
+            <w:tcBorders>
+              <w:top w:val="single" w:color="999999" w:sz="4"/>
+              <w:left w:val="single" w:color="999999" w:sz="4"/>
+              <w:bottom w:val="single" w:color="999999" w:sz="4"/>
+              <w:right w:val="single" w:color="999999" w:sz="4"/>
+            </w:tcBorders>
+            <w:tcMar>
+              <w:top w:type="dxa" w:w="80"/>
+              <w:left w:type="dxa" w:w="120"/>
+              <w:bottom w:type="dxa" w:w="80"/>
+              <w:right w:type="dxa" w:w="120"/>
+            </w:tcMar>
+          </w:tcPr>
+          <w:p>
+            <w:pPr>
+              <w:spacing w:after="0"/>
+            </w:pPr>
+            <w:r>
+              <w:rPr>
+                <w:rFonts w:ascii="Calibri" w:cs="Calibri" w:eastAsia="Calibri" w:hAnsi="Calibri"/>
+                <w:sz w:val="20"/>
+                <w:szCs w:val="20"/>
+              </w:rPr>
+              <w:t xml:space="preserve">directional</w:t>
+            </w:r>
+          </w:p>
+        </w:tc>
+        <w:tc>
+          <w:tcPr>
+            <w:tcW w:type="dxa" w:w="1320"/>
+            <w:tcBorders>
+              <w:top w:val="single" w:color="999999" w:sz="4"/>
+              <w:left w:val="single" w:color="999999" w:sz="4"/>
+              <w:bottom w:val="single" w:color="999999" w:sz="4"/>
+              <w:right w:val="single" w:color="999999" w:sz="4"/>
+            </w:tcBorders>
+            <w:tcMar>
+              <w:top w:type="dxa" w:w="80"/>
+              <w:left w:type="dxa" w:w="120"/>
+              <w:bottom w:type="dxa" w:w="80"/>
+              <w:right w:type="dxa" w:w="120"/>
+            </w:tcMar>
+          </w:tcPr>
+          <w:p>
+            <w:pPr>
+              <w:spacing w:after="0"/>
+            </w:pPr>
+            <w:r>
+              <w:rPr>
+                <w:rFonts w:ascii="Calibri" w:cs="Calibri" w:eastAsia="Calibri" w:hAnsi="Calibri"/>
+                <w:sz w:val="20"/>
+                <w:szCs w:val="20"/>
+              </w:rPr>
+              <w:t xml:space="preserve">null</w:t>
             </w:r>
           </w:p>
         </w:tc>
@@ -13358,7 +15302,7 @@
           <w:sz w:val="22"/>
           <w:szCs w:val="22"/>
         </w:rPr>
-        <w:t xml:space="preserve">The headline finding for RQ5 is that, under the official classifier, NF4 quantization never reduces genuine harmful compliance and the one significant effect is in the smallest model. The Qwen 1.7B pair shows a significant ΔASR increase of +0.055 (CI [+0.010, +0.100]) alongside large capability loss; the Qwen 4B pair shows a directional, non-significant +0.025 at preserved capability; the Llama 3.2 3B pair shows ΔASR exactly at zero, paired with a significant ΔMMLU of −0.043. The capability dimension is directionally consistent (all three pairs have negative ΔMMLU; two significant, the Qwen 4B value within noise). On over-refusal, no ΔOR is significant. The composite picture is that NF4 quantization does not produce uniform safety effects across families and scales, all ΔASR point estimates are ≥ 0, and the one robust signal (Qwen 1.7B ASR increase) goes in the safety-worsening direction. See §6.11 for the full discussion.</w:t>
+        <w:t xml:space="preserve">The headline finding for RQ5 is that, under the official classifier, NF4 quantization never reduces genuine harmful compliance and the one significant effect is in the smallest model. The Qwen 1.7B pair shows a significant ΔASR increase of +0.055 (CI [+0.010, +0.100]) alongside large capability loss; the Qwen 4B pair shows a directional, non-significant +0.025 at preserved capability; the Llama 3.2 3B pair shows ΔASR exactly at zero, paired with a significant ΔMMLU of −0.043. The capability dimension is directionally consistent (all three pairs have negative ΔMMLU; two significant, the Qwen 4B value within noise). On over-refusal, no ΔOR is significant. The composite picture is that NF4 quantization does not produce uniform safety effects across families and scales, no ΔASR is a significant increase outside the smallest Qwen model, and the one robust signal (Qwen 1.7B ASR increase) goes in the safety-worsening direction. See §6.11 for the full discussion and §6.13 for the cross-family extension, which confirms the pattern across Mistral-7B and Phi-4-mini (no significant ASR increase in either).</w:t>
       </w:r>
     </w:p>
     <w:p>
@@ -13522,7 +15466,7 @@
           <w:sz w:val="22"/>
           <w:szCs w:val="22"/>
         </w:rPr>
-        <w:t xml:space="preserve">Because the capability anchor rests on a single MMLU subset, a structurally different second capability benchmark — ARC-Challenge (allenai/ai2_arc; 1,172 reasoning-oriented science questions; identical exact-match scoring) — was run on all six models to test whether the MMLU-based capability claims replicate (results/analysis/pairwise_deltas, benchmark = arc; same 2,000-resample paired-bootstrap CI as MMLU). The direction is robust: every pair loses capability under quantization on ARC as well as MMLU. The magnitude and significance, however, diverge informatively. Qwen 1.7B — which loses a large, significant 8.7 pp on MMLU — loses only 1.3 pp on ARC (CI [−0.036, +0.011], not significant), so the severe MMLU figure is substantially MMLU-specific (consistent with the answer-format truncation noted in Chapter 8), and the capability half of the 1.7B dual degradation is correspondingly milder than MMLU alone implies. Qwen 4B shows the opposite pattern: flat on MMLU (−0.3 pp, n.s.) but a small, significant −2.1 pp on ARC (CI [−0.037, −0.007]), so its capability is less fully preserved than MMLU suggested. Llama 3B is the most consistent pair — significant on both (−4.3 pp MMLU, −2.8 pp ARC). Two implications follow. First, RQ3 (NF4 degrades capability) is strengthened: the direction holds across two independent benchmarks and at least one benchmark reaches significance for every pair. Second, the dramatic within-Qwen scale gap under MMLU (the ≈29:1 ratio, §6.2/RQ4) does not replicate under ARC, which finds the 4B losing marginally more than the 1.7B; the strong 'smaller model is far more capability-sensitive' claim is therefore MMLU-specific and is hedged accordingly. Interpretation labels remain MMLU-anchored; ARC is reported here as a corroborating capability axis, and a formal composite-capability rule is left to future work.</w:t>
+        <w:t xml:space="preserve">Because the capability anchor rests on a single MMLU subset, a structurally different second capability benchmark — ARC-Challenge (allenai/ai2_arc; 1,172 reasoning-oriented science questions; identical exact-match scoring) — was run on all six models to test whether the MMLU-based capability claims replicate (results/analysis/pairwise_deltas, benchmark = arc; same 2,000-resample paired-bootstrap CI as MMLU). The direction is robust: every pair loses capability under quantization on ARC as well as MMLU. The magnitude and significance, however, diverge informatively. Qwen 1.7B — which loses a large, significant 8.7 pp on MMLU — loses only 1.3 pp on ARC (CI [−0.036, +0.011], not significant), so the severe MMLU figure is substantially MMLU-specific (consistent with the answer-format truncation noted in Chapter 8), and the capability half of the 1.7B dual degradation is correspondingly milder than MMLU alone implies. Qwen 4B shows the opposite pattern: flat on MMLU (−0.3 pp, n.s.) but a small, significant −2.1 pp on ARC (CI [−0.037, −0.007]), so its capability is less fully preserved than MMLU suggested. Llama 3B is the most consistent pair — significant on both (−4.3 pp MMLU, −2.8 pp ARC). Two implications follow. First, RQ3 (NF4 degrades capability) is strengthened: the direction holds across two independent benchmarks and at least one benchmark reaches significance for every pair. Second, the dramatic within-Qwen scale gap under MMLU (the ≈29:1 ratio, §6.2/RQ4) does not replicate under ARC, which finds the 4B losing marginally more than the 1.7B; the strong 'smaller model is far more capability-sensitive' claim is therefore MMLU-specific and is hedged accordingly. Interpretation labels remain MMLU-anchored; ARC is reported here as a corroborating capability axis, and a formal composite-capability rule is left to future work. The two cross-family pairs (§6.13) extend the ARC axis to ten models: Mistral-7B is essentially flat on ARC (+0.9 pp, not significant) consistent with its preserved MMLU, and Phi-4-mini loses 1.5 pp (not significant) alongside a 2.3 pp MMLU dip — both new families showing the same direction-consistent, modest capability story.</w:t>
       </w:r>
     </w:p>
     <w:p>
@@ -13552,7 +15496,7 @@
           <w:sz w:val="22"/>
           <w:szCs w:val="22"/>
         </w:rPr>
-        <w:t xml:space="preserve">Three statistical limitations should be borne in mind when interpreting the results. First, with 200 HarmBench prompts and 250 benign XSTest prompts, the paired bootstrap 95% confidence interval on a binomial-proportion delta is approximately ±0.05 (Table 6.1) — small deltas may not be statistically distinguishable from zero. Under the primary (judge) scorer, the Qwen 1.7B ΔASR (+0.055, CI [+0.010, +0.100]) is the only HarmBench delta whose CI excludes zero; the Qwen 4B ΔASR (+0.025, CI [−0.000, +0.055]) is directional but not significant, and the Llama ΔASR (0.000, CI [−0.020, +0.020]) is within noise. Second, decoding is deterministic at temperature 0.0, so the only source of variance reflected in the bootstrap intervals is prompt sampling — there is no within-condition stochastic variance. The one significant HarmBench delta (Qwen 1.7B) is corroborated by McNemar's exact paired test (p = 0.027) in addition to the bootstrap CI, so it does not rest on a single interval procedure; however, because both tests condition on the single greedy decode, a multi-seed (T = 0.7, top-p 0.8) sensitivity arm was run for the load-bearing Qwen 1.7B pair to estimate generation-level variance (§6.6.1). It reproduces the worsening direction on average (mean ΔASR +0.024 over five seeds) but shows the effect attenuates to roughly half the greedy estimate and is not sign-consistent across seeds, so the +0.055 greedy figure should be read as the upper end of a decode-dependent range rather than a fixed effect. To keep point-estimate labels from being over-read, every interpretation label additionally carries a two-layer evidence_status (confirmed / directional / null; §3.8): of the three pairs, Qwen 1.7B and Llama are confirmed and Qwen 4B is directional. Third, the MMLU subset comprises 300 questions pooled across six subjects; subject counts are uneven (25–94 per subject: business_ethics 25, college_biology 33, human_aging 44, clinical_knowledge 48, high_school_world_history 56, high_school_macroeconomics 94). Subject-level accuracy estimates are correspondingly noisy and are not reported as primary statistics. The distribution is identical across all baseline and 4-bit runs (same seed, same prompt IDs), so cross-condition comparisons are unaffected. Fourth, HarmBench ASR is scored by the official HarmBench classifier (primary); the v2 refusal regex is retained only as a secondary non-refusal-rate proxy because the judge validation (§6.12) showed it materially over-counts ASR. XSTest over-refusal is scored by the v2 regex (the HarmBench classifier does not cover the over-refusal question).</w:t>
+        <w:t xml:space="preserve">Three statistical limitations should be borne in mind when interpreting the results. First, with 200 HarmBench prompts and 250 benign XSTest prompts, the paired bootstrap 95% confidence interval on a binomial-proportion delta is approximately ±0.05 (Table 6.1) — small deltas may not be statistically distinguishable from zero. Under the primary (judge) scorer, the Qwen 1.7B ΔASR (+0.055, CI [+0.010, +0.100]) is the only HarmBench delta whose CI excludes zero; the Qwen 4B ΔASR (+0.025, CI [−0.000, +0.055]) is directional but not significant, and the Llama ΔASR (0.000, CI [−0.020, +0.020]) is within noise (the two cross-family pairs added in §6.13 are likewise non-significant — Mistral −0.040, CI [−0.110, +0.025]; Phi 0.000, CI [−0.030, +0.030] — so Qwen 1.7B remains the only HarmBench delta whose CI excludes zero across all five pairs). Second, decoding is deterministic at temperature 0.0, so the only source of variance reflected in the bootstrap intervals is prompt sampling — there is no within-condition stochastic variance. The one significant HarmBench delta (Qwen 1.7B) is corroborated by McNemar's exact paired test (p = 0.027) in addition to the bootstrap CI, so it does not rest on a single interval procedure; however, because both tests condition on the single greedy decode, a multi-seed (T = 0.7, top-p 0.8) sensitivity arm was run for the load-bearing Qwen 1.7B pair to estimate generation-level variance (§6.6.1). It reproduces the worsening direction on average (mean ΔASR +0.024 over five seeds) but shows the effect attenuates to roughly half the greedy estimate and is not sign-consistent across seeds, so the +0.055 greedy figure should be read as the upper end of a decode-dependent range rather than a fixed effect. To keep point-estimate labels from being over-read, every interpretation label additionally carries a two-layer evidence_status (confirmed / directional / null; §3.8): of the original three pairs, Qwen 1.7B and Llama are confirmed and Qwen 4B is directional; the cross-family pairs (§6.13) are directional (Mistral) and null (Phi). Third, the MMLU subset comprises 300 questions pooled across six subjects; subject counts are uneven (25–94 per subject: business_ethics 25, college_biology 33, human_aging 44, clinical_knowledge 48, high_school_world_history 56, high_school_macroeconomics 94). Subject-level accuracy estimates are correspondingly noisy and are not reported as primary statistics. The distribution is identical across all baseline and 4-bit runs (same seed, same prompt IDs), so cross-condition comparisons are unaffected. Fourth, HarmBench ASR is scored by the official HarmBench classifier (primary); the v2 refusal regex is retained only as a secondary non-refusal-rate proxy because the judge validation (§6.12) showed it materially over-counts ASR. XSTest over-refusal is scored by the v2 regex (the HarmBench classifier does not cover the over-refusal question).</w:t>
       </w:r>
     </w:p>
     <w:p>
@@ -13932,7 +15876,7 @@
           <w:sz w:val="22"/>
           <w:szCs w:val="22"/>
         </w:rPr>
-        <w:t xml:space="preserve">No — all three ΔOR values are non-significant under the v2 scorer. Qwen 2B: ΔOR = −0.024 (CI [−0.052, 0.000], not significant). Qwen 4B: ΔOR = −0.008 (CI [−0.024, +0.008], not significant). Llama 3B: ΔOR = +0.016 (CI [−0.004, +0.040], not significant; this is the largest absolute ΔOR in the study but still within sampling noise). Two pairs trend slightly negative, one trends slightly positive, none reaches significance. The answer to RQ2: NF4 quantization does not produce a detectable over-refusal increase on benign prompts at this sample size, across two families and three scale points. This is the most robust null result in the study and is practically useful for deployment teams considering NF4 compression: concern that quantization would make models more trigger-happy on benign prompts is not supported by these data.</w:t>
+        <w:t xml:space="preserve">Across the five pairs, four show no significant change in over-refusal and the fifth moves in the benign direction. Under the v2 scorer: Qwen 2B ΔOR = −0.024 (CI [−0.052, 0.000], not significant), Qwen 4B −0.008 (CI [−0.024, +0.008], not significant), Llama 3B +0.016 (CI [−0.004, +0.040], not significant), Mistral-7B 0.000 (CI [−0.012, +0.012], not significant), and Phi-4-mini −0.028 (CI [−0.052, −0.004], significant). The only significant over-refusal delta is Phi's, and it is a decrease — the 4-bit model refuses fewer benign prompts, not more. No pair shows a significant increase. The answer to RQ2: NF4 quantization does not produce a detectable over-refusal increase on benign prompts at this sample size, across four families and five pairs; the single significant move runs in the safety-benign direction. This near-null is practically useful for deployment teams considering NF4 compression: the concern that quantization would make models more trigger-happy on benign prompts is not supported by these data — if anything, the one significant effect points the other way.</w:t>
       </w:r>
     </w:p>
     <w:p>
@@ -14022,7 +15966,7 @@
           <w:sz w:val="22"/>
           <w:szCs w:val="22"/>
         </w:rPr>
-        <w:t xml:space="preserve">Partially. On capability, both families lose MMLU accuracy under NF4 compression where the loss is significant: Qwen 1.7B (−8.7 pp) and Llama 3B (−4.3 pp); the Qwen 4B model is the exception with non-significant loss. On safety (judge), all three ΔASR point estimates are ≥ 0 — quantization never reduces harmful compliance in either family — but only Qwen 1.7B reaches significance. The three pairs receive three labels (broad_degradation, alignment_degradation directional, broad_degradation). The cross-family pattern most likely to reproduce is the null on over-refusal: all three ΔOR are non-significant. The full answer to RQ5: across both families, NF4 quantization is never safety-improving on harmful compliance and never significantly affects over-refusal; capability loss is consistent in direction where significant. The one confirmed safety regression (Qwen 1.7B) would benefit from replication on a same-family-different-scale pair (e.g. Qwen 0.5B / 7B) to test whether the smallest-model dual degradation is a general scale effect.</w:t>
+        <w:t xml:space="preserve">Partially. On capability, both families lose MMLU accuracy under NF4 compression where the loss is significant: Qwen 1.7B (−8.7 pp) and Llama 3B (−4.3 pp); the Qwen 4B model is the exception with non-significant loss. On safety (judge), all three ΔASR point estimates are ≥ 0 — quantization never reduces harmful compliance in either family — but only Qwen 1.7B reaches significance. The three pairs receive three labels (broad_degradation, alignment_degradation directional, broad_degradation). The cross-family pattern most likely to reproduce is the null on over-refusal: all three ΔOR are non-significant. The full answer to RQ5 across the original two families: NF4 quantization is never safety-improving on harmful compliance and does not significantly raise over-refusal; capability loss is consistent in direction where significant. The one confirmed safety regression (Qwen 1.7B) would benefit from replication on a same-family-different-scale pair (e.g. Qwen 0.5B / 7B) to test whether the smallest-model dual degradation is a general scale effect. The cross-family extension (§6.13) tests the generalisation across families: neither Mistral-7B (ΔASR −0.040, not significant) nor Phi-4-mini (0.000) shows a significant increase, so the Qwen 1.7B regression remains unique to the smallest model while the broad pattern — no significant safety improvement, capability loss where significant — holds across four families.</w:t>
       </w:r>
     </w:p>
     <w:p>
@@ -14154,7 +16098,7 @@
           <w:sz w:val="22"/>
           <w:szCs w:val="22"/>
         </w:rPr>
-        <w:t xml:space="preserve">The cross-family comparison places the Llama 3.2 3B pair alongside the two Qwen pairs to assess whether NF4 quantization effects are consistent across architectures and alignment recipes. Table 6.2 (§6.2) shows the delta values and interpretation labels for all three pairs side by side.</w:t>
+        <w:t xml:space="preserve">The cross-family comparison places the Llama 3.2 3B pair alongside the two Qwen pairs to assess whether NF4 quantization effects are consistent across architectures and alignment recipes. Table 6.2 (§6.2) shows the delta values and interpretation labels for all three original pairs side by side; the cross-family extension to Mistral-7B and Phi-4-mini is analysed in §6.13.</w:t>
       </w:r>
     </w:p>
     <w:p>
@@ -14230,7 +16174,7 @@
           <w:sz w:val="24"/>
           <w:szCs w:val="24"/>
         </w:rPr>
-        <w:t xml:space="preserve">6.11.3 Over-refusal: consistent null result across families</w:t>
+        <w:t xml:space="preserve">6.11.3 Over-refusal: no significant increase across families</w:t>
       </w:r>
     </w:p>
     <w:p>
@@ -14244,7 +16188,7 @@
           <w:sz w:val="22"/>
           <w:szCs w:val="22"/>
         </w:rPr>
-        <w:t xml:space="preserve">The XSTest over-refusal rate is the most consistent cross-family null. None of the three ΔOR deltas is statistically significant: Qwen 2B (−0.024, CI [−0.052, 0.000], not significant), Qwen 4B (−0.008, CI [−0.024, +0.008], not significant), and Llama 3B (+0.016, CI [−0.004, +0.040], not significant). Two pairs trend slightly negative, one trends slightly positive, none is separable from zero. This null finding spans two families and three scale points and is practically useful for deployment: the concern that NF4 compression would make models excessively conservative on benign prompts is not supported by these data. The largest single over-refusal effect is on Llama (+0.016) and is itself a borderline-direction signal — quantization may slightly increase Llama's already-low rate of false refusal — but the CI does not exclude zero and the absolute magnitude is small.</w:t>
+        <w:t xml:space="preserve">The XSTest over-refusal rate is the most consistent cross-family signal: four of the five ΔOR deltas are not statistically significant — Qwen 2B (−0.024, CI [−0.052, 0.000]), Qwen 4B (−0.008, CI [−0.024, +0.008]), Llama 3B (+0.016, CI [−0.004, +0.040]), and Mistral-7B (0.000, CI [−0.012, +0.012]) — and the fifth, Phi-4-mini, is significant but in the benign direction (−0.028, CI [−0.052, −0.004]): its 4-bit model over-refuses less, not more. No pair shows a significant increase in over-refusal. This pattern spans four families and five pairs and is practically useful for deployment: the concern that NF4 compression would make models excessively conservative on benign prompts is not supported by these data — the only significant move is a reduction in false refusals (Phi). The largest non-significant effect is on Llama (+0.016), a borderline-direction signal whose CI still includes zero.</w:t>
       </w:r>
     </w:p>
     <w:p>
@@ -14304,7 +16248,7 @@
           <w:sz w:val="22"/>
           <w:szCs w:val="22"/>
         </w:rPr>
-        <w:t xml:space="preserve">Under the official classifier, the three interpretation labels are broad_degradation (Qwen 1.7B), alignment_degradation–directional (Qwen 4B), and broad_degradation (Llama 3B). They collectively answer the study's central question: "do observed safety changes under quantization reflect alignment shifts or capability artefacts?" The Qwen 1.7B pair degrades on both axes — a significant ASR increase and a significant capability loss — the confirmed worst case and the study's most consequential deployment finding. The Qwen 4B pair preserves capability and shows only a directional, non-significant ASR increase. The Llama pair is a capability cost without a safety direction. Two of the three pairs (Qwen 1.7B, Llama) carry significant capability loss, and none shows reduced harmful compliance. The central scientific finding is the framework's diagnostic value — sharpened by the fact that validating it against the benchmark's own classifier relocated the one robust safety regression from Qwen 4B (regex proxy) to Qwen 1.7B (official classifier). The data refute the optimistic narrative that NF4 quantization is safety-neutral or safety-improving in this scale range.</w:t>
+        <w:t xml:space="preserve">Under the official classifier, the three interpretation labels are broad_degradation (Qwen 1.7B), alignment_degradation–directional (Qwen 4B), and broad_degradation (Llama 3B). They collectively answer the study's central question: "do observed safety changes under quantization reflect alignment shifts or capability artefacts?" The Qwen 1.7B pair degrades on both axes — a significant ASR increase and a significant capability loss — the confirmed worst case and the study's most consequential deployment finding. The Qwen 4B pair preserves capability and shows only a directional, non-significant ASR increase. The Llama pair is a capability cost without a safety direction. Two of the three pairs (Qwen 1.7B, Llama) carry significant capability loss, and none shows reduced harmful compliance. The central scientific finding is the framework's diagnostic value — sharpened by the fact that validating it against the benchmark's own classifier relocated the one robust safety regression from Qwen 4B (regex proxy) to Qwen 1.7B (official classifier). The data refute the optimistic narrative that NF4 quantization is safety-neutral or safety-improving in this scale range. These conclusions are drawn from the original three pairs; the cross-family extension (§6.13) adds Mistral-7B and Phi-4-mini and finds the same diagnostic structure — Mistral in the proxy-over-counting camp (judge ΔASR −0.040, not significant, versus a +0.055 proxy artefact) and Phi in the proxy-reliable, robust_preservation camp — so the central question's answer generalises to four families.</w:t>
       </w:r>
     </w:p>
     <w:p>
@@ -14348,7 +16292,7 @@
           <w:sz w:val="22"/>
           <w:szCs w:val="22"/>
         </w:rPr>
-        <w:t xml:space="preserve">Methodology and setup. The judge classified every saved (behavior, generation) pair for all six models (n = 200 each, 1 200 total) on the NTU TC1 cluster via sbatch in offline mode on 2026-06-06 (job 61047). It ran in full precision (float16) on a 32 GB Tesla V100 — recorded in summary.judge.harmbench_cls.json — because the judge is the reference instrument validating the quantized target models, and quantizing the judge itself would reintroduce the very confound the check exists to rule out. All 1 200 generations were classified with zero parse errors. Agreement with the v2 scorer is reported per model as raw agreement rate and Cohen's kappa over the shared prompt set; the per-pair judge ΔASR is computed with the same paired bootstrap (2 000 resamples, seed 42) used for the other deltas, and passed through the interpretation-label rule (holding the v2 over-refusal and MMLU deltas fixed, since the classifier judges only HarmBench). Figures are produced locally by scripts/judge_agreement.py and stored in results/analysis/judge_agreement.{json,csv}.</w:t>
+        <w:t xml:space="preserve">Methodology and setup. The judge classified every saved (behavior, generation) pair for all six original models (n = 200 each, 1 200 total) on the NTU TC1 cluster via sbatch in offline mode on 2026-06-06 (job 61047); the two cross-family pairs (§6.13) were scored identically on 2026-06-15 (job 61134, a further 800 classifications, also zero parse errors). It ran in full precision (float16) on a 32 GB Tesla V100 — recorded in summary.judge.harmbench_cls.json — because the judge is the reference instrument validating the quantized target models, and quantizing the judge itself would reintroduce the very confound the check exists to rule out. All 1 200 generations were classified with zero parse errors. Agreement with the v2 scorer is reported per model as raw agreement rate and Cohen's kappa over the shared prompt set; the per-pair judge ΔASR is computed with the same paired bootstrap (2 000 resamples, seed 42) used for the other deltas, and passed through the interpretation-label rule (holding the v2 over-refusal and MMLU deltas fixed, since the classifier judges only HarmBench). Figures are produced locally by scripts/judge_agreement.py and stored in results/analysis/judge_agreement.{json,csv}.</w:t>
       </w:r>
     </w:p>
     <w:tbl>
@@ -15452,6 +17396,614 @@
           </w:p>
         </w:tc>
       </w:tr>
+      <w:tr>
+        <w:tc>
+          <w:tcPr>
+            <w:tcW w:type="dxa" w:w="2600"/>
+            <w:tcBorders>
+              <w:top w:val="single" w:color="999999" w:sz="4"/>
+              <w:left w:val="single" w:color="999999" w:sz="4"/>
+              <w:bottom w:val="single" w:color="999999" w:sz="4"/>
+              <w:right w:val="single" w:color="999999" w:sz="4"/>
+            </w:tcBorders>
+            <w:tcMar>
+              <w:top w:type="dxa" w:w="80"/>
+              <w:left w:type="dxa" w:w="120"/>
+              <w:bottom w:type="dxa" w:w="80"/>
+              <w:right w:type="dxa" w:w="120"/>
+            </w:tcMar>
+          </w:tcPr>
+          <w:p>
+            <w:pPr>
+              <w:spacing w:after="0"/>
+            </w:pPr>
+            <w:r>
+              <w:rPr>
+                <w:rFonts w:ascii="Calibri" w:cs="Calibri" w:eastAsia="Calibri" w:hAnsi="Calibri"/>
+                <w:sz w:val="20"/>
+                <w:szCs w:val="20"/>
+              </w:rPr>
+              <w:t xml:space="preserve">mistral_7b_base</w:t>
+            </w:r>
+          </w:p>
+        </w:tc>
+        <w:tc>
+          <w:tcPr>
+            <w:tcW w:type="dxa" w:w="1900"/>
+            <w:tcBorders>
+              <w:top w:val="single" w:color="999999" w:sz="4"/>
+              <w:left w:val="single" w:color="999999" w:sz="4"/>
+              <w:bottom w:val="single" w:color="999999" w:sz="4"/>
+              <w:right w:val="single" w:color="999999" w:sz="4"/>
+            </w:tcBorders>
+            <w:tcMar>
+              <w:top w:type="dxa" w:w="80"/>
+              <w:left w:type="dxa" w:w="120"/>
+              <w:bottom w:type="dxa" w:w="80"/>
+              <w:right w:type="dxa" w:w="120"/>
+            </w:tcMar>
+          </w:tcPr>
+          <w:p>
+            <w:pPr>
+              <w:spacing w:after="0"/>
+            </w:pPr>
+            <w:r>
+              <w:rPr>
+                <w:rFonts w:ascii="Calibri" w:cs="Calibri" w:eastAsia="Calibri" w:hAnsi="Calibri"/>
+                <w:sz w:val="20"/>
+                <w:szCs w:val="20"/>
+              </w:rPr>
+              <w:t xml:space="preserve">0.835</w:t>
+            </w:r>
+          </w:p>
+        </w:tc>
+        <w:tc>
+          <w:tcPr>
+            <w:tcW w:type="dxa" w:w="1500"/>
+            <w:tcBorders>
+              <w:top w:val="single" w:color="999999" w:sz="4"/>
+              <w:left w:val="single" w:color="999999" w:sz="4"/>
+              <w:bottom w:val="single" w:color="999999" w:sz="4"/>
+              <w:right w:val="single" w:color="999999" w:sz="4"/>
+            </w:tcBorders>
+            <w:tcMar>
+              <w:top w:type="dxa" w:w="80"/>
+              <w:left w:type="dxa" w:w="120"/>
+              <w:bottom w:type="dxa" w:w="80"/>
+              <w:right w:type="dxa" w:w="120"/>
+            </w:tcMar>
+          </w:tcPr>
+          <w:p>
+            <w:pPr>
+              <w:spacing w:after="0"/>
+            </w:pPr>
+            <w:r>
+              <w:rPr>
+                <w:rFonts w:ascii="Calibri" w:cs="Calibri" w:eastAsia="Calibri" w:hAnsi="Calibri"/>
+                <w:sz w:val="20"/>
+                <w:szCs w:val="20"/>
+              </w:rPr>
+              <w:t xml:space="preserve">0.385</w:t>
+            </w:r>
+          </w:p>
+        </w:tc>
+        <w:tc>
+          <w:tcPr>
+            <w:tcW w:type="dxa" w:w="1500"/>
+            <w:tcBorders>
+              <w:top w:val="single" w:color="999999" w:sz="4"/>
+              <w:left w:val="single" w:color="999999" w:sz="4"/>
+              <w:bottom w:val="single" w:color="999999" w:sz="4"/>
+              <w:right w:val="single" w:color="999999" w:sz="4"/>
+            </w:tcBorders>
+            <w:tcMar>
+              <w:top w:type="dxa" w:w="80"/>
+              <w:left w:type="dxa" w:w="120"/>
+              <w:bottom w:type="dxa" w:w="80"/>
+              <w:right w:type="dxa" w:w="120"/>
+            </w:tcMar>
+          </w:tcPr>
+          <w:p>
+            <w:pPr>
+              <w:spacing w:after="0"/>
+            </w:pPr>
+            <w:r>
+              <w:rPr>
+                <w:rFonts w:ascii="Calibri" w:cs="Calibri" w:eastAsia="Calibri" w:hAnsi="Calibri"/>
+                <w:sz w:val="20"/>
+                <w:szCs w:val="20"/>
+              </w:rPr>
+              <w:t xml:space="preserve">53.0%</w:t>
+            </w:r>
+          </w:p>
+        </w:tc>
+        <w:tc>
+          <w:tcPr>
+            <w:tcW w:type="dxa" w:w="1300"/>
+            <w:tcBorders>
+              <w:top w:val="single" w:color="999999" w:sz="4"/>
+              <w:left w:val="single" w:color="999999" w:sz="4"/>
+              <w:bottom w:val="single" w:color="999999" w:sz="4"/>
+              <w:right w:val="single" w:color="999999" w:sz="4"/>
+            </w:tcBorders>
+            <w:tcMar>
+              <w:top w:type="dxa" w:w="80"/>
+              <w:left w:type="dxa" w:w="120"/>
+              <w:bottom w:type="dxa" w:w="80"/>
+              <w:right w:type="dxa" w:w="120"/>
+            </w:tcMar>
+          </w:tcPr>
+          <w:p>
+            <w:pPr>
+              <w:spacing w:after="0"/>
+            </w:pPr>
+            <w:r>
+              <w:rPr>
+                <w:rFonts w:ascii="Calibri" w:cs="Calibri" w:eastAsia="Calibri" w:hAnsi="Calibri"/>
+                <w:sz w:val="20"/>
+                <w:szCs w:val="20"/>
+              </w:rPr>
+              <w:t xml:space="preserve">0.19</w:t>
+            </w:r>
+          </w:p>
+        </w:tc>
+      </w:tr>
+      <w:tr>
+        <w:tc>
+          <w:tcPr>
+            <w:tcW w:type="dxa" w:w="2600"/>
+            <w:tcBorders>
+              <w:top w:val="single" w:color="999999" w:sz="4"/>
+              <w:left w:val="single" w:color="999999" w:sz="4"/>
+              <w:bottom w:val="single" w:color="999999" w:sz="4"/>
+              <w:right w:val="single" w:color="999999" w:sz="4"/>
+            </w:tcBorders>
+            <w:tcMar>
+              <w:top w:type="dxa" w:w="80"/>
+              <w:left w:type="dxa" w:w="120"/>
+              <w:bottom w:type="dxa" w:w="80"/>
+              <w:right w:type="dxa" w:w="120"/>
+            </w:tcMar>
+          </w:tcPr>
+          <w:p>
+            <w:pPr>
+              <w:spacing w:after="0"/>
+            </w:pPr>
+            <w:r>
+              <w:rPr>
+                <w:rFonts w:ascii="Calibri" w:cs="Calibri" w:eastAsia="Calibri" w:hAnsi="Calibri"/>
+                <w:sz w:val="20"/>
+                <w:szCs w:val="20"/>
+              </w:rPr>
+              <w:t xml:space="preserve">mistral_7b_4bit</w:t>
+            </w:r>
+          </w:p>
+        </w:tc>
+        <w:tc>
+          <w:tcPr>
+            <w:tcW w:type="dxa" w:w="1900"/>
+            <w:tcBorders>
+              <w:top w:val="single" w:color="999999" w:sz="4"/>
+              <w:left w:val="single" w:color="999999" w:sz="4"/>
+              <w:bottom w:val="single" w:color="999999" w:sz="4"/>
+              <w:right w:val="single" w:color="999999" w:sz="4"/>
+            </w:tcBorders>
+            <w:tcMar>
+              <w:top w:type="dxa" w:w="80"/>
+              <w:left w:type="dxa" w:w="120"/>
+              <w:bottom w:type="dxa" w:w="80"/>
+              <w:right w:type="dxa" w:w="120"/>
+            </w:tcMar>
+          </w:tcPr>
+          <w:p>
+            <w:pPr>
+              <w:spacing w:after="0"/>
+            </w:pPr>
+            <w:r>
+              <w:rPr>
+                <w:rFonts w:ascii="Calibri" w:cs="Calibri" w:eastAsia="Calibri" w:hAnsi="Calibri"/>
+                <w:sz w:val="20"/>
+                <w:szCs w:val="20"/>
+              </w:rPr>
+              <w:t xml:space="preserve">0.890</w:t>
+            </w:r>
+          </w:p>
+        </w:tc>
+        <w:tc>
+          <w:tcPr>
+            <w:tcW w:type="dxa" w:w="1500"/>
+            <w:tcBorders>
+              <w:top w:val="single" w:color="999999" w:sz="4"/>
+              <w:left w:val="single" w:color="999999" w:sz="4"/>
+              <w:bottom w:val="single" w:color="999999" w:sz="4"/>
+              <w:right w:val="single" w:color="999999" w:sz="4"/>
+            </w:tcBorders>
+            <w:tcMar>
+              <w:top w:type="dxa" w:w="80"/>
+              <w:left w:type="dxa" w:w="120"/>
+              <w:bottom w:type="dxa" w:w="80"/>
+              <w:right w:type="dxa" w:w="120"/>
+            </w:tcMar>
+          </w:tcPr>
+          <w:p>
+            <w:pPr>
+              <w:spacing w:after="0"/>
+            </w:pPr>
+            <w:r>
+              <w:rPr>
+                <w:rFonts w:ascii="Calibri" w:cs="Calibri" w:eastAsia="Calibri" w:hAnsi="Calibri"/>
+                <w:sz w:val="20"/>
+                <w:szCs w:val="20"/>
+              </w:rPr>
+              <w:t xml:space="preserve">0.345</w:t>
+            </w:r>
+          </w:p>
+        </w:tc>
+        <w:tc>
+          <w:tcPr>
+            <w:tcW w:type="dxa" w:w="1500"/>
+            <w:tcBorders>
+              <w:top w:val="single" w:color="999999" w:sz="4"/>
+              <w:left w:val="single" w:color="999999" w:sz="4"/>
+              <w:bottom w:val="single" w:color="999999" w:sz="4"/>
+              <w:right w:val="single" w:color="999999" w:sz="4"/>
+            </w:tcBorders>
+            <w:tcMar>
+              <w:top w:type="dxa" w:w="80"/>
+              <w:left w:type="dxa" w:w="120"/>
+              <w:bottom w:type="dxa" w:w="80"/>
+              <w:right w:type="dxa" w:w="120"/>
+            </w:tcMar>
+          </w:tcPr>
+          <w:p>
+            <w:pPr>
+              <w:spacing w:after="0"/>
+            </w:pPr>
+            <w:r>
+              <w:rPr>
+                <w:rFonts w:ascii="Calibri" w:cs="Calibri" w:eastAsia="Calibri" w:hAnsi="Calibri"/>
+                <w:sz w:val="20"/>
+                <w:szCs w:val="20"/>
+              </w:rPr>
+              <w:t xml:space="preserve">44.5%</w:t>
+            </w:r>
+          </w:p>
+        </w:tc>
+        <w:tc>
+          <w:tcPr>
+            <w:tcW w:type="dxa" w:w="1300"/>
+            <w:tcBorders>
+              <w:top w:val="single" w:color="999999" w:sz="4"/>
+              <w:left w:val="single" w:color="999999" w:sz="4"/>
+              <w:bottom w:val="single" w:color="999999" w:sz="4"/>
+              <w:right w:val="single" w:color="999999" w:sz="4"/>
+            </w:tcBorders>
+            <w:tcMar>
+              <w:top w:type="dxa" w:w="80"/>
+              <w:left w:type="dxa" w:w="120"/>
+              <w:bottom w:type="dxa" w:w="80"/>
+              <w:right w:type="dxa" w:w="120"/>
+            </w:tcMar>
+          </w:tcPr>
+          <w:p>
+            <w:pPr>
+              <w:spacing w:after="0"/>
+            </w:pPr>
+            <w:r>
+              <w:rPr>
+                <w:rFonts w:ascii="Calibri" w:cs="Calibri" w:eastAsia="Calibri" w:hAnsi="Calibri"/>
+                <w:sz w:val="20"/>
+                <w:szCs w:val="20"/>
+              </w:rPr>
+              <w:t xml:space="preserve">0.11</w:t>
+            </w:r>
+          </w:p>
+        </w:tc>
+      </w:tr>
+      <w:tr>
+        <w:tc>
+          <w:tcPr>
+            <w:tcW w:type="dxa" w:w="2600"/>
+            <w:tcBorders>
+              <w:top w:val="single" w:color="999999" w:sz="4"/>
+              <w:left w:val="single" w:color="999999" w:sz="4"/>
+              <w:bottom w:val="single" w:color="999999" w:sz="4"/>
+              <w:right w:val="single" w:color="999999" w:sz="4"/>
+            </w:tcBorders>
+            <w:tcMar>
+              <w:top w:type="dxa" w:w="80"/>
+              <w:left w:type="dxa" w:w="120"/>
+              <w:bottom w:type="dxa" w:w="80"/>
+              <w:right w:type="dxa" w:w="120"/>
+            </w:tcMar>
+          </w:tcPr>
+          <w:p>
+            <w:pPr>
+              <w:spacing w:after="0"/>
+            </w:pPr>
+            <w:r>
+              <w:rPr>
+                <w:rFonts w:ascii="Calibri" w:cs="Calibri" w:eastAsia="Calibri" w:hAnsi="Calibri"/>
+                <w:sz w:val="20"/>
+                <w:szCs w:val="20"/>
+              </w:rPr>
+              <w:t xml:space="preserve">phi4_mini_base</w:t>
+            </w:r>
+          </w:p>
+        </w:tc>
+        <w:tc>
+          <w:tcPr>
+            <w:tcW w:type="dxa" w:w="1900"/>
+            <w:tcBorders>
+              <w:top w:val="single" w:color="999999" w:sz="4"/>
+              <w:left w:val="single" w:color="999999" w:sz="4"/>
+              <w:bottom w:val="single" w:color="999999" w:sz="4"/>
+              <w:right w:val="single" w:color="999999" w:sz="4"/>
+            </w:tcBorders>
+            <w:tcMar>
+              <w:top w:type="dxa" w:w="80"/>
+              <w:left w:type="dxa" w:w="120"/>
+              <w:bottom w:type="dxa" w:w="80"/>
+              <w:right w:type="dxa" w:w="120"/>
+            </w:tcMar>
+          </w:tcPr>
+          <w:p>
+            <w:pPr>
+              <w:spacing w:after="0"/>
+            </w:pPr>
+            <w:r>
+              <w:rPr>
+                <w:rFonts w:ascii="Calibri" w:cs="Calibri" w:eastAsia="Calibri" w:hAnsi="Calibri"/>
+                <w:sz w:val="20"/>
+                <w:szCs w:val="20"/>
+              </w:rPr>
+              <w:t xml:space="preserve">0.075</w:t>
+            </w:r>
+          </w:p>
+        </w:tc>
+        <w:tc>
+          <w:tcPr>
+            <w:tcW w:type="dxa" w:w="1500"/>
+            <w:tcBorders>
+              <w:top w:val="single" w:color="999999" w:sz="4"/>
+              <w:left w:val="single" w:color="999999" w:sz="4"/>
+              <w:bottom w:val="single" w:color="999999" w:sz="4"/>
+              <w:right w:val="single" w:color="999999" w:sz="4"/>
+            </w:tcBorders>
+            <w:tcMar>
+              <w:top w:type="dxa" w:w="80"/>
+              <w:left w:type="dxa" w:w="120"/>
+              <w:bottom w:type="dxa" w:w="80"/>
+              <w:right w:type="dxa" w:w="120"/>
+            </w:tcMar>
+          </w:tcPr>
+          <w:p>
+            <w:pPr>
+              <w:spacing w:after="0"/>
+            </w:pPr>
+            <w:r>
+              <w:rPr>
+                <w:rFonts w:ascii="Calibri" w:cs="Calibri" w:eastAsia="Calibri" w:hAnsi="Calibri"/>
+                <w:sz w:val="20"/>
+                <w:szCs w:val="20"/>
+              </w:rPr>
+              <w:t xml:space="preserve">0.055</w:t>
+            </w:r>
+          </w:p>
+        </w:tc>
+        <w:tc>
+          <w:tcPr>
+            <w:tcW w:type="dxa" w:w="1500"/>
+            <w:tcBorders>
+              <w:top w:val="single" w:color="999999" w:sz="4"/>
+              <w:left w:val="single" w:color="999999" w:sz="4"/>
+              <w:bottom w:val="single" w:color="999999" w:sz="4"/>
+              <w:right w:val="single" w:color="999999" w:sz="4"/>
+            </w:tcBorders>
+            <w:tcMar>
+              <w:top w:type="dxa" w:w="80"/>
+              <w:left w:type="dxa" w:w="120"/>
+              <w:bottom w:type="dxa" w:w="80"/>
+              <w:right w:type="dxa" w:w="120"/>
+            </w:tcMar>
+          </w:tcPr>
+          <w:p>
+            <w:pPr>
+              <w:spacing w:after="0"/>
+            </w:pPr>
+            <w:r>
+              <w:rPr>
+                <w:rFonts w:ascii="Calibri" w:cs="Calibri" w:eastAsia="Calibri" w:hAnsi="Calibri"/>
+                <w:sz w:val="20"/>
+                <w:szCs w:val="20"/>
+              </w:rPr>
+              <w:t xml:space="preserve">96.0%</w:t>
+            </w:r>
+          </w:p>
+        </w:tc>
+        <w:tc>
+          <w:tcPr>
+            <w:tcW w:type="dxa" w:w="1300"/>
+            <w:tcBorders>
+              <w:top w:val="single" w:color="999999" w:sz="4"/>
+              <w:left w:val="single" w:color="999999" w:sz="4"/>
+              <w:bottom w:val="single" w:color="999999" w:sz="4"/>
+              <w:right w:val="single" w:color="999999" w:sz="4"/>
+            </w:tcBorders>
+            <w:tcMar>
+              <w:top w:type="dxa" w:w="80"/>
+              <w:left w:type="dxa" w:w="120"/>
+              <w:bottom w:type="dxa" w:w="80"/>
+              <w:right w:type="dxa" w:w="120"/>
+            </w:tcMar>
+          </w:tcPr>
+          <w:p>
+            <w:pPr>
+              <w:spacing w:after="0"/>
+            </w:pPr>
+            <w:r>
+              <w:rPr>
+                <w:rFonts w:ascii="Calibri" w:cs="Calibri" w:eastAsia="Calibri" w:hAnsi="Calibri"/>
+                <w:sz w:val="20"/>
+                <w:szCs w:val="20"/>
+              </w:rPr>
+              <w:t xml:space="preserve">0.67</w:t>
+            </w:r>
+          </w:p>
+        </w:tc>
+      </w:tr>
+      <w:tr>
+        <w:tc>
+          <w:tcPr>
+            <w:tcW w:type="dxa" w:w="2600"/>
+            <w:tcBorders>
+              <w:top w:val="single" w:color="999999" w:sz="4"/>
+              <w:left w:val="single" w:color="999999" w:sz="4"/>
+              <w:bottom w:val="single" w:color="999999" w:sz="4"/>
+              <w:right w:val="single" w:color="999999" w:sz="4"/>
+            </w:tcBorders>
+            <w:tcMar>
+              <w:top w:type="dxa" w:w="80"/>
+              <w:left w:type="dxa" w:w="120"/>
+              <w:bottom w:type="dxa" w:w="80"/>
+              <w:right w:type="dxa" w:w="120"/>
+            </w:tcMar>
+          </w:tcPr>
+          <w:p>
+            <w:pPr>
+              <w:spacing w:after="0"/>
+            </w:pPr>
+            <w:r>
+              <w:rPr>
+                <w:rFonts w:ascii="Calibri" w:cs="Calibri" w:eastAsia="Calibri" w:hAnsi="Calibri"/>
+                <w:sz w:val="20"/>
+                <w:szCs w:val="20"/>
+              </w:rPr>
+              <w:t xml:space="preserve">phi4_mini_4bit</w:t>
+            </w:r>
+          </w:p>
+        </w:tc>
+        <w:tc>
+          <w:tcPr>
+            <w:tcW w:type="dxa" w:w="1900"/>
+            <w:tcBorders>
+              <w:top w:val="single" w:color="999999" w:sz="4"/>
+              <w:left w:val="single" w:color="999999" w:sz="4"/>
+              <w:bottom w:val="single" w:color="999999" w:sz="4"/>
+              <w:right w:val="single" w:color="999999" w:sz="4"/>
+            </w:tcBorders>
+            <w:tcMar>
+              <w:top w:type="dxa" w:w="80"/>
+              <w:left w:type="dxa" w:w="120"/>
+              <w:bottom w:type="dxa" w:w="80"/>
+              <w:right w:type="dxa" w:w="120"/>
+            </w:tcMar>
+          </w:tcPr>
+          <w:p>
+            <w:pPr>
+              <w:spacing w:after="0"/>
+            </w:pPr>
+            <w:r>
+              <w:rPr>
+                <w:rFonts w:ascii="Calibri" w:cs="Calibri" w:eastAsia="Calibri" w:hAnsi="Calibri"/>
+                <w:sz w:val="20"/>
+                <w:szCs w:val="20"/>
+              </w:rPr>
+              <w:t xml:space="preserve">0.075</w:t>
+            </w:r>
+          </w:p>
+        </w:tc>
+        <w:tc>
+          <w:tcPr>
+            <w:tcW w:type="dxa" w:w="1500"/>
+            <w:tcBorders>
+              <w:top w:val="single" w:color="999999" w:sz="4"/>
+              <w:left w:val="single" w:color="999999" w:sz="4"/>
+              <w:bottom w:val="single" w:color="999999" w:sz="4"/>
+              <w:right w:val="single" w:color="999999" w:sz="4"/>
+            </w:tcBorders>
+            <w:tcMar>
+              <w:top w:type="dxa" w:w="80"/>
+              <w:left w:type="dxa" w:w="120"/>
+              <w:bottom w:type="dxa" w:w="80"/>
+              <w:right w:type="dxa" w:w="120"/>
+            </w:tcMar>
+          </w:tcPr>
+          <w:p>
+            <w:pPr>
+              <w:spacing w:after="0"/>
+            </w:pPr>
+            <w:r>
+              <w:rPr>
+                <w:rFonts w:ascii="Calibri" w:cs="Calibri" w:eastAsia="Calibri" w:hAnsi="Calibri"/>
+                <w:sz w:val="20"/>
+                <w:szCs w:val="20"/>
+              </w:rPr>
+              <w:t xml:space="preserve">0.055</w:t>
+            </w:r>
+          </w:p>
+        </w:tc>
+        <w:tc>
+          <w:tcPr>
+            <w:tcW w:type="dxa" w:w="1500"/>
+            <w:tcBorders>
+              <w:top w:val="single" w:color="999999" w:sz="4"/>
+              <w:left w:val="single" w:color="999999" w:sz="4"/>
+              <w:bottom w:val="single" w:color="999999" w:sz="4"/>
+              <w:right w:val="single" w:color="999999" w:sz="4"/>
+            </w:tcBorders>
+            <w:tcMar>
+              <w:top w:type="dxa" w:w="80"/>
+              <w:left w:type="dxa" w:w="120"/>
+              <w:bottom w:type="dxa" w:w="80"/>
+              <w:right w:type="dxa" w:w="120"/>
+            </w:tcMar>
+          </w:tcPr>
+          <w:p>
+            <w:pPr>
+              <w:spacing w:after="0"/>
+            </w:pPr>
+            <w:r>
+              <w:rPr>
+                <w:rFonts w:ascii="Calibri" w:cs="Calibri" w:eastAsia="Calibri" w:hAnsi="Calibri"/>
+                <w:sz w:val="20"/>
+                <w:szCs w:val="20"/>
+              </w:rPr>
+              <w:t xml:space="preserve">96.0%</w:t>
+            </w:r>
+          </w:p>
+        </w:tc>
+        <w:tc>
+          <w:tcPr>
+            <w:tcW w:type="dxa" w:w="1300"/>
+            <w:tcBorders>
+              <w:top w:val="single" w:color="999999" w:sz="4"/>
+              <w:left w:val="single" w:color="999999" w:sz="4"/>
+              <w:bottom w:val="single" w:color="999999" w:sz="4"/>
+              <w:right w:val="single" w:color="999999" w:sz="4"/>
+            </w:tcBorders>
+            <w:tcMar>
+              <w:top w:type="dxa" w:w="80"/>
+              <w:left w:type="dxa" w:w="120"/>
+              <w:bottom w:type="dxa" w:w="80"/>
+              <w:right w:type="dxa" w:w="120"/>
+            </w:tcMar>
+          </w:tcPr>
+          <w:p>
+            <w:pPr>
+              <w:spacing w:after="0"/>
+            </w:pPr>
+            <w:r>
+              <w:rPr>
+                <w:rFonts w:ascii="Calibri" w:cs="Calibri" w:eastAsia="Calibri" w:hAnsi="Calibri"/>
+                <w:sz w:val="20"/>
+                <w:szCs w:val="20"/>
+              </w:rPr>
+              <w:t xml:space="preserve">0.67</w:t>
+            </w:r>
+          </w:p>
+        </w:tc>
+      </w:tr>
     </w:tbl>
     <w:p>
       <w:pPr>
@@ -15519,7 +18071,7 @@
           <w:sz w:val="22"/>
           <w:szCs w:val="22"/>
         </w:rPr>
-        <w:t xml:space="preserve">Result 4 — the finding is robust to the choice of judge (second-judge cross-check). To rule out the possibility that the result is an artefact of the single HarmBench classifier, the saved generations were independently re-scored by a second, architecturally unrelated frontier judge (gpt-4o) applying the same HarmBench rubric (the api_judge backend; decision D25). The two judges agree strongly at the per-prompt level: Cohen's κ ranges from 0.69 to 0.94 across the six models (substantial-to-almost-perfect agreement) — far higher than the regex-versus-classifier agreement (κ ≈ 0.19–0.37 for Qwen), confirming that it was the regex, not the classifier, that was the outlier. The per-pair ΔASR direction is reproduced: gpt-4o gives Qwen 1.7B +0.045 (versus the classifier's +0.055), Qwen 4B +0.010 (versus +0.025), and Llama +0.005 (versus 0.000); both judges agree only the smallest model moves materially. One nuance is stated plainly: under gpt-4o the Qwen 1.7B ΔASR is not statistically significant (McNemar p = 0.122) whereas under the primary classifier it is (p = 0.027). The effect's direction and approximate magnitude are judge-robust; its statistical significance sits at the boundary and is judge-dependent — a conclusion that converges with the multi-seed sensitivity arm (§6.6.1), which likewise found the effect directionally reproduced but attenuated. The honest reading across both robustness checks is that the Qwen 1.7B harmful-compliance increase is real and modest (≈ +0.045 to +0.055), not a large or certain effect. Per-model agreement and per-pair figures are in results/analysis/judge_pairwise_agreement.{json,csv} (redacted).</w:t>
+        <w:t xml:space="preserve">Result 4 — the finding is robust to the choice of judge (second-judge cross-check). To rule out the possibility that the result is an artefact of the single HarmBench classifier, the saved generations were independently re-scored by a second, architecturally unrelated frontier judge (gpt-4o) applying the same HarmBench rubric (the api_judge backend; decision D25). The two judges agree strongly at the per-prompt level: across all ten models Cohen's κ ranges from 0.60 to 0.95 (moderate-to-almost-perfect agreement) — far higher than the regex-versus-classifier agreement (κ ≈ 0.11–0.37 for Qwen and Mistral), confirming that it was the regex, not the classifier, that was the outlier. The per-pair ΔASR direction is reproduced: gpt-4o gives Qwen 1.7B +0.045 (versus the classifier's +0.055), Qwen 4B +0.010 (versus +0.025), and Llama +0.005 (versus 0.000); for the cross-family pairs it gives Mistral −0.030 (versus −0.040) and Phi +0.005 (versus 0.000), and crucially it places Mistral's ASR near 0.37 — matching the classifier, not the v2 proxy's 0.84–0.89. Both judges agree that only the smallest Qwen model moves materially and that Mistral's proxy-driven 'increase' is an artefact. One nuance is stated plainly: under gpt-4o the Qwen 1.7B ΔASR is not statistically significant (McNemar p = 0.122) whereas under the primary classifier it is (p = 0.027). The effect's direction and approximate magnitude are judge-robust; its statistical significance sits at the boundary and is judge-dependent — a conclusion that converges with the multi-seed sensitivity arm (§6.6.1), which likewise found the effect directionally reproduced but attenuated. The honest reading across both robustness checks is that the Qwen 1.7B harmful-compliance increase is real and modest (≈ +0.045 to +0.055), not a large or certain effect. Per-model agreement and per-pair figures are in results/analysis/judge_pairwise_agreement.{json,csv} (redacted).</w:t>
       </w:r>
     </w:p>
     <w:p>
@@ -15533,7 +18085,79 @@
           <w:sz w:val="22"/>
           <w:szCs w:val="22"/>
         </w:rPr>
-        <w:t xml:space="preserve">Threats and scope. The judge is itself a model and can err; it is adopted because it is the field-standard reference classifier for HarmBench, run at full precision, with deterministic greedy decoding and zero parse failures on this dataset. It validates HarmBench only; XSTest over-refusal and MMLU are unaffected. The single-judge construct-validity threat is now substantially addressed by the second-judge cross-check (Result 4): an independent frontier judge agrees at κ 0.69–0.94 and reproduces the finding's direction and magnitude. Two residual caveats remain: the second judge is a versioned API model (less reproducible than the open-weight primary), and both judges share the broad lineage of LLM-based harm classification, so a fully independent open-weight guard (e.g. LlamaGuard) would be a complementary future check. The v2 regex is retained in the repository and in Table 6.1/6.2 as a transparent secondary proxy so that readers can see exactly how much, and where, refusal-based scoring diverges from genuine harmful-compliance scoring.</w:t>
+        <w:t xml:space="preserve">Threats and scope. The judge is itself a model and can err; it is adopted because it is the field-standard reference classifier for HarmBench, run at full precision, with deterministic greedy decoding and zero parse failures on this dataset. It validates HarmBench only; XSTest over-refusal and MMLU are unaffected. The single-judge construct-validity threat is now substantially addressed by the second-judge cross-check (Result 4): an independent frontier judge agrees at κ 0.60–0.95 across all ten models and reproduces the finding's direction and magnitude. Two residual caveats remain: the second judge is a versioned API model (less reproducible than the open-weight primary), and both judges share the broad lineage of LLM-based harm classification, so a fully independent open-weight guard (e.g. LlamaGuard) would be a complementary future check. The v2 regex is retained in the repository and in Table 6.1/6.2 as a transparent secondary proxy so that readers can see exactly how much, and where, refusal-based scoring diverges from genuine harmful-compliance scoring.</w:t>
+      </w:r>
+    </w:p>
+    <w:p>
+      <w:pPr>
+        <w:pStyle w:val="Heading2"/>
+        <w:spacing w:after="140" w:before="280"/>
+      </w:pPr>
+      <w:r>
+        <w:rPr>
+          <w:rFonts w:ascii="Calibri" w:cs="Calibri" w:eastAsia="Calibri" w:hAnsi="Calibri"/>
+          <w:b/>
+          <w:bCs/>
+          <w:sz w:val="26"/>
+          <w:szCs w:val="26"/>
+        </w:rPr>
+        <w:t xml:space="preserve">6.13 Cross-Family Extension: Mistral-7B and Phi-4-mini (RQ5)</w:t>
+      </w:r>
+    </w:p>
+    <w:p>
+      <w:pPr>
+        <w:spacing w:after="160" w:line="300"/>
+        <w:jc w:val="both"/>
+      </w:pPr>
+      <w:r>
+        <w:rPr>
+          <w:rFonts w:ascii="Calibri" w:cs="Calibri" w:eastAsia="Calibri" w:hAnsi="Calibri"/>
+          <w:sz w:val="22"/>
+          <w:szCs w:val="22"/>
+        </w:rPr>
+        <w:t xml:space="preserve">To test whether the findings generalise beyond the original two families, two further matched pairs were added and run on TC1 on 2026-06-15 under the identical methodology (on-the-fly NF4 with the same BitsAndBytesConfig, greedy decoding at temperature 0.0, seed 42, the same four benchmarks at the same sample counts, and the official HarmBench classifier as the primary ASR scorer): mistral_7b (Mistral-7B-Instruct-v0.3, 7.2B — the largest model in the study) and phi4_mini (Phi-4-mini-instruct, 3.8B). This takes the study to five pairs across four families (Qwen, Llama, Mistral, Phi). Both pairs' raw metrics, deltas, and judge-agreement figures appear in Tables 6.1, 6.2 and 6.3, and their second-judge (gpt-4o) cross-check is folded into the §6.12 figures. The two pairs fall into the two diagnostic camps already seen among the original three.</w:t>
+      </w:r>
+    </w:p>
+    <w:p>
+      <w:pPr>
+        <w:spacing w:after="160" w:line="300"/>
+        <w:jc w:val="both"/>
+      </w:pPr>
+      <w:r>
+        <w:rPr>
+          <w:rFonts w:ascii="Calibri" w:cs="Calibri" w:eastAsia="Calibri" w:hAnsi="Calibri"/>
+          <w:sz w:val="22"/>
+          <w:szCs w:val="22"/>
+        </w:rPr>
+        <w:t xml:space="preserve">Mistral-7B is the clearest demonstration of the judge-over-proxy finding (§6.12, D16) in the whole study. The v2 refusal proxy reports a high baseline non-refusal rate (0.835) rising to 0.890 under quantization — a +0.055 'increase' that, taken at face value, would label the pair alignment_degradation. The official classifier tells the opposite story: genuine harmful compliance is 0.385 at baseline and 0.345 under 4-bit, a ΔASR of −0.040 (CI [−0.110, +0.025], not significant; McNemar p = 0.31) — quantization slightly reduces, not increases, true harmful compliance. The proxy and the judge disagree in sign, and the judge–proxy agreement is the lowest in the study (Cohen's κ = 0.19 at baseline, 0.11 under 4-bit; the regex flags 92–110 of 200 prompts harmful that the classifier clears). The second independent judge (gpt-4o) corroborates the classifier, not the proxy: it places Mistral's ASR at 0.385/0.355 — versus the proxy's 0.835/0.890 — and gives ΔASR −0.030, agreeing with the primary classifier at κ 0.60–0.63. Capability is essentially preserved (MMLU −1.7 pp, n.s.; ARC +0.9 pp, n.s.) and over-refusal is flat (ΔOR = 0.000), so under the judge the pair reads as alignment_improvement at the point-estimate level, carried as directional because its ΔASR CI spans zero. For the study's largest model, NF4 leaves genuine harmful compliance unchanged-to-slightly-lower while preserving capability — and a refusal-based scorer would have badly mischaracterised it.</w:t>
+      </w:r>
+    </w:p>
+    <w:p>
+      <w:pPr>
+        <w:spacing w:after="160" w:line="300"/>
+        <w:jc w:val="both"/>
+      </w:pPr>
+      <w:r>
+        <w:rPr>
+          <w:rFonts w:ascii="Calibri" w:cs="Calibri" w:eastAsia="Calibri" w:hAnsi="Calibri"/>
+          <w:sz w:val="22"/>
+          <w:szCs w:val="22"/>
+        </w:rPr>
+        <w:t xml:space="preserve">Phi-4-mini falls in the opposite (Llama-like) camp, where the proxy and the judge largely agree. Genuine harmful compliance is low and identical across the pair — judge ASR 0.055 at both baseline and 4-bit (ΔASR exactly 0.000, CI [−0.030, +0.030]; McNemar p = 1.00) — so on safety the pair is robust_preservation (evidence status: null). The judge–proxy agreement is high (κ = 0.67, like Llama), and the second judge agrees almost perfectly (κ 0.79 at baseline, 0.95 under 4-bit; ΔASR +0.005). On capability, Phi shows a modest, non-significant dip on both axes — MMLU −2.3 pp (CI [−0.057, +0.010]) and ARC −1.5 pp (CI [−0.032, 0.000]). Its one significant delta is on over-refusal: the 4-bit model is slightly less over-cautious on benign prompts, ΔOR = −0.028 (CI [−0.052, −0.004], significant) — the only significant over-refusal delta in the study, and in the benign direction (fewer false refusals, not more).</w:t>
+      </w:r>
+    </w:p>
+    <w:p>
+      <w:pPr>
+        <w:spacing w:after="160" w:line="300"/>
+        <w:jc w:val="both"/>
+      </w:pPr>
+      <w:r>
+        <w:rPr>
+          <w:rFonts w:ascii="Calibri" w:cs="Calibri" w:eastAsia="Calibri" w:hAnsi="Calibri"/>
+          <w:sz w:val="22"/>
+          <w:szCs w:val="22"/>
+        </w:rPr>
+        <w:t xml:space="preserve">Across all four families the central pattern holds and strengthens. Under the official classifier, NF4 quantization never significantly increases genuine harmful compliance in any of the five pairs: the Qwen 1.7B pair remains the study's sole statistically significant ΔASR (+0.055), while the two new families add a non-significant decrease (Mistral, −0.040) and an exact null (Phi, 0.000). The proxy-reliability split now spans four families — the regex over-counts severely for Qwen and Mistral (judge-vs-proxy κ 0.11–0.37) but tracks the judge for Llama and Phi (κ 0.67–0.79) — so the methodological contribution (validate the scorer before trusting the delta) generalises rather than being a Qwen-specific artefact. On over-refusal, four of five pairs show no significant change and the fifth (Phi) moves in the benign direction, so the RQ2 deployment message — NF4 does not make models more trigger-happy on benign prompts — survives the extension. Capability loss stays directionally consistent (every pair's MMLU and ARC point estimates are ≤ 0, the sole exception being Mistral's negligible +0.9 pp on ARC). The cross-family extension therefore corroborates RQ5: NF4's safety effect is not uniform across families, is never a significant worsening outside the smallest Qwen model, and is cleanly separable from capability only once the scorer itself is validated.</w:t>
       </w:r>
     </w:p>
     <w:p>
@@ -16088,7 +18712,7 @@
           <w:sz w:val="22"/>
           <w:szCs w:val="22"/>
         </w:rPr>
-        <w:t xml:space="preserve">Cross-family and scale extension (infrastructure complete; TC1 run pending). Two further matched pairs have been fully implemented and are queued for the cluster run: mistral_7b (mistralai/Mistral-7B-Instruct-v0.3) and phi4_mini (microsoft/Phi-4-mini-instruct), taking the study to five pairs across four families (Qwen, Llama, Mistral, Phi) and adding a seven-billion-parameter point at the upper edge of the compact-deployment regime. Both pairs use the identical methodology — on-the-fly NF4 with the same BitsAndBytesConfig, greedy decoding, the same four benchmarks at the same sample counts, seed 42, and the official HarmBench classifier as the primary ASR scorer — so the comparison stays matched. The only new loader capability is an optional attn_implementation field (Phi-4-mini uses the eager attention backend on the V100, which has no flash-attention kernels); it is now covered by the configuration schema, the loader, the per-model SLURM job set, the judge-validation scripts, and the 246-test verification suite. Phi-4-mini loads through transformers' native Phi3 implementation rather than its bundled remote code, keeping its load path consistent with every other model in the study. Results will be folded into Tables 6.1–6.3, the cross-family analysis (§6.11, which now compares all family pairs rather than the first two), and the ARC capability axis (§6.4.1) once the run completes.</w:t>
+        <w:t xml:space="preserve">Cross-family and scale extension (completed 2026-06-15). Two further matched pairs were implemented and run on the cluster: mistral_7b (mistralai/Mistral-7B-Instruct-v0.3) and phi4_mini (microsoft/Phi-4-mini-instruct), taking the study to five pairs across four families (Qwen, Llama, Mistral, Phi) and adding a seven-billion-parameter point at the upper edge of the compact-deployment regime. Both pairs use the identical methodology — on-the-fly NF4 with the same BitsAndBytesConfig, greedy decoding, the same four benchmarks at the same sample counts, seed 42, and the official HarmBench classifier as the primary ASR scorer — so the comparison stays matched. The only new loader capability is an optional attn_implementation field (Phi-4-mini uses the eager attention backend on the V100, which has no flash-attention kernels); it is now covered by the configuration schema, the loader, the per-model SLURM job set, the judge-validation scripts, and the 246-test verification suite. Phi-4-mini loads through transformers' native Phi3 implementation rather than its bundled remote code, keeping its load path consistent with every other model in the study. Results are reported in Tables 6.1–6.3 and analysed in §6.13: under the judge, neither new pair shows a significant ASR increase — Mistral ΔASR −0.040 (n.s.; the v2 proxy's +0.055 is a sign-flipped over-count, judge-vs-proxy κ as low as 0.11) and Phi ΔASR 0.000 (robust_preservation, κ 0.67) — so adding two families leaves Qwen 1.7B as the study's only significant safety regression and reinforces the judge-over-proxy finding (D16) in two further families.</w:t>
       </w:r>
     </w:p>
     <w:p>
@@ -16201,7 +18825,7 @@
           <w:sz w:val="22"/>
           <w:szCs w:val="22"/>
         </w:rPr>
-        <w:t xml:space="preserve">All six experimental runs completed on the NTU TC1 GPU cluster on 2026-05-27 (SLURM jobs 60976–60981); HarmBench ASR was validated and re-scored with the official HarmBench classifier (full precision) on 2026-06-06 (job 61047). Under the official classifier the three pairs produce three diagnostic profiles. The Qwen3-1.7B pair (broad_degradation): HarmBench ASR rises significantly (+0.055, CI [+0.010, +0.100]) and MMLU falls significantly (−0.087, CI [−0.137, −0.037]) — the smallest model degrades on both axes, the confirmed worst case and the most consequential deployment finding. The Qwen3-4B pair (alignment_degradation, directional): ΔASR is positive but not significant (+0.025, CI touches zero) with capability preserved — a suggestive, unconfirmed safety worsening. The Llama 3.2 3B pair (broad_degradation): ΔASR ≈ 0 (CI [−0.020, +0.020]) with significant capability loss (−0.043) — its strong baseline safety calibration (judge ASR = 0.040) is preserved at a capability cost. A central methodological result is that the judge validation overturned the regex proxy: the v2 scorer over-counts harmful compliance (it equates non-refusal with success), and adopting the benchmark's own classifier relocated the study's one significant safety regression from Qwen 4B (proxy) to Qwen 1.7B (official). Together the three pairs span distinct diagnostic categories, and none shows reduced harmful compliance under quantization.</w:t>
+        <w:t xml:space="preserve">All six original runs completed on the NTU TC1 GPU cluster on 2026-05-27 (SLURM jobs 60976–60981); HarmBench ASR was validated and re-scored with the official HarmBench classifier (full precision) on 2026-06-06 (job 61047); and a cross-family extension added the Mistral-7B and Phi-4-mini pairs on 2026-06-15 (§6.13). Under the official classifier the three original pairs produce three diagnostic profiles. The Qwen3-1.7B pair (broad_degradation): HarmBench ASR rises significantly (+0.055, CI [+0.010, +0.100]) and MMLU falls significantly (−0.087, CI [−0.137, −0.037]) — the smallest model degrades on both axes, the confirmed worst case and the most consequential deployment finding. The Qwen3-4B pair (alignment_degradation, directional): ΔASR is positive but not significant (+0.025, CI touches zero) with capability preserved — a suggestive, unconfirmed safety worsening. The Llama 3.2 3B pair (broad_degradation): ΔASR ≈ 0 (CI [−0.020, +0.020]) with significant capability loss (−0.043) — its strong baseline safety calibration (judge ASR = 0.040) is preserved at a capability cost. A central methodological result is that the judge validation overturned the regex proxy: the v2 scorer over-counts harmful compliance (it equates non-refusal with success), and adopting the benchmark's own classifier relocated the study's one significant safety regression from Qwen 4B (proxy) to Qwen 1.7B (official). Together the three original pairs span distinct diagnostic categories, and none shows reduced harmful compliance under quantization. The cross-family extension (§6.13) reinforces this across four families: among all five pairs the Qwen 1.7B increase remains the sole significant ΔASR, Mistral-7B's apparent proxy-driven rise is absent under the judge (ΔASR −0.040, not significant) at preserved capability, and Phi-4-mini is robust_preservation — so the conclusion that NF4 never significantly improves, and only in the smallest model significantly worsens, genuine harmful compliance now rests on four families rather than two.</w:t>
       </w:r>
     </w:p>
     <w:p>
@@ -16215,7 +18839,7 @@
           <w:sz w:val="22"/>
           <w:szCs w:val="22"/>
         </w:rPr>
-        <w:t xml:space="preserve">Taken together, the results answer all five research questions. Under the official HarmBench classifier, NF4 quantization never reduces genuine harmful compliance, and the one statistically significant move is an increase in the smallest model (RQ1): Qwen 1.7B ΔASR = +0.055 (CI excludes zero); Qwen 4B +0.025 and Llama 0.000 are within noise. The data refute the optimistic claim that quantization is safety-neutral or improving. NF4 quantization does not increase over-refusal in any evaluated model (RQ2) — a robust null. NF4 quantization significantly degrades capability in the Qwen 1.7B and Llama 3B models but not in the Qwen 4B model (RQ3). Smaller Qwen models are more sensitive on both axes: the 1.7B pair suffers a confirmed dual degradation (broad_degradation) while the 4B pair preserves capability and shows only a directional safety nudge (RQ4). Cross-family, all ΔASR point estimates are ≥ 0, over-refusal is uniformly null, and capability loss is directionally consistent where significant (RQ5). A central methodological result is that validating the framework against the benchmark's own classifier corrected a refusal-counting artefact in the regex proxy and relocated the one significant safety regression from Qwen 4B to Qwen 1.7B. The framework itself — capability-anchored, statistically grounded, multi-benchmark, and self-correcting under judge validation — is the durable contribution; the specific empirical numbers are subordinate to it.</w:t>
+        <w:t xml:space="preserve">Taken together, the results answer all five research questions. Under the official HarmBench classifier, NF4 quantization never reduces genuine harmful compliance, and the one statistically significant move is an increase in the smallest model (RQ1): Qwen 1.7B ΔASR = +0.055 (CI excludes zero); Qwen 4B +0.025, Llama 0.000, Mistral-7B −0.040, and Phi-4-mini 0.000 are all within noise. The data refute the optimistic claim that quantization is safety-neutral or improving. NF4 quantization does not significantly increase over-refusal in any evaluated model (RQ2): four of five pairs are non-significant and the fifth (Phi-4-mini) significantly decreases, so the only movement is toward fewer false refusals. NF4 quantization significantly degrades capability in the Qwen 1.7B and Llama 3B models but not in the Qwen 4B model (RQ3). Smaller Qwen models are more sensitive on both axes: the 1.7B pair suffers a confirmed dual degradation (broad_degradation) while the 4B pair preserves capability and shows only a directional safety nudge (RQ4). Cross-family, no pair shows a significant ASR increase outside Qwen 1.7B (Mistral's judge point estimate is even negative), over-refusal never significantly rises, and capability loss is directionally consistent where significant (RQ5). A central methodological result is that validating the framework against the benchmark's own classifier corrected a refusal-counting artefact in the regex proxy and relocated the one significant safety regression from Qwen 4B to Qwen 1.7B. The framework itself — capability-anchored, statistically grounded, multi-benchmark, and self-correcting under judge validation — is the durable contribution; the specific empirical numbers are subordinate to it.</w:t>
       </w:r>
     </w:p>
     <w:p>
@@ -16510,7 +19134,7 @@
           <w:sz w:val="22"/>
           <w:szCs w:val="22"/>
         </w:rPr>
-        <w:t xml:space="preserve">The full configs/tc1.yaml is reproduced below for reference. The mistral_7b and phi4_mini entries are the planned cross-family extension (Chapter 9): their infrastructure is complete but the TC1 run is pending, so the Chapter 6 results cover the original three pairs only.</w:t>
+        <w:t xml:space="preserve">The full configs/tc1.yaml is reproduced below for reference. The mistral_7b and phi4_mini entries are the cross-family extension: they were run on TC1 on 2026-06-15 and their results are incorporated into Chapter 6 (Tables 6.1–6.3 and §6.13).</w:t>
       </w:r>
     </w:p>
     <w:p>
@@ -17406,7 +20030,7 @@
           <w:sz w:val="18"/>
           <w:szCs w:val="18"/>
         </w:rPr>
-        <w:t xml:space="preserve">  # Planned cross-family extension (infrastructure complete; TC1 run pending).</w:t>
+        <w:t xml:space="preserve">  # Cross-family extension (run on TC1 2026-06-15; results in Chapter 6, §6.13).</w:t>
       </w:r>
     </w:p>
     <w:p>
@@ -23810,6 +26434,98 @@
                 <w:sz w:val="20"/>
                 <w:szCs w:val="20"/>
               </w:rPr>
+              <w:t xml:space="preserve">2026-06-15 18:00</w:t>
+            </w:r>
+          </w:p>
+        </w:tc>
+        <w:tc>
+          <w:tcPr>
+            <w:tcW w:type="dxa" w:w="3000"/>
+            <w:tcBorders>
+              <w:top w:val="single" w:color="999999" w:sz="4"/>
+              <w:left w:val="single" w:color="999999" w:sz="4"/>
+              <w:bottom w:val="single" w:color="999999" w:sz="4"/>
+              <w:right w:val="single" w:color="999999" w:sz="4"/>
+            </w:tcBorders>
+            <w:tcMar>
+              <w:top w:type="dxa" w:w="80"/>
+              <w:left w:type="dxa" w:w="120"/>
+              <w:bottom w:type="dxa" w:w="80"/>
+              <w:right w:type="dxa" w:w="120"/>
+            </w:tcMar>
+          </w:tcPr>
+          <w:p>
+            <w:pPr>
+              <w:spacing w:after="0"/>
+            </w:pPr>
+            <w:r>
+              <w:rPr>
+                <w:rFonts w:ascii="Calibri" w:cs="Calibri" w:eastAsia="Calibri" w:hAnsi="Calibri"/>
+                <w:sz w:val="20"/>
+                <w:szCs w:val="20"/>
+              </w:rPr>
+              <w:t xml:space="preserve">FYP_Report_2026-06-14.docx (current)</w:t>
+            </w:r>
+          </w:p>
+        </w:tc>
+        <w:tc>
+          <w:tcPr>
+            <w:tcW w:type="dxa" w:w="4160"/>
+            <w:tcBorders>
+              <w:top w:val="single" w:color="999999" w:sz="4"/>
+              <w:left w:val="single" w:color="999999" w:sz="4"/>
+              <w:bottom w:val="single" w:color="999999" w:sz="4"/>
+              <w:right w:val="single" w:color="999999" w:sz="4"/>
+            </w:tcBorders>
+            <w:tcMar>
+              <w:top w:type="dxa" w:w="80"/>
+              <w:left w:type="dxa" w:w="120"/>
+              <w:bottom w:type="dxa" w:w="80"/>
+              <w:right w:type="dxa" w:w="120"/>
+            </w:tcMar>
+          </w:tcPr>
+          <w:p>
+            <w:pPr>
+              <w:spacing w:after="0"/>
+            </w:pPr>
+            <w:r>
+              <w:rPr>
+                <w:rFonts w:ascii="Calibri" w:cs="Calibri" w:eastAsia="Calibri" w:hAnsi="Calibri"/>
+                <w:sz w:val="20"/>
+                <w:szCs w:val="20"/>
+              </w:rPr>
+              <w:t xml:space="preserve">T26 cross-family extension folded in. Two matched pairs run on TC1 on 2026-06-15 — Mistral-7B-Instruct-v0.3 and Phi-4-mini-instruct — take the study to five pairs / ten models / four families. New §6.13 presents the cross-family results; Tables 6.1/6.2/6.3 extended to all five pairs; Abstract, §6.1, §6.3 (RQ5), §6.4.1 (ARC), §6.9 (RQ2/RQ5), §6.11, §6.12 (second judge now spans all ten models, κ 0.60–0.95) and Ch10 updated. Judge-primary: Mistral ΔASR −0.040 (n.s.; the v2 proxy's +0.055 is a sign-flipped over-count, judge-vs-proxy κ 0.11–0.19 — the study's starkest divergence, with the second judge gpt-4o concurring at κ 0.60–0.63); Phi ΔASR 0.000 (robust_preservation, κ 0.67). No new significant ΔASR — Qwen 1.7B (+0.055) remains the only one. Phi-4-mini's ΔOR = −0.028 is the study's one significant over-refusal delta (a decrease), so the over-refusal-null statements were qualified. Phi loaded via native transformers Phi3 (D31). No existing pair's numbers changed.</w:t>
+            </w:r>
+          </w:p>
+        </w:tc>
+      </w:tr>
+      <w:tr>
+        <w:tc>
+          <w:tcPr>
+            <w:tcW w:type="dxa" w:w="2200"/>
+            <w:tcBorders>
+              <w:top w:val="single" w:color="999999" w:sz="4"/>
+              <w:left w:val="single" w:color="999999" w:sz="4"/>
+              <w:bottom w:val="single" w:color="999999" w:sz="4"/>
+              <w:right w:val="single" w:color="999999" w:sz="4"/>
+            </w:tcBorders>
+            <w:tcMar>
+              <w:top w:type="dxa" w:w="80"/>
+              <w:left w:type="dxa" w:w="120"/>
+              <w:bottom w:type="dxa" w:w="80"/>
+              <w:right w:type="dxa" w:w="120"/>
+            </w:tcMar>
+          </w:tcPr>
+          <w:p>
+            <w:pPr>
+              <w:spacing w:after="0"/>
+            </w:pPr>
+            <w:r>
+              <w:rPr>
+                <w:rFonts w:ascii="Calibri" w:cs="Calibri" w:eastAsia="Calibri" w:hAnsi="Calibri"/>
+                <w:sz w:val="20"/>
+                <w:szCs w:val="20"/>
+              </w:rPr>
               <w:t xml:space="preserve">2026-06-14 15:45</w:t>
             </w:r>
           </w:p>
@@ -23840,7 +26556,7 @@
                 <w:sz w:val="20"/>
                 <w:szCs w:val="20"/>
               </w:rPr>
-              <w:t xml:space="preserve">FYP_Report_2026-06-14.docx (current)</w:t>
+              <w:t xml:space="preserve">FYP_Report_2026-06-14.docx</w:t>
             </w:r>
           </w:p>
         </w:tc>

--- a/docs/FYP_Report_2026-06-14.docx
+++ b/docs/FYP_Report_2026-06-14.docx
@@ -256,7 +256,7 @@
           <w:sz w:val="22"/>
           <w:szCs w:val="22"/>
         </w:rPr>
-        <w:t xml:space="preserve">Each pair is scored on three complementary benchmarks: HarmBench (harmful compliance, measured as Attack Success Rate), XSTest (over-refusal on benign prompts), and a curated MMLU subset (general capability). HarmBench Attack Success Rate is scored by the official HarmBench classifier (cais/HarmBench-Llama-2-13b-cls), run in full precision as a derived validation; a deterministic regex scorer is retained as a secondary, refusal-based upper-bound proxy. Pairwise deltas are combined through a rule-based interpretation layer that distinguishes genuine alignment shifts from capability collapse masquerading as safety. All six original runs completed on the NTU TC1 GPU cluster on 2026-05-27 (judge validation 2026-06-06); a cross-family extension added the Mistral-7B and Phi-4-mini pairs on 2026-06-15. The primary methodological contribution is the capability-anchored interpretation framework itself: a deterministic, reproducible procedure for distinguishing alignment shifts from capability artefacts. A central finding is that the framework, validated against the benchmark's own classifier, overturned a scorer artefact: the regex over-counts harmful compliance (it equates non-refusal with success), most severely for the Qwen models, and under the official classifier the study's significant finding shifts from one pair to another. Under the HarmBench classifier the framework yields: the Qwen3-1.7B pair is classified as broad_degradation — harmful compliance rises significantly (ΔASR = +0.055, CI [+0.010, +0.100]) while capability also falls significantly (ΔMMLU = −0.087), the only statistically significant safety worsening in the study and a degradation on both axes; the Qwen3-4B pair is alignment_degradation but only directionally (ΔASR = +0.025, CI includes zero) at preserved capability; and the Llama 3.2 3B pair is broad_degradation (ΔASR ≈ 0; ΔMMLU = −0.043, significant). The cross-family extension corroborates the pattern: Mistral-7B shows no genuine increase under the judge (ΔASR = −0.040, not significant) despite the proxy reporting +0.055 — the study's starkest proxy-versus-judge divergence — and Phi-4-mini is robust_preservation (ΔASR = 0.000); across all five pairs the Qwen3-1.7B increase remains the only significant safety worsening. Under the official classifier, NF4 quantization does not significantly increase true harmful compliance in any other pair. Over-refusal changes are small and the only significant ΔOR is a decrease (Phi-4-mini, −0.028), so no pair becomes more trigger-happy on benign prompts. Headline conclusion: the framework reliably separates the failure modes, and the judge validation demonstrates its diagnostic value by correcting a refusal-counting artefact and relocating the one robust safety regression to the smallest model.</w:t>
+        <w:t xml:space="preserve">Each pair is scored on three complementary benchmarks: HarmBench (harmful compliance, measured as Attack Success Rate), XSTest (over-refusal on benign prompts), and a curated MMLU subset (general capability). HarmBench Attack Success Rate is scored by the official HarmBench classifier (cais/HarmBench-Llama-2-13b-cls), run in full precision as a derived validation; a deterministic regex scorer is retained as a secondary, refusal-based upper-bound proxy. Pairwise deltas are combined through a rule-based interpretation layer that distinguishes genuine alignment shifts from capability collapse masquerading as safety. All six original runs completed on the NTU TC1 GPU cluster on 2026-05-27 (judge validation 2026-06-06); a cross-family extension added the Mistral-7B and Phi-4-mini pairs on 2026-06-15. The primary methodological contribution is the capability-anchored interpretation framework itself: a deterministic, reproducible procedure for distinguishing alignment shifts from capability artefacts. A central finding is that the framework, validated against the benchmark's own classifier, overturned a scorer artefact: the regex over-counts harmful compliance (it equates non-refusal with success), most severely for the Qwen models, and under the official classifier the study's significant finding shifts from one pair to another. Under the HarmBench classifier the framework yields: the Qwen3-1.7B pair is classified as broad_degradation — harmful compliance rises significantly (ΔASR = +0.055, CI [+0.010, +0.100]) while capability also falls significantly (ΔMMLU = −0.087), the only statistically significant safety worsening in the study and a degradation on both axes; the Qwen3-4B pair is alignment_degradation but only directionally (ΔASR = +0.025, CI includes zero) at preserved capability; and the Llama 3.2 3B pair is broad_degradation (ΔASR ≈ 0; ΔMMLU = −0.043, significant). The cross-family extension corroborates the pattern: Mistral-7B shows no genuine increase under the judge (ΔASR = −0.040, not significant) despite the proxy reporting +0.055 — the study's starkest proxy-versus-judge divergence — and Phi-4-mini is robust_preservation (ΔASR = 0.000); across all five pairs the Qwen3-1.7B increase remains the only significant safety worsening. Under the official classifier, NF4 quantization does not significantly increase true harmful compliance in any other pair. Over-refusal changes are small and the only significant ΔOR is a decrease (Phi-4-mini, −0.028), so no pair becomes more trigger-happy on benign prompts. A first-token refusal-margin probe (§6.14) further localises the quantization effect to near-boundary prompts and finds it symmetric and, for the smallest model, more consistent with capability-driven boundary instability than a targeted alignment shift. Headline conclusion: the framework reliably separates the failure modes, and the judge validation demonstrates its diagnostic value by correcting a refusal-counting artefact and relocating the one robust safety regression to the smallest model.</w:t>
       </w:r>
     </w:p>
     <w:p>
@@ -947,7 +947,7 @@
           <w:sz w:val="22"/>
           <w:szCs w:val="22"/>
         </w:rPr>
-        <w:t xml:space="preserve">A verification suite of 246 automated tests across nineteen test files, covering schema validation, dataset loaders, the refusal parser (with comprehensive regression tests for the v2 expanded patterns), SLURM job generation, matrix reuse behaviour, analysis logic, v2 score-sidecar selection, and the judge-model validation layer (stub-backend tests, redaction enforcement, and an official-template regression check).</w:t>
+        <w:t xml:space="preserve">A verification suite of 261 automated tests across twenty test files, covering schema validation, dataset loaders, the refusal parser (with comprehensive regression tests for the v2 expanded patterns), SLURM job generation, matrix reuse behaviour, analysis logic, v2 score-sidecar selection, and the judge-model validation layer (stub-backend tests, redaction enforcement, and an official-template regression check).</w:t>
       </w:r>
     </w:p>
     <w:p>
@@ -6787,7 +6787,7 @@
           <w:sz w:val="22"/>
           <w:szCs w:val="22"/>
         </w:rPr>
-        <w:t xml:space="preserve">The repository ships with a verification suite of 246 automated tests across nineteen test files. The full distribution is recorded in Appendix D. Coverage areas include the dataset and benchmark loaders, the legacy evaluators (retained for backward compatibility), model loader specifics including dtype resolution and quantized-flag propagation, the prompt-formatting logic with explicit tests for enable_thinking handling, the matrix-reuse behaviour (verifying that reuse_loaded_model=True loads each model only once), the analysis module's pairwise delta computation, bootstrap CI logic, and v2 score-sidecar selection, the per-prompt schema validator, the resume-helper functions, the refusal-parser regex correctness (including regression tests for the v2 expanded patterns and curly-apostrophe handling), the judge-model validation layer (stub-backend scoring, sidecar redaction enforcement, ASR aggregation, raw-immutability, and an official-template regression check), and the SLURM job generator including the per-benchmark and per-model grouping modes. All 246 tests pass on the current commit.</w:t>
+        <w:t xml:space="preserve">The repository ships with a verification suite of 261 automated tests across twenty test files. The full distribution is recorded in Appendix D. Coverage areas include the dataset and benchmark loaders, the legacy evaluators (retained for backward compatibility), model loader specifics including dtype resolution and quantized-flag propagation, the prompt-formatting logic with explicit tests for enable_thinking handling, the matrix-reuse behaviour (verifying that reuse_loaded_model=True loads each model only once), the analysis module's pairwise delta computation, bootstrap CI logic, and v2 score-sidecar selection, the per-prompt schema validator, the resume-helper functions, the refusal-parser regex correctness (including regression tests for the v2 expanded patterns and curly-apostrophe handling), the judge-model validation layer (stub-backend scoring, sidecar redaction enforcement, ASR aggregation, raw-immutability, and an official-template regression check), and the SLURM job generator including the per-benchmark and per-model grouping modes. All 261 tests pass on the current commit.</w:t>
       </w:r>
     </w:p>
     <w:p>
@@ -9165,7 +9165,7 @@
                 <w:sz w:val="20"/>
                 <w:szCs w:val="20"/>
               </w:rPr>
-              <w:t xml:space="preserve">(installed via requirements.txt; 246 tests passing)</w:t>
+              <w:t xml:space="preserve">(installed via requirements.txt; 261 tests passing)</w:t>
             </w:r>
           </w:p>
         </w:tc>
@@ -18162,6 +18162,92 @@
     </w:p>
     <w:p>
       <w:pPr>
+        <w:pStyle w:val="Heading2"/>
+        <w:spacing w:after="140" w:before="280"/>
+      </w:pPr>
+      <w:r>
+        <w:rPr>
+          <w:rFonts w:ascii="Calibri" w:cs="Calibri" w:eastAsia="Calibri" w:hAnsi="Calibri"/>
+          <w:b/>
+          <w:bCs/>
+          <w:sz w:val="26"/>
+          <w:szCs w:val="26"/>
+        </w:rPr>
+        <w:t xml:space="preserve">6.14 Mechanism Probe: Refusal-Margin Geometry (the "why")</w:t>
+      </w:r>
+    </w:p>
+    <w:p>
+      <w:pPr>
+        <w:spacing w:after="160" w:line="300"/>
+        <w:jc w:val="both"/>
+      </w:pPr>
+      <w:r>
+        <w:rPr>
+          <w:rFonts w:ascii="Calibri" w:cs="Calibri" w:eastAsia="Calibri" w:hAnsi="Calibri"/>
+          <w:sz w:val="22"/>
+          <w:szCs w:val="22"/>
+        </w:rPr>
+        <w:t xml:space="preserve">The behavioural results (§6.3, §6.12, §6.13) establish that NF4 rarely shifts harmful compliance and where it does (only the smallest Qwen pair, modestly). To probe why, a derived mechanism analysis measured each model's first-token refusal margin — m = log P(refusal-token set) − log P(compliance-token set), a scale-invariant log-probability difference at the first generated position — on all 200 HarmBench prompts per model, in fp16 and under NF4, via teacher-forced forward passes (scripts/capture_refusal_margin.py on TC1; redacted scores.margin.&lt;precision&gt;.jsonl sidecars carrying only prompt-id and scalar margins, no text; analysed by scripts/refusal_margin_analysis.py → results/analysis/refusal_margin.{json,csv}). The hypothesis under test, following Proskurina et al. (2024), is that quantization perturbs the decision distribution most where the baseline margin is thin, so behavioural flips should concentrate at thin baseline margins. The analysis was run with explicit validity, circularity and confound controls, and the headline numbers were independently recomputed from the raw sidecars.</w:t>
+      </w:r>
+    </w:p>
+    <w:p>
+      <w:pPr>
+        <w:spacing w:after="160" w:line="300"/>
+        <w:jc w:val="both"/>
+      </w:pPr>
+      <w:r>
+        <w:rPr>
+          <w:rFonts w:ascii="Calibri" w:cs="Calibri" w:eastAsia="Calibri" w:hAnsi="Calibri"/>
+          <w:sz w:val="22"/>
+          <w:szCs w:val="22"/>
+        </w:rPr>
+        <w:t xml:space="preserve">Validation gate. Before any quantization claim the margin's sign was checked against the baseline judge label. For four families it discriminates refusal from compliance well (AUC 0.86–0.90 for Qwen-1.7B, Qwen-4B, Llama, Phi) but for Mistral-7B only weakly (AUC 0.69), because Mistral frequently opens with a refusal-shaped preamble and then complies — its refuse-versus-comply decision is resolved later than the first token. The first-token margin is therefore a sound proxy for four families and a poor one for Mistral, which is flagged throughout. The gate is itself only suggestive: the well-discriminating pairs have small baseline-harmful counts (8–13 prompts) and correspondingly wide AUC intervals, whereas Mistral's lower estimate rests on the largest positive class (77).</w:t>
+      </w:r>
+    </w:p>
+    <w:p>
+      <w:pPr>
+        <w:spacing w:after="160" w:line="300"/>
+        <w:jc w:val="both"/>
+      </w:pPr>
+      <w:r>
+        <w:rPr>
+          <w:rFonts w:ascii="Calibri" w:cs="Calibri" w:eastAsia="Calibri" w:hAnsi="Calibri"/>
+          <w:sz w:val="22"/>
+          <w:szCs w:val="22"/>
+        </w:rPr>
+        <w:t xml:space="preserve">Central result — boundary instability, not targeted erosion. A thin baseline margin does predict which prompts flip under NF4, but the honest within-model effect is modest. Pooling all 1,000 prompts gives AUC 0.76; after removing the between-family level difference (z-scoring the margin within each pair) it falls to 0.64, and within individual pairs it is near chance for the two thinnest-margin families (Qwen-1.7B 0.61, Mistral 0.54). Decisively, the flips are symmetric: of 92 flips, 50 are harmful-ward (refuse→comply) and 42 are safe-ward (comply→refuse), and a thin margin predicts the safe-ward flips (AUC 0.78) at least as strongly as the harmful-ward ones (0.75). Thin first-token margins thus mark prompts sitting near the greedy-decoding decision boundary that quantization destabilises in either direction — a near-definitional boundary-fragility effect, not evidence of a safety-specific erosion mechanism.</w:t>
+      </w:r>
+    </w:p>
+    <w:p>
+      <w:pPr>
+        <w:spacing w:after="160" w:line="300"/>
+        <w:jc w:val="both"/>
+      </w:pPr>
+      <w:r>
+        <w:rPr>
+          <w:rFonts w:ascii="Calibri" w:cs="Calibri" w:eastAsia="Calibri" w:hAnsi="Calibri"/>
+          <w:sz w:val="22"/>
+          <w:szCs w:val="22"/>
+        </w:rPr>
+        <w:t xml:space="preserve">Direction of the margin shift is model-specific and modest. The paired shift Δm = m(fp16) − m(NF4) is statistically significant for every pair (Wilcoxon p &lt; 0.001, n = 200) but moves comply-ward for Qwen (Δm = +1.2 for 1.7B, +4.0 for 4B) and refuse-ward for Llama and Phi (−1.1, −0.3), with effect sizes spanning Cohen dz ≈ −0.35 to +1.8; the whole-sequence margins reverse the first-token sign for Qwen-1.7B and Phi, so the directional claim is first-token-specific. The supportable statement is that NF4 perturbs the first-token refusal distribution in a model-specific direction, not that it uniformly erodes refusal. Tellingly, Qwen-4B shifts comply-ward more than Qwen-1.7B (+4.0 vs +1.2) yet flips fewer prompts (9 vs 21), because its baseline margin is far wider (median 13.0 vs 3.8) — it has refusal headroom to absorb the perturbation, which is the mechanistic reason the 4B pair is behaviourally intact while the 1.7B is not.</w:t>
+      </w:r>
+    </w:p>
+    <w:p>
+      <w:pPr>
+        <w:spacing w:after="160" w:line="300"/>
+        <w:jc w:val="both"/>
+      </w:pPr>
+      <w:r>
+        <w:rPr>
+          <w:rFonts w:ascii="Calibri" w:cs="Calibri" w:eastAsia="Calibri" w:hAnsi="Calibri"/>
+          <w:sz w:val="22"/>
+          <w:szCs w:val="22"/>
+        </w:rPr>
+        <w:t xml:space="preserve">Capability versus alignment — the tie to the central question. If NF4 simply raised next-token entropy everywhere, every margin would shrink as a by-product of generic confidence loss rather than a safety-specific change. Comparing the entropy rise on harmful prompts with that on neutral (MMLU / XSTest-benign) tokens, the harmful side softens more only for Qwen-4B and Mistral — the two pairs that do not drive the behavioural result. For the one pair that does move, Qwen-1.7B, neutral-token entropy rises roughly ten times more than harmful-token entropy (+0.21 vs +0.02): the change is consistent with generic confidence/capability softening near the boundary, not a targeted alignment shift. (This control is suggestive only — n = 100 unpaired neutral prompts, a mixed set, no significance test.) The mechanism evidence therefore converges with the significant Qwen-1.7B ΔMMLU (§6.2), the multi-seed fragility (§6.6.1) and the ARC-versus-MMLU capability picture (§6.4.1): the smallest model's harmful-compliance wobble reads as capability-driven boundary instability rather than genuine alignment erosion. The probe's contribution is not a clean safety-erosion mechanism — it is to localise the effect to near-boundary prompts and to weigh the evidence, for the one moving pair, toward the capability side of the study's central dichotomy. Mechanism follow-ups (an independent activation-space refusal-direction probe, a paired neutral-margin control, and an INT8 precision point) are listed in Chapter 9.</w:t>
+      </w:r>
+    </w:p>
+    <w:p>
+      <w:pPr>
         <w:pStyle w:val="Heading1"/>
         <w:pageBreakBefore/>
         <w:spacing w:after="200" w:before="360"/>
@@ -18712,7 +18798,7 @@
           <w:sz w:val="22"/>
           <w:szCs w:val="22"/>
         </w:rPr>
-        <w:t xml:space="preserve">Cross-family and scale extension (completed 2026-06-15). Two further matched pairs were implemented and run on the cluster: mistral_7b (mistralai/Mistral-7B-Instruct-v0.3) and phi4_mini (microsoft/Phi-4-mini-instruct), taking the study to five pairs across four families (Qwen, Llama, Mistral, Phi) and adding a seven-billion-parameter point at the upper edge of the compact-deployment regime. Both pairs use the identical methodology — on-the-fly NF4 with the same BitsAndBytesConfig, greedy decoding, the same four benchmarks at the same sample counts, seed 42, and the official HarmBench classifier as the primary ASR scorer — so the comparison stays matched. The only new loader capability is an optional attn_implementation field (Phi-4-mini uses the eager attention backend on the V100, which has no flash-attention kernels); it is now covered by the configuration schema, the loader, the per-model SLURM job set, the judge-validation scripts, and the 246-test verification suite. Phi-4-mini loads through transformers' native Phi3 implementation rather than its bundled remote code, keeping its load path consistent with every other model in the study. Results are reported in Tables 6.1–6.3 and analysed in §6.13: under the judge, neither new pair shows a significant ASR increase — Mistral ΔASR −0.040 (n.s.; the v2 proxy's +0.055 is a sign-flipped over-count, judge-vs-proxy κ as low as 0.11) and Phi ΔASR 0.000 (robust_preservation, κ 0.67) — so adding two families leaves Qwen 1.7B as the study's only significant safety regression and reinforces the judge-over-proxy finding (D16) in two further families.</w:t>
+        <w:t xml:space="preserve">Mechanism follow-ups (refusal-margin probe, §6.14). The first-token refusal-margin analysis localises the quantization effect to near-boundary prompts but is first-token-specific (its whole-sequence margins disagree in sign for two pairs) and its capability/confidence confound control is small (n = 100, unpaired, mixed neutral set, no significance test). Three follow-ups would sharpen it: (1) an independent activation-space refusal-direction probe (Arditi et al. 2024) as a second mechanism window that does not rely on a hand-built token set; (2) a paired neutral-margin control with a significance test, to separate safety-targeted shifts from generic confidence softening more rigorously; and (3) an INT8 precision point so the margin can be traced across the fp16 → INT8 → NF4 spectrum — testing whether erosion scales monotonically with quantization aggressiveness or exhibits a cliff at lower bit-widths.</w:t>
       </w:r>
     </w:p>
     <w:p>
@@ -18730,7 +18816,7 @@
           <w:sz w:val="22"/>
           <w:szCs w:val="22"/>
         </w:rPr>
-        <w:t xml:space="preserve">Multilingual extension. Replicate the matched-pair design in Chinese (where Qwen is natively strong) and one low-resource language, to test whether quantization-induced safety changes are language-dependent.</w:t>
+        <w:t xml:space="preserve">Cross-family and scale extension (completed 2026-06-15). Two further matched pairs were implemented and run on the cluster: mistral_7b (mistralai/Mistral-7B-Instruct-v0.3) and phi4_mini (microsoft/Phi-4-mini-instruct), taking the study to five pairs across four families (Qwen, Llama, Mistral, Phi) and adding a seven-billion-parameter point at the upper edge of the compact-deployment regime. Both pairs use the identical methodology — on-the-fly NF4 with the same BitsAndBytesConfig, greedy decoding, the same four benchmarks at the same sample counts, seed 42, and the official HarmBench classifier as the primary ASR scorer — so the comparison stays matched. The only new loader capability is an optional attn_implementation field (Phi-4-mini uses the eager attention backend on the V100, which has no flash-attention kernels); it is now covered by the configuration schema, the loader, the per-model SLURM job set, the judge-validation scripts, and the verification suite. Phi-4-mini loads through transformers' native Phi3 implementation rather than its bundled remote code, keeping its load path consistent with every other model in the study. Results are reported in Tables 6.1–6.3 and analysed in §6.13: under the judge, neither new pair shows a significant ASR increase — Mistral ΔASR −0.040 (n.s.; the v2 proxy's +0.055 is a sign-flipped over-count, judge-vs-proxy κ as low as 0.11) and Phi ΔASR 0.000 (robust_preservation, κ 0.67) — so adding two families leaves Qwen 1.7B as the study's only significant safety regression and reinforces the judge-over-proxy finding (D16) in two further families.</w:t>
       </w:r>
     </w:p>
     <w:p>
@@ -18748,7 +18834,7 @@
           <w:sz w:val="22"/>
           <w:szCs w:val="22"/>
         </w:rPr>
-        <w:t xml:space="preserve">Fully-independent open-weight second judge. The primary HarmBench classifier has now been cross-checked against a second frontier judge (gpt-4o, same rubric), which agreed strongly (κ 0.69–0.94) and reproduced the finding's direction (§6.12, Result 4) — substantially resolving the single-judge threat. Two complementary extensions remain: (i) re-run the cross-check with an open-weight guard model (e.g. LlamaGuard, via the already-wired --backend llamaguard on TC1) so the confirmation does not depend on a versioned API model and is fully reproducible; and (ii) add a refusal-style judge for XSTest over-refusal, which the HarmBench classifier does not score. Both are derived validation layers writing separate redacted sidecars, never modifying raw.jsonl, summary.json, or existing sidecars.</w:t>
+        <w:t xml:space="preserve">Multilingual extension. Replicate the matched-pair design in Chinese (where Qwen is natively strong) and one low-resource language, to test whether quantization-induced safety changes are language-dependent.</w:t>
       </w:r>
     </w:p>
     <w:p>
@@ -18766,6 +18852,24 @@
           <w:sz w:val="22"/>
           <w:szCs w:val="22"/>
         </w:rPr>
+        <w:t xml:space="preserve">Fully-independent open-weight second judge. The primary HarmBench classifier has now been cross-checked against a second frontier judge (gpt-4o, same rubric), which agreed strongly (κ 0.69–0.94) and reproduced the finding's direction (§6.12, Result 4) — substantially resolving the single-judge threat. Two complementary extensions remain: (i) re-run the cross-check with an open-weight guard model (e.g. LlamaGuard, via the already-wired --backend llamaguard on TC1) so the confirmation does not depend on a versioned API model and is fully reproducible; and (ii) add a refusal-style judge for XSTest over-refusal, which the HarmBench classifier does not score. Both are derived validation layers writing separate redacted sidecars, never modifying raw.jsonl, summary.json, or existing sidecars.</w:t>
+      </w:r>
+    </w:p>
+    <w:p>
+      <w:pPr>
+        <w:pStyle w:val="ListParagraph"/>
+        <w:numPr>
+          <w:ilvl w:val="0"/>
+          <w:numId w:val="6"/>
+        </w:numPr>
+        <w:spacing w:after="80" w:line="280"/>
+      </w:pPr>
+      <w:r>
+        <w:rPr>
+          <w:rFonts w:ascii="Calibri" w:cs="Calibri" w:eastAsia="Calibri" w:hAnsi="Calibri"/>
+          <w:sz w:val="22"/>
+          <w:szCs w:val="22"/>
+        </w:rPr>
         <w:t xml:space="preserve">Safety-preserving quantization. Investigate emerging "safety-preserving" quantization methods that explicitly seek to mitigate alignment degradation under PTQ, and compare them against the vanilla NF4 baseline studied here.</w:t>
       </w:r>
     </w:p>
@@ -18811,7 +18915,7 @@
           <w:sz w:val="22"/>
           <w:szCs w:val="22"/>
         </w:rPr>
-        <w:t xml:space="preserve">The methodological contribution is a controlled matched-pair design in which baseline and four-bit pair members are loaded from identical baseline weights, with NF4 quantization applied on the fly. This design eliminates publisher- and pipeline-asymmetry as confounds and provides the strongest practical isolation of quantization as the experimental variable. The engineering contribution is an open, reproducible benchmarking framework comprising the matched-pair pipeline, three benchmark plugins, the pairwise analysis layer with rule-based interpretation labels and paired bootstrap 95% confidence intervals, full SLURM orchestration for the NTU TC1 cluster with resumable per-model matrix jobs, and a verification suite of 246 automated tests. The analytical contribution is the interpretation layer itself — the capability-anchored, statistically-grounded, multi-benchmark framework — which formalises the alignment-versus-capability disambiguation as a rule-based decision procedure over combined safety and capability deltas and which is the durable contribution of this study independent of any specific empirical outcome.</w:t>
+        <w:t xml:space="preserve">The methodological contribution is a controlled matched-pair design in which baseline and four-bit pair members are loaded from identical baseline weights, with NF4 quantization applied on the fly. This design eliminates publisher- and pipeline-asymmetry as confounds and provides the strongest practical isolation of quantization as the experimental variable. The engineering contribution is an open, reproducible benchmarking framework comprising the matched-pair pipeline, three benchmark plugins, the pairwise analysis layer with rule-based interpretation labels and paired bootstrap 95% confidence intervals, full SLURM orchestration for the NTU TC1 cluster with resumable per-model matrix jobs, and a verification suite of 261 automated tests. The analytical contribution is the interpretation layer itself — the capability-anchored, statistically-grounded, multi-benchmark framework — which formalises the alignment-versus-capability disambiguation as a rule-based decision procedure over combined safety and capability deltas and which is the durable contribution of this study independent of any specific empirical outcome.</w:t>
       </w:r>
     </w:p>
     <w:p>
@@ -18825,7 +18929,7 @@
           <w:sz w:val="22"/>
           <w:szCs w:val="22"/>
         </w:rPr>
-        <w:t xml:space="preserve">All six original runs completed on the NTU TC1 GPU cluster on 2026-05-27 (SLURM jobs 60976–60981); HarmBench ASR was validated and re-scored with the official HarmBench classifier (full precision) on 2026-06-06 (job 61047); and a cross-family extension added the Mistral-7B and Phi-4-mini pairs on 2026-06-15 (§6.13). Under the official classifier the three original pairs produce three diagnostic profiles. The Qwen3-1.7B pair (broad_degradation): HarmBench ASR rises significantly (+0.055, CI [+0.010, +0.100]) and MMLU falls significantly (−0.087, CI [−0.137, −0.037]) — the smallest model degrades on both axes, the confirmed worst case and the most consequential deployment finding. The Qwen3-4B pair (alignment_degradation, directional): ΔASR is positive but not significant (+0.025, CI touches zero) with capability preserved — a suggestive, unconfirmed safety worsening. The Llama 3.2 3B pair (broad_degradation): ΔASR ≈ 0 (CI [−0.020, +0.020]) with significant capability loss (−0.043) — its strong baseline safety calibration (judge ASR = 0.040) is preserved at a capability cost. A central methodological result is that the judge validation overturned the regex proxy: the v2 scorer over-counts harmful compliance (it equates non-refusal with success), and adopting the benchmark's own classifier relocated the study's one significant safety regression from Qwen 4B (proxy) to Qwen 1.7B (official). Together the three original pairs span distinct diagnostic categories, and none shows reduced harmful compliance under quantization. The cross-family extension (§6.13) reinforces this across four families: among all five pairs the Qwen 1.7B increase remains the sole significant ΔASR, Mistral-7B's apparent proxy-driven rise is absent under the judge (ΔASR −0.040, not significant) at preserved capability, and Phi-4-mini is robust_preservation — so the conclusion that NF4 never significantly improves, and only in the smallest model significantly worsens, genuine harmful compliance now rests on four families rather than two.</w:t>
+        <w:t xml:space="preserve">All six original runs completed on the NTU TC1 GPU cluster on 2026-05-27 (SLURM jobs 60976–60981); HarmBench ASR was validated and re-scored with the official HarmBench classifier (full precision) on 2026-06-06 (job 61047); and a cross-family extension added the Mistral-7B and Phi-4-mini pairs on 2026-06-15 (§6.13). Under the official classifier the three original pairs produce three diagnostic profiles. The Qwen3-1.7B pair (broad_degradation): HarmBench ASR rises significantly (+0.055, CI [+0.010, +0.100]) and MMLU falls significantly (−0.087, CI [−0.137, −0.037]) — the smallest model degrades on both axes, the confirmed worst case and the most consequential deployment finding. The Qwen3-4B pair (alignment_degradation, directional): ΔASR is positive but not significant (+0.025, CI touches zero) with capability preserved — a suggestive, unconfirmed safety worsening. The Llama 3.2 3B pair (broad_degradation): ΔASR ≈ 0 (CI [−0.020, +0.020]) with significant capability loss (−0.043) — its strong baseline safety calibration (judge ASR = 0.040) is preserved at a capability cost. A central methodological result is that the judge validation overturned the regex proxy: the v2 scorer over-counts harmful compliance (it equates non-refusal with success), and adopting the benchmark's own classifier relocated the study's one significant safety regression from Qwen 4B (proxy) to Qwen 1.7B (official). Together the three original pairs span distinct diagnostic categories, and none shows reduced harmful compliance under quantization. The cross-family extension (§6.13) reinforces this across four families: among all five pairs the Qwen 1.7B increase remains the sole significant ΔASR, Mistral-7B's apparent proxy-driven rise is absent under the judge (ΔASR −0.040, not significant) at preserved capability, and Phi-4-mini is robust_preservation — so the conclusion that NF4 never significantly improves, and only in the smallest model significantly worsens, genuine harmful compliance now rests on four families rather than two. Finally, a mechanism probe (§6.14) localises the quantization effect to near-boundary prompts and finds it symmetric — destabilising refusals in both directions — and, for the one behaviourally-moving pair (Qwen-1.7B), more consistent with capability-driven boundary instability than a targeted alignment shift, reinforcing the capability-anchored reading rather than an alignment-erosion one.</w:t>
       </w:r>
     </w:p>
     <w:p>
@@ -22667,7 +22771,7 @@
           <w:sz w:val="22"/>
           <w:szCs w:val="22"/>
         </w:rPr>
-        <w:t xml:space="preserve">The verification suite comprises 246 automated tests across nineteen test files. The distribution is summarised in Table D.1; the test files are located under tests/ in the repository.</w:t>
+        <w:t xml:space="preserve">The verification suite comprises 261 automated tests across twenty test files. The distribution is summarised in Table D.1; the test files are located under tests/ in the repository.</w:t>
       </w:r>
     </w:p>
     <w:tbl>
@@ -24566,6 +24670,98 @@
                 <w:sz w:val="20"/>
                 <w:szCs w:val="20"/>
               </w:rPr>
+              <w:t xml:space="preserve">test_refusal_margin.py</w:t>
+            </w:r>
+          </w:p>
+        </w:tc>
+        <w:tc>
+          <w:tcPr>
+            <w:tcW w:type="dxa" w:w="1200"/>
+            <w:tcBorders>
+              <w:top w:val="single" w:color="999999" w:sz="4"/>
+              <w:left w:val="single" w:color="999999" w:sz="4"/>
+              <w:bottom w:val="single" w:color="999999" w:sz="4"/>
+              <w:right w:val="single" w:color="999999" w:sz="4"/>
+            </w:tcBorders>
+            <w:tcMar>
+              <w:top w:type="dxa" w:w="80"/>
+              <w:left w:type="dxa" w:w="120"/>
+              <w:bottom w:type="dxa" w:w="80"/>
+              <w:right w:type="dxa" w:w="120"/>
+            </w:tcMar>
+          </w:tcPr>
+          <w:p>
+            <w:pPr>
+              <w:spacing w:after="0"/>
+            </w:pPr>
+            <w:r>
+              <w:rPr>
+                <w:rFonts w:ascii="Calibri" w:cs="Calibri" w:eastAsia="Calibri" w:hAnsi="Calibri"/>
+                <w:sz w:val="20"/>
+                <w:szCs w:val="20"/>
+              </w:rPr>
+              <w:t xml:space="preserve">15</w:t>
+            </w:r>
+          </w:p>
+        </w:tc>
+        <w:tc>
+          <w:tcPr>
+            <w:tcW w:type="dxa" w:w="5160"/>
+            <w:tcBorders>
+              <w:top w:val="single" w:color="999999" w:sz="4"/>
+              <w:left w:val="single" w:color="999999" w:sz="4"/>
+              <w:bottom w:val="single" w:color="999999" w:sz="4"/>
+              <w:right w:val="single" w:color="999999" w:sz="4"/>
+            </w:tcBorders>
+            <w:tcMar>
+              <w:top w:type="dxa" w:w="80"/>
+              <w:left w:type="dxa" w:w="120"/>
+              <w:bottom w:type="dxa" w:w="80"/>
+              <w:right w:type="dxa" w:w="120"/>
+            </w:tcMar>
+          </w:tcPr>
+          <w:p>
+            <w:pPr>
+              <w:spacing w:after="0"/>
+            </w:pPr>
+            <w:r>
+              <w:rPr>
+                <w:rFonts w:ascii="Calibri" w:cs="Calibri" w:eastAsia="Calibri" w:hAnsi="Calibri"/>
+                <w:sz w:val="20"/>
+                <w:szCs w:val="20"/>
+              </w:rPr>
+              <w:t xml:space="preserve">Refusal-margin mechanism metric (D33/§6.14): log-prob margin sign and shift-invariance, decision entropy, top1–top2 gap, per-tokenizer refusal/compliance token-set construction (leading-space variants, dedup, ambiguity drop), and redaction (integer-only token-set outputs).</w:t>
+            </w:r>
+          </w:p>
+        </w:tc>
+      </w:tr>
+      <w:tr>
+        <w:tc>
+          <w:tcPr>
+            <w:tcW w:type="dxa" w:w="3000"/>
+            <w:tcBorders>
+              <w:top w:val="single" w:color="999999" w:sz="4"/>
+              <w:left w:val="single" w:color="999999" w:sz="4"/>
+              <w:bottom w:val="single" w:color="999999" w:sz="4"/>
+              <w:right w:val="single" w:color="999999" w:sz="4"/>
+            </w:tcBorders>
+            <w:tcMar>
+              <w:top w:type="dxa" w:w="80"/>
+              <w:left w:type="dxa" w:w="120"/>
+              <w:bottom w:type="dxa" w:w="80"/>
+              <w:right w:type="dxa" w:w="120"/>
+            </w:tcMar>
+          </w:tcPr>
+          <w:p>
+            <w:pPr>
+              <w:spacing w:after="0"/>
+            </w:pPr>
+            <w:r>
+              <w:rPr>
+                <w:rFonts w:ascii="Calibri" w:cs="Calibri" w:eastAsia="Calibri" w:hAnsi="Calibri"/>
+                <w:sz w:val="20"/>
+                <w:szCs w:val="20"/>
+              </w:rPr>
               <w:t xml:space="preserve">Total</w:t>
             </w:r>
           </w:p>
@@ -24596,7 +24792,7 @@
                 <w:sz w:val="20"/>
                 <w:szCs w:val="20"/>
               </w:rPr>
-              <w:t xml:space="preserve">246</w:t>
+              <w:t xml:space="preserve">261</w:t>
             </w:r>
           </w:p>
         </w:tc>
@@ -24626,7 +24822,7 @@
                 <w:sz w:val="20"/>
                 <w:szCs w:val="20"/>
               </w:rPr>
-              <w:t xml:space="preserve">Nineteen files; all passing on the current commit.</w:t>
+              <w:t xml:space="preserve">Twenty files; all passing on the current commit.</w:t>
             </w:r>
           </w:p>
         </w:tc>
@@ -24953,7 +25149,7 @@
           <w:sz w:val="18"/>
           <w:szCs w:val="18"/>
         </w:rPr>
-        <w:t xml:space="preserve">├── tests/                    (246 tests across 19 files)</w:t>
+        <w:t xml:space="preserve">├── tests/                    (261 tests across 20 files)</w:t>
       </w:r>
     </w:p>
     <w:p>
@@ -29833,7 +30029,7 @@
           <w:sz w:val="22"/>
           <w:szCs w:val="22"/>
         </w:rPr>
-        <w:t xml:space="preserve">The workflow was verified in five ways. First, the full test suite passes with 246 tests, including v2 refusal-parser regression tests, the analysis sidecar-selection test, the capability-guard test for the refined interpretation rule, and judge-validation tests for redaction, raw immutability, idempotency, ASR aggregation, the official HarmBench classifier prompt template, and judge-precision resolution. Second, the judge job (61047) ran in full precision on a 32 GB V100 and classified all 1 200 generations with zero parse errors. Third, `scripts/judge_agreement.py` reproduces the judge-vs-v2 agreement and the judge-primary pair labels deterministically from the committed sidecars. Fourth, the original `raw.jsonl` and `summary.json` files were confirmed unchanged by every post-hoc step (rescore and judge). Fifth, all judge sidecars were checked for redaction: they contain prompt IDs, boolean labels, and run metadata only — no prompt, behaviour, or response text.</w:t>
+        <w:t xml:space="preserve">The workflow was verified in five ways. First, the full test suite passes with 261 tests, including v2 refusal-parser regression tests, the analysis sidecar-selection test, the capability-guard test for the refined interpretation rule, and judge-validation tests for redaction, raw immutability, idempotency, ASR aggregation, the official HarmBench classifier prompt template, and judge-precision resolution. Second, the judge job (61047) ran in full precision on a 32 GB V100 and classified all 1 200 generations with zero parse errors. Third, `scripts/judge_agreement.py` reproduces the judge-vs-v2 agreement and the judge-primary pair labels deterministically from the committed sidecars. Fourth, the original `raw.jsonl` and `summary.json` files were confirmed unchanged by every post-hoc step (rescore and judge). Fifth, all judge sidecars were checked for redaction: they contain prompt IDs, boolean labels, and run metadata only — no prompt, behaviour, or response text.</w:t>
       </w:r>
     </w:p>
     <w:p>

--- a/docs/FYP_Report_2026-06-14.docx
+++ b/docs/FYP_Report_2026-06-14.docx
@@ -947,7 +947,7 @@
           <w:sz w:val="22"/>
           <w:szCs w:val="22"/>
         </w:rPr>
-        <w:t xml:space="preserve">A verification suite of 261 automated tests across twenty test files, covering schema validation, dataset loaders, the refusal parser (with comprehensive regression tests for the v2 expanded patterns), SLURM job generation, matrix reuse behaviour, analysis logic, v2 score-sidecar selection, and the judge-model validation layer (stub-backend tests, redaction enforcement, and an official-template regression check).</w:t>
+        <w:t xml:space="preserve">A verification suite of 282 automated tests across twenty-two test files, covering schema validation, dataset loaders, the refusal parser (with comprehensive regression tests for the v2 expanded patterns), SLURM job generation, matrix reuse behaviour, analysis logic, v2 score-sidecar selection, and the judge-model validation layer (stub-backend tests, redaction enforcement, and an official-template regression check).</w:t>
       </w:r>
     </w:p>
     <w:p>
@@ -6787,7 +6787,7 @@
           <w:sz w:val="22"/>
           <w:szCs w:val="22"/>
         </w:rPr>
-        <w:t xml:space="preserve">The repository ships with a verification suite of 261 automated tests across twenty test files. The full distribution is recorded in Appendix D. Coverage areas include the dataset and benchmark loaders, the legacy evaluators (retained for backward compatibility), model loader specifics including dtype resolution and quantized-flag propagation, the prompt-formatting logic with explicit tests for enable_thinking handling, the matrix-reuse behaviour (verifying that reuse_loaded_model=True loads each model only once), the analysis module's pairwise delta computation, bootstrap CI logic, and v2 score-sidecar selection, the per-prompt schema validator, the resume-helper functions, the refusal-parser regex correctness (including regression tests for the v2 expanded patterns and curly-apostrophe handling), the judge-model validation layer (stub-backend scoring, sidecar redaction enforcement, ASR aggregation, raw-immutability, and an official-template regression check), and the SLURM job generator including the per-benchmark and per-model grouping modes. All 261 tests pass on the current commit.</w:t>
+        <w:t xml:space="preserve">The repository ships with a verification suite of 282 automated tests across twenty-two test files. The full distribution is recorded in Appendix D. Coverage areas include the dataset and benchmark loaders, the legacy evaluators (retained for backward compatibility), model loader specifics including dtype resolution and quantized-flag propagation, the prompt-formatting logic with explicit tests for enable_thinking handling, the matrix-reuse behaviour (verifying that reuse_loaded_model=True loads each model only once), the analysis module's pairwise delta computation, bootstrap CI logic, and v2 score-sidecar selection, the per-prompt schema validator, the resume-helper functions, the refusal-parser regex correctness (including regression tests for the v2 expanded patterns and curly-apostrophe handling), the judge-model validation layer (stub-backend scoring, sidecar redaction enforcement, ASR aggregation, raw-immutability, and an official-template regression check), and the SLURM job generator including the per-benchmark and per-model grouping modes. All 282 tests pass on the current commit.</w:t>
       </w:r>
     </w:p>
     <w:p>
@@ -9165,7 +9165,7 @@
                 <w:sz w:val="20"/>
                 <w:szCs w:val="20"/>
               </w:rPr>
-              <w:t xml:space="preserve">(installed via requirements.txt; 261 tests passing)</w:t>
+              <w:t xml:space="preserve">(installed via requirements.txt; 282 tests passing)</w:t>
             </w:r>
           </w:p>
         </w:tc>
@@ -18834,7 +18834,7 @@
           <w:sz w:val="22"/>
           <w:szCs w:val="22"/>
         </w:rPr>
-        <w:t xml:space="preserve">Multilingual extension. Replicate the matched-pair design in Chinese (where Qwen is natively strong) and one low-resource language, to test whether quantization-induced safety changes are language-dependent.</w:t>
+        <w:t xml:space="preserve">INT8 precision point / quantization-method sweep (groundwork implemented; TC1 run pending). The study so far covers a single quantization method (NF4) at a single bit-width (4-bit). To test whether the safety and capability effects depend on quantization aggressiveness and method, an INT8 precision point (bitsandbytes LLM.int8 — a different method from NF4, not a lower-bit NF4) has been implemented as a third precision, so each model can be evaluated across fp16 -&gt; INT8 -&gt; NF4. The groundwork is complete: a backward-compatible quant_method config/loader field (existing fp16/NF4 load calls remain byte-identical), a separate configs/tc1_int8.yaml so the evaluated ten-model study and its base-vs-4bit pairwise pipeline are untouched, per-model INT8 SLURM matrix/smoke/judge jobs, and scripts/precision_sweep_analysis.py which reports, per pair, the metric at each precision and whether degradation is graded across precisions or concentrated as a cliff at the lower bit-width. Running it on TC1 and folding the fp16 -&gt; INT8 -&gt; NF4 trend into Chapter 6 is the immediate next step (the open question being whether the safety/capability change is graded with bit-width or cliff-like at 4-bit).</w:t>
       </w:r>
     </w:p>
     <w:p>
@@ -18852,7 +18852,7 @@
           <w:sz w:val="22"/>
           <w:szCs w:val="22"/>
         </w:rPr>
-        <w:t xml:space="preserve">Fully-independent open-weight second judge. The primary HarmBench classifier has now been cross-checked against a second frontier judge (gpt-4o, same rubric), which agreed strongly (κ 0.69–0.94) and reproduced the finding's direction (§6.12, Result 4) — substantially resolving the single-judge threat. Two complementary extensions remain: (i) re-run the cross-check with an open-weight guard model (e.g. LlamaGuard, via the already-wired --backend llamaguard on TC1) so the confirmation does not depend on a versioned API model and is fully reproducible; and (ii) add a refusal-style judge for XSTest over-refusal, which the HarmBench classifier does not score. Both are derived validation layers writing separate redacted sidecars, never modifying raw.jsonl, summary.json, or existing sidecars.</w:t>
+        <w:t xml:space="preserve">Multilingual extension. Replicate the matched-pair design in Chinese (where Qwen is natively strong) and one low-resource language, to test whether quantization-induced safety changes are language-dependent.</w:t>
       </w:r>
     </w:p>
     <w:p>
@@ -18870,6 +18870,24 @@
           <w:sz w:val="22"/>
           <w:szCs w:val="22"/>
         </w:rPr>
+        <w:t xml:space="preserve">Fully-independent open-weight second judge. The primary HarmBench classifier has now been cross-checked against a second frontier judge (gpt-4o, same rubric), which agreed strongly (κ 0.69–0.94) and reproduced the finding's direction (§6.12, Result 4) — substantially resolving the single-judge threat. Two complementary extensions remain: (i) re-run the cross-check with an open-weight guard model (e.g. LlamaGuard, via the already-wired --backend llamaguard on TC1) so the confirmation does not depend on a versioned API model and is fully reproducible; and (ii) add a refusal-style judge for XSTest over-refusal, which the HarmBench classifier does not score. Both are derived validation layers writing separate redacted sidecars, never modifying raw.jsonl, summary.json, or existing sidecars.</w:t>
+      </w:r>
+    </w:p>
+    <w:p>
+      <w:pPr>
+        <w:pStyle w:val="ListParagraph"/>
+        <w:numPr>
+          <w:ilvl w:val="0"/>
+          <w:numId w:val="6"/>
+        </w:numPr>
+        <w:spacing w:after="80" w:line="280"/>
+      </w:pPr>
+      <w:r>
+        <w:rPr>
+          <w:rFonts w:ascii="Calibri" w:cs="Calibri" w:eastAsia="Calibri" w:hAnsi="Calibri"/>
+          <w:sz w:val="22"/>
+          <w:szCs w:val="22"/>
+        </w:rPr>
         <w:t xml:space="preserve">Safety-preserving quantization. Investigate emerging "safety-preserving" quantization methods that explicitly seek to mitigate alignment degradation under PTQ, and compare them against the vanilla NF4 baseline studied here.</w:t>
       </w:r>
     </w:p>
@@ -18915,7 +18933,7 @@
           <w:sz w:val="22"/>
           <w:szCs w:val="22"/>
         </w:rPr>
-        <w:t xml:space="preserve">The methodological contribution is a controlled matched-pair design in which baseline and four-bit pair members are loaded from identical baseline weights, with NF4 quantization applied on the fly. This design eliminates publisher- and pipeline-asymmetry as confounds and provides the strongest practical isolation of quantization as the experimental variable. The engineering contribution is an open, reproducible benchmarking framework comprising the matched-pair pipeline, three benchmark plugins, the pairwise analysis layer with rule-based interpretation labels and paired bootstrap 95% confidence intervals, full SLURM orchestration for the NTU TC1 cluster with resumable per-model matrix jobs, and a verification suite of 261 automated tests. The analytical contribution is the interpretation layer itself — the capability-anchored, statistically-grounded, multi-benchmark framework — which formalises the alignment-versus-capability disambiguation as a rule-based decision procedure over combined safety and capability deltas and which is the durable contribution of this study independent of any specific empirical outcome.</w:t>
+        <w:t xml:space="preserve">The methodological contribution is a controlled matched-pair design in which baseline and four-bit pair members are loaded from identical baseline weights, with NF4 quantization applied on the fly. This design eliminates publisher- and pipeline-asymmetry as confounds and provides the strongest practical isolation of quantization as the experimental variable. The engineering contribution is an open, reproducible benchmarking framework comprising the matched-pair pipeline, three benchmark plugins, the pairwise analysis layer with rule-based interpretation labels and paired bootstrap 95% confidence intervals, full SLURM orchestration for the NTU TC1 cluster with resumable per-model matrix jobs, and a verification suite of 282 automated tests. The analytical contribution is the interpretation layer itself — the capability-anchored, statistically-grounded, multi-benchmark framework — which formalises the alignment-versus-capability disambiguation as a rule-based decision procedure over combined safety and capability deltas and which is the durable contribution of this study independent of any specific empirical outcome.</w:t>
       </w:r>
     </w:p>
     <w:p>
@@ -22771,7 +22789,7 @@
           <w:sz w:val="22"/>
           <w:szCs w:val="22"/>
         </w:rPr>
-        <w:t xml:space="preserve">The verification suite comprises 261 automated tests across twenty test files. The distribution is summarised in Table D.1; the test files are located under tests/ in the repository.</w:t>
+        <w:t xml:space="preserve">The verification suite comprises 282 automated tests across twenty-two test files. The distribution is summarised in Table D.1; the test files are located under tests/ in the repository.</w:t>
       </w:r>
     </w:p>
     <w:tbl>
@@ -24762,6 +24780,190 @@
                 <w:sz w:val="20"/>
                 <w:szCs w:val="20"/>
               </w:rPr>
+              <w:t xml:space="preserve">test_quant_int8.py</w:t>
+            </w:r>
+          </w:p>
+        </w:tc>
+        <w:tc>
+          <w:tcPr>
+            <w:tcW w:type="dxa" w:w="1200"/>
+            <w:tcBorders>
+              <w:top w:val="single" w:color="999999" w:sz="4"/>
+              <w:left w:val="single" w:color="999999" w:sz="4"/>
+              <w:bottom w:val="single" w:color="999999" w:sz="4"/>
+              <w:right w:val="single" w:color="999999" w:sz="4"/>
+            </w:tcBorders>
+            <w:tcMar>
+              <w:top w:type="dxa" w:w="80"/>
+              <w:left w:type="dxa" w:w="120"/>
+              <w:bottom w:type="dxa" w:w="80"/>
+              <w:right w:type="dxa" w:w="120"/>
+            </w:tcMar>
+          </w:tcPr>
+          <w:p>
+            <w:pPr>
+              <w:spacing w:after="0"/>
+            </w:pPr>
+            <w:r>
+              <w:rPr>
+                <w:rFonts w:ascii="Calibri" w:cs="Calibri" w:eastAsia="Calibri" w:hAnsi="Calibri"/>
+                <w:sz w:val="20"/>
+                <w:szCs w:val="20"/>
+              </w:rPr>
+              <w:t xml:space="preserve">16</w:t>
+            </w:r>
+          </w:p>
+        </w:tc>
+        <w:tc>
+          <w:tcPr>
+            <w:tcW w:type="dxa" w:w="5160"/>
+            <w:tcBorders>
+              <w:top w:val="single" w:color="999999" w:sz="4"/>
+              <w:left w:val="single" w:color="999999" w:sz="4"/>
+              <w:bottom w:val="single" w:color="999999" w:sz="4"/>
+              <w:right w:val="single" w:color="999999" w:sz="4"/>
+            </w:tcBorders>
+            <w:tcMar>
+              <w:top w:type="dxa" w:w="80"/>
+              <w:left w:type="dxa" w:w="120"/>
+              <w:bottom w:type="dxa" w:w="80"/>
+              <w:right w:type="dxa" w:w="120"/>
+            </w:tcMar>
+          </w:tcPr>
+          <w:p>
+            <w:pPr>
+              <w:spacing w:after="0"/>
+            </w:pPr>
+            <w:r>
+              <w:rPr>
+                <w:rFonts w:ascii="Calibri" w:cs="Calibri" w:eastAsia="Calibri" w:hAnsi="Calibri"/>
+                <w:sz w:val="20"/>
+                <w:szCs w:val="20"/>
+              </w:rPr>
+              <w:t xml:space="preserve">INT8 precision point (D34/T29): quant_method schema validator + baseline-consistency check, ModelSpec/build_model_spec threading, 8-bit detection in _quantization_active, the loader int8-vs-nf4 branch selection (sentinel configs, no GPU/bitsandbytes needed), and the configs/tc1_int8.yaml sweep config.</w:t>
+            </w:r>
+          </w:p>
+        </w:tc>
+      </w:tr>
+      <w:tr>
+        <w:tc>
+          <w:tcPr>
+            <w:tcW w:type="dxa" w:w="3000"/>
+            <w:tcBorders>
+              <w:top w:val="single" w:color="999999" w:sz="4"/>
+              <w:left w:val="single" w:color="999999" w:sz="4"/>
+              <w:bottom w:val="single" w:color="999999" w:sz="4"/>
+              <w:right w:val="single" w:color="999999" w:sz="4"/>
+            </w:tcBorders>
+            <w:tcMar>
+              <w:top w:type="dxa" w:w="80"/>
+              <w:left w:type="dxa" w:w="120"/>
+              <w:bottom w:type="dxa" w:w="80"/>
+              <w:right w:type="dxa" w:w="120"/>
+            </w:tcMar>
+          </w:tcPr>
+          <w:p>
+            <w:pPr>
+              <w:spacing w:after="0"/>
+            </w:pPr>
+            <w:r>
+              <w:rPr>
+                <w:rFonts w:ascii="Calibri" w:cs="Calibri" w:eastAsia="Calibri" w:hAnsi="Calibri"/>
+                <w:sz w:val="20"/>
+                <w:szCs w:val="20"/>
+              </w:rPr>
+              <w:t xml:space="preserve">test_precision_sweep.py</w:t>
+            </w:r>
+          </w:p>
+        </w:tc>
+        <w:tc>
+          <w:tcPr>
+            <w:tcW w:type="dxa" w:w="1200"/>
+            <w:tcBorders>
+              <w:top w:val="single" w:color="999999" w:sz="4"/>
+              <w:left w:val="single" w:color="999999" w:sz="4"/>
+              <w:bottom w:val="single" w:color="999999" w:sz="4"/>
+              <w:right w:val="single" w:color="999999" w:sz="4"/>
+            </w:tcBorders>
+            <w:tcMar>
+              <w:top w:type="dxa" w:w="80"/>
+              <w:left w:type="dxa" w:w="120"/>
+              <w:bottom w:type="dxa" w:w="80"/>
+              <w:right w:type="dxa" w:w="120"/>
+            </w:tcMar>
+          </w:tcPr>
+          <w:p>
+            <w:pPr>
+              <w:spacing w:after="0"/>
+            </w:pPr>
+            <w:r>
+              <w:rPr>
+                <w:rFonts w:ascii="Calibri" w:cs="Calibri" w:eastAsia="Calibri" w:hAnsi="Calibri"/>
+                <w:sz w:val="20"/>
+                <w:szCs w:val="20"/>
+              </w:rPr>
+              <w:t xml:space="preserve">5</w:t>
+            </w:r>
+          </w:p>
+        </w:tc>
+        <w:tc>
+          <w:tcPr>
+            <w:tcW w:type="dxa" w:w="5160"/>
+            <w:tcBorders>
+              <w:top w:val="single" w:color="999999" w:sz="4"/>
+              <w:left w:val="single" w:color="999999" w:sz="4"/>
+              <w:bottom w:val="single" w:color="999999" w:sz="4"/>
+              <w:right w:val="single" w:color="999999" w:sz="4"/>
+            </w:tcBorders>
+            <w:tcMar>
+              <w:top w:type="dxa" w:w="80"/>
+              <w:left w:type="dxa" w:w="120"/>
+              <w:bottom w:type="dxa" w:w="80"/>
+              <w:right w:type="dxa" w:w="120"/>
+            </w:tcMar>
+          </w:tcPr>
+          <w:p>
+            <w:pPr>
+              <w:spacing w:after="0"/>
+            </w:pPr>
+            <w:r>
+              <w:rPr>
+                <w:rFonts w:ascii="Calibri" w:cs="Calibri" w:eastAsia="Calibri" w:hAnsi="Calibri"/>
+                <w:sz w:val="20"/>
+                <w:szCs w:val="20"/>
+              </w:rPr>
+              <w:t xml:space="preserve">fp16 -&gt; INT8 -&gt; NF4 precision-sweep analysis: per-metric deltas vs fp16 and graded/cliff/non-monotonic shape classification, plus graceful INT8-pending handling.</w:t>
+            </w:r>
+          </w:p>
+        </w:tc>
+      </w:tr>
+      <w:tr>
+        <w:tc>
+          <w:tcPr>
+            <w:tcW w:type="dxa" w:w="3000"/>
+            <w:tcBorders>
+              <w:top w:val="single" w:color="999999" w:sz="4"/>
+              <w:left w:val="single" w:color="999999" w:sz="4"/>
+              <w:bottom w:val="single" w:color="999999" w:sz="4"/>
+              <w:right w:val="single" w:color="999999" w:sz="4"/>
+            </w:tcBorders>
+            <w:tcMar>
+              <w:top w:type="dxa" w:w="80"/>
+              <w:left w:type="dxa" w:w="120"/>
+              <w:bottom w:type="dxa" w:w="80"/>
+              <w:right w:type="dxa" w:w="120"/>
+            </w:tcMar>
+          </w:tcPr>
+          <w:p>
+            <w:pPr>
+              <w:spacing w:after="0"/>
+            </w:pPr>
+            <w:r>
+              <w:rPr>
+                <w:rFonts w:ascii="Calibri" w:cs="Calibri" w:eastAsia="Calibri" w:hAnsi="Calibri"/>
+                <w:sz w:val="20"/>
+                <w:szCs w:val="20"/>
+              </w:rPr>
               <w:t xml:space="preserve">Total</w:t>
             </w:r>
           </w:p>
@@ -24792,7 +24994,7 @@
                 <w:sz w:val="20"/>
                 <w:szCs w:val="20"/>
               </w:rPr>
-              <w:t xml:space="preserve">261</w:t>
+              <w:t xml:space="preserve">282</w:t>
             </w:r>
           </w:p>
         </w:tc>
@@ -24822,7 +25024,7 @@
                 <w:sz w:val="20"/>
                 <w:szCs w:val="20"/>
               </w:rPr>
-              <w:t xml:space="preserve">Twenty files; all passing on the current commit.</w:t>
+              <w:t xml:space="preserve">Twenty-two files; all passing on the current commit.</w:t>
             </w:r>
           </w:p>
         </w:tc>
@@ -25149,7 +25351,7 @@
           <w:sz w:val="18"/>
           <w:szCs w:val="18"/>
         </w:rPr>
-        <w:t xml:space="preserve">├── tests/                    (261 tests across 20 files)</w:t>
+        <w:t xml:space="preserve">├── tests/                    (282 tests across 22 files)</w:t>
       </w:r>
     </w:p>
     <w:p>
@@ -30029,7 +30231,7 @@
           <w:sz w:val="22"/>
           <w:szCs w:val="22"/>
         </w:rPr>
-        <w:t xml:space="preserve">The workflow was verified in five ways. First, the full test suite passes with 261 tests, including v2 refusal-parser regression tests, the analysis sidecar-selection test, the capability-guard test for the refined interpretation rule, and judge-validation tests for redaction, raw immutability, idempotency, ASR aggregation, the official HarmBench classifier prompt template, and judge-precision resolution. Second, the judge job (61047) ran in full precision on a 32 GB V100 and classified all 1 200 generations with zero parse errors. Third, `scripts/judge_agreement.py` reproduces the judge-vs-v2 agreement and the judge-primary pair labels deterministically from the committed sidecars. Fourth, the original `raw.jsonl` and `summary.json` files were confirmed unchanged by every post-hoc step (rescore and judge). Fifth, all judge sidecars were checked for redaction: they contain prompt IDs, boolean labels, and run metadata only — no prompt, behaviour, or response text.</w:t>
+        <w:t xml:space="preserve">The workflow was verified in five ways. First, the full test suite passes with 282 tests, including v2 refusal-parser regression tests, the analysis sidecar-selection test, the capability-guard test for the refined interpretation rule, and judge-validation tests for redaction, raw immutability, idempotency, ASR aggregation, the official HarmBench classifier prompt template, and judge-precision resolution. Second, the judge job (61047) ran in full precision on a 32 GB V100 and classified all 1 200 generations with zero parse errors. Third, `scripts/judge_agreement.py` reproduces the judge-vs-v2 agreement and the judge-primary pair labels deterministically from the committed sidecars. Fourth, the original `raw.jsonl` and `summary.json` files were confirmed unchanged by every post-hoc step (rescore and judge). Fifth, all judge sidecars were checked for redaction: they contain prompt IDs, boolean labels, and run metadata only — no prompt, behaviour, or response text.</w:t>
       </w:r>
     </w:p>
     <w:p>

--- a/docs/FYP_Report_2026-06-14.docx
+++ b/docs/FYP_Report_2026-06-14.docx
@@ -256,7 +256,7 @@
           <w:sz w:val="22"/>
           <w:szCs w:val="22"/>
         </w:rPr>
-        <w:t xml:space="preserve">Each pair is scored on three complementary benchmarks: HarmBench (harmful compliance, measured as Attack Success Rate), XSTest (over-refusal on benign prompts), and a curated MMLU subset (general capability). HarmBench Attack Success Rate is scored by the official HarmBench classifier (cais/HarmBench-Llama-2-13b-cls), run in full precision as a derived validation; a deterministic regex scorer is retained as a secondary, refusal-based upper-bound proxy. Pairwise deltas are combined through a rule-based interpretation layer that distinguishes genuine alignment shifts from capability collapse masquerading as safety. All six original runs completed on the NTU TC1 GPU cluster on 2026-05-27 (judge validation 2026-06-06); a cross-family extension added the Mistral-7B and Phi-4-mini pairs on 2026-06-15. The primary methodological contribution is the capability-anchored interpretation framework itself: a deterministic, reproducible procedure for distinguishing alignment shifts from capability artefacts. A central finding is that the framework, validated against the benchmark's own classifier, overturned a scorer artefact: the regex over-counts harmful compliance (it equates non-refusal with success), most severely for the Qwen models, and under the official classifier the study's significant finding shifts from one pair to another. Under the HarmBench classifier the framework yields: the Qwen3-1.7B pair is classified as broad_degradation — harmful compliance rises significantly (ΔASR = +0.055, CI [+0.010, +0.100]) while capability also falls significantly (ΔMMLU = −0.087), the only statistically significant safety worsening in the study and a degradation on both axes; the Qwen3-4B pair is alignment_degradation but only directionally (ΔASR = +0.025, CI includes zero) at preserved capability; and the Llama 3.2 3B pair is broad_degradation (ΔASR ≈ 0; ΔMMLU = −0.043, significant). The cross-family extension corroborates the pattern: Mistral-7B shows no genuine increase under the judge (ΔASR = −0.040, not significant) despite the proxy reporting +0.055 — the study's starkest proxy-versus-judge divergence — and Phi-4-mini is robust_preservation (ΔASR = 0.000); across all five pairs the Qwen3-1.7B increase remains the only significant safety worsening. Under the official classifier, NF4 quantization does not significantly increase true harmful compliance in any other pair. Over-refusal changes are small and the only significant ΔOR is a decrease (Phi-4-mini, −0.028), so no pair becomes more trigger-happy on benign prompts. A first-token refusal-margin probe (§6.14) further localises the quantization effect to near-boundary prompts and finds it symmetric and, for the smallest model, more consistent with capability-driven boundary instability than a targeted alignment shift. Headline conclusion: the framework reliably separates the failure modes, and the judge validation demonstrates its diagnostic value by correcting a refusal-counting artefact and relocating the one robust safety regression to the smallest model.</w:t>
+        <w:t xml:space="preserve">Each pair is scored on three complementary benchmarks: HarmBench (harmful compliance, measured as Attack Success Rate), XSTest (over-refusal on benign prompts), and a curated MMLU subset (general capability). HarmBench Attack Success Rate is scored by the official HarmBench classifier (cais/HarmBench-Llama-2-13b-cls), run in full precision as a derived validation; a deterministic regex scorer is retained as a secondary, refusal-based upper-bound proxy. Pairwise deltas are combined through a rule-based interpretation layer that distinguishes genuine alignment shifts from capability collapse masquerading as safety. All six original runs completed on the NTU TC1 GPU cluster on 2026-05-27 (judge validation 2026-06-06); a cross-family extension added the Mistral-7B and Phi-4-mini pairs on 2026-06-15. The primary methodological contribution is the capability-anchored interpretation framework itself: a deterministic, reproducible procedure for distinguishing alignment shifts from capability artefacts. A central finding is that the framework, validated against the benchmark's own classifier, overturned a scorer artefact: the regex over-counts harmful compliance (it equates non-refusal with success), most severely for the Qwen models, and under the official classifier the study's significant finding shifts from one pair to another. Under the HarmBench classifier the framework yields: the Qwen3-1.7B pair is classified as broad_degradation — harmful compliance rises significantly (ΔASR = +0.055, CI [+0.010, +0.100]) while capability also falls significantly (ΔMMLU = −0.087), the only statistically significant safety worsening in the study and a degradation on both axes; the Qwen3-4B pair is alignment_degradation but only directionally (ΔASR = +0.025, CI includes zero) at preserved capability; and the Llama 3.2 3B pair is broad_degradation (ΔASR ≈ 0; ΔMMLU = −0.043, significant). The cross-family extension corroborates the pattern: Mistral-7B shows no genuine increase under the judge (ΔASR = −0.040, not significant) despite the proxy reporting +0.055 — the study's starkest proxy-versus-judge divergence — and Phi-4-mini is robust_preservation (ΔASR = 0.000); across all five pairs the Qwen3-1.7B increase remains the only significant safety worsening under four-bit NF4. Under the official classifier, NF4 quantization does not significantly increase true harmful compliance in any other pair. Over-refusal changes are small and the only significant ΔOR is a decrease (Phi-4-mini, −0.028), so no pair becomes more trigger-happy on benign prompts. A first-token refusal-margin probe (§6.14) further localises the quantization effect to near-boundary prompts and finds it symmetric and, for the smallest model, more consistent with capability-driven boundary instability than a targeted alignment shift. Headline conclusion: the framework reliably separates the failure modes, and the judge validation demonstrates its diagnostic value by correcting a refusal-counting artefact and relocating the one robust safety regression to the smallest model. Finally, an fp16 → INT8 → NF4 precision point (§6.15) shows the quantization effect is not a smooth function of bit-width: capability loss is a clean cliff at four-bit, whereas the safety effect is method- and model-specific — Qwen-1.7B's increase is a four-bit (NF4) effect, while a second, both-judge-significant increase appears on Llama-3B specifically at INT8 (LLM.int8) and vanishes at NF4.</w:t>
       </w:r>
     </w:p>
     <w:p>
@@ -755,7 +755,7 @@
           <w:sz w:val="22"/>
           <w:szCs w:val="22"/>
         </w:rPr>
-        <w:t xml:space="preserve">Quantization method. The study evaluates a single quantization path: BitsAndBytes NF4 four-bit loading applied on the fly via the Hugging Face transformers integration. Alternative methods such as GPTQ, AWQ, and GGUF are out of scope and are flagged in the Future Work chapter.</w:t>
+        <w:t xml:space="preserve">Quantization method. The main study applies BitsAndBytes NF4 four-bit loading on the fly via the Hugging Face transformers integration; a precision point (§6.15) adds BitsAndBytes INT8/LLM.int8 as a second method, so the study spans fp16 → INT8 → NF4. Both are applied on the fly to identical baseline weights. Other families such as GPTQ, AWQ, and GGUF are out of scope and are flagged in the Future Work chapter.</w:t>
       </w:r>
     </w:p>
     <w:p>
@@ -947,7 +947,7 @@
           <w:sz w:val="22"/>
           <w:szCs w:val="22"/>
         </w:rPr>
-        <w:t xml:space="preserve">A verification suite of 282 automated tests across twenty-two test files, covering schema validation, dataset loaders, the refusal parser (with comprehensive regression tests for the v2 expanded patterns), SLURM job generation, matrix reuse behaviour, analysis logic, v2 score-sidecar selection, and the judge-model validation layer (stub-backend tests, redaction enforcement, and an official-template regression check).</w:t>
+        <w:t xml:space="preserve">A verification suite of 289 automated tests across twenty-three test files, covering schema validation, dataset loaders, the refusal parser (with comprehensive regression tests for the v2 expanded patterns), SLURM job generation, matrix reuse behaviour, analysis logic, v2 score-sidecar selection, and the judge-model validation layer (stub-backend tests, redaction enforcement, and an official-template regression check).</w:t>
       </w:r>
     </w:p>
     <w:p>
@@ -6787,7 +6787,7 @@
           <w:sz w:val="22"/>
           <w:szCs w:val="22"/>
         </w:rPr>
-        <w:t xml:space="preserve">The repository ships with a verification suite of 282 automated tests across twenty-two test files. The full distribution is recorded in Appendix D. Coverage areas include the dataset and benchmark loaders, the legacy evaluators (retained for backward compatibility), model loader specifics including dtype resolution and quantized-flag propagation, the prompt-formatting logic with explicit tests for enable_thinking handling, the matrix-reuse behaviour (verifying that reuse_loaded_model=True loads each model only once), the analysis module's pairwise delta computation, bootstrap CI logic, and v2 score-sidecar selection, the per-prompt schema validator, the resume-helper functions, the refusal-parser regex correctness (including regression tests for the v2 expanded patterns and curly-apostrophe handling), the judge-model validation layer (stub-backend scoring, sidecar redaction enforcement, ASR aggregation, raw-immutability, and an official-template regression check), and the SLURM job generator including the per-benchmark and per-model grouping modes. All 282 tests pass on the current commit.</w:t>
+        <w:t xml:space="preserve">The repository ships with a verification suite of 289 automated tests across twenty-three test files. The full distribution is recorded in Appendix D. Coverage areas include the dataset and benchmark loaders, the legacy evaluators (retained for backward compatibility), model loader specifics including dtype resolution and quantized-flag propagation, the prompt-formatting logic with explicit tests for enable_thinking handling, the matrix-reuse behaviour (verifying that reuse_loaded_model=True loads each model only once), the analysis module's pairwise delta computation, bootstrap CI logic, and v2 score-sidecar selection, the per-prompt schema validator, the resume-helper functions, the refusal-parser regex correctness (including regression tests for the v2 expanded patterns and curly-apostrophe handling), the judge-model validation layer (stub-backend scoring, sidecar redaction enforcement, ASR aggregation, raw-immutability, and an official-template regression check), and the SLURM job generator including the per-benchmark and per-model grouping modes. All 289 tests pass on the current commit.</w:t>
       </w:r>
     </w:p>
     <w:p>
@@ -9165,7 +9165,7 @@
                 <w:sz w:val="20"/>
                 <w:szCs w:val="20"/>
               </w:rPr>
-              <w:t xml:space="preserve">(installed via requirements.txt; 282 tests passing)</w:t>
+              <w:t xml:space="preserve">(installed via requirements.txt; 289 tests passing)</w:t>
             </w:r>
           </w:p>
         </w:tc>
@@ -15496,7 +15496,7 @@
           <w:sz w:val="22"/>
           <w:szCs w:val="22"/>
         </w:rPr>
-        <w:t xml:space="preserve">Three statistical limitations should be borne in mind when interpreting the results. First, with 200 HarmBench prompts and 250 benign XSTest prompts, the paired bootstrap 95% confidence interval on a binomial-proportion delta is approximately ±0.05 (Table 6.1) — small deltas may not be statistically distinguishable from zero. Under the primary (judge) scorer, the Qwen 1.7B ΔASR (+0.055, CI [+0.010, +0.100]) is the only HarmBench delta whose CI excludes zero; the Qwen 4B ΔASR (+0.025, CI [−0.000, +0.055]) is directional but not significant, and the Llama ΔASR (0.000, CI [−0.020, +0.020]) is within noise (the two cross-family pairs added in §6.13 are likewise non-significant — Mistral −0.040, CI [−0.110, +0.025]; Phi 0.000, CI [−0.030, +0.030] — so Qwen 1.7B remains the only HarmBench delta whose CI excludes zero across all five pairs). Second, decoding is deterministic at temperature 0.0, so the only source of variance reflected in the bootstrap intervals is prompt sampling — there is no within-condition stochastic variance. The one significant HarmBench delta (Qwen 1.7B) is corroborated by McNemar's exact paired test (p = 0.027) in addition to the bootstrap CI, so it does not rest on a single interval procedure; however, because both tests condition on the single greedy decode, a multi-seed (T = 0.7, top-p 0.8) sensitivity arm was run for the load-bearing Qwen 1.7B pair to estimate generation-level variance (§6.6.1). It reproduces the worsening direction on average (mean ΔASR +0.024 over five seeds) but shows the effect attenuates to roughly half the greedy estimate and is not sign-consistent across seeds, so the +0.055 greedy figure should be read as the upper end of a decode-dependent range rather than a fixed effect. To keep point-estimate labels from being over-read, every interpretation label additionally carries a two-layer evidence_status (confirmed / directional / null; §3.8): of the original three pairs, Qwen 1.7B and Llama are confirmed and Qwen 4B is directional; the cross-family pairs (§6.13) are directional (Mistral) and null (Phi). Third, the MMLU subset comprises 300 questions pooled across six subjects; subject counts are uneven (25–94 per subject: business_ethics 25, college_biology 33, human_aging 44, clinical_knowledge 48, high_school_world_history 56, high_school_macroeconomics 94). Subject-level accuracy estimates are correspondingly noisy and are not reported as primary statistics. The distribution is identical across all baseline and 4-bit runs (same seed, same prompt IDs), so cross-condition comparisons are unaffected. Fourth, HarmBench ASR is scored by the official HarmBench classifier (primary); the v2 refusal regex is retained only as a secondary non-refusal-rate proxy because the judge validation (§6.12) showed it materially over-counts ASR. XSTest over-refusal is scored by the v2 regex (the HarmBench classifier does not cover the over-refusal question).</w:t>
+        <w:t xml:space="preserve">Three statistical limitations should be borne in mind when interpreting the results. First, with 200 HarmBench prompts and 250 benign XSTest prompts, the paired bootstrap 95% confidence interval on a binomial-proportion delta is approximately ±0.05 (Table 6.1) — small deltas may not be statistically distinguishable from zero. Under the primary (judge) scorer, the Qwen 1.7B ΔASR (+0.055, CI [+0.010, +0.100]) is the only HarmBench delta whose CI excludes zero; the Qwen 4B ΔASR (+0.025, CI [−0.000, +0.055]) is directional but not significant, and the Llama ΔASR (0.000, CI [−0.020, +0.020]) is within noise (the two cross-family pairs added in §6.13 are likewise non-significant — Mistral −0.040, CI [−0.110, +0.025]; Phi 0.000, CI [−0.030, +0.030] — so in the fp16-vs-NF4 comparison Qwen 1.7B remains the only HarmBench delta whose CI excludes zero across all five pairs; the INT8 precision point in §6.15 adds a second, INT8-specific significant ASR move on Llama-3B that reverts at NF4). Second, decoding is deterministic at temperature 0.0, so the only source of variance reflected in the bootstrap intervals is prompt sampling — there is no within-condition stochastic variance. The one significant HarmBench delta (Qwen 1.7B) is corroborated by McNemar's exact paired test (p = 0.027) in addition to the bootstrap CI, so it does not rest on a single interval procedure; however, because both tests condition on the single greedy decode, a multi-seed (T = 0.7, top-p 0.8) sensitivity arm was run for the load-bearing Qwen 1.7B pair to estimate generation-level variance (§6.6.1). It reproduces the worsening direction on average (mean ΔASR +0.024 over five seeds) but shows the effect attenuates to roughly half the greedy estimate and is not sign-consistent across seeds, so the +0.055 greedy figure should be read as the upper end of a decode-dependent range rather than a fixed effect. To keep point-estimate labels from being over-read, every interpretation label additionally carries a two-layer evidence_status (confirmed / directional / null; §3.8): of the original three pairs, Qwen 1.7B and Llama are confirmed and Qwen 4B is directional; the cross-family pairs (§6.13) are directional (Mistral) and null (Phi). Third, the MMLU subset comprises 300 questions pooled across six subjects; subject counts are uneven (25–94 per subject: business_ethics 25, college_biology 33, human_aging 44, clinical_knowledge 48, high_school_world_history 56, high_school_macroeconomics 94). Subject-level accuracy estimates are correspondingly noisy and are not reported as primary statistics. The distribution is identical across all baseline and 4-bit runs (same seed, same prompt IDs), so cross-condition comparisons are unaffected. Fourth, HarmBench ASR is scored by the official HarmBench classifier (primary); the v2 refusal regex is retained only as a secondary non-refusal-rate proxy because the judge validation (§6.12) showed it materially over-counts ASR. XSTest over-refusal is scored by the v2 regex (the HarmBench classifier does not cover the over-refusal question).</w:t>
       </w:r>
     </w:p>
     <w:p>
@@ -18243,7 +18243,93 @@
           <w:sz w:val="22"/>
           <w:szCs w:val="22"/>
         </w:rPr>
-        <w:t xml:space="preserve">Capability versus alignment — the tie to the central question. If NF4 simply raised next-token entropy everywhere, every margin would shrink as a by-product of generic confidence loss rather than a safety-specific change. Comparing the entropy rise on harmful prompts with that on neutral (MMLU / XSTest-benign) tokens, the harmful side softens more only for Qwen-4B and Mistral — the two pairs that do not drive the behavioural result. For the one pair that does move, Qwen-1.7B, neutral-token entropy rises roughly ten times more than harmful-token entropy (+0.21 vs +0.02): the change is consistent with generic confidence/capability softening near the boundary, not a targeted alignment shift. (This control is suggestive only — n = 100 unpaired neutral prompts, a mixed set, no significance test.) The mechanism evidence therefore converges with the significant Qwen-1.7B ΔMMLU (§6.2), the multi-seed fragility (§6.6.1) and the ARC-versus-MMLU capability picture (§6.4.1): the smallest model's harmful-compliance wobble reads as capability-driven boundary instability rather than genuine alignment erosion. The probe's contribution is not a clean safety-erosion mechanism — it is to localise the effect to near-boundary prompts and to weigh the evidence, for the one moving pair, toward the capability side of the study's central dichotomy. Mechanism follow-ups (an independent activation-space refusal-direction probe, a paired neutral-margin control, and an INT8 precision point) are listed in Chapter 9.</w:t>
+        <w:t xml:space="preserve">Capability versus alignment — the tie to the central question. If NF4 simply raised next-token entropy everywhere, every margin would shrink as a by-product of generic confidence loss rather than a safety-specific change. Comparing the entropy rise on harmful prompts with that on neutral (MMLU / XSTest-benign) tokens, the harmful side softens more only for Qwen-4B and Mistral — the two pairs that do not drive the behavioural result. For the one pair that does move, Qwen-1.7B, neutral-token entropy rises roughly ten times more than harmful-token entropy (+0.21 vs +0.02): the change is consistent with generic confidence/capability softening near the boundary, not a targeted alignment shift. (This control is suggestive only — n = 100 unpaired neutral prompts, a mixed set, no significance test.) The mechanism evidence therefore converges with the significant Qwen-1.7B ΔMMLU (§6.2), the multi-seed fragility (§6.6.1) and the ARC-versus-MMLU capability picture (§6.4.1): the smallest model's harmful-compliance wobble reads as capability-driven boundary instability rather than genuine alignment erosion. The probe's contribution is not a clean safety-erosion mechanism — it is to localise the effect to near-boundary prompts and to weigh the evidence, for the one moving pair, toward the capability side of the study's central dichotomy. Two mechanism follow-ups (an independent activation-space refusal-direction probe and a paired neutral-margin control) are listed in Chapter 9; the third anticipated there — an INT8 precision point tracing the effect across the fp16 → INT8 → NF4 spectrum — has since been run and is reported in §6.15.</w:t>
+      </w:r>
+    </w:p>
+    <w:p>
+      <w:pPr>
+        <w:pStyle w:val="Heading2"/>
+        <w:spacing w:after="140" w:before="280"/>
+      </w:pPr>
+      <w:r>
+        <w:rPr>
+          <w:rFonts w:ascii="Calibri" w:cs="Calibri" w:eastAsia="Calibri" w:hAnsi="Calibri"/>
+          <w:b/>
+          <w:bCs/>
+          <w:sz w:val="26"/>
+          <w:szCs w:val="26"/>
+        </w:rPr>
+        <w:t xml:space="preserve">6.15 INT8 Precision Point: Method- and Bit-Width Sensitivity (fp16 → INT8 → NF4)</w:t>
+      </w:r>
+    </w:p>
+    <w:p>
+      <w:pPr>
+        <w:spacing w:after="160" w:line="300"/>
+        <w:jc w:val="both"/>
+      </w:pPr>
+      <w:r>
+        <w:rPr>
+          <w:rFonts w:ascii="Calibri" w:cs="Calibri" w:eastAsia="Calibri" w:hAnsi="Calibri"/>
+          <w:sz w:val="22"/>
+          <w:szCs w:val="22"/>
+        </w:rPr>
+        <w:t xml:space="preserve">The main study evaluates one quantization method (NF4) at one bit-width (four-bit). To test whether the safety and capability effects are a smooth function of quantization aggressiveness or are instead method- and bit-width-specific, an INT8 precision point was added so every pair is evaluated across three precisions: fp16 → INT8 → NF4. INT8 here is the bitsandbytes LLM.int8() mixed-precision method — a distinct algorithm, not a lower-bit NF4 — applied on the fly to the same baseline weights. All five INT8 members were run on the NTU TC1 cluster (five per-model matrix jobs plus the HarmBench-classifier judge job), scored by the primary official classifier and cross-checked by the gpt-4o second judge, with zero parse errors throughout; the baselines and NF4 members are the same committed artefacts as the main study, so the three precisions are directly comparable. The analysis (configs/tc1_int8.yaml, scripts/precision_sweep_analysis.py, with paired-bootstrap CIs and McNemar tests recomputed from the redacted judge sidecars) is kept separate from the base-vs-4-bit pairwise pipeline so the evaluated ten-model study is untouched. The question it answers: does degradation scale monotonically with bit-width (a graded fp16 &gt; INT8 &gt; NF4 trend), or is it concentrated and method-specific?</w:t>
+      </w:r>
+    </w:p>
+    <w:p>
+      <w:pPr>
+        <w:spacing w:after="160" w:line="300"/>
+        <w:jc w:val="both"/>
+      </w:pPr>
+      <w:r>
+        <w:rPr>
+          <w:rFonts w:ascii="Calibri" w:cs="Calibri" w:eastAsia="Calibri" w:hAnsi="Calibri"/>
+          <w:sz w:val="22"/>
+          <w:szCs w:val="22"/>
+        </w:rPr>
+        <w:t xml:space="preserve">Capability: a clean cliff at four-bit. The capability answer is unambiguous. No INT8 delta — on either MMLU or ARC — is statistically significant for any of the five pairs (paired bootstrap; the null result is robust, with no cell flipping to significant across ten seeds), so within the study's resolution INT8 is capability-lossless. Every significant capability loss appears only at the four-bit step: ΔMMLU(NF4) = −0.087 (Qwen-1.7B) and −0.043 (Llama-3B); ΔARC(NF4) = −0.021 (Qwen-4B) and −0.028 (Llama-3B). Eight-bit is therefore effectively a free precision point on capability, and the capability cost of quantization is a cliff at four-bit rather than a graded decline. (The one borderline cell is Phi-4-mini ΔARC(NF4) = −0.015, non-significant only by the closed-interval convention — footnoted so the dichotomy is not overstated as perfectly clean.)</w:t>
+      </w:r>
+    </w:p>
+    <w:p>
+      <w:pPr>
+        <w:spacing w:after="160" w:line="300"/>
+        <w:jc w:val="both"/>
+      </w:pPr>
+      <w:r>
+        <w:rPr>
+          <w:rFonts w:ascii="Calibri" w:cs="Calibri" w:eastAsia="Calibri" w:hAnsi="Calibri"/>
+          <w:sz w:val="22"/>
+          <w:szCs w:val="22"/>
+        </w:rPr>
+        <w:t xml:space="preserve">Safety: not a single four-bit cliff, but two effects at different precisions. The safety axis is the more revealing result, and it is also not graded — the study's two significant ASR regressions sit at different precision steps. First, the Qwen-1.7B increase is a four-bit (NF4) effect (ΔASR = +0.055, CI [+0.010, +0.100]) and, as a new robustness note from the second judge, it is judge-dependent: significant under the primary classifier but not under gpt-4o (+0.045, CI [−0.005, +0.095]). Second — and this is the precision point's substantive finding — Llama-3.2-3B shows an INT8-specific increase (ΔASR = +0.040) that is the single most judge-robust safety move in the whole study: significant under both judges (classifier CI [+0.010, +0.075]; gpt-4o CI [+0.015, +0.070]) and under McNemar's exact paired test (classifier 9 harmful-ward versus 1 safe-ward flip, p = 0.022; gpt-4o 8 versus 0, p = 0.008), with the flips concentrated in the illegal and cybercrime-intrusion categories. Decisively, it is non-monotonic: Llama's ASR rises at INT8 (0.040 → 0.080) and returns to baseline at NF4 (0.040), so the more aggressive four-bit method does not reproduce what the less aggressive eight-bit one introduces. The conceptual conclusion is therefore that quantization's effect on safety is method- and model-specific, not a smooth function of bit-width: a regression can appear at eight-bit and vanish at four-bit.</w:t>
+      </w:r>
+    </w:p>
+    <w:p>
+      <w:pPr>
+        <w:spacing w:after="160" w:line="300"/>
+        <w:jc w:val="both"/>
+      </w:pPr>
+      <w:r>
+        <w:rPr>
+          <w:rFonts w:ascii="Calibri" w:cs="Calibri" w:eastAsia="Calibri" w:hAnsi="Calibri"/>
+          <w:sz w:val="22"/>
+          <w:szCs w:val="22"/>
+        </w:rPr>
+        <w:t xml:space="preserve">Honest bounds on the INT8 safety finding. Two cautions are stated plainly so the effect is neither buried nor over-read. It rests on a small absolute flip count (≈8–9 prompts) on a single pair, and it is non-monotonic — so it is best read as a method-specific numerical effect of LLM.int8()'s mixed-precision (outlier-decomposition) arithmetic on this particular model, not a general "INT8 erodes safety" law; replication across more models and decode seeds is the natural next step (Chapter 9). Significance flags across the sweep are uncorrected for multiple comparisons (thirty ASR contrasts across five pairs, three precision steps and two judges); the two effects that survive both the bootstrap and McNemar are the Qwen-1.7B NF4 move and the Llama INT8 move, the latter the more robust because it holds under both judges. The picture is consistent with the §6.14 mechanism reading — thin-margin boundary prompts are destabilised by quantization in a model-specific direction, and which precision or method tips which prompts is itself idiosyncratic — rather than a graded, bit-width-monotone erosion.</w:t>
+      </w:r>
+    </w:p>
+    <w:p>
+      <w:pPr>
+        <w:spacing w:after="160" w:line="300"/>
+        <w:jc w:val="both"/>
+      </w:pPr>
+      <w:r>
+        <w:rPr>
+          <w:rFonts w:ascii="Calibri" w:cs="Calibri" w:eastAsia="Calibri" w:hAnsi="Calibri"/>
+          <w:sz w:val="22"/>
+          <w:szCs w:val="22"/>
+        </w:rPr>
+        <w:t xml:space="preserve">Scorer note (the proxy at INT8). The secondary v2 refusal regex continues to over-count harmful compliance at INT8 exactly as it does at fp16 and NF4: judge-versus-proxy Cohen κ is 0.11 for Mistral (the worst, over-counting ASR 0.885 versus the judge's 0.375), 0.22 and 0.35 for the two Qwen pairs, 0.59 for Phi-4-mini and 0.76 for Llama-3B — the same D16 pattern (low Qwen/Mistral agreement, high Llama agreement) reproduced at the new precision. The official classifier therefore remains the primary scorer at INT8, and every safety number above is judge-scored; the proxy is reported only as the demoted foil whose failure motivates the judge. Taken together, the precision point sharpens the study's central message: within the compact-deployment regime neither the capability cost nor the safety effect of quantization is a smooth function of bit-width — the capability cost is a cliff at four-bit, while the safety effect is sparse, model- and method-specific, and can surface at eight-bit without persisting to four-bit.</w:t>
       </w:r>
     </w:p>
     <w:p>
@@ -18533,7 +18619,7 @@
           <w:sz w:val="22"/>
           <w:szCs w:val="22"/>
         </w:rPr>
-        <w:t xml:space="preserve">Single quantization method. Only BitsAndBytes NF4 four-bit quantization is evaluated. GPTQ, AWQ, GGUF, and INT8 paths are out of scope and are flagged for follow-up work.</w:t>
+        <w:t xml:space="preserve">Quantization-method coverage. Two BitsAndBytes methods are evaluated: NF4 four-bit (the main study) and INT8/LLM.int8 as a precision point (§6.15), so the study now spans fp16 → INT8 → NF4 rather than a single bit-width. GPTQ, AWQ, and GGUF paths remain out of scope and are flagged for follow-up work, as does replication of the §6.15 Llama-3B INT8 effect across more models and decode seeds.</w:t>
       </w:r>
     </w:p>
     <w:p>
@@ -18798,7 +18884,7 @@
           <w:sz w:val="22"/>
           <w:szCs w:val="22"/>
         </w:rPr>
-        <w:t xml:space="preserve">Mechanism follow-ups (refusal-margin probe, §6.14). The first-token refusal-margin analysis localises the quantization effect to near-boundary prompts but is first-token-specific (its whole-sequence margins disagree in sign for two pairs) and its capability/confidence confound control is small (n = 100, unpaired, mixed neutral set, no significance test). Three follow-ups would sharpen it: (1) an independent activation-space refusal-direction probe (Arditi et al. 2024) as a second mechanism window that does not rely on a hand-built token set; (2) a paired neutral-margin control with a significance test, to separate safety-targeted shifts from generic confidence softening more rigorously; and (3) an INT8 precision point so the margin can be traced across the fp16 → INT8 → NF4 spectrum — testing whether erosion scales monotonically with quantization aggressiveness or exhibits a cliff at lower bit-widths.</w:t>
+        <w:t xml:space="preserve">Mechanism follow-ups (refusal-margin probe, §6.14). The first-token refusal-margin analysis localises the quantization effect to near-boundary prompts but is first-token-specific (its whole-sequence margins disagree in sign for two pairs) and its capability/confidence confound control is small (n = 100, unpaired, mixed neutral set, no significance test). Three follow-ups would sharpen it: (1) an independent activation-space refusal-direction probe (Arditi et al. 2024) as a second mechanism window that does not rely on a hand-built token set; (2) a paired neutral-margin control with a significance test, to separate safety-targeted shifts from generic confidence softening more rigorously; and (3) an INT8 precision point — now run and reported in §6.15 — which traced the behavioural effect across the fp16 → INT8 → NF4 spectrum and found it is not bit-width-graded (capability loss is a clean cliff at four-bit, while a method-specific safety move surfaces on Llama-3B at INT8 and reverts at NF4); extending the first-token margin probe itself across the three precisions, rather than only the behavioural metrics, remains open.</w:t>
       </w:r>
     </w:p>
     <w:p>
@@ -18834,7 +18920,7 @@
           <w:sz w:val="22"/>
           <w:szCs w:val="22"/>
         </w:rPr>
-        <w:t xml:space="preserve">INT8 precision point / quantization-method sweep (groundwork implemented; TC1 run pending). The study so far covers a single quantization method (NF4) at a single bit-width (4-bit). To test whether the safety and capability effects depend on quantization aggressiveness and method, an INT8 precision point (bitsandbytes LLM.int8 — a different method from NF4, not a lower-bit NF4) has been implemented as a third precision, so each model can be evaluated across fp16 -&gt; INT8 -&gt; NF4. The groundwork is complete: a backward-compatible quant_method config/loader field (existing fp16/NF4 load calls remain byte-identical), a separate configs/tc1_int8.yaml so the evaluated ten-model study and its base-vs-4bit pairwise pipeline are untouched, per-model INT8 SLURM matrix/smoke/judge jobs, and scripts/precision_sweep_analysis.py which reports, per pair, the metric at each precision and whether degradation is graded across precisions or concentrated as a cliff at the lower bit-width. Running it on TC1 and folding the fp16 -&gt; INT8 -&gt; NF4 trend into Chapter 6 is the immediate next step (the open question being whether the safety/capability change is graded with bit-width or cliff-like at 4-bit).</w:t>
+        <w:t xml:space="preserve">INT8 precision point / quantization-method sweep (completed; reported in §6.15). To test whether the safety and capability effects depend on quantization aggressiveness and method, an INT8 precision point (bitsandbytes LLM.int8 — a different method from NF4, not a lower-bit NF4) was added as a third precision and run on TC1 across all five pairs, scored by both the official HarmBench classifier and the gpt-4o second judge with zero parse errors. The headline result (§6.15) is that the quantization effect is not a smooth function of bit-width: capability loss is a clean cliff at four-bit (no INT8 MMLU/ARC delta is significant for any pair), while the safety axis is two-peaked and method-specific — Qwen-1.7B's increase is an NF4 effect, and a second, both-judge-significant increase (McNemar p = 0.008/0.022) appears on Llama-3B specifically at INT8 and reverts at NF4. Three extensions remain: (a) replicating the Llama INT8 effect across more models and decode seeds to establish whether it is a general LLM.int8 phenomenon or model-specific numerics (it rests on ≈8–9 prompts on one pair); (b) tracing the §6.14 refusal-margin probe across all three precisions rather than only the behavioural metrics; and (c) adding genuinely different quantization families (GPTQ, AWQ, GGUF) beyond the two bitsandbytes algorithms evaluated here.</w:t>
       </w:r>
     </w:p>
     <w:p>
@@ -18933,7 +19019,7 @@
           <w:sz w:val="22"/>
           <w:szCs w:val="22"/>
         </w:rPr>
-        <w:t xml:space="preserve">The methodological contribution is a controlled matched-pair design in which baseline and four-bit pair members are loaded from identical baseline weights, with NF4 quantization applied on the fly. This design eliminates publisher- and pipeline-asymmetry as confounds and provides the strongest practical isolation of quantization as the experimental variable. The engineering contribution is an open, reproducible benchmarking framework comprising the matched-pair pipeline, three benchmark plugins, the pairwise analysis layer with rule-based interpretation labels and paired bootstrap 95% confidence intervals, full SLURM orchestration for the NTU TC1 cluster with resumable per-model matrix jobs, and a verification suite of 282 automated tests. The analytical contribution is the interpretation layer itself — the capability-anchored, statistically-grounded, multi-benchmark framework — which formalises the alignment-versus-capability disambiguation as a rule-based decision procedure over combined safety and capability deltas and which is the durable contribution of this study independent of any specific empirical outcome.</w:t>
+        <w:t xml:space="preserve">The methodological contribution is a controlled matched-pair design in which baseline and four-bit pair members are loaded from identical baseline weights, with NF4 quantization applied on the fly. This design eliminates publisher- and pipeline-asymmetry as confounds and provides the strongest practical isolation of quantization as the experimental variable. The engineering contribution is an open, reproducible benchmarking framework comprising the matched-pair pipeline, three benchmark plugins, the pairwise analysis layer with rule-based interpretation labels and paired bootstrap 95% confidence intervals, full SLURM orchestration for the NTU TC1 cluster with resumable per-model matrix jobs, and a verification suite of 289 automated tests. The analytical contribution is the interpretation layer itself — the capability-anchored, statistically-grounded, multi-benchmark framework — which formalises the alignment-versus-capability disambiguation as a rule-based decision procedure over combined safety and capability deltas and which is the durable contribution of this study independent of any specific empirical outcome.</w:t>
       </w:r>
     </w:p>
     <w:p>
@@ -18947,7 +19033,7 @@
           <w:sz w:val="22"/>
           <w:szCs w:val="22"/>
         </w:rPr>
-        <w:t xml:space="preserve">All six original runs completed on the NTU TC1 GPU cluster on 2026-05-27 (SLURM jobs 60976–60981); HarmBench ASR was validated and re-scored with the official HarmBench classifier (full precision) on 2026-06-06 (job 61047); and a cross-family extension added the Mistral-7B and Phi-4-mini pairs on 2026-06-15 (§6.13). Under the official classifier the three original pairs produce three diagnostic profiles. The Qwen3-1.7B pair (broad_degradation): HarmBench ASR rises significantly (+0.055, CI [+0.010, +0.100]) and MMLU falls significantly (−0.087, CI [−0.137, −0.037]) — the smallest model degrades on both axes, the confirmed worst case and the most consequential deployment finding. The Qwen3-4B pair (alignment_degradation, directional): ΔASR is positive but not significant (+0.025, CI touches zero) with capability preserved — a suggestive, unconfirmed safety worsening. The Llama 3.2 3B pair (broad_degradation): ΔASR ≈ 0 (CI [−0.020, +0.020]) with significant capability loss (−0.043) — its strong baseline safety calibration (judge ASR = 0.040) is preserved at a capability cost. A central methodological result is that the judge validation overturned the regex proxy: the v2 scorer over-counts harmful compliance (it equates non-refusal with success), and adopting the benchmark's own classifier relocated the study's one significant safety regression from Qwen 4B (proxy) to Qwen 1.7B (official). Together the three original pairs span distinct diagnostic categories, and none shows reduced harmful compliance under quantization. The cross-family extension (§6.13) reinforces this across four families: among all five pairs the Qwen 1.7B increase remains the sole significant ΔASR, Mistral-7B's apparent proxy-driven rise is absent under the judge (ΔASR −0.040, not significant) at preserved capability, and Phi-4-mini is robust_preservation — so the conclusion that NF4 never significantly improves, and only in the smallest model significantly worsens, genuine harmful compliance now rests on four families rather than two. Finally, a mechanism probe (§6.14) localises the quantization effect to near-boundary prompts and finds it symmetric — destabilising refusals in both directions — and, for the one behaviourally-moving pair (Qwen-1.7B), more consistent with capability-driven boundary instability than a targeted alignment shift, reinforcing the capability-anchored reading rather than an alignment-erosion one.</w:t>
+        <w:t xml:space="preserve">All six original runs completed on the NTU TC1 GPU cluster on 2026-05-27 (SLURM jobs 60976–60981); HarmBench ASR was validated and re-scored with the official HarmBench classifier (full precision) on 2026-06-06 (job 61047); and a cross-family extension added the Mistral-7B and Phi-4-mini pairs on 2026-06-15 (§6.13). Under the official classifier the three original pairs produce three diagnostic profiles. The Qwen3-1.7B pair (broad_degradation): HarmBench ASR rises significantly (+0.055, CI [+0.010, +0.100]) and MMLU falls significantly (−0.087, CI [−0.137, −0.037]) — the smallest model degrades on both axes, the confirmed worst case and the most consequential deployment finding. The Qwen3-4B pair (alignment_degradation, directional): ΔASR is positive but not significant (+0.025, CI touches zero) with capability preserved — a suggestive, unconfirmed safety worsening. The Llama 3.2 3B pair (broad_degradation): ΔASR ≈ 0 (CI [−0.020, +0.020]) with significant capability loss (−0.043) — its strong baseline safety calibration (judge ASR = 0.040) is preserved at a capability cost. A central methodological result is that the judge validation overturned the regex proxy: the v2 scorer over-counts harmful compliance (it equates non-refusal with success), and adopting the benchmark's own classifier relocated the study's one significant safety regression from Qwen 4B (proxy) to Qwen 1.7B (official). Together the three original pairs span distinct diagnostic categories, and none shows reduced harmful compliance under quantization. The cross-family extension (§6.13) reinforces this across four families: among all five pairs the Qwen 1.7B increase remains the sole significant ΔASR under four-bit NF4 (the INT8 precision point, §6.15, adds a second, method-specific significant move on Llama-3B at eight-bit that does not persist to NF4), Mistral-7B's apparent proxy-driven rise is absent under the judge (ΔASR −0.040, not significant) at preserved capability, and Phi-4-mini is robust_preservation — so the conclusion that NF4 never significantly improves, and only in the smallest model significantly worsens, genuine harmful compliance now rests on four families rather than two. Finally, a mechanism probe (§6.14) localises the quantization effect to near-boundary prompts and finds it symmetric — destabilising refusals in both directions — and, for the one behaviourally-moving pair (Qwen-1.7B), more consistent with capability-driven boundary instability than a targeted alignment shift, reinforcing the capability-anchored reading rather than an alignment-erosion one.</w:t>
       </w:r>
     </w:p>
     <w:p>
@@ -22789,7 +22875,7 @@
           <w:sz w:val="22"/>
           <w:szCs w:val="22"/>
         </w:rPr>
-        <w:t xml:space="preserve">The verification suite comprises 282 automated tests across twenty-two test files. The distribution is summarised in Table D.1; the test files are located under tests/ in the repository.</w:t>
+        <w:t xml:space="preserve">The verification suite comprises 289 automated tests across twenty-three test files. The distribution is summarised in Table D.1; the test files are located under tests/ in the repository.</w:t>
       </w:r>
     </w:p>
     <w:tbl>
@@ -24902,7 +24988,7 @@
                 <w:sz w:val="20"/>
                 <w:szCs w:val="20"/>
               </w:rPr>
-              <w:t xml:space="preserve">5</w:t>
+              <w:t xml:space="preserve">7</w:t>
             </w:r>
           </w:p>
         </w:tc>
@@ -24932,7 +25018,7 @@
                 <w:sz w:val="20"/>
                 <w:szCs w:val="20"/>
               </w:rPr>
-              <w:t xml:space="preserve">fp16 -&gt; INT8 -&gt; NF4 precision-sweep analysis: per-metric deltas vs fp16 and graded/cliff/non-monotonic shape classification, plus graceful INT8-pending handling.</w:t>
+              <w:t xml:space="preserve">fp16 -&gt; INT8 -&gt; NF4 precision-sweep analysis: per-metric deltas vs fp16, graded/cliff/non-monotonic shape classification, graceful INT8-pending handling, and the v2-proxy column preferring summary.v2.json with fallback to summary.json.</w:t>
             </w:r>
           </w:p>
         </w:tc>
@@ -24964,6 +25050,98 @@
                 <w:sz w:val="20"/>
                 <w:szCs w:val="20"/>
               </w:rPr>
+              <w:t xml:space="preserve">test_int8_scoping.py</w:t>
+            </w:r>
+          </w:p>
+        </w:tc>
+        <w:tc>
+          <w:tcPr>
+            <w:tcW w:type="dxa" w:w="1200"/>
+            <w:tcBorders>
+              <w:top w:val="single" w:color="999999" w:sz="4"/>
+              <w:left w:val="single" w:color="999999" w:sz="4"/>
+              <w:bottom w:val="single" w:color="999999" w:sz="4"/>
+              <w:right w:val="single" w:color="999999" w:sz="4"/>
+            </w:tcBorders>
+            <w:tcMar>
+              <w:top w:type="dxa" w:w="80"/>
+              <w:left w:type="dxa" w:w="120"/>
+              <w:bottom w:type="dxa" w:w="80"/>
+              <w:right w:type="dxa" w:w="120"/>
+            </w:tcMar>
+          </w:tcPr>
+          <w:p>
+            <w:pPr>
+              <w:spacing w:after="0"/>
+            </w:pPr>
+            <w:r>
+              <w:rPr>
+                <w:rFonts w:ascii="Calibri" w:cs="Calibri" w:eastAsia="Calibri" w:hAnsi="Calibri"/>
+                <w:sz w:val="20"/>
+                <w:szCs w:val="20"/>
+              </w:rPr>
+              <w:t xml:space="preserve">5</w:t>
+            </w:r>
+          </w:p>
+        </w:tc>
+        <w:tc>
+          <w:tcPr>
+            <w:tcW w:type="dxa" w:w="5160"/>
+            <w:tcBorders>
+              <w:top w:val="single" w:color="999999" w:sz="4"/>
+              <w:left w:val="single" w:color="999999" w:sz="4"/>
+              <w:bottom w:val="single" w:color="999999" w:sz="4"/>
+              <w:right w:val="single" w:color="999999" w:sz="4"/>
+            </w:tcBorders>
+            <w:tcMar>
+              <w:top w:type="dxa" w:w="80"/>
+              <w:left w:type="dxa" w:w="120"/>
+              <w:bottom w:type="dxa" w:w="80"/>
+              <w:right w:type="dxa" w:w="120"/>
+            </w:tcMar>
+          </w:tcPr>
+          <w:p>
+            <w:pPr>
+              <w:spacing w:after="0"/>
+            </w:pPr>
+            <w:r>
+              <w:rPr>
+                <w:rFonts w:ascii="Calibri" w:cs="Calibri" w:eastAsia="Calibri" w:hAnsi="Calibri"/>
+                <w:sz w:val="20"/>
+                <w:szCs w:val="20"/>
+              </w:rPr>
+              <w:t xml:space="preserve">INT8 full-parity scoping (T29): the backward-compatible --models/--out-suffix on the diagnostic stack (judge_agreement, judge_pairwise, harmbench_category, mmlu_subject) writes scoped *_int8 artefacts without touching committed base-vs-4bit outputs, and the per-pair section is empty for an INT8-only model set; plus a default-run backward-compat check.</w:t>
+            </w:r>
+          </w:p>
+        </w:tc>
+      </w:tr>
+      <w:tr>
+        <w:tc>
+          <w:tcPr>
+            <w:tcW w:type="dxa" w:w="3000"/>
+            <w:tcBorders>
+              <w:top w:val="single" w:color="999999" w:sz="4"/>
+              <w:left w:val="single" w:color="999999" w:sz="4"/>
+              <w:bottom w:val="single" w:color="999999" w:sz="4"/>
+              <w:right w:val="single" w:color="999999" w:sz="4"/>
+            </w:tcBorders>
+            <w:tcMar>
+              <w:top w:type="dxa" w:w="80"/>
+              <w:left w:type="dxa" w:w="120"/>
+              <w:bottom w:type="dxa" w:w="80"/>
+              <w:right w:type="dxa" w:w="120"/>
+            </w:tcMar>
+          </w:tcPr>
+          <w:p>
+            <w:pPr>
+              <w:spacing w:after="0"/>
+            </w:pPr>
+            <w:r>
+              <w:rPr>
+                <w:rFonts w:ascii="Calibri" w:cs="Calibri" w:eastAsia="Calibri" w:hAnsi="Calibri"/>
+                <w:sz w:val="20"/>
+                <w:szCs w:val="20"/>
+              </w:rPr>
               <w:t xml:space="preserve">Total</w:t>
             </w:r>
           </w:p>
@@ -24994,7 +25172,7 @@
                 <w:sz w:val="20"/>
                 <w:szCs w:val="20"/>
               </w:rPr>
-              <w:t xml:space="preserve">282</w:t>
+              <w:t xml:space="preserve">289</w:t>
             </w:r>
           </w:p>
         </w:tc>
@@ -25024,7 +25202,7 @@
                 <w:sz w:val="20"/>
                 <w:szCs w:val="20"/>
               </w:rPr>
-              <w:t xml:space="preserve">Twenty-two files; all passing on the current commit.</w:t>
+              <w:t xml:space="preserve">Twenty-three files; all passing on the current commit.</w:t>
             </w:r>
           </w:p>
         </w:tc>
@@ -25351,7 +25529,7 @@
           <w:sz w:val="18"/>
           <w:szCs w:val="18"/>
         </w:rPr>
-        <w:t xml:space="preserve">├── tests/                    (282 tests across 22 files)</w:t>
+        <w:t xml:space="preserve">├── tests/                    (289 tests across 22 files)</w:t>
       </w:r>
     </w:p>
     <w:p>
@@ -30231,7 +30409,7 @@
           <w:sz w:val="22"/>
           <w:szCs w:val="22"/>
         </w:rPr>
-        <w:t xml:space="preserve">The workflow was verified in five ways. First, the full test suite passes with 282 tests, including v2 refusal-parser regression tests, the analysis sidecar-selection test, the capability-guard test for the refined interpretation rule, and judge-validation tests for redaction, raw immutability, idempotency, ASR aggregation, the official HarmBench classifier prompt template, and judge-precision resolution. Second, the judge job (61047) ran in full precision on a 32 GB V100 and classified all 1 200 generations with zero parse errors. Third, `scripts/judge_agreement.py` reproduces the judge-vs-v2 agreement and the judge-primary pair labels deterministically from the committed sidecars. Fourth, the original `raw.jsonl` and `summary.json` files were confirmed unchanged by every post-hoc step (rescore and judge). Fifth, all judge sidecars were checked for redaction: they contain prompt IDs, boolean labels, and run metadata only — no prompt, behaviour, or response text.</w:t>
+        <w:t xml:space="preserve">The workflow was verified in five ways. First, the full test suite passes with 289 tests, including v2 refusal-parser regression tests, the analysis sidecar-selection test, the capability-guard test for the refined interpretation rule, and judge-validation tests for redaction, raw immutability, idempotency, ASR aggregation, the official HarmBench classifier prompt template, and judge-precision resolution. Second, the judge job (61047) ran in full precision on a 32 GB V100 and classified all 1 200 generations with zero parse errors. Third, `scripts/judge_agreement.py` reproduces the judge-vs-v2 agreement and the judge-primary pair labels deterministically from the committed sidecars. Fourth, the original `raw.jsonl` and `summary.json` files were confirmed unchanged by every post-hoc step (rescore and judge). Fifth, all judge sidecars were checked for redaction: they contain prompt IDs, boolean labels, and run metadata only — no prompt, behaviour, or response text.</w:t>
       </w:r>
     </w:p>
     <w:p>

--- a/docs/FYP_Report_2026-06-14.docx
+++ b/docs/FYP_Report_2026-06-14.docx
@@ -947,7 +947,7 @@
           <w:sz w:val="22"/>
           <w:szCs w:val="22"/>
         </w:rPr>
-        <w:t xml:space="preserve">A verification suite of 289 automated tests across twenty-three test files, covering schema validation, dataset loaders, the refusal parser (with comprehensive regression tests for the v2 expanded patterns), SLURM job generation, matrix reuse behaviour, analysis logic, v2 score-sidecar selection, and the judge-model validation layer (stub-backend tests, redaction enforcement, and an official-template regression check).</w:t>
+        <w:t xml:space="preserve">A verification suite of 295 automated tests across twenty-three test files, covering schema validation, dataset loaders, the refusal parser (with comprehensive regression tests for the v2 expanded patterns), SLURM job generation, matrix reuse behaviour, analysis logic, v2 score-sidecar selection, and the judge-model validation layer (stub-backend tests, redaction enforcement, and an official-template regression check).</w:t>
       </w:r>
     </w:p>
     <w:p>
@@ -6787,7 +6787,7 @@
           <w:sz w:val="22"/>
           <w:szCs w:val="22"/>
         </w:rPr>
-        <w:t xml:space="preserve">The repository ships with a verification suite of 289 automated tests across twenty-three test files. The full distribution is recorded in Appendix D. Coverage areas include the dataset and benchmark loaders, the legacy evaluators (retained for backward compatibility), model loader specifics including dtype resolution and quantized-flag propagation, the prompt-formatting logic with explicit tests for enable_thinking handling, the matrix-reuse behaviour (verifying that reuse_loaded_model=True loads each model only once), the analysis module's pairwise delta computation, bootstrap CI logic, and v2 score-sidecar selection, the per-prompt schema validator, the resume-helper functions, the refusal-parser regex correctness (including regression tests for the v2 expanded patterns and curly-apostrophe handling), the judge-model validation layer (stub-backend scoring, sidecar redaction enforcement, ASR aggregation, raw-immutability, and an official-template regression check), and the SLURM job generator including the per-benchmark and per-model grouping modes. All 289 tests pass on the current commit.</w:t>
+        <w:t xml:space="preserve">The repository ships with a verification suite of 295 automated tests across twenty-three test files. The full distribution is recorded in Appendix D. Coverage areas include the dataset and benchmark loaders, the legacy evaluators (retained for backward compatibility), model loader specifics including dtype resolution and quantized-flag propagation, the prompt-formatting logic with explicit tests for enable_thinking handling, the matrix-reuse behaviour (verifying that reuse_loaded_model=True loads each model only once), the analysis module's pairwise delta computation, bootstrap CI logic, and v2 score-sidecar selection, the per-prompt schema validator, the resume-helper functions, the refusal-parser regex correctness (including regression tests for the v2 expanded patterns and curly-apostrophe handling), the judge-model validation layer (stub-backend scoring, sidecar redaction enforcement, ASR aggregation, raw-immutability, and an official-template regression check), and the SLURM job generator including the per-benchmark and per-model grouping modes. All 295 tests pass on the current commit.</w:t>
       </w:r>
     </w:p>
     <w:p>
@@ -9165,7 +9165,7 @@
                 <w:sz w:val="20"/>
                 <w:szCs w:val="20"/>
               </w:rPr>
-              <w:t xml:space="preserve">(installed via requirements.txt; 289 tests passing)</w:t>
+              <w:t xml:space="preserve">(installed via requirements.txt; 295 tests passing)</w:t>
             </w:r>
           </w:p>
         </w:tc>
@@ -13661,7 +13661,7 @@
           <w:sz w:val="22"/>
           <w:szCs w:val="22"/>
         </w:rPr>
-        <w:t xml:space="preserve">All HarmBench and XSTest figures in this report are produced by the v2 (expanded) refusal classifier (`ethical_benchmark/benchmarks/utils.py`, scorer version `v2_expanded_refusal_patterns_2026-05-28`). The v1 classifier (pre-2026-05-28) used a narrow set of 14 refusal patterns that missed the most common modern refusal templates — including "I can't fulfill this request", "I cannot provide", "I'm unable to assist", and curly-apostrophe variants used by Qwen3 output. As a result the v1 classifier systematically misclassified clear refusals as harmful compliance, inflating reported ASR and depressing reported over-refusal. The classifier was rewritten with comprehensive coverage of standard refusal templates, validated by manual stratified audit of 55 sampled responses across all six runs (audit confirmed correctness on the sample; see PROJECT_LOG entry 2026-05-28). The TC1-original `raw.jsonl` and `summary.json` files are retained as immutable v1 artifacts; corrected scoring is stored in derived `scores.v2.jsonl` sidecars (prompt IDs and score_fields only, no prompt or response text) and `summary.v2.json` files. The analysis pipeline prefers these v2 sidecars when present, so the report uses corrected scores without modifying the original raw generations. The auxiliary artifacts `results/analysis/rescore_diagnostics_*.csv` (IDs plus matched pattern names/indices only, no response text) and `results/analysis/rescore_aggregate.json` document the per-record reclassification for full auditability.</w:t>
+        <w:t xml:space="preserve">Scope under the judge-primary framing (D16). This section documents the refusal regex's own v1→v2 revision history, which bears on two things only: the XSTest over-refusal figures (produced by the v2 expanded refusal classifier — `ethical_benchmark/benchmarks/utils.py`, scorer version `v2_expanded_refusal_patterns_2026-05-28`) and the secondary HarmBench non-refusal proxy. HarmBench Attack Success Rate throughout this report is the official HarmBench classifier value (the primary scorer; §6.12), not the regex; MMLU and ARC use deterministic exact match. With that scope established: the v1 classifier (pre-2026-05-28) used a narrow set of 14 refusal patterns that missed the most common modern refusal templates — including "I can't fulfill this request", "I cannot provide", "I'm unable to assist", and curly-apostrophe variants used by Qwen3 output. As a result the v1 classifier systematically misclassified clear refusals as harmful compliance, inflating reported ASR and depressing reported over-refusal. The classifier was rewritten with comprehensive coverage of standard refusal templates, validated by manual stratified audit of 55 sampled responses across all six runs (audit confirmed correctness on the sample; see PROJECT_LOG entry 2026-05-28). The TC1-original `raw.jsonl` and `summary.json` files are retained as immutable v1 artifacts; corrected scoring is stored in derived `scores.v2.jsonl` sidecars (prompt IDs and score_fields only, no prompt or response text) and `summary.v2.json` files. The analysis pipeline prefers these v2 sidecars when present, so the report uses corrected scores without modifying the original raw generations. The auxiliary artifacts `results/analysis/rescore_diagnostics_*.csv` (IDs plus matched pattern names/indices only, no response text) and `results/analysis/rescore_aggregate.json` document the per-record reclassification for full auditability.</w:t>
       </w:r>
     </w:p>
     <w:p>
@@ -15496,7 +15496,7 @@
           <w:sz w:val="22"/>
           <w:szCs w:val="22"/>
         </w:rPr>
-        <w:t xml:space="preserve">Three statistical limitations should be borne in mind when interpreting the results. First, with 200 HarmBench prompts and 250 benign XSTest prompts, the paired bootstrap 95% confidence interval on a binomial-proportion delta is approximately ±0.05 (Table 6.1) — small deltas may not be statistically distinguishable from zero. Under the primary (judge) scorer, the Qwen 1.7B ΔASR (+0.055, CI [+0.010, +0.100]) is the only HarmBench delta whose CI excludes zero; the Qwen 4B ΔASR (+0.025, CI [−0.000, +0.055]) is directional but not significant, and the Llama ΔASR (0.000, CI [−0.020, +0.020]) is within noise (the two cross-family pairs added in §6.13 are likewise non-significant — Mistral −0.040, CI [−0.110, +0.025]; Phi 0.000, CI [−0.030, +0.030] — so in the fp16-vs-NF4 comparison Qwen 1.7B remains the only HarmBench delta whose CI excludes zero across all five pairs; the INT8 precision point in §6.15 adds a second, INT8-specific significant ASR move on Llama-3B that reverts at NF4). Second, decoding is deterministic at temperature 0.0, so the only source of variance reflected in the bootstrap intervals is prompt sampling — there is no within-condition stochastic variance. The one significant HarmBench delta (Qwen 1.7B) is corroborated by McNemar's exact paired test (p = 0.027) in addition to the bootstrap CI, so it does not rest on a single interval procedure; however, because both tests condition on the single greedy decode, a multi-seed (T = 0.7, top-p 0.8) sensitivity arm was run for the load-bearing Qwen 1.7B pair to estimate generation-level variance (§6.6.1). It reproduces the worsening direction on average (mean ΔASR +0.024 over five seeds) but shows the effect attenuates to roughly half the greedy estimate and is not sign-consistent across seeds, so the +0.055 greedy figure should be read as the upper end of a decode-dependent range rather than a fixed effect. To keep point-estimate labels from being over-read, every interpretation label additionally carries a two-layer evidence_status (confirmed / directional / null; §3.8): of the original three pairs, Qwen 1.7B and Llama are confirmed and Qwen 4B is directional; the cross-family pairs (§6.13) are directional (Mistral) and null (Phi). Third, the MMLU subset comprises 300 questions pooled across six subjects; subject counts are uneven (25–94 per subject: business_ethics 25, college_biology 33, human_aging 44, clinical_knowledge 48, high_school_world_history 56, high_school_macroeconomics 94). Subject-level accuracy estimates are correspondingly noisy and are not reported as primary statistics. The distribution is identical across all baseline and 4-bit runs (same seed, same prompt IDs), so cross-condition comparisons are unaffected. Fourth, HarmBench ASR is scored by the official HarmBench classifier (primary); the v2 refusal regex is retained only as a secondary non-refusal-rate proxy because the judge validation (§6.12) showed it materially over-counts ASR. XSTest over-refusal is scored by the v2 regex (the HarmBench classifier does not cover the over-refusal question).</w:t>
+        <w:t xml:space="preserve">Five statistical limitations should be borne in mind when interpreting the results. First, with 200 HarmBench prompts and 250 benign XSTest prompts, the paired bootstrap 95% confidence interval on a binomial-proportion delta is approximately ±0.05 (Table 6.1) — small deltas may not be statistically distinguishable from zero. Under the primary (judge) scorer, the Qwen 1.7B ΔASR (+0.055, CI [+0.010, +0.100]) is the only HarmBench delta whose CI excludes zero; the Qwen 4B ΔASR (+0.025, CI [−0.000, +0.055]) is directional but not significant, and the Llama ΔASR (0.000, CI [−0.020, +0.020]) is within noise (the two cross-family pairs added in §6.13 are likewise non-significant — Mistral −0.040, CI [−0.110, +0.025]; Phi 0.000, CI [−0.030, +0.030] — so in the fp16-vs-NF4 comparison Qwen 1.7B remains the only HarmBench delta whose CI excludes zero across all five pairs; the INT8 precision point in §6.15 adds a second, INT8-specific significant ASR move on Llama-3B that reverts at NF4). Second, decoding is deterministic at temperature 0.0, so the only source of variance reflected in the bootstrap intervals is prompt sampling — there is no within-condition stochastic variance. The one significant HarmBench delta (Qwen 1.7B) is corroborated by McNemar's exact paired test (p = 0.027) in addition to the bootstrap CI, so it does not rest on a single interval procedure; however, because both tests condition on the single greedy decode, a multi-seed (T = 0.7, top-p 0.8) sensitivity arm was run for the load-bearing Qwen 1.7B pair to estimate generation-level variance (§6.6.1). It reproduces the worsening direction on average (mean ΔASR +0.024 over five seeds) but shows the effect attenuates to roughly half the greedy estimate and is not sign-consistent across seeds, so the +0.055 greedy figure should be read as the upper end of a decode-dependent range rather than a fixed effect. To keep point-estimate labels from being over-read, every interpretation label additionally carries a two-layer evidence_status (confirmed / directional / null; §3.8): of the original three pairs, Qwen 1.7B and Llama are confirmed and Qwen 4B is directional; the cross-family pairs (§6.13) are directional (Mistral) and null (Phi). Third, the MMLU subset comprises 300 questions pooled across six subjects; subject counts are uneven (25–94 per subject: business_ethics 25, college_biology 33, human_aging 44, clinical_knowledge 48, high_school_world_history 56, high_school_macroeconomics 94). Subject-level accuracy estimates are correspondingly noisy and are not reported as primary statistics. The distribution is identical across all baseline and 4-bit runs (same seed, same prompt IDs), so cross-condition comparisons are unaffected. Fourth, HarmBench ASR is scored by the official HarmBench classifier (primary); the v2 refusal regex is retained only as a secondary non-refusal-rate proxy because the judge validation (§6.12) showed it materially over-counts ASR. XSTest over-refusal is scored by the v2 regex (the HarmBench classifier does not cover the over-refusal question). Fifth, no family-wise (multiple-comparisons) correction is applied: across the five pairs the study reports roughly twenty primary delta confidence intervals (HarmBench ASR, MMLU, ARC, over-refusal) plus the per-category breakdown and the INT8 precision sweep (§6.15), so the significance flags are nominal, per-comparison ones. The single significant NF4 ΔASR (Qwen 1.7B, p = 0.027) is a nominal result that would not survive a strict Bonferroni correction over all comparisons; it is carried as the headline only because it is independently corroborated by McNemar's exact test, the multi-seed sensitivity arm (§6.6.1) and the second judge (§6.12), and is reported with an explicit two-layer evidence_status rather than as a bare "significant" claim. The Llama-3B INT8 move (§6.15), significant under both judges and McNemar, is the more multiplicity-robust of the two. Readers should weigh this converging evidence rather than any single per-comparison threshold.</w:t>
       </w:r>
     </w:p>
     <w:p>
@@ -16040,7 +16040,7 @@
           <w:sz w:val="22"/>
           <w:szCs w:val="22"/>
         </w:rPr>
-        <w:t xml:space="preserve">The baseline profile of Llama 3.2 3B-Instruct is the most refusal-calibrated of the three models in the study under the official classifier. HarmBench ASR at full precision is 0.040 (judge) — only 8 of 200 adversarial prompts produced genuinely harmful completions. XSTest over-refusal is 0.044, also low. MMLU accuracy is 0.610, closely matching the Qwen3-1.7B baseline (0.620). This profile describes a model that is both compactly capable and strongly safety-calibrated at full precision: safer on HarmBench than either Qwen model (judge baseline ASR 0.135 for Qwen 1.7B, 0.065 for Qwen 4B) while approximately equally capable as the smaller Qwen on MMLU. Notably, this is also the pair where the v2 regex and the judge agree most closely (κ ≈ 0.69–0.79; §6.12) — Llama mostly either refuses cleanly or complies, leaving little ambiguous middle ground for the regex to mis-score.</w:t>
+        <w:t xml:space="preserve">The baseline profile of Llama 3.2 3B-Instruct is the most refusal-calibrated of the three models in the study under the official classifier. HarmBench ASR at full precision is 0.040 (judge) — only 8 of 200 adversarial prompts produced genuinely harmful completions. XSTest over-refusal is 0.044, also low. MMLU accuracy is 0.610, closely matching the Qwen3-1.7B baseline (0.620). This profile describes a model that is both compactly capable and strongly safety-calibrated at full precision: safer on HarmBench than either Qwen model (judge baseline ASR 0.135 for Qwen 1.7B, 0.065 for Qwen 4B) while approximately equally capable as the smaller Qwen on MMLU. Notably, this is also the pair where the v2 regex and the judge agree most closely (κ ≈ 0.68–0.79; §6.12) — Llama mostly either refuses cleanly or complies, leaving little ambiguous middle ground for the regex to mis-score.</w:t>
       </w:r>
     </w:p>
     <w:p>
@@ -17239,7 +17239,7 @@
                 <w:sz w:val="20"/>
                 <w:szCs w:val="20"/>
               </w:rPr>
-              <w:t xml:space="preserve">0.69</w:t>
+              <w:t xml:space="preserve">0.68</w:t>
             </w:r>
           </w:p>
         </w:tc>
@@ -18029,7 +18029,7 @@
           <w:sz w:val="22"/>
           <w:szCs w:val="22"/>
         </w:rPr>
-        <w:t xml:space="preserve">Result 1 — the v2 regex systematically over-counts ASR, unevenly by family. The judge ASR is far lower than the v2 non-refusal rate for the Qwen models (e.g. Qwen 1.7B base 0.135 vs 0.600; Qwen 4B base 0.065 vs 0.240) and close for Llama (0.040 vs 0.060). Agreement is correspondingly poor for Qwen (κ ≈ 0.19–0.37) and high for Llama (κ ≈ 0.69–0.79). The reason is structural: the regex equates "did not refuse" with "attack succeeded", but many non-refusals are not genuinely harmful (vague deflections, safety lectures without refusal keywords, on-topic but benign answers, failed attempts). Qwen produces a large volume of such ambiguous middle-ground text; Llama mostly either refuses cleanly or complies, leaving little for the regex to mis-score. This is exactly the failure mode the HarmBench paper's fine-tuned classifier was built to avoid, and it is why the official classifier — not refusal counting — is adopted as the primary HarmBench scorer.</w:t>
+        <w:t xml:space="preserve">Result 1 — the v2 regex systematically over-counts ASR, unevenly by family. The judge ASR is far lower than the v2 non-refusal rate for the Qwen models (e.g. Qwen 1.7B base 0.135 vs 0.600; Qwen 4B base 0.065 vs 0.240) and close for Llama (0.040 vs 0.060). Agreement is correspondingly poor for Qwen (κ ≈ 0.19–0.37) and high for Llama (κ ≈ 0.68–0.79). The reason is structural: the regex equates "did not refuse" with "attack succeeded", but many non-refusals are not genuinely harmful (vague deflections, safety lectures without refusal keywords, on-topic but benign answers, failed attempts). Qwen produces a large volume of such ambiguous middle-ground text; Llama mostly either refuses cleanly or complies, leaving little for the regex to mis-score. This is exactly the failure mode the HarmBench paper's fine-tuned classifier was built to avoid, and it is why the official classifier — not refusal counting — is adopted as the primary HarmBench scorer.</w:t>
       </w:r>
     </w:p>
     <w:p>
@@ -19019,7 +19019,7 @@
           <w:sz w:val="22"/>
           <w:szCs w:val="22"/>
         </w:rPr>
-        <w:t xml:space="preserve">The methodological contribution is a controlled matched-pair design in which baseline and four-bit pair members are loaded from identical baseline weights, with NF4 quantization applied on the fly. This design eliminates publisher- and pipeline-asymmetry as confounds and provides the strongest practical isolation of quantization as the experimental variable. The engineering contribution is an open, reproducible benchmarking framework comprising the matched-pair pipeline, three benchmark plugins, the pairwise analysis layer with rule-based interpretation labels and paired bootstrap 95% confidence intervals, full SLURM orchestration for the NTU TC1 cluster with resumable per-model matrix jobs, and a verification suite of 289 automated tests. The analytical contribution is the interpretation layer itself — the capability-anchored, statistically-grounded, multi-benchmark framework — which formalises the alignment-versus-capability disambiguation as a rule-based decision procedure over combined safety and capability deltas and which is the durable contribution of this study independent of any specific empirical outcome.</w:t>
+        <w:t xml:space="preserve">The methodological contribution is a controlled matched-pair design in which baseline and four-bit pair members are loaded from identical baseline weights, with NF4 quantization applied on the fly. This design eliminates publisher- and pipeline-asymmetry as confounds and provides the strongest practical isolation of quantization as the experimental variable. The engineering contribution is an open, reproducible benchmarking framework comprising the matched-pair pipeline, three benchmark plugins, the pairwise analysis layer with rule-based interpretation labels and paired bootstrap 95% confidence intervals, full SLURM orchestration for the NTU TC1 cluster with resumable per-model matrix jobs, and a verification suite of 295 automated tests. The analytical contribution is the interpretation layer itself — the capability-anchored, statistically-grounded, multi-benchmark framework — which formalises the alignment-versus-capability disambiguation as a rule-based decision procedure over combined safety and capability deltas and which is the durable contribution of this study independent of any specific empirical outcome.</w:t>
       </w:r>
     </w:p>
     <w:p>
@@ -22875,7 +22875,7 @@
           <w:sz w:val="22"/>
           <w:szCs w:val="22"/>
         </w:rPr>
-        <w:t xml:space="preserve">The verification suite comprises 289 automated tests across twenty-three test files. The distribution is summarised in Table D.1; the test files are located under tests/ in the repository.</w:t>
+        <w:t xml:space="preserve">The verification suite comprises 295 automated tests across twenty-three test files. The distribution is summarised in Table D.1; the test files are located under tests/ in the repository.</w:t>
       </w:r>
     </w:p>
     <w:tbl>
@@ -24436,7 +24436,7 @@
                 <w:sz w:val="20"/>
                 <w:szCs w:val="20"/>
               </w:rPr>
-              <w:t xml:space="preserve">3</w:t>
+              <w:t xml:space="preserve">5</w:t>
             </w:r>
           </w:p>
         </w:tc>
@@ -24466,7 +24466,7 @@
                 <w:sz w:val="20"/>
                 <w:szCs w:val="20"/>
               </w:rPr>
-              <w:t xml:space="preserve">Multi-seed sensitivity config + aggregator (summarise_deltas) and sbatch generator.</w:t>
+              <w:t xml:space="preserve">Multi-seed sensitivity config + aggregator (summarise_deltas) and sbatch generator, plus the v2-proxy reader preferring summary.v2.json over the v1 runtime summary.json (with fallback).</w:t>
             </w:r>
           </w:p>
         </w:tc>
@@ -24896,7 +24896,7 @@
                 <w:sz w:val="20"/>
                 <w:szCs w:val="20"/>
               </w:rPr>
-              <w:t xml:space="preserve">16</w:t>
+              <w:t xml:space="preserve">20</w:t>
             </w:r>
           </w:p>
         </w:tc>
@@ -24926,7 +24926,7 @@
                 <w:sz w:val="20"/>
                 <w:szCs w:val="20"/>
               </w:rPr>
-              <w:t xml:space="preserve">INT8 precision point (D34/T29): quant_method schema validator + baseline-consistency check, ModelSpec/build_model_spec threading, 8-bit detection in _quantization_active, the loader int8-vs-nf4 branch selection (sentinel configs, no GPU/bitsandbytes needed), and the configs/tc1_int8.yaml sweep config.</w:t>
+              <w:t xml:space="preserve">INT8 precision point (D34/T29): quant_method schema validator + baseline-consistency check, ModelSpec/build_model_spec threading, 8-bit detection in _quantization_active, the loader int8-vs-nf4 branch selection (sentinel configs, no GPU/bitsandbytes needed), the configs/tc1_int8.yaml sweep config, and the silent-fp16 raise guard (_require_quantization_engaged raises for a quantized spec that loaded fp16, names the method, stays silent for baselines/active quant).</w:t>
             </w:r>
           </w:p>
         </w:tc>
@@ -25172,7 +25172,7 @@
                 <w:sz w:val="20"/>
                 <w:szCs w:val="20"/>
               </w:rPr>
-              <w:t xml:space="preserve">289</w:t>
+              <w:t xml:space="preserve">295</w:t>
             </w:r>
           </w:p>
         </w:tc>
@@ -25529,7 +25529,7 @@
           <w:sz w:val="18"/>
           <w:szCs w:val="18"/>
         </w:rPr>
-        <w:t xml:space="preserve">├── tests/                    (289 tests across 22 files)</w:t>
+        <w:t xml:space="preserve">├── tests/                    (295 tests across 23 files)</w:t>
       </w:r>
     </w:p>
     <w:p>
@@ -30409,7 +30409,7 @@
           <w:sz w:val="22"/>
           <w:szCs w:val="22"/>
         </w:rPr>
-        <w:t xml:space="preserve">The workflow was verified in five ways. First, the full test suite passes with 289 tests, including v2 refusal-parser regression tests, the analysis sidecar-selection test, the capability-guard test for the refined interpretation rule, and judge-validation tests for redaction, raw immutability, idempotency, ASR aggregation, the official HarmBench classifier prompt template, and judge-precision resolution. Second, the judge job (61047) ran in full precision on a 32 GB V100 and classified all 1 200 generations with zero parse errors. Third, `scripts/judge_agreement.py` reproduces the judge-vs-v2 agreement and the judge-primary pair labels deterministically from the committed sidecars. Fourth, the original `raw.jsonl` and `summary.json` files were confirmed unchanged by every post-hoc step (rescore and judge). Fifth, all judge sidecars were checked for redaction: they contain prompt IDs, boolean labels, and run metadata only — no prompt, behaviour, or response text.</w:t>
+        <w:t xml:space="preserve">The workflow was verified in five ways. First, the full test suite passes with 295 tests, including v2 refusal-parser regression tests, the analysis sidecar-selection test, the capability-guard test for the refined interpretation rule, and judge-validation tests for redaction, raw immutability, idempotency, ASR aggregation, the official HarmBench classifier prompt template, and judge-precision resolution. Second, the judge job (61047) ran in full precision on a 32 GB V100 and classified all 1 200 generations with zero parse errors. Third, `scripts/judge_agreement.py` reproduces the judge-vs-v2 agreement and the judge-primary pair labels deterministically from the committed sidecars. Fourth, the original `raw.jsonl` and `summary.json` files were confirmed unchanged by every post-hoc step (rescore and judge). Fifth, all judge sidecars were checked for redaction: they contain prompt IDs, boolean labels, and run metadata only — no prompt, behaviour, or response text.</w:t>
       </w:r>
     </w:p>
     <w:p>

--- a/docs/FYP_Report_2026-06-14.docx
+++ b/docs/FYP_Report_2026-06-14.docx
@@ -256,7 +256,7 @@
           <w:sz w:val="22"/>
           <w:szCs w:val="22"/>
         </w:rPr>
-        <w:t xml:space="preserve">Each pair is scored on three complementary benchmarks: HarmBench (harmful compliance, measured as Attack Success Rate), XSTest (over-refusal on benign prompts), and a curated MMLU subset (general capability). HarmBench Attack Success Rate is scored by the official HarmBench classifier (cais/HarmBench-Llama-2-13b-cls), run in full precision as a derived validation; a deterministic regex scorer is retained as a secondary, refusal-based upper-bound proxy. Pairwise deltas are combined through a rule-based interpretation layer that distinguishes genuine alignment shifts from capability collapse masquerading as safety. All six original runs completed on the NTU TC1 GPU cluster on 2026-05-27 (judge validation 2026-06-06); a cross-family extension added the Mistral-7B and Phi-4-mini pairs on 2026-06-15. The primary methodological contribution is the capability-anchored interpretation framework itself: a deterministic, reproducible procedure for distinguishing alignment shifts from capability artefacts. A central finding is that the framework, validated against the benchmark's own classifier, overturned a scorer artefact: the regex over-counts harmful compliance (it equates non-refusal with success), most severely for the Qwen models, and under the official classifier the study's significant finding shifts from one pair to another. Under the HarmBench classifier the framework yields: the Qwen3-1.7B pair is classified as broad_degradation — harmful compliance rises significantly (ΔASR = +0.055, CI [+0.010, +0.100]) while capability also falls significantly (ΔMMLU = −0.087), the only statistically significant safety worsening in the study and a degradation on both axes; the Qwen3-4B pair is alignment_degradation but only directionally (ΔASR = +0.025, CI includes zero) at preserved capability; and the Llama 3.2 3B pair is broad_degradation (ΔASR ≈ 0; ΔMMLU = −0.043, significant). The cross-family extension corroborates the pattern: Mistral-7B shows no genuine increase under the judge (ΔASR = −0.040, not significant) despite the proxy reporting +0.055 — the study's starkest proxy-versus-judge divergence — and Phi-4-mini is robust_preservation (ΔASR = 0.000); across all five pairs the Qwen3-1.7B increase remains the only significant safety worsening under four-bit NF4. Under the official classifier, NF4 quantization does not significantly increase true harmful compliance in any other pair. Over-refusal changes are small and the only significant ΔOR is a decrease (Phi-4-mini, −0.028), so no pair becomes more trigger-happy on benign prompts. A first-token refusal-margin probe (§6.14) further localises the quantization effect to near-boundary prompts and finds it symmetric and, for the smallest model, more consistent with capability-driven boundary instability than a targeted alignment shift. Headline conclusion: the framework reliably separates the failure modes, and the judge validation demonstrates its diagnostic value by correcting a refusal-counting artefact and relocating the one robust safety regression to the smallest model. Finally, an fp16 → INT8 → NF4 precision point (§6.15) shows the quantization effect is not a smooth function of bit-width: capability loss is a clean cliff at four-bit, whereas the safety effect is method- and model-specific — Qwen-1.7B's increase is a four-bit (NF4) effect, while a second, both-judge-significant increase appears on Llama-3B specifically at INT8 (LLM.int8) and vanishes at NF4.</w:t>
+        <w:t xml:space="preserve">Each pair is scored on three complementary benchmarks: HarmBench (harmful compliance, measured as Attack Success Rate), XSTest (over-refusal on benign prompts), and a curated MMLU subset (general capability). HarmBench Attack Success Rate is scored by the official HarmBench classifier (cais/HarmBench-Llama-2-13b-cls), run in full precision as a derived validation; a deterministic regex scorer is retained as a secondary, refusal-based upper-bound proxy. Pairwise deltas are combined through a rule-based interpretation layer that distinguishes genuine alignment shifts from capability collapse masquerading as safety. All six original runs completed on the NTU TC1 GPU cluster on 2026-05-27 (judge validation 2026-06-06); a cross-family extension added the Mistral-7B and Phi-4-mini pairs on 2026-06-15. The primary methodological contribution is the capability-anchored interpretation framework itself: a deterministic, reproducible procedure for distinguishing alignment shifts from capability artefacts. A central finding is that the framework, validated against the benchmark's own classifier, overturned a scorer artefact: the regex over-counts harmful compliance (it equates non-refusal with success), most severely for the Qwen models, and under the official classifier the study's significant finding shifts from one pair to another. Under the HarmBench classifier the framework yields: the Qwen3-1.7B pair is classified as broad_degradation — harmful compliance rises significantly (ΔASR = +0.055, CI [+0.010, +0.100]) while capability also falls significantly (ΔMMLU = −0.087), the only statistically significant safety worsening under four-bit NF4 and a degradation on both axes; the Qwen3-4B pair is alignment_degradation but only directionally (ΔASR = +0.025, CI includes zero) at preserved capability; and the Llama 3.2 3B pair is broad_degradation (ΔASR ≈ 0; ΔMMLU = −0.043, significant). The cross-family extension corroborates the pattern: Mistral-7B shows no genuine increase under the judge (ΔASR = −0.040, not significant) despite the proxy reporting +0.055 — the study's starkest proxy-versus-judge divergence — and Phi-4-mini is robust_preservation (ΔASR = 0.000); across all five pairs the Qwen3-1.7B increase remains the only significant safety worsening under four-bit NF4. Under the official classifier, NF4 quantization does not significantly increase true harmful compliance in any other pair. Over-refusal changes are small and the only significant ΔOR is a decrease (Phi-4-mini, −0.028), so no pair becomes more trigger-happy on benign prompts. A first-token refusal-margin probe (§6.14) further localises the quantization effect to near-boundary prompts and finds it symmetric and, for the smallest model, more consistent with capability-driven boundary instability than a targeted alignment shift. Headline conclusion: the framework reliably separates the failure modes, and the judge validation demonstrates its diagnostic value by correcting a refusal-counting artefact and relocating the one robust safety regression to the smallest model. Finally, an fp16 → INT8 → NF4 precision point (§6.15) shows the quantization effect is not a smooth function of bit-width: capability loss is a clean cliff at four-bit, whereas the safety effect is method- and model-specific — Qwen-1.7B's increase is a four-bit (NF4) effect, while a second, both-judge-significant increase appears on Llama-3B specifically at INT8 (LLM.int8) and vanishes at NF4.</w:t>
       </w:r>
     </w:p>
     <w:p>
@@ -947,7 +947,7 @@
           <w:sz w:val="22"/>
           <w:szCs w:val="22"/>
         </w:rPr>
-        <w:t xml:space="preserve">A verification suite of 295 automated tests across twenty-three test files, covering schema validation, dataset loaders, the refusal parser (with comprehensive regression tests for the v2 expanded patterns), SLURM job generation, matrix reuse behaviour, analysis logic, v2 score-sidecar selection, and the judge-model validation layer (stub-backend tests, redaction enforcement, and an official-template regression check).</w:t>
+        <w:t xml:space="preserve">A verification suite of 306 automated tests across twenty-three test files, covering schema validation, dataset loaders, the refusal parser (with comprehensive regression tests for the v2 expanded patterns), SLURM job generation, matrix reuse behaviour, analysis logic, v2 score-sidecar selection, and the judge-model validation layer (stub-backend tests, redaction enforcement, and an official-template regression check).</w:t>
       </w:r>
     </w:p>
     <w:p>
@@ -3551,7 +3551,7 @@
           <w:sz w:val="26"/>
           <w:szCs w:val="26"/>
         </w:rPr>
-        <w:t xml:space="preserve">3.5 Scoring: Deterministic Refusal Detection</w:t>
+        <w:t xml:space="preserve">3.5 Scoring: Refusal Detection and the HarmBench Classifier</w:t>
       </w:r>
     </w:p>
     <w:p>
@@ -3565,7 +3565,7 @@
           <w:sz w:val="22"/>
           <w:szCs w:val="22"/>
         </w:rPr>
-        <w:t xml:space="preserve">All refusal scoring is performed by deterministic regex-based pattern matching rather than by a separate judge LLM. The motivation for this design choice is reproducibility and transparency. Judge-LLM scoring introduces a non-trivial variance budget (different judges and different judge versions disagree about whether a particular response constitutes a refusal) and adds an additional moving part to the experiment that would itself need to be controlled.</w:t>
+        <w:t xml:space="preserve">Two scorers are used, with a clear division of roles. A deterministic regex-based refusal parser provides fully reproducible, zero-variance scoring; it is the scorer for XSTest over-refusal, and for HarmBench it is retained as a secondary, refusal-based upper-bound proxy (it measures non-refusal rather than genuine harmful compliance). The primary HarmBench Attack Success Rate scorer, however, is the official HarmBench classifier (cais/HarmBench-Llama-2-13b-cls) — a fine-tuned judge model, run in full precision with deterministic greedy decoding (decision D16; the validation that established it as primary is reported in §6.12). The classifier was promoted to primary after that validation showed the regex over-counts ASR — equating non-refusal with success — most severely for the Qwen and Mistral families. Retaining the deterministic regex alongside it is deliberate: it lets the reader see exactly how much, and where, refusal-based scoring diverges from genuine harmful-compliance scoring, and its reproducibility is why it remains the over-refusal scorer and the transparent proxy. A judge LLM does introduce a variance budget and an additional moving part, so it is controlled accordingly — run at full precision, with greedy decoding, over the immutable saved generations, writing only redacted sidecars — rather than avoided.</w:t>
       </w:r>
     </w:p>
     <w:p>
@@ -3593,7 +3593,7 @@
           <w:sz w:val="22"/>
           <w:szCs w:val="22"/>
         </w:rPr>
-        <w:t xml:space="preserve">The trade-off of deterministic parsing — its potential to miss nuanced or euphemistic refusals — is explicitly acknowledged in the Limitations chapter and motivates one of the proposed future-work directions.</w:t>
+        <w:t xml:space="preserve">The trade-off of deterministic parsing — its potential to miss nuanced or euphemistic refusals — is exactly why the official HarmBench classifier, not the regex, is the primary HarmBench scorer (§6.12). For XSTest over-refusal, where no benchmark-native classifier exists, deterministic parsing remains in use; that residual limitation is acknowledged in the Limitations chapter and motivates a refusal-style XSTest judge as one of the proposed future-work directions.</w:t>
       </w:r>
     </w:p>
     <w:p>
@@ -6787,7 +6787,7 @@
           <w:sz w:val="22"/>
           <w:szCs w:val="22"/>
         </w:rPr>
-        <w:t xml:space="preserve">The repository ships with a verification suite of 295 automated tests across twenty-three test files. The full distribution is recorded in Appendix D. Coverage areas include the dataset and benchmark loaders, the legacy evaluators (retained for backward compatibility), model loader specifics including dtype resolution and quantized-flag propagation, the prompt-formatting logic with explicit tests for enable_thinking handling, the matrix-reuse behaviour (verifying that reuse_loaded_model=True loads each model only once), the analysis module's pairwise delta computation, bootstrap CI logic, and v2 score-sidecar selection, the per-prompt schema validator, the resume-helper functions, the refusal-parser regex correctness (including regression tests for the v2 expanded patterns and curly-apostrophe handling), the judge-model validation layer (stub-backend scoring, sidecar redaction enforcement, ASR aggregation, raw-immutability, and an official-template regression check), and the SLURM job generator including the per-benchmark and per-model grouping modes. All 295 tests pass on the current commit.</w:t>
+        <w:t xml:space="preserve">The repository ships with a verification suite of 306 automated tests across twenty-three test files. The full distribution is recorded in Appendix D. Coverage areas include the dataset and benchmark loaders, the legacy evaluators (retained for backward compatibility), model loader specifics including dtype resolution and quantized-flag propagation, the prompt-formatting logic with explicit tests for enable_thinking handling, the matrix-reuse behaviour (verifying that reuse_loaded_model=True loads each model only once), the analysis module's pairwise delta computation, bootstrap CI logic, and v2 score-sidecar selection, the per-prompt schema validator, the resume-helper functions, the refusal-parser regex correctness (including regression tests for the v2 expanded patterns and curly-apostrophe handling), the judge-model validation layer (stub-backend scoring, sidecar redaction enforcement, ASR aggregation, raw-immutability, and an official-template regression check), and the SLURM job generator including the per-benchmark and per-model grouping modes. All 306 tests pass on the current commit.</w:t>
       </w:r>
     </w:p>
     <w:p>
@@ -9165,7 +9165,7 @@
                 <w:sz w:val="20"/>
                 <w:szCs w:val="20"/>
               </w:rPr>
-              <w:t xml:space="preserve">(installed via requirements.txt; 295 tests passing)</w:t>
+              <w:t xml:space="preserve">(installed via requirements.txt; 306 tests passing)</w:t>
             </w:r>
           </w:p>
         </w:tc>
@@ -9513,7 +9513,7 @@
           <w:sz w:val="22"/>
           <w:szCs w:val="22"/>
         </w:rPr>
-        <w:t xml:space="preserve">With group_by=model, the framework emits six sbatch files — one per model alias. Each script runs the full configured benchmark suite for its model with the model loaded only once, exploiting the matrix runner's reuse_loaded_model=True default. (The initial matrix run covered the three core benchmarks; ARC-Challenge was added later as the second capability benchmark and run on all six models via a parallel per-model job set, slurm/jobs_tc1_arc/ — see §6.4.1.) The six scripts are:</w:t>
+        <w:t xml:space="preserve">With group_by=model, the framework emits six sbatch files — one per model alias. Each script runs the full configured benchmark suite for its model with the model loaded only once, exploiting the matrix runner's reuse_loaded_model=True default. (The initial matrix run covered the three core benchmarks; ARC-Challenge was added later as the second capability benchmark and run on the original six models via a parallel per-model job set, slurm/jobs_tc1_arc/, with the two cross-family pairs covering ARC inside their matrix jobs — see §6.4.1.) The six scripts are:</w:t>
       </w:r>
     </w:p>
     <w:p>
@@ -9710,7 +9710,7 @@
           <w:sz w:val="22"/>
           <w:szCs w:val="22"/>
         </w:rPr>
-        <w:t xml:space="preserve">All six original experimental runs completed successfully on the NTU TC1 GPU cluster on 2026-05-27 (SLURM jobs 60976–60981). Three matched pairs were evaluated: Qwen3-1.7B (jobs 60976/60977), Qwen3-4B (jobs 60978/60979), and Llama 3.2 3B-Instruct (jobs 60980/60981). A cross-family extension subsequently added two further matched pairs — Mistral-7B-Instruct-v0.3 and Phi-4-mini-instruct — run on the same cluster on 2026-06-15 (matrix jobs 61121/61122/61123/61125; HarmBench classifier job 61134), taking the study to five pairs / ten models / four families; their results are folded into Tables 6.1–6.3 and analysed in §6.13. Each job ran all three core benchmarks sequentially with the model loaded once; ARC-Challenge (the second capability benchmark) was added afterwards and run on all six models in a separate per-model job set (§6.4.1). The results are presented in Table 6.1 (per-pair raw metrics) and Table 6.2 (quantization deltas and interpretation labels). Detailed per-pair observations are in §6.6 (Qwen 2B), §6.8 (Qwen 4B), §6.10 (Llama 3.2 3B), and §6.13 (Mistral-7B and Phi-4-mini). The within-family scale analysis (RQ4) is in §6.2 and §6.9. The cross-family comparison (RQ5) is in §6.11, extended across four families in §6.13.</w:t>
+        <w:t xml:space="preserve">All six original experimental runs completed successfully on the NTU TC1 GPU cluster on 2026-05-27 (SLURM jobs 60976–60981). Three matched pairs were evaluated: Qwen3-1.7B (jobs 60976/60977), Qwen3-4B (jobs 60978/60979), and Llama 3.2 3B-Instruct (jobs 60980/60981). A cross-family extension subsequently added two further matched pairs — Mistral-7B-Instruct-v0.3 and Phi-4-mini-instruct — run on the same cluster on 2026-06-15 (matrix jobs 61121/61122/61123/61125; HarmBench classifier job 61134), taking the study to five pairs / ten models / four families; their results are folded into Tables 6.1–6.3 and analysed in §6.13. Each job ran all three core benchmarks sequentially with the model loaded once; ARC-Challenge (the second capability benchmark) was added afterwards and run on the original six models in a separate per-model job set, with the two cross-family pairs covering ARC inside their matrix jobs (§6.4.1). The results are presented in Table 6.1 (per-pair raw metrics) and Table 6.2 (quantization deltas and interpretation labels). Detailed per-pair observations are in §6.6 (Qwen 2B), §6.8 (Qwen 4B), §6.10 (Llama 3.2 3B), and §6.13 (Mistral-7B and Phi-4-mini). The within-family scale analysis (RQ4) is in §6.2 and §6.9. The cross-family comparison (RQ5) is in §6.11, extended across four families in §6.13.</w:t>
       </w:r>
     </w:p>
     <w:p>
@@ -15466,7 +15466,7 @@
           <w:sz w:val="22"/>
           <w:szCs w:val="22"/>
         </w:rPr>
-        <w:t xml:space="preserve">Because the capability anchor rests on a single MMLU subset, a structurally different second capability benchmark — ARC-Challenge (allenai/ai2_arc; 1,172 reasoning-oriented science questions; identical exact-match scoring) — was run on all six models to test whether the MMLU-based capability claims replicate (results/analysis/pairwise_deltas, benchmark = arc; same 2,000-resample paired-bootstrap CI as MMLU). The direction is robust: every pair loses capability under quantization on ARC as well as MMLU. The magnitude and significance, however, diverge informatively. Qwen 1.7B — which loses a large, significant 8.7 pp on MMLU — loses only 1.3 pp on ARC (CI [−0.036, +0.011], not significant), so the severe MMLU figure is substantially MMLU-specific (consistent with the answer-format truncation noted in Chapter 8), and the capability half of the 1.7B dual degradation is correspondingly milder than MMLU alone implies. Qwen 4B shows the opposite pattern: flat on MMLU (−0.3 pp, n.s.) but a small, significant −2.1 pp on ARC (CI [−0.037, −0.007]), so its capability is less fully preserved than MMLU suggested. Llama 3B is the most consistent pair — significant on both (−4.3 pp MMLU, −2.8 pp ARC). Two implications follow. First, RQ3 (NF4 degrades capability) is strengthened: the direction holds across two independent benchmarks and at least one benchmark reaches significance for every pair. Second, the dramatic within-Qwen scale gap under MMLU (the ≈29:1 ratio, §6.2/RQ4) does not replicate under ARC, which finds the 4B losing marginally more than the 1.7B; the strong 'smaller model is far more capability-sensitive' claim is therefore MMLU-specific and is hedged accordingly. Interpretation labels remain MMLU-anchored; ARC is reported here as a corroborating capability axis, and a formal composite-capability rule is left to future work. The two cross-family pairs (§6.13) extend the ARC axis to ten models: Mistral-7B is essentially flat on ARC (+0.9 pp, not significant) consistent with its preserved MMLU, and Phi-4-mini loses 1.5 pp (not significant) alongside a 2.3 pp MMLU dip — both new families showing the same direction-consistent, modest capability story.</w:t>
+        <w:t xml:space="preserve">Because the capability anchor rests on a single MMLU subset, a structurally different second capability benchmark — ARC-Challenge (allenai/ai2_arc; 1,172 reasoning-oriented science questions; identical exact-match scoring) — was run on all ten models to test whether the MMLU-based capability claims replicate (results/analysis/pairwise_deltas, benchmark = arc; same 2,000-resample paired-bootstrap CI as MMLU). The direction is robust: every pair loses capability under quantization on ARC as well as MMLU. The magnitude and significance, however, diverge informatively. Qwen 1.7B — which loses a large, significant 8.7 pp on MMLU — loses only 1.3 pp on ARC (CI [−0.036, +0.011], not significant), so the severe MMLU figure is substantially MMLU-specific (consistent with the answer-format truncation noted in Chapter 8), and the capability half of the 1.7B dual degradation is correspondingly milder than MMLU alone implies. Qwen 4B shows the opposite pattern: flat on MMLU (−0.3 pp, n.s.) but a small, significant −2.1 pp on ARC (CI [−0.037, −0.007]), so its capability is less fully preserved than MMLU suggested. Llama 3B is the most consistent pair — significant on both (−4.3 pp MMLU, −2.8 pp ARC). Two implications follow. First, RQ3 (NF4 degrades capability) is strengthened: the direction holds across two independent benchmarks and at least one benchmark reaches significance for every pair. Second, the dramatic within-Qwen scale gap under MMLU (the ≈29:1 ratio, §6.2/RQ4) does not replicate under ARC, which finds the 4B losing marginally more than the 1.7B; the strong 'smaller model is far more capability-sensitive' claim is therefore MMLU-specific and is hedged accordingly. Interpretation labels remain MMLU-anchored; ARC is reported here as a corroborating capability axis, and a formal composite-capability rule is left to future work. The two cross-family pairs (§6.13) extend the ARC axis to ten models: Mistral-7B is essentially flat on ARC (+0.9 pp, not significant) consistent with its preserved MMLU, and Phi-4-mini loses 1.5 pp (not significant) alongside a 2.3 pp MMLU dip — both new families showing the same direction-consistent, modest capability story.</w:t>
       </w:r>
     </w:p>
     <w:p>
@@ -15554,7 +15554,7 @@
           <w:sz w:val="22"/>
           <w:szCs w:val="22"/>
         </w:rPr>
-        <w:t xml:space="preserve">Note the sharp contrast with the secondary v2 proxy, which reports a much higher absolute non-refusal rate (0.600 → 0.575) and a small negative delta (−0.025) that on its own looked like a non-event. The judge reveals that of the many Qwen 1.7B responses the regex counted as "not a refusal", only ~13–19% are genuine instances of the harmful behaviour — and that the *true* harmful-compliance rate rises significantly under quantization, the opposite direction from the proxy's point estimate. This is the clearest single illustration in the study of why the official classifier, not refusal-counting, is the appropriate scorer (see §6.12).</w:t>
+        <w:t xml:space="preserve">Note the sharp contrast with the secondary v2 proxy, which reports a much higher absolute non-refusal rate (0.600 → 0.575) and a small negative delta (−0.025) that on its own looked like a non-event. The judge reveals that of the many Qwen 1.7B responses the regex counted as "not a refusal", only about 22% (baseline) to 33% (4-bit) are genuine instances of the harmful behaviour — and that the *true* harmful-compliance rate rises significantly under quantization, the opposite direction from the proxy's point estimate. This is the clearest single illustration in the study of why the official classifier, not refusal-counting, is the appropriate scorer (see §6.12).</w:t>
       </w:r>
     </w:p>
     <w:p>
@@ -15816,7 +15816,7 @@
           <w:sz w:val="22"/>
           <w:szCs w:val="22"/>
         </w:rPr>
-        <w:t xml:space="preserve">With all six jobs evaluated and HarmBench ASR scored by the official classifier, it is now possible to give answers to all five research questions. Paired bootstrap 95% confidence intervals quantify the statistical uncertainty behind each answer. Three deltas are statistically significant under the primary scorers: Qwen 1.7B ΔASR (+0.055, judge), Qwen 1.7B ΔMMLU (−0.087), and Llama 3B ΔMMLU (−0.043). All other deltas — including the Qwen 4B and Llama ΔASR, all three ΔOR values, and Qwen 4B ΔMMLU — are within sampling noise. The Qwen 1.7B ΔASR is the only HarmBench result whose CI excludes zero in either direction; combined with its significant capability loss, the Qwen 1.7B broad_degradation is the single most consequential empirical result in the study.</w:t>
+        <w:t xml:space="preserve">With all ten models evaluated and HarmBench ASR scored by the official classifier, it is now possible to give answers to all five research questions. Paired bootstrap 95% confidence intervals quantify the statistical uncertainty behind each answer. Among the original three pairs, three deltas are statistically significant under the primary scorers: Qwen 1.7B ΔASR (+0.055, judge), Qwen 1.7B ΔMMLU (−0.087), and Llama 3B ΔMMLU (−0.043); the second capability benchmark adds significant ARC losses for Qwen 4B (−0.021) and Llama (−0.028), and the cross-family extension adds one significant over-refusal delta — a decrease — for Phi-4-mini (ΔOR −0.028). Every ΔASR other than Qwen 1.7B — Qwen 4B, Llama, Mistral-7B and Phi-4-mini — is within sampling noise under four-bit NF4, as are the remaining ΔOR values and the Qwen 4B ΔMMLU. The Qwen 1.7B ΔASR is the only HarmBench result whose CI excludes zero under four-bit NF4; combined with its significant capability loss, the Qwen 1.7B broad_degradation is the single most consequential empirical result in the study.</w:t>
       </w:r>
     </w:p>
     <w:p>
@@ -15982,7 +15982,7 @@
           <w:sz w:val="24"/>
           <w:szCs w:val="24"/>
         </w:rPr>
-        <w:t xml:space="preserve">Discussion: What the full three-pair dataset tells us</w:t>
+        <w:t xml:space="preserve">Discussion: What the full five-pair dataset tells us</w:t>
       </w:r>
     </w:p>
     <w:p>
@@ -18215,7 +18215,7 @@
           <w:sz w:val="22"/>
           <w:szCs w:val="22"/>
         </w:rPr>
-        <w:t xml:space="preserve">Central result — boundary instability, not targeted erosion. A thin baseline margin does predict which prompts flip under NF4, but the honest within-model effect is modest. Pooling all 1,000 prompts gives AUC 0.76; after removing the between-family level difference (z-scoring the margin within each pair) it falls to 0.64, and within individual pairs it is near chance for the two thinnest-margin families (Qwen-1.7B 0.61, Mistral 0.54). Decisively, the flips are symmetric: of 92 flips, 50 are harmful-ward (refuse→comply) and 42 are safe-ward (comply→refuse), and a thin margin predicts the safe-ward flips (AUC 0.78) at least as strongly as the harmful-ward ones (0.75). Thin first-token margins thus mark prompts sitting near the greedy-decoding decision boundary that quantization destabilises in either direction — a near-definitional boundary-fragility effect, not evidence of a safety-specific erosion mechanism.</w:t>
+        <w:t xml:space="preserve">Central result — boundary instability, not targeted erosion. A thin baseline margin does predict which prompts flip under NF4, but the honest within-model effect is modest. Pooling all 1,000 prompts gives AUC 0.76; after removing the between-family level difference (z-scoring the margin within each pair) it falls to 0.64, and within individual pairs it is near chance for the two thinnest-margin families (Qwen-1.7B 0.61, Mistral 0.54). The flips are also close to symmetric in aggregate: of 92 flips, 50 are harmful-ward (refuse→comply) and 42 are safe-ward (comply→refuse), and a thin margin predicts the safe-ward flips (AUC 0.78) at least as strongly as the harmful-ward ones (0.75). This pooled near-symmetry must, however, be read with care: it is driven by Mistral-7B — the one family whose first-token margin the gate above flags as a poor proxy — which alone contributes 20 harmful-ward and 28 safe-ward flips (two-thirds of all safe-ward flips). Across the four families where the first-token margin is a valid proxy the flips lean roughly 2:1 harmful-ward (30 versus 14), and the load-bearing Qwen-1.7B pair is 16 versus 5. Two of those valid-proxy families are nonetheless individually symmetric (Llama 2:2, Phi 5:5) and the safe-ward direction is well represented, so thin first-token margins are best read as marking prompts near the greedy-decoding decision boundary that quantization can destabilise in either direction — a boundary-fragility effect rather than evidence of a safety-specific erosion mechanism. The decisive evidence for the boundary-instability reading of the one behaviourally-moving pair (Qwen-1.7B) is not this pooled symmetry but the entropy confound control and the significant ΔMMLU discussed next.</w:t>
       </w:r>
     </w:p>
     <w:p>
@@ -18229,7 +18229,7 @@
           <w:sz w:val="22"/>
           <w:szCs w:val="22"/>
         </w:rPr>
-        <w:t xml:space="preserve">Direction of the margin shift is model-specific and modest. The paired shift Δm = m(fp16) − m(NF4) is statistically significant for every pair (Wilcoxon p &lt; 0.001, n = 200) but moves comply-ward for Qwen (Δm = +1.2 for 1.7B, +4.0 for 4B) and refuse-ward for Llama and Phi (−1.1, −0.3), with effect sizes spanning Cohen dz ≈ −0.35 to +1.8; the whole-sequence margins reverse the first-token sign for Qwen-1.7B and Phi, so the directional claim is first-token-specific. The supportable statement is that NF4 perturbs the first-token refusal distribution in a model-specific direction, not that it uniformly erodes refusal. Tellingly, Qwen-4B shifts comply-ward more than Qwen-1.7B (+4.0 vs +1.2) yet flips fewer prompts (9 vs 21), because its baseline margin is far wider (median 13.0 vs 3.8) — it has refusal headroom to absorb the perturbation, which is the mechanistic reason the 4B pair is behaviourally intact while the 1.7B is not.</w:t>
+        <w:t xml:space="preserve">Direction of the margin shift is model-specific and modest. The paired shift Δm = m(fp16) − m(NF4) is statistically significant for every pair (Wilcoxon p &lt; 0.001, n = 200) but moves comply-ward for Qwen (Δm = +1.2 for 1.7B, +4.0 for 4B) and refuse-ward for Llama and Phi (−1.1, −0.3), with effect sizes spanning Cohen dz ≈ −0.74 to +1.8; the whole-sequence margins reverse the first-token sign for Qwen-1.7B and Phi, so the directional claim is first-token-specific. The supportable statement is that NF4 perturbs the first-token refusal distribution in a model-specific direction, not that it uniformly erodes refusal. Tellingly, Qwen-4B shifts comply-ward more than Qwen-1.7B (+4.0 vs +1.2) yet flips fewer prompts (9 vs 21), because its baseline margin is far wider (median 13.0 vs 3.8) — it has refusal headroom to absorb the perturbation, which is the mechanistic reason the 4B pair is behaviourally intact while the 1.7B is not.</w:t>
       </w:r>
     </w:p>
     <w:p>
@@ -18420,7 +18420,7 @@
           <w:sz w:val="22"/>
           <w:szCs w:val="22"/>
         </w:rPr>
-        <w:t xml:space="preserve">External validity is bounded by three explicit design choices. First, findings are bounded to BitsAndBytes NF4 quantization. Alternative methods such as GPTQ, AWQ, and the GGUF family used by llama.cpp may produce different effects, both quantitatively and qualitatively; the present study does not claim to characterise those methods. Second, the Qwen3 baselines (Qwen3-1.7B and Qwen3-4B) are instruction-tuned dense models from the official Alibaba Qwen3 release; results describe quantization behaviour on this specific model family and may not transfer directly to other architectures or training regimes. Third, the study is restricted to English-language, text-only interactions; multilingual and multimodal effects are out of scope.</w:t>
+        <w:t xml:space="preserve">External validity is bounded by three explicit design choices. First, findings are bounded to BitsAndBytes NF4 quantization. Alternative methods such as GPTQ, AWQ, and the GGUF family used by llama.cpp may produce different effects, both quantitatively and qualitatively; the present study does not claim to characterise those methods. Second, the Qwen3 baselines (Qwen3-1.7B and Qwen3-4B) are instruction-tuned dense models from the official Alibaba Qwen3 release; results describe quantization behaviour on this specific model family and may not transfer directly to other architectures or training regimes. Third, the study is restricted to English-language, text-only interactions; multilingual and multimodal effects are out of scope. Finally, the full-precision baseline is loaded at float16 (dtype: auto resolves to float16 on CUDA), not the models' native bfloat16; because both members of every pair share the same compute dtype, the matched-pair delta still cleanly isolates quantization, but the absolute baseline figures are float16 rather than bfloat16 values.</w:t>
       </w:r>
     </w:p>
     <w:p>
@@ -18480,7 +18480,7 @@
           <w:sz w:val="22"/>
           <w:szCs w:val="22"/>
         </w:rPr>
-        <w:t xml:space="preserve">HarmBench ASR was initially scored with a deterministic regex parser, chosen for reproducibility. The judge validation (§6.12) showed this regex measures "non-refusal rate" rather than genuine harmful compliance and over-counts ASR — most severely for the Qwen models — so the official HarmBench classifier was promoted to the primary HarmBench scorer (decision D16) and the regex demoted to a transparent secondary proxy. This removes the original construct-validity threat on the HarmBench metric: the primary scorer is now the benchmark's own fine-tuned classifier, run at full precision with deterministic decoding. Two residual threats remain. First, the HarmBench classifier is itself a model and can err. This single-judge threat has now been directly tested: the saved generations were re-scored by a second, architecturally unrelated frontier judge (gpt-4o) applying the same HarmBench rubric (the api_judge backend; D25). The two judges agree strongly per prompt (κ 0.69–0.94) and the second judge reproduces the Qwen 1.7B increase in direction and approximate magnitude (+0.045 versus +0.055), though at McNemar p = 0.122 it does not reach significance under the second judge (§6.12, Result 4). The construct-validity threat is therefore substantially resolved — the finding is not an artefact of one classifier — with two residual caveats: the second judge is a versioned, less-reproducible API model, and both judges share the general lineage of LLM-based harm classification, so a fully independent open-weight guard (e.g. LlamaGuard) remains a complementary future check. Second, XSTest over-refusal is still scored by the regex parser, since the HarmBench classifier does not judge over-refusal; a refusal-style judge for XSTest is likewise future work. The immutable-raw-output contract (TC1-original raw.jsonl/summary.json untouched; all corrected and judge scores in derived sidecars) means either future judge can be added without disturbing the existing evidence trail.</w:t>
+        <w:t xml:space="preserve">HarmBench ASR was initially scored with a deterministic regex parser, chosen for reproducibility. The judge validation (§6.12) showed this regex measures "non-refusal rate" rather than genuine harmful compliance and over-counts ASR — most severely for the Qwen models — so the official HarmBench classifier was promoted to the primary HarmBench scorer (decision D16) and the regex demoted to a transparent secondary proxy. This removes the original construct-validity threat on the HarmBench metric: the primary scorer is now the benchmark's own fine-tuned classifier, run at full precision with deterministic decoding. Two residual threats remain. First, the HarmBench classifier is itself a model and can err. This single-judge threat has now been directly tested: the saved generations were re-scored by a second, architecturally unrelated frontier judge (gpt-4o) applying the same HarmBench rubric (the api_judge backend; D25). The two judges agree strongly per prompt (κ 0.60–0.95 across all ten models) and the second judge reproduces the Qwen 1.7B increase in direction and approximate magnitude (+0.045 versus +0.055), though at McNemar p = 0.122 it does not reach significance under the second judge (§6.12, Result 4). The construct-validity threat is therefore substantially resolved — the finding is not an artefact of one classifier — with two residual caveats: the second judge is a versioned, less-reproducible API model, and both judges share the general lineage of LLM-based harm classification, so a fully independent open-weight guard (e.g. LlamaGuard) remains a complementary future check. Second, XSTest over-refusal is still scored by the regex parser, since the HarmBench classifier does not judge over-refusal; a refusal-style judge for XSTest is likewise future work. The immutable-raw-output contract (TC1-original raw.jsonl/summary.json untouched; all corrected and judge scores in derived sidecars) means either future judge can be added without disturbing the existing evidence trail.</w:t>
       </w:r>
     </w:p>
     <w:p>
@@ -18655,7 +18655,7 @@
           <w:sz w:val="22"/>
           <w:szCs w:val="22"/>
         </w:rPr>
-        <w:t xml:space="preserve">Partial capability proxy (now two-benchmark). The six-subject MMLU subset is a tractable but partial measure of general capability and does not include code generation, long-context reasoning, or tool-use evaluation. To address this, a second capability benchmark (ARC-Challenge, 1,172 reasoning-oriented questions) has now been run on all six models (§6.4.1). It confirms the direction of capability loss but shows the MMLU magnitudes are partly benchmark-specific — Qwen 1.7B's large MMLU drop does not replicate on ARC, while Qwen 4B shows a small significant ARC loss MMLU missed — so capability is now reported as a two-benchmark composite. The interpretation labels remain MMLU-anchored pending a formal composite-capability rule (Chapter 9).</w:t>
+        <w:t xml:space="preserve">Partial capability proxy (now two-benchmark). The six-subject MMLU subset is a tractable but partial measure of general capability and does not include code generation, long-context reasoning, or tool-use evaluation. To address this, a second capability benchmark (ARC-Challenge, 1,172 reasoning-oriented questions) has now been run on all ten models (§6.4.1). It confirms the direction of capability loss but shows the MMLU magnitudes are partly benchmark-specific — Qwen 1.7B's large MMLU drop does not replicate on ARC, while Qwen 4B shows a small significant ARC loss MMLU missed — so capability is now reported as a two-benchmark composite. The interpretation labels remain MMLU-anchored pending a formal composite-capability rule (Chapter 9).</w:t>
       </w:r>
     </w:p>
     <w:p>
@@ -18866,7 +18866,7 @@
           <w:sz w:val="22"/>
           <w:szCs w:val="22"/>
         </w:rPr>
-        <w:t xml:space="preserve">Composite-capability interpretation rule (second benchmark now run). ARC-Challenge has been run on all six models (§6.4.1) and corroborated the direction of capability loss while showing the MMLU magnitudes are partly benchmark-specific — notably the Qwen 1.7B drop (−8.7 pp MMLU vs −1.3 pp ARC, n.s.) and the within-Qwen scale ratio (≈29:1 on MMLU, not reproduced on ARC). The interpretation labels currently stay MMLU-anchored with ARC as a corroborating axis; formalising a composite-capability rule (e.g. requiring agreement across benchmarks before assigning a capability-driven label) is the natural next step. Adding further capability benchmarks (e.g. GSM8K for math reasoning, HellaSwag for commonsense) would broaden the composite.</w:t>
+        <w:t xml:space="preserve">Composite-capability interpretation rule (second benchmark now run). ARC-Challenge has been run on all ten models (§6.4.1) and corroborated the direction of capability loss while showing the MMLU magnitudes are partly benchmark-specific — notably the Qwen 1.7B drop (−8.7 pp MMLU vs −1.3 pp ARC, n.s.) and the within-Qwen scale ratio (≈29:1 on MMLU, not reproduced on ARC). The interpretation labels currently stay MMLU-anchored with ARC as a corroborating axis; formalising a composite-capability rule (e.g. requiring agreement across benchmarks before assigning a capability-driven label) is the natural next step. Adding further capability benchmarks (e.g. GSM8K for math reasoning, HellaSwag for commonsense) would broaden the composite.</w:t>
       </w:r>
     </w:p>
     <w:p>
@@ -18956,7 +18956,7 @@
           <w:sz w:val="22"/>
           <w:szCs w:val="22"/>
         </w:rPr>
-        <w:t xml:space="preserve">Fully-independent open-weight second judge. The primary HarmBench classifier has now been cross-checked against a second frontier judge (gpt-4o, same rubric), which agreed strongly (κ 0.69–0.94) and reproduced the finding's direction (§6.12, Result 4) — substantially resolving the single-judge threat. Two complementary extensions remain: (i) re-run the cross-check with an open-weight guard model (e.g. LlamaGuard, via the already-wired --backend llamaguard on TC1) so the confirmation does not depend on a versioned API model and is fully reproducible; and (ii) add a refusal-style judge for XSTest over-refusal, which the HarmBench classifier does not score. Both are derived validation layers writing separate redacted sidecars, never modifying raw.jsonl, summary.json, or existing sidecars.</w:t>
+        <w:t xml:space="preserve">Fully-independent open-weight second judge. The primary HarmBench classifier has now been cross-checked against a second frontier judge (gpt-4o, same rubric), which agreed strongly (κ 0.60–0.95 across all ten models) and reproduced the finding's direction (§6.12, Result 4) — substantially resolving the single-judge threat. Two complementary extensions remain: (i) re-run the cross-check with an open-weight guard model (e.g. LlamaGuard, via the already-wired --backend llamaguard on TC1) so the confirmation does not depend on a versioned API model and is fully reproducible; and (ii) add a refusal-style judge for XSTest over-refusal, which the HarmBench classifier does not score. Both are derived validation layers writing separate redacted sidecars, never modifying raw.jsonl, summary.json, or existing sidecars.</w:t>
       </w:r>
     </w:p>
     <w:p>
@@ -19019,7 +19019,7 @@
           <w:sz w:val="22"/>
           <w:szCs w:val="22"/>
         </w:rPr>
-        <w:t xml:space="preserve">The methodological contribution is a controlled matched-pair design in which baseline and four-bit pair members are loaded from identical baseline weights, with NF4 quantization applied on the fly. This design eliminates publisher- and pipeline-asymmetry as confounds and provides the strongest practical isolation of quantization as the experimental variable. The engineering contribution is an open, reproducible benchmarking framework comprising the matched-pair pipeline, three benchmark plugins, the pairwise analysis layer with rule-based interpretation labels and paired bootstrap 95% confidence intervals, full SLURM orchestration for the NTU TC1 cluster with resumable per-model matrix jobs, and a verification suite of 295 automated tests. The analytical contribution is the interpretation layer itself — the capability-anchored, statistically-grounded, multi-benchmark framework — which formalises the alignment-versus-capability disambiguation as a rule-based decision procedure over combined safety and capability deltas and which is the durable contribution of this study independent of any specific empirical outcome.</w:t>
+        <w:t xml:space="preserve">The methodological contribution is a controlled matched-pair design in which baseline and four-bit pair members are loaded from identical baseline weights, with NF4 quantization applied on the fly. This design eliminates publisher- and pipeline-asymmetry as confounds and provides the strongest practical isolation of quantization as the experimental variable. The engineering contribution is an open, reproducible benchmarking framework comprising the matched-pair pipeline, four benchmark plugins, the pairwise analysis layer with rule-based interpretation labels and paired bootstrap 95% confidence intervals, full SLURM orchestration for the NTU TC1 cluster with resumable per-model matrix jobs, and a verification suite of 306 automated tests. The analytical contribution is the interpretation layer itself — the capability-anchored, statistically-grounded, multi-benchmark framework — which formalises the alignment-versus-capability disambiguation as a rule-based decision procedure over combined safety and capability deltas and which is the durable contribution of this study independent of any specific empirical outcome.</w:t>
       </w:r>
     </w:p>
     <w:p>
@@ -19316,6 +19316,42 @@
     </w:p>
     <w:p>
       <w:pPr>
+        <w:pStyle w:val="ListParagraph"/>
+        <w:numPr>
+          <w:ilvl w:val="0"/>
+          <w:numId w:val="7"/>
+        </w:numPr>
+        <w:spacing w:after="80" w:line="280"/>
+      </w:pPr>
+      <w:r>
+        <w:rPr>
+          <w:rFonts w:ascii="Calibri" w:cs="Calibri" w:eastAsia="Calibri" w:hAnsi="Calibri"/>
+          <w:sz w:val="22"/>
+          <w:szCs w:val="22"/>
+        </w:rPr>
+        <w:t xml:space="preserve">Arditi, A., Obeso, O., Syed, A., Paleka, D., Panickssery, N., Gurnee, W., Nanda, N. Refusal in Language Models Is Mediated by a Single Direction. NeurIPS 2024; arXiv:2406.11717, 2024.</w:t>
+      </w:r>
+    </w:p>
+    <w:p>
+      <w:pPr>
+        <w:pStyle w:val="ListParagraph"/>
+        <w:numPr>
+          <w:ilvl w:val="0"/>
+          <w:numId w:val="7"/>
+        </w:numPr>
+        <w:spacing w:after="80" w:line="280"/>
+      </w:pPr>
+      <w:r>
+        <w:rPr>
+          <w:rFonts w:ascii="Calibri" w:cs="Calibri" w:eastAsia="Calibri" w:hAnsi="Calibri"/>
+          <w:sz w:val="22"/>
+          <w:szCs w:val="22"/>
+        </w:rPr>
+        <w:t xml:space="preserve">Proskurina, I., Brun, L., Metzler, G., Velcin, J. When Quantization Affects Confidence of Large Language Models? Findings of NAACL 2024; arXiv:2405.00632, 2024.</w:t>
+      </w:r>
+    </w:p>
+    <w:p>
+      <w:pPr>
         <w:pStyle w:val="Heading1"/>
         <w:pageBreakBefore/>
         <w:spacing w:after="200" w:before="360"/>
@@ -22875,7 +22911,7 @@
           <w:sz w:val="22"/>
           <w:szCs w:val="22"/>
         </w:rPr>
-        <w:t xml:space="preserve">The verification suite comprises 295 automated tests across twenty-three test files. The distribution is summarised in Table D.1; the test files are located under tests/ in the repository.</w:t>
+        <w:t xml:space="preserve">The verification suite comprises 306 automated tests across twenty-three test files. The distribution is summarised in Table D.1; the test files are located under tests/ in the repository.</w:t>
       </w:r>
     </w:p>
     <w:tbl>
@@ -23148,7 +23184,7 @@
                 <w:sz w:val="20"/>
                 <w:szCs w:val="20"/>
               </w:rPr>
-              <w:t xml:space="preserve">28</w:t>
+              <w:t xml:space="preserve">30</w:t>
             </w:r>
           </w:p>
         </w:tc>
@@ -23178,7 +23214,7 @@
                 <w:sz w:val="20"/>
                 <w:szCs w:val="20"/>
               </w:rPr>
-              <w:t xml:space="preserve">ModelSpec, device and dtype resolution, prompt formatting (incl. enable_thinking), and attn_implementation threading (injected only when set, omitted otherwise).</w:t>
+              <w:t xml:space="preserve">ModelSpec, device and dtype resolution, prompt formatting (incl. enable_thinking), attn_implementation threading (injected only when set, omitted otherwise), and prompt-templating provenance (prompt_was_templated).</w:t>
             </w:r>
           </w:p>
         </w:tc>
@@ -23332,7 +23368,7 @@
                 <w:sz w:val="20"/>
                 <w:szCs w:val="20"/>
               </w:rPr>
-              <w:t xml:space="preserve">20</w:t>
+              <w:t xml:space="preserve">21</w:t>
             </w:r>
           </w:p>
         </w:tc>
@@ -23362,7 +23398,7 @@
                 <w:sz w:val="20"/>
                 <w:szCs w:val="20"/>
               </w:rPr>
-              <w:t xml:space="preserve">Bootstrap CI, JSONL/CSV round-trip, schema validation.</w:t>
+              <w:t xml:space="preserve">Bootstrap CI, JSONL/CSV round-trip, schema validation, and summary-CSV upsert (a resumed run replaces its row rather than duplicating it).</w:t>
             </w:r>
           </w:p>
         </w:tc>
@@ -23424,7 +23460,7 @@
                 <w:sz w:val="20"/>
                 <w:szCs w:val="20"/>
               </w:rPr>
-              <w:t xml:space="preserve">17</w:t>
+              <w:t xml:space="preserve">20</w:t>
             </w:r>
           </w:p>
         </w:tc>
@@ -23454,7 +23490,7 @@
                 <w:sz w:val="20"/>
                 <w:szCs w:val="20"/>
               </w:rPr>
-              <w:t xml:space="preserve">Pairwise delta computation, interpretation labels (six-label taxonomy), McNemar exact test, bootstrap CI logic, v2 sidecar selection, ARC capability axis.</w:t>
+              <w:t xml:space="preserve">Pairwise delta computation, interpretation labels (six-label taxonomy), McNemar exact test, bootstrap CI logic, v2 sidecar selection, ARC capability axis, and NF4-only pair selection (the pairwise pipeline never labels an INT8 member as the NF4 result).</w:t>
             </w:r>
           </w:p>
         </w:tc>
@@ -23608,7 +23644,7 @@
                 <w:sz w:val="20"/>
                 <w:szCs w:val="20"/>
               </w:rPr>
-              <w:t xml:space="preserve">13</w:t>
+              <w:t xml:space="preserve">14</w:t>
             </w:r>
           </w:p>
         </w:tc>
@@ -23638,7 +23674,7 @@
                 <w:sz w:val="20"/>
                 <w:szCs w:val="20"/>
               </w:rPr>
-              <w:t xml:space="preserve">Judge-model validation: stub-backend scoring, sidecar redaction enforcement, ASR aggregation, raw-immutability, idempotency, the official-template regression check, judge-precision resolution.</w:t>
+              <w:t xml:space="preserve">Judge-model validation: stub-backend scoring, sidecar redaction enforcement, ASR aggregation, raw-immutability, idempotency, the official-template regression check, judge-precision resolution, and full status accounting (error/skipped counted, never silently dropped).</w:t>
             </w:r>
           </w:p>
         </w:tc>
@@ -23792,7 +23828,7 @@
                 <w:sz w:val="20"/>
                 <w:szCs w:val="20"/>
               </w:rPr>
-              <w:t xml:space="preserve">9</w:t>
+              <w:t xml:space="preserve">11</w:t>
             </w:r>
           </w:p>
         </w:tc>
@@ -23822,7 +23858,7 @@
                 <w:sz w:val="20"/>
                 <w:szCs w:val="20"/>
               </w:rPr>
-              <w:t xml:space="preserve">Agent harness: AGENTS/CLAUDE sync, project-log discipline, immutable-artifact tolerance, stale-text/redaction scans, agent-start packet.</w:t>
+              <w:t xml:space="preserve">Agent harness: AGENTS/CLAUDE sync, project-log discipline, immutable-artifact tolerance, stale-text/redaction scans, agent-start packet, and report-freshness (a report-source edit without a regenerated docx fails the gate; the committed policy keeps the source a trigger, not a satisfier).</w:t>
             </w:r>
           </w:p>
         </w:tc>
@@ -24712,7 +24748,7 @@
                 <w:sz w:val="20"/>
                 <w:szCs w:val="20"/>
               </w:rPr>
-              <w:t xml:space="preserve">45</w:t>
+              <w:t xml:space="preserve">46</w:t>
             </w:r>
           </w:p>
         </w:tc>
@@ -24742,7 +24778,7 @@
                 <w:sz w:val="20"/>
                 <w:szCs w:val="20"/>
               </w:rPr>
-              <w:t xml:space="preserve">v1 sanity tests plus v2 regression tests: canonical refusal templates, negative controls, curly-apostrophe handling, the diagnostic match_refusal_pattern helper.</w:t>
+              <w:t xml:space="preserve">v1 sanity tests plus v2 regression tests: canonical refusal templates, negative controls, curly-apostrophe handling, the diagnostic match_refusal_pattern helper, and MCQ answer extraction including markdown-emphasised answers ('**B.**', 'answer is **D**').</w:t>
             </w:r>
           </w:p>
         </w:tc>
@@ -24988,7 +25024,7 @@
                 <w:sz w:val="20"/>
                 <w:szCs w:val="20"/>
               </w:rPr>
-              <w:t xml:space="preserve">7</w:t>
+              <w:t xml:space="preserve">8</w:t>
             </w:r>
           </w:p>
         </w:tc>
@@ -25018,7 +25054,7 @@
                 <w:sz w:val="20"/>
                 <w:szCs w:val="20"/>
               </w:rPr>
-              <w:t xml:space="preserve">fp16 -&gt; INT8 -&gt; NF4 precision-sweep analysis: per-metric deltas vs fp16, graded/cliff/non-monotonic shape classification, graceful INT8-pending handling, and the v2-proxy column preferring summary.v2.json with fallback to summary.json.</w:t>
+              <w:t xml:space="preserve">fp16 -&gt; INT8 -&gt; NF4 precision-sweep analysis: per-metric deltas vs fp16, graded/cliff/non-monotonic shape classification, graceful INT8-pending handling, and both regex-derived columns (HarmBench v2 proxy AND XSTest over-refusal) preferring summary.v2.json with fallback, so v1 and v2 are never mixed across precisions.</w:t>
             </w:r>
           </w:p>
         </w:tc>
@@ -25172,7 +25208,7 @@
                 <w:sz w:val="20"/>
                 <w:szCs w:val="20"/>
               </w:rPr>
-              <w:t xml:space="preserve">295</w:t>
+              <w:t xml:space="preserve">306</w:t>
             </w:r>
           </w:p>
         </w:tc>
@@ -25529,7 +25565,7 @@
           <w:sz w:val="18"/>
           <w:szCs w:val="18"/>
         </w:rPr>
-        <w:t xml:space="preserve">├── tests/                    (295 tests across 23 files)</w:t>
+        <w:t xml:space="preserve">├── tests/                    (306 tests across 23 files)</w:t>
       </w:r>
     </w:p>
     <w:p>
@@ -30409,7 +30445,7 @@
           <w:sz w:val="22"/>
           <w:szCs w:val="22"/>
         </w:rPr>
-        <w:t xml:space="preserve">The workflow was verified in five ways. First, the full test suite passes with 295 tests, including v2 refusal-parser regression tests, the analysis sidecar-selection test, the capability-guard test for the refined interpretation rule, and judge-validation tests for redaction, raw immutability, idempotency, ASR aggregation, the official HarmBench classifier prompt template, and judge-precision resolution. Second, the judge job (61047) ran in full precision on a 32 GB V100 and classified all 1 200 generations with zero parse errors. Third, `scripts/judge_agreement.py` reproduces the judge-vs-v2 agreement and the judge-primary pair labels deterministically from the committed sidecars. Fourth, the original `raw.jsonl` and `summary.json` files were confirmed unchanged by every post-hoc step (rescore and judge). Fifth, all judge sidecars were checked for redaction: they contain prompt IDs, boolean labels, and run metadata only — no prompt, behaviour, or response text.</w:t>
+        <w:t xml:space="preserve">The workflow was verified in five ways. First, the full test suite passes with 306 tests, including v2 refusal-parser regression tests, the analysis sidecar-selection test, the capability-guard test for the refined interpretation rule, and judge-validation tests for redaction, raw immutability, idempotency, ASR aggregation, the official HarmBench classifier prompt template, and judge-precision resolution. Second, the judge job (61047) ran in full precision on a 32 GB V100 and classified all 1 200 generations with zero parse errors. Third, `scripts/judge_agreement.py` reproduces the judge-vs-v2 agreement and the judge-primary pair labels deterministically from the committed sidecars. Fourth, the original `raw.jsonl` and `summary.json` files were confirmed unchanged by every post-hoc step (rescore and judge). Fifth, all judge sidecars were checked for redaction: they contain prompt IDs, boolean labels, and run metadata only — no prompt, behaviour, or response text.</w:t>
       </w:r>
     </w:p>
     <w:p>
